--- a/CastawayKendy/MODELO_TCC2025.docx
+++ b/CastawayKendy/MODELO_TCC2025.docx
@@ -109,7 +109,7 @@
     </w:p>
     <w:p>
       <w:pPr>
-        <w:pStyle w:val="935"/>
+        <w:pStyle w:val="941"/>
         <w:pBdr/>
         <w:spacing w:line="360" w:lineRule="auto"/>
         <w:ind/>
@@ -590,7 +590,7 @@
     </w:p>
     <w:p>
       <w:pPr>
-        <w:pStyle w:val="937"/>
+        <w:pStyle w:val="943"/>
         <w:pBdr/>
         <w:spacing w:line="360" w:lineRule="auto"/>
         <w:ind/>
@@ -1261,7 +1261,7 @@
     </w:p>
     <w:p>
       <w:pPr>
-        <w:pStyle w:val="937"/>
+        <w:pStyle w:val="943"/>
         <w:pBdr/>
         <w:spacing w:line="360" w:lineRule="auto"/>
         <w:ind/>
@@ -1340,7 +1340,7 @@
     </w:p>
     <w:p>
       <w:pPr>
-        <w:pStyle w:val="938"/>
+        <w:pStyle w:val="944"/>
         <w:pBdr/>
         <w:spacing w:line="360" w:lineRule="auto"/>
         <w:ind w:left="4536"/>
@@ -1402,9 +1402,6 @@
         <w:t xml:space="preserve">.</w:t>
       </w:r>
       <w:r/>
-      <w:r/>
-      <w:r/>
-      <w:r/>
     </w:p>
     <w:p>
       <w:pPr>
@@ -1603,7 +1600,7 @@
     </w:p>
     <w:p>
       <w:pPr>
-        <w:pStyle w:val="941"/>
+        <w:pStyle w:val="947"/>
         <w:pBdr/>
         <w:spacing w:line="360" w:lineRule="auto"/>
         <w:ind/>
@@ -1614,7 +1611,16 @@
       <w:r>
         <w:t xml:space="preserve">Resumo</w:t>
       </w:r>
-      <w:r/>
+      <w:r>
+        <w:rPr>
+          <w:highlight w:val="none"/>
+        </w:rPr>
+      </w:r>
+      <w:r>
+        <w:rPr>
+          <w:highlight w:val="none"/>
+        </w:rPr>
+      </w:r>
     </w:p>
     <w:p>
       <w:pPr>
@@ -1641,6 +1647,12 @@
           <w:bCs w:val="0"/>
         </w:rPr>
       </w:r>
+      <w:r>
+        <w:rPr>
+          <w:b w:val="0"/>
+          <w:bCs w:val="0"/>
+        </w:rPr>
+      </w:r>
     </w:p>
     <w:p>
       <w:pPr>
@@ -1661,149 +1673,296 @@
           <w14:ligatures w14:val="none"/>
         </w:rPr>
       </w:pPr>
-      <w:r/>
-      <w:r/>
-    </w:p>
-    <w:p>
-      <w:pPr>
-        <w:pBdr/>
-        <w:spacing/>
-        <w:ind/>
+      <w:r>
         <w:rPr>
           <w14:ligatures w14:val="none"/>
         </w:rPr>
-      </w:pPr>
-      <w:r/>
-      <w:r/>
-    </w:p>
-    <w:p>
-      <w:pPr>
-        <w:pBdr/>
-        <w:spacing/>
-        <w:ind/>
+      </w:r>
+      <w:r>
         <w:rPr>
           <w14:ligatures w14:val="none"/>
         </w:rPr>
-      </w:pPr>
-      <w:r/>
-      <w:r/>
-      <w:r/>
-    </w:p>
-    <w:p>
-      <w:pPr>
-        <w:pBdr/>
-        <w:spacing/>
-        <w:ind/>
+      </w:r>
+      <w:r>
         <w:rPr>
           <w14:ligatures w14:val="none"/>
         </w:rPr>
-      </w:pPr>
-      <w:r/>
-      <w:r/>
-      <w:r/>
+      </w:r>
     </w:p>
     <w:p>
       <w:pPr>
         <w:pBdr/>
-        <w:spacing w:line="360" w:lineRule="auto"/>
+        <w:spacing/>
         <w:ind/>
         <w:rPr>
           <w14:ligatures w14:val="none"/>
         </w:rPr>
       </w:pPr>
-      <w:r/>
-      <w:r/>
-      <w:r/>
-    </w:p>
-    <w:p>
-      <w:pPr>
-        <w:pBdr/>
-        <w:spacing w:line="360" w:lineRule="auto"/>
-        <w:ind/>
+      <w:r>
         <w:rPr>
           <w14:ligatures w14:val="none"/>
         </w:rPr>
-      </w:pPr>
-      <w:r/>
-      <w:r/>
-      <w:r/>
-    </w:p>
-    <w:p>
-      <w:pPr>
-        <w:pBdr/>
-        <w:spacing w:line="360" w:lineRule="auto"/>
-        <w:ind/>
+      </w:r>
+      <w:r>
         <w:rPr>
           <w14:ligatures w14:val="none"/>
         </w:rPr>
-      </w:pPr>
-      <w:r/>
-      <w:r/>
-      <w:r/>
-    </w:p>
-    <w:p>
-      <w:pPr>
-        <w:pBdr/>
-        <w:spacing w:line="360" w:lineRule="auto"/>
-        <w:ind/>
+      </w:r>
+      <w:r>
         <w:rPr>
           <w14:ligatures w14:val="none"/>
         </w:rPr>
-      </w:pPr>
-      <w:r/>
-      <w:r/>
-      <w:r/>
+      </w:r>
     </w:p>
     <w:p>
       <w:pPr>
         <w:pBdr/>
-        <w:spacing w:line="360" w:lineRule="auto"/>
+        <w:spacing/>
         <w:ind/>
         <w:rPr>
           <w14:ligatures w14:val="none"/>
         </w:rPr>
       </w:pPr>
-      <w:r/>
-      <w:r/>
-      <w:r/>
-    </w:p>
-    <w:p>
-      <w:pPr>
-        <w:pBdr/>
-        <w:spacing w:line="360" w:lineRule="auto"/>
-        <w:ind/>
+      <w:r>
         <w:rPr>
           <w14:ligatures w14:val="none"/>
         </w:rPr>
-      </w:pPr>
-      <w:r/>
-      <w:r/>
-      <w:r/>
-    </w:p>
-    <w:p>
-      <w:pPr>
-        <w:pBdr/>
-        <w:spacing w:line="360" w:lineRule="auto"/>
-        <w:ind/>
+      </w:r>
+      <w:r>
         <w:rPr>
           <w14:ligatures w14:val="none"/>
         </w:rPr>
-      </w:pPr>
-      <w:r/>
-      <w:r/>
-      <w:r/>
-    </w:p>
-    <w:p>
-      <w:pPr>
-        <w:pBdr/>
-        <w:spacing w:line="360" w:lineRule="auto"/>
-        <w:ind/>
+      </w:r>
+      <w:r>
         <w:rPr>
           <w14:ligatures w14:val="none"/>
         </w:rPr>
-      </w:pPr>
-      <w:r/>
-      <w:r/>
+      </w:r>
+    </w:p>
+    <w:p>
+      <w:pPr>
+        <w:pBdr/>
+        <w:spacing/>
+        <w:ind/>
+        <w:rPr>
+          <w14:ligatures w14:val="none"/>
+        </w:rPr>
+      </w:pPr>
+      <w:r>
+        <w:rPr>
+          <w14:ligatures w14:val="none"/>
+        </w:rPr>
+      </w:r>
+      <w:r>
+        <w:rPr>
+          <w14:ligatures w14:val="none"/>
+        </w:rPr>
+      </w:r>
+      <w:r>
+        <w:rPr>
+          <w14:ligatures w14:val="none"/>
+        </w:rPr>
+      </w:r>
+    </w:p>
+    <w:p>
+      <w:pPr>
+        <w:pBdr/>
+        <w:spacing w:line="360" w:lineRule="auto"/>
+        <w:ind/>
+        <w:rPr>
+          <w14:ligatures w14:val="none"/>
+        </w:rPr>
+      </w:pPr>
+      <w:r>
+        <w:rPr>
+          <w14:ligatures w14:val="none"/>
+        </w:rPr>
+      </w:r>
+      <w:r>
+        <w:rPr>
+          <w14:ligatures w14:val="none"/>
+        </w:rPr>
+      </w:r>
+      <w:r>
+        <w:rPr>
+          <w14:ligatures w14:val="none"/>
+        </w:rPr>
+      </w:r>
+    </w:p>
+    <w:p>
+      <w:pPr>
+        <w:pBdr/>
+        <w:spacing w:line="360" w:lineRule="auto"/>
+        <w:ind/>
+        <w:rPr>
+          <w14:ligatures w14:val="none"/>
+        </w:rPr>
+      </w:pPr>
+      <w:r>
+        <w:rPr>
+          <w14:ligatures w14:val="none"/>
+        </w:rPr>
+      </w:r>
+      <w:r>
+        <w:rPr>
+          <w14:ligatures w14:val="none"/>
+        </w:rPr>
+      </w:r>
+      <w:r>
+        <w:rPr>
+          <w14:ligatures w14:val="none"/>
+        </w:rPr>
+      </w:r>
+    </w:p>
+    <w:p>
+      <w:pPr>
+        <w:pBdr/>
+        <w:spacing w:line="360" w:lineRule="auto"/>
+        <w:ind/>
+        <w:rPr>
+          <w14:ligatures w14:val="none"/>
+        </w:rPr>
+      </w:pPr>
+      <w:r>
+        <w:rPr>
+          <w14:ligatures w14:val="none"/>
+        </w:rPr>
+      </w:r>
+      <w:r>
+        <w:rPr>
+          <w14:ligatures w14:val="none"/>
+        </w:rPr>
+      </w:r>
+      <w:r>
+        <w:rPr>
+          <w14:ligatures w14:val="none"/>
+        </w:rPr>
+      </w:r>
+    </w:p>
+    <w:p>
+      <w:pPr>
+        <w:pBdr/>
+        <w:spacing w:line="360" w:lineRule="auto"/>
+        <w:ind/>
+        <w:rPr>
+          <w14:ligatures w14:val="none"/>
+        </w:rPr>
+      </w:pPr>
+      <w:r>
+        <w:rPr>
+          <w14:ligatures w14:val="none"/>
+        </w:rPr>
+      </w:r>
+      <w:r>
+        <w:rPr>
+          <w14:ligatures w14:val="none"/>
+        </w:rPr>
+      </w:r>
+      <w:r>
+        <w:rPr>
+          <w14:ligatures w14:val="none"/>
+        </w:rPr>
+      </w:r>
+    </w:p>
+    <w:p>
+      <w:pPr>
+        <w:pBdr/>
+        <w:spacing w:line="360" w:lineRule="auto"/>
+        <w:ind/>
+        <w:rPr>
+          <w14:ligatures w14:val="none"/>
+        </w:rPr>
+      </w:pPr>
+      <w:r>
+        <w:rPr>
+          <w14:ligatures w14:val="none"/>
+        </w:rPr>
+      </w:r>
+      <w:r>
+        <w:rPr>
+          <w14:ligatures w14:val="none"/>
+        </w:rPr>
+      </w:r>
+      <w:r>
+        <w:rPr>
+          <w14:ligatures w14:val="none"/>
+        </w:rPr>
+      </w:r>
+    </w:p>
+    <w:p>
+      <w:pPr>
+        <w:pBdr/>
+        <w:spacing w:line="360" w:lineRule="auto"/>
+        <w:ind/>
+        <w:rPr>
+          <w14:ligatures w14:val="none"/>
+        </w:rPr>
+      </w:pPr>
+      <w:r>
+        <w:rPr>
+          <w14:ligatures w14:val="none"/>
+        </w:rPr>
+      </w:r>
+      <w:r>
+        <w:rPr>
+          <w14:ligatures w14:val="none"/>
+        </w:rPr>
+      </w:r>
+      <w:r>
+        <w:rPr>
+          <w14:ligatures w14:val="none"/>
+        </w:rPr>
+      </w:r>
+    </w:p>
+    <w:p>
+      <w:pPr>
+        <w:pBdr/>
+        <w:spacing w:line="360" w:lineRule="auto"/>
+        <w:ind/>
+        <w:rPr>
+          <w14:ligatures w14:val="none"/>
+        </w:rPr>
+      </w:pPr>
+      <w:r>
+        <w:rPr>
+          <w14:ligatures w14:val="none"/>
+        </w:rPr>
+      </w:r>
+      <w:r>
+        <w:rPr>
+          <w14:ligatures w14:val="none"/>
+        </w:rPr>
+      </w:r>
+      <w:r>
+        <w:rPr>
+          <w14:ligatures w14:val="none"/>
+        </w:rPr>
+      </w:r>
+    </w:p>
+    <w:p>
+      <w:pPr>
+        <w:pBdr/>
+        <w:spacing w:line="360" w:lineRule="auto"/>
+        <w:ind/>
+        <w:rPr>
+          <w14:ligatures w14:val="none"/>
+        </w:rPr>
+      </w:pPr>
+      <w:r>
+        <w:rPr>
+          <w14:ligatures w14:val="none"/>
+        </w:rPr>
+      </w:r>
+      <w:r>
+        <w:rPr>
+          <w14:ligatures w14:val="none"/>
+        </w:rPr>
+      </w:r>
+      <w:r>
+        <w:rPr>
+          <w14:ligatures w14:val="none"/>
+        </w:rPr>
+      </w:r>
     </w:p>
     <w:p>
       <w:pPr>
@@ -1844,10 +2003,16 @@
           <w:bCs w:val="0"/>
         </w:rPr>
       </w:r>
+      <w:r>
+        <w:rPr>
+          <w:b w:val="0"/>
+          <w:bCs w:val="0"/>
+        </w:rPr>
+      </w:r>
     </w:p>
     <w:p>
       <w:pPr>
-        <w:pStyle w:val="939"/>
+        <w:pStyle w:val="945"/>
         <w:pBdr/>
         <w:spacing w:after="0" w:line="360" w:lineRule="auto"/>
         <w:ind/>
@@ -1858,7 +2023,7 @@
     </w:p>
     <w:p>
       <w:pPr>
-        <w:pStyle w:val="939"/>
+        <w:pStyle w:val="945"/>
         <w:pBdr/>
         <w:spacing w:after="0" w:line="360" w:lineRule="auto"/>
         <w:ind/>
@@ -1869,7 +2034,7 @@
     </w:p>
     <w:p>
       <w:pPr>
-        <w:pStyle w:val="939"/>
+        <w:pStyle w:val="945"/>
         <w:pBdr/>
         <w:spacing w:after="0" w:line="360" w:lineRule="auto"/>
         <w:ind/>
@@ -1880,7 +2045,7 @@
     </w:p>
     <w:p>
       <w:pPr>
-        <w:pStyle w:val="939"/>
+        <w:pStyle w:val="945"/>
         <w:pBdr/>
         <w:spacing w:after="0" w:line="360" w:lineRule="auto"/>
         <w:ind/>
@@ -1891,7 +2056,7 @@
     </w:p>
     <w:p>
       <w:pPr>
-        <w:pStyle w:val="939"/>
+        <w:pStyle w:val="945"/>
         <w:pBdr/>
         <w:spacing w:after="0" w:line="360" w:lineRule="auto"/>
         <w:ind/>
@@ -1902,7 +2067,7 @@
     </w:p>
     <w:p>
       <w:pPr>
-        <w:pStyle w:val="939"/>
+        <w:pStyle w:val="945"/>
         <w:pBdr/>
         <w:spacing w:after="0" w:line="360" w:lineRule="auto"/>
         <w:ind/>
@@ -1913,7 +2078,7 @@
     </w:p>
     <w:p>
       <w:pPr>
-        <w:pStyle w:val="939"/>
+        <w:pStyle w:val="945"/>
         <w:pBdr/>
         <w:spacing w:after="0" w:line="360" w:lineRule="auto"/>
         <w:ind/>
@@ -1924,7 +2089,7 @@
     </w:p>
     <w:p>
       <w:pPr>
-        <w:pStyle w:val="939"/>
+        <w:pStyle w:val="945"/>
         <w:pBdr/>
         <w:spacing w:after="0" w:line="360" w:lineRule="auto"/>
         <w:ind/>
@@ -1935,7 +2100,7 @@
     </w:p>
     <w:p>
       <w:pPr>
-        <w:pStyle w:val="939"/>
+        <w:pStyle w:val="945"/>
         <w:pBdr/>
         <w:spacing w:after="0" w:line="360" w:lineRule="auto"/>
         <w:ind/>
@@ -1946,7 +2111,7 @@
     </w:p>
     <w:p>
       <w:pPr>
-        <w:pStyle w:val="939"/>
+        <w:pStyle w:val="945"/>
         <w:pBdr/>
         <w:spacing w:line="360" w:lineRule="auto"/>
         <w:ind/>
@@ -1962,7 +2127,7 @@
     </w:p>
     <w:p>
       <w:pPr>
-        <w:pStyle w:val="939"/>
+        <w:pStyle w:val="945"/>
         <w:pBdr/>
         <w:spacing w:after="0" w:line="360" w:lineRule="auto"/>
         <w:ind/>
@@ -2009,7 +2174,7 @@
       <w:sdtContent>
         <w:p>
           <w:pPr>
-            <w:pStyle w:val="935"/>
+            <w:pStyle w:val="941"/>
             <w:pBdr/>
             <w:tabs>
               <w:tab w:val="left" w:leader="none" w:pos="567"/>
@@ -2023,7 +2188,6 @@
               <w:bCs/>
             </w:rPr>
           </w:pPr>
-          <w:r/>
           <w:r>
             <w:fldChar w:fldCharType="begin"/>
           </w:r>
@@ -2033,41 +2197,60 @@
           <w:r>
             <w:fldChar w:fldCharType="separate"/>
           </w:r>
-          <w:r/>
           <w:hyperlink w:tooltip="#_Toc1" w:anchor="_Toc1" w:history="1">
             <w:r>
               <w:rPr>
                 <w:rFonts w:ascii="Arial" w:hAnsi="Arial" w:eastAsia="Arial" w:cs="Arial"/>
+                <w:sz w:val="24"/>
+                <w:szCs w:val="24"/>
               </w:rPr>
               <w:t xml:space="preserve">1.</w:t>
             </w:r>
             <w:r>
+              <w:rPr>
+                <w:sz w:val="24"/>
+                <w:szCs w:val="24"/>
+              </w:rPr>
               <w:tab/>
             </w:r>
             <w:r>
               <w:rPr>
-                <w:rStyle w:val="914"/>
+                <w:rStyle w:val="920"/>
+                <w:sz w:val="22"/>
+                <w:szCs w:val="22"/>
               </w:rPr>
             </w:r>
             <w:r>
               <w:rPr>
-                <w:rStyle w:val="914"/>
+                <w:rStyle w:val="920"/>
                 <w:b/>
                 <w:bCs/>
+                <w:sz w:val="24"/>
+                <w:szCs w:val="24"/>
               </w:rPr>
               <w:t xml:space="preserve">INTRODUÇÃO</w:t>
             </w:r>
             <w:r>
               <w:rPr>
-                <w:rStyle w:val="914"/>
+                <w:rStyle w:val="920"/>
                 <w:b/>
                 <w:bCs/>
+                <w:sz w:val="24"/>
+                <w:szCs w:val="24"/>
               </w:rPr>
             </w:r>
             <w:r>
+              <w:rPr>
+                <w:sz w:val="24"/>
+                <w:szCs w:val="24"/>
+              </w:rPr>
               <w:tab/>
             </w:r>
             <w:r>
+              <w:rPr>
+                <w:sz w:val="24"/>
+                <w:szCs w:val="24"/>
+              </w:rPr>
               <w:fldChar w:fldCharType="begin"/>
               <w:instrText xml:space="preserve">PAGEREF _Toc1 \h</w:instrText>
               <w:fldChar w:fldCharType="separate"/>
@@ -2081,10 +2264,16 @@
               <w:bCs/>
             </w:rPr>
           </w:r>
+          <w:r>
+            <w:rPr>
+              <w:b/>
+              <w:bCs/>
+            </w:rPr>
+          </w:r>
         </w:p>
         <w:p>
           <w:pPr>
-            <w:pStyle w:val="916"/>
+            <w:pStyle w:val="922"/>
             <w:pBdr/>
             <w:tabs>
               <w:tab w:val="left" w:leader="none" w:pos="540"/>
@@ -2096,6 +2285,7 @@
               <w:b/>
             </w:rPr>
           </w:pPr>
+          <w:r/>
           <w:hyperlink w:tooltip="#_Toc2" w:anchor="_Toc2" w:history="1">
             <w:r>
               <w:rPr>
@@ -2108,26 +2298,26 @@
             </w:r>
             <w:r>
               <w:rPr>
-                <w:rStyle w:val="914"/>
+                <w:rStyle w:val="920"/>
               </w:rPr>
             </w:r>
             <w:r>
               <w:rPr>
-                <w:rStyle w:val="914"/>
+                <w:rStyle w:val="920"/>
                 <w:b/>
               </w:rPr>
               <w:t xml:space="preserve">P</w:t>
             </w:r>
             <w:r>
               <w:rPr>
-                <w:rStyle w:val="914"/>
+                <w:rStyle w:val="920"/>
                 <w:b/>
               </w:rPr>
               <w:t xml:space="preserve">roblema</w:t>
             </w:r>
             <w:r>
               <w:rPr>
-                <w:rStyle w:val="914"/>
+                <w:rStyle w:val="920"/>
                 <w:b/>
               </w:rPr>
             </w:r>
@@ -2147,10 +2337,15 @@
               <w:b/>
             </w:rPr>
           </w:r>
+          <w:r>
+            <w:rPr>
+              <w:b/>
+            </w:rPr>
+          </w:r>
         </w:p>
         <w:p>
           <w:pPr>
-            <w:pStyle w:val="916"/>
+            <w:pStyle w:val="922"/>
             <w:pBdr/>
             <w:tabs>
               <w:tab w:val="left" w:leader="none" w:pos="540"/>
@@ -2162,6 +2357,7 @@
               <w:b/>
             </w:rPr>
           </w:pPr>
+          <w:r/>
           <w:hyperlink w:tooltip="#_Toc3" w:anchor="_Toc3" w:history="1">
             <w:r>
               <w:rPr>
@@ -2174,26 +2370,26 @@
             </w:r>
             <w:r>
               <w:rPr>
-                <w:rStyle w:val="914"/>
+                <w:rStyle w:val="920"/>
               </w:rPr>
             </w:r>
             <w:r>
               <w:rPr>
-                <w:rStyle w:val="914"/>
+                <w:rStyle w:val="920"/>
                 <w:b/>
               </w:rPr>
               <w:t xml:space="preserve">H</w:t>
             </w:r>
             <w:r>
               <w:rPr>
-                <w:rStyle w:val="914"/>
+                <w:rStyle w:val="920"/>
                 <w:b/>
               </w:rPr>
               <w:t xml:space="preserve">ipóteses</w:t>
             </w:r>
             <w:r>
               <w:rPr>
-                <w:rStyle w:val="914"/>
+                <w:rStyle w:val="920"/>
                 <w:b/>
               </w:rPr>
             </w:r>
@@ -2213,10 +2409,15 @@
               <w:b/>
             </w:rPr>
           </w:r>
+          <w:r>
+            <w:rPr>
+              <w:b/>
+            </w:rPr>
+          </w:r>
         </w:p>
         <w:p>
           <w:pPr>
-            <w:pStyle w:val="916"/>
+            <w:pStyle w:val="922"/>
             <w:pBdr/>
             <w:tabs>
               <w:tab w:val="left" w:leader="none" w:pos="540"/>
@@ -2228,6 +2429,7 @@
               <w:b/>
             </w:rPr>
           </w:pPr>
+          <w:r/>
           <w:hyperlink w:tooltip="#_Toc4" w:anchor="_Toc4" w:history="1">
             <w:r>
               <w:rPr>
@@ -2240,19 +2442,19 @@
             </w:r>
             <w:r>
               <w:rPr>
-                <w:rStyle w:val="914"/>
+                <w:rStyle w:val="920"/>
               </w:rPr>
             </w:r>
             <w:r>
               <w:rPr>
-                <w:rStyle w:val="914"/>
+                <w:rStyle w:val="920"/>
                 <w:b/>
               </w:rPr>
               <w:t xml:space="preserve">Justificativa</w:t>
             </w:r>
             <w:r>
               <w:rPr>
-                <w:rStyle w:val="914"/>
+                <w:rStyle w:val="920"/>
                 <w:b/>
               </w:rPr>
             </w:r>
@@ -2272,10 +2474,15 @@
               <w:b/>
             </w:rPr>
           </w:r>
+          <w:r>
+            <w:rPr>
+              <w:b/>
+            </w:rPr>
+          </w:r>
         </w:p>
         <w:p>
           <w:pPr>
-            <w:pStyle w:val="916"/>
+            <w:pStyle w:val="922"/>
             <w:pBdr/>
             <w:tabs>
               <w:tab w:val="left" w:leader="none" w:pos="540"/>
@@ -2287,6 +2494,7 @@
               <w:b/>
             </w:rPr>
           </w:pPr>
+          <w:r/>
           <w:hyperlink w:tooltip="#_Toc5" w:anchor="_Toc5" w:history="1">
             <w:r>
               <w:rPr>
@@ -2299,26 +2507,26 @@
             </w:r>
             <w:r>
               <w:rPr>
-                <w:rStyle w:val="914"/>
+                <w:rStyle w:val="920"/>
               </w:rPr>
             </w:r>
             <w:r>
               <w:rPr>
-                <w:rStyle w:val="914"/>
+                <w:rStyle w:val="920"/>
                 <w:b/>
               </w:rPr>
               <w:t xml:space="preserve">O</w:t>
             </w:r>
             <w:r>
               <w:rPr>
-                <w:rStyle w:val="914"/>
+                <w:rStyle w:val="920"/>
                 <w:b/>
               </w:rPr>
               <w:t xml:space="preserve">bjetivos</w:t>
             </w:r>
             <w:r>
               <w:rPr>
-                <w:rStyle w:val="914"/>
+                <w:rStyle w:val="920"/>
                 <w:b/>
               </w:rPr>
             </w:r>
@@ -2338,10 +2546,15 @@
               <w:b/>
             </w:rPr>
           </w:r>
+          <w:r>
+            <w:rPr>
+              <w:b/>
+            </w:rPr>
+          </w:r>
         </w:p>
         <w:p>
           <w:pPr>
-            <w:pStyle w:val="916"/>
+            <w:pStyle w:val="922"/>
             <w:pBdr/>
             <w:tabs>
               <w:tab w:val="left" w:leader="none" w:pos="540"/>
@@ -2353,6 +2566,7 @@
               <w:b/>
             </w:rPr>
           </w:pPr>
+          <w:r/>
           <w:hyperlink w:tooltip="#_Toc6" w:anchor="_Toc6" w:history="1">
             <w:r>
               <w:rPr>
@@ -2365,26 +2579,26 @@
             </w:r>
             <w:r>
               <w:rPr>
-                <w:rStyle w:val="914"/>
+                <w:rStyle w:val="920"/>
               </w:rPr>
             </w:r>
             <w:r>
               <w:rPr>
-                <w:rStyle w:val="914"/>
+                <w:rStyle w:val="920"/>
                 <w:b/>
               </w:rPr>
               <w:t xml:space="preserve">G</w:t>
             </w:r>
             <w:r>
               <w:rPr>
-                <w:rStyle w:val="914"/>
+                <w:rStyle w:val="920"/>
                 <w:b/>
               </w:rPr>
               <w:t xml:space="preserve">eral</w:t>
             </w:r>
             <w:r>
               <w:rPr>
-                <w:rStyle w:val="914"/>
+                <w:rStyle w:val="920"/>
                 <w:b/>
               </w:rPr>
             </w:r>
@@ -2404,10 +2618,15 @@
               <w:b/>
             </w:rPr>
           </w:r>
+          <w:r>
+            <w:rPr>
+              <w:b/>
+            </w:rPr>
+          </w:r>
         </w:p>
         <w:p>
           <w:pPr>
-            <w:pStyle w:val="916"/>
+            <w:pStyle w:val="922"/>
             <w:pBdr/>
             <w:tabs>
               <w:tab w:val="left" w:leader="none" w:pos="540"/>
@@ -2419,6 +2638,7 @@
               <w:b/>
             </w:rPr>
           </w:pPr>
+          <w:r/>
           <w:hyperlink w:tooltip="#_Toc7" w:anchor="_Toc7" w:history="1">
             <w:r>
               <w:rPr>
@@ -2431,26 +2651,26 @@
             </w:r>
             <w:r>
               <w:rPr>
-                <w:rStyle w:val="914"/>
+                <w:rStyle w:val="920"/>
               </w:rPr>
             </w:r>
             <w:r>
               <w:rPr>
-                <w:rStyle w:val="914"/>
+                <w:rStyle w:val="920"/>
                 <w:b/>
               </w:rPr>
               <w:t xml:space="preserve">E</w:t>
             </w:r>
             <w:r>
               <w:rPr>
-                <w:rStyle w:val="914"/>
+                <w:rStyle w:val="920"/>
                 <w:b/>
               </w:rPr>
               <w:t xml:space="preserve">specíficos</w:t>
             </w:r>
             <w:r>
               <w:rPr>
-                <w:rStyle w:val="914"/>
+                <w:rStyle w:val="920"/>
                 <w:b/>
               </w:rPr>
             </w:r>
@@ -2470,10 +2690,15 @@
               <w:b/>
             </w:rPr>
           </w:r>
+          <w:r>
+            <w:rPr>
+              <w:b/>
+            </w:rPr>
+          </w:r>
         </w:p>
         <w:p>
           <w:pPr>
-            <w:pStyle w:val="916"/>
+            <w:pStyle w:val="922"/>
             <w:pBdr/>
             <w:tabs>
               <w:tab w:val="left" w:leader="none" w:pos="540"/>
@@ -2486,6 +2711,7 @@
               <w:bCs/>
             </w:rPr>
           </w:pPr>
+          <w:r/>
           <w:hyperlink w:tooltip="#_Toc8" w:anchor="_Toc8" w:history="1">
             <w:r>
               <w:rPr>
@@ -2498,19 +2724,19 @@
             </w:r>
             <w:r>
               <w:rPr>
-                <w:rStyle w:val="914"/>
+                <w:rStyle w:val="920"/>
               </w:rPr>
             </w:r>
             <w:r>
               <w:rPr>
-                <w:rStyle w:val="914"/>
+                <w:rStyle w:val="920"/>
                 <w:b/>
               </w:rPr>
               <w:t xml:space="preserve">Metodologia</w:t>
             </w:r>
             <w:r>
               <w:rPr>
-                <w:rStyle w:val="914"/>
+                <w:rStyle w:val="920"/>
                 <w:b/>
                 <w:bCs/>
               </w:rPr>
@@ -2532,10 +2758,16 @@
               <w:bCs/>
             </w:rPr>
           </w:r>
+          <w:r>
+            <w:rPr>
+              <w:b/>
+              <w:bCs/>
+            </w:rPr>
+          </w:r>
         </w:p>
         <w:p>
           <w:pPr>
-            <w:pStyle w:val="935"/>
+            <w:pStyle w:val="941"/>
             <w:pBdr/>
             <w:tabs>
               <w:tab w:val="left" w:leader="none" w:pos="567"/>
@@ -2548,6 +2780,7 @@
               <w:b/>
             </w:rPr>
           </w:pPr>
+          <w:r/>
           <w:hyperlink w:tooltip="#_Toc9" w:anchor="_Toc9" w:history="1">
             <w:r>
               <w:rPr>
@@ -2560,20 +2793,26 @@
             </w:r>
             <w:r>
               <w:rPr>
-                <w:rStyle w:val="914"/>
+                <w:rStyle w:val="920"/>
               </w:rPr>
             </w:r>
             <w:r>
               <w:rPr>
-                <w:rStyle w:val="914"/>
+                <w:rStyle w:val="920"/>
                 <w:b/>
+                <w:color w:val="000000" w:themeColor="text1"/>
+                <w:sz w:val="24"/>
+                <w:szCs w:val="24"/>
+                <w:u w:val="none"/>
               </w:rPr>
               <w:t xml:space="preserve">DESENVOLVIMENTO</w:t>
             </w:r>
             <w:r>
               <w:rPr>
-                <w:rStyle w:val="914"/>
+                <w:rStyle w:val="920"/>
                 <w:b/>
+                <w:color w:val="000000" w:themeColor="text1"/>
+                <w:u w:val="none"/>
               </w:rPr>
             </w:r>
             <w:r>
@@ -2592,10 +2831,15 @@
               <w:b/>
             </w:rPr>
           </w:r>
+          <w:r>
+            <w:rPr>
+              <w:b/>
+            </w:rPr>
+          </w:r>
         </w:p>
         <w:p>
           <w:pPr>
-            <w:pStyle w:val="935"/>
+            <w:pStyle w:val="941"/>
             <w:pBdr/>
             <w:tabs>
               <w:tab w:val="left" w:leader="none" w:pos="567"/>
@@ -2609,6 +2853,7 @@
               <w:bCs/>
             </w:rPr>
           </w:pPr>
+          <w:r/>
           <w:hyperlink w:tooltip="#_Toc10" w:anchor="_Toc10" w:history="1">
             <w:r>
               <w:rPr>
@@ -2621,21 +2866,27 @@
             </w:r>
             <w:r>
               <w:rPr>
-                <w:rStyle w:val="914"/>
+                <w:rStyle w:val="920"/>
               </w:rPr>
             </w:r>
             <w:r>
               <w:rPr>
-                <w:rStyle w:val="914"/>
+                <w:rStyle w:val="920"/>
                 <w:b/>
+                <w:color w:val="000000" w:themeColor="text1"/>
+                <w:sz w:val="24"/>
+                <w:szCs w:val="24"/>
+                <w:u w:val="none"/>
               </w:rPr>
               <w:t xml:space="preserve">CONSIDERAÇÕES FINAIS</w:t>
             </w:r>
             <w:r>
               <w:rPr>
-                <w:rStyle w:val="914"/>
+                <w:rStyle w:val="920"/>
                 <w:b/>
                 <w:bCs/>
+                <w:color w:val="000000" w:themeColor="text1"/>
+                <w:u w:val="none"/>
               </w:rPr>
             </w:r>
             <w:r>
@@ -2655,10 +2906,16 @@
               <w:bCs/>
             </w:rPr>
           </w:r>
+          <w:r>
+            <w:rPr>
+              <w:b/>
+              <w:bCs/>
+            </w:rPr>
+          </w:r>
         </w:p>
         <w:p>
           <w:pPr>
-            <w:pStyle w:val="935"/>
+            <w:pStyle w:val="941"/>
             <w:pBdr/>
             <w:tabs>
               <w:tab w:val="right" w:leader="dot" w:pos="9071"/>
@@ -2669,22 +2926,27 @@
               <w:b/>
             </w:rPr>
           </w:pPr>
+          <w:r/>
           <w:hyperlink w:tooltip="#_Toc11" w:anchor="_Toc11" w:history="1">
             <w:r>
               <w:rPr>
-                <w:rStyle w:val="914"/>
+                <w:rStyle w:val="920"/>
               </w:rPr>
             </w:r>
             <w:r>
               <w:rPr>
-                <w:rStyle w:val="914"/>
+                <w:rStyle w:val="920"/>
                 <w:b/>
+                <w:color w:val="000000" w:themeColor="text1"/>
+                <w:sz w:val="24"/>
+                <w:szCs w:val="24"/>
+                <w:u w:val="none"/>
               </w:rPr>
               <w:t xml:space="preserve">REFERÊNCIAS</w:t>
             </w:r>
             <w:r>
               <w:rPr>
-                <w:rStyle w:val="914"/>
+                <w:rStyle w:val="920"/>
                 <w:b/>
               </w:rPr>
             </w:r>
@@ -2700,16 +2962,13 @@
             </w:r>
           </w:hyperlink>
           <w:r>
+            <w:fldChar w:fldCharType="end"/>
+          </w:r>
+          <w:r>
             <w:rPr>
               <w:b/>
             </w:rPr>
           </w:r>
-          <w:r/>
-          <w:r>
-            <w:fldChar w:fldCharType="end"/>
-          </w:r>
-          <w:r/>
-          <w:r/>
           <w:r>
             <w:rPr>
               <w:b/>
@@ -2720,7 +2979,7 @@
     </w:sdt>
     <w:p>
       <w:pPr>
-        <w:pStyle w:val="939"/>
+        <w:pStyle w:val="945"/>
         <w:pBdr/>
         <w:spacing w:after="0" w:line="360" w:lineRule="auto"/>
         <w:ind/>
@@ -2746,7 +3005,7 @@
     </w:p>
     <w:p>
       <w:pPr>
-        <w:pStyle w:val="939"/>
+        <w:pStyle w:val="945"/>
         <w:pBdr/>
         <w:spacing w:after="0" w:line="360" w:lineRule="auto"/>
         <w:ind/>
@@ -2772,7 +3031,7 @@
     </w:p>
     <w:p>
       <w:pPr>
-        <w:pStyle w:val="939"/>
+        <w:pStyle w:val="945"/>
         <w:pBdr/>
         <w:spacing w:after="0" w:line="360" w:lineRule="auto"/>
         <w:ind/>
@@ -2798,7 +3057,7 @@
     </w:p>
     <w:p>
       <w:pPr>
-        <w:pStyle w:val="939"/>
+        <w:pStyle w:val="945"/>
         <w:pBdr/>
         <w:spacing w:after="0" w:line="360" w:lineRule="auto"/>
         <w:ind/>
@@ -2824,7 +3083,7 @@
     </w:p>
     <w:p>
       <w:pPr>
-        <w:pStyle w:val="939"/>
+        <w:pStyle w:val="945"/>
         <w:pBdr/>
         <w:spacing w:after="0" w:line="360" w:lineRule="auto"/>
         <w:ind/>
@@ -2850,7 +3109,7 @@
     </w:p>
     <w:p>
       <w:pPr>
-        <w:pStyle w:val="939"/>
+        <w:pStyle w:val="945"/>
         <w:pBdr/>
         <w:spacing w:after="0" w:line="360" w:lineRule="auto"/>
         <w:ind/>
@@ -2876,7 +3135,7 @@
     </w:p>
     <w:p>
       <w:pPr>
-        <w:pStyle w:val="939"/>
+        <w:pStyle w:val="945"/>
         <w:pBdr/>
         <w:spacing w:after="0" w:line="360" w:lineRule="auto"/>
         <w:ind/>
@@ -2902,7 +3161,7 @@
     </w:p>
     <w:p>
       <w:pPr>
-        <w:pStyle w:val="939"/>
+        <w:pStyle w:val="945"/>
         <w:pBdr/>
         <w:spacing w:after="0" w:line="360" w:lineRule="auto"/>
         <w:ind/>
@@ -2928,7 +3187,7 @@
     </w:p>
     <w:p>
       <w:pPr>
-        <w:pStyle w:val="939"/>
+        <w:pStyle w:val="945"/>
         <w:pBdr/>
         <w:spacing w:after="0" w:line="360" w:lineRule="auto"/>
         <w:ind/>
@@ -2954,7 +3213,7 @@
     </w:p>
     <w:p>
       <w:pPr>
-        <w:pStyle w:val="939"/>
+        <w:pStyle w:val="945"/>
         <w:pBdr/>
         <w:spacing w:after="0" w:line="360" w:lineRule="auto"/>
         <w:ind/>
@@ -2980,7 +3239,7 @@
     </w:p>
     <w:p>
       <w:pPr>
-        <w:pStyle w:val="939"/>
+        <w:pStyle w:val="945"/>
         <w:pBdr/>
         <w:spacing w:after="0" w:line="360" w:lineRule="auto"/>
         <w:ind/>
@@ -3006,7 +3265,7 @@
     </w:p>
     <w:p>
       <w:pPr>
-        <w:pStyle w:val="939"/>
+        <w:pStyle w:val="945"/>
         <w:pBdr/>
         <w:spacing w:after="0" w:line="360" w:lineRule="auto"/>
         <w:ind/>
@@ -3032,7 +3291,7 @@
     </w:p>
     <w:p>
       <w:pPr>
-        <w:pStyle w:val="939"/>
+        <w:pStyle w:val="945"/>
         <w:pBdr/>
         <w:spacing w:after="0" w:line="360" w:lineRule="auto"/>
         <w:ind/>
@@ -3058,7 +3317,7 @@
     </w:p>
     <w:p>
       <w:pPr>
-        <w:pStyle w:val="939"/>
+        <w:pStyle w:val="945"/>
         <w:pBdr/>
         <w:spacing w:after="0" w:line="360" w:lineRule="auto"/>
         <w:ind/>
@@ -3084,7 +3343,7 @@
     </w:p>
     <w:p>
       <w:pPr>
-        <w:pStyle w:val="939"/>
+        <w:pStyle w:val="945"/>
         <w:pBdr/>
         <w:spacing w:after="0" w:line="360" w:lineRule="auto"/>
         <w:ind/>
@@ -3110,7 +3369,7 @@
     </w:p>
     <w:p>
       <w:pPr>
-        <w:pStyle w:val="939"/>
+        <w:pStyle w:val="945"/>
         <w:pBdr/>
         <w:spacing w:after="0" w:line="360" w:lineRule="auto"/>
         <w:ind/>
@@ -3136,7 +3395,7 @@
     </w:p>
     <w:p>
       <w:pPr>
-        <w:pStyle w:val="939"/>
+        <w:pStyle w:val="945"/>
         <w:pBdr/>
         <w:spacing w:after="0" w:line="360" w:lineRule="auto"/>
         <w:ind/>
@@ -3162,7 +3421,7 @@
     </w:p>
     <w:p>
       <w:pPr>
-        <w:pStyle w:val="939"/>
+        <w:pStyle w:val="945"/>
         <w:pBdr/>
         <w:spacing w:after="0" w:line="360" w:lineRule="auto"/>
         <w:ind/>
@@ -3188,7 +3447,7 @@
     </w:p>
     <w:p>
       <w:pPr>
-        <w:pStyle w:val="939"/>
+        <w:pStyle w:val="945"/>
         <w:pBdr/>
         <w:spacing w:after="0" w:line="360" w:lineRule="auto"/>
         <w:ind/>
@@ -3214,7 +3473,7 @@
     </w:p>
     <w:p>
       <w:pPr>
-        <w:pStyle w:val="939"/>
+        <w:pStyle w:val="945"/>
         <w:pBdr/>
         <w:spacing w:after="0" w:line="360" w:lineRule="auto"/>
         <w:ind/>
@@ -3240,7 +3499,7 @@
     </w:p>
     <w:p>
       <w:pPr>
-        <w:pStyle w:val="939"/>
+        <w:pStyle w:val="945"/>
         <w:pBdr/>
         <w:spacing w:after="0" w:line="360" w:lineRule="auto"/>
         <w:ind/>
@@ -3266,7 +3525,7 @@
     </w:p>
     <w:p>
       <w:pPr>
-        <w:pStyle w:val="939"/>
+        <w:pStyle w:val="945"/>
         <w:pBdr/>
         <w:spacing w:after="0" w:line="360" w:lineRule="auto"/>
         <w:ind/>
@@ -3292,7 +3551,7 @@
     </w:p>
     <w:p>
       <w:pPr>
-        <w:pStyle w:val="939"/>
+        <w:pStyle w:val="945"/>
         <w:pBdr/>
         <w:spacing w:after="0" w:line="360" w:lineRule="auto"/>
         <w:ind/>
@@ -3318,7 +3577,7 @@
     </w:p>
     <w:p>
       <w:pPr>
-        <w:pStyle w:val="939"/>
+        <w:pStyle w:val="945"/>
         <w:pBdr/>
         <w:spacing w:after="0" w:line="360" w:lineRule="auto"/>
         <w:ind/>
@@ -3344,7 +3603,7 @@
     </w:p>
     <w:p>
       <w:pPr>
-        <w:pStyle w:val="939"/>
+        <w:pStyle w:val="945"/>
         <w:pBdr/>
         <w:spacing w:after="0" w:line="360" w:lineRule="auto"/>
         <w:ind/>
@@ -3370,7 +3629,7 @@
     </w:p>
     <w:p>
       <w:pPr>
-        <w:pStyle w:val="939"/>
+        <w:pStyle w:val="945"/>
         <w:pBdr/>
         <w:spacing w:after="0" w:line="360" w:lineRule="auto"/>
         <w:ind/>
@@ -3396,7 +3655,7 @@
     </w:p>
     <w:p>
       <w:pPr>
-        <w:pStyle w:val="939"/>
+        <w:pStyle w:val="945"/>
         <w:pBdr/>
         <w:spacing w:after="0" w:line="360" w:lineRule="auto"/>
         <w:ind/>
@@ -3422,7 +3681,7 @@
     </w:p>
     <w:p>
       <w:pPr>
-        <w:pStyle w:val="939"/>
+        <w:pStyle w:val="945"/>
         <w:pBdr/>
         <w:spacing w:after="0" w:line="360" w:lineRule="auto"/>
         <w:ind/>
@@ -3448,7 +3707,7 @@
     </w:p>
     <w:p>
       <w:pPr>
-        <w:pStyle w:val="939"/>
+        <w:pStyle w:val="945"/>
         <w:pBdr/>
         <w:spacing w:after="0" w:line="360" w:lineRule="auto"/>
         <w:ind/>
@@ -3474,7 +3733,7 @@
     </w:p>
     <w:p>
       <w:pPr>
-        <w:pStyle w:val="939"/>
+        <w:pStyle w:val="945"/>
         <w:pBdr/>
         <w:spacing w:after="0" w:line="360" w:lineRule="auto"/>
         <w:ind/>
@@ -3500,7 +3759,7 @@
     </w:p>
     <w:p>
       <w:pPr>
-        <w:pStyle w:val="939"/>
+        <w:pStyle w:val="945"/>
         <w:pBdr/>
         <w:spacing w:after="0" w:line="360" w:lineRule="auto"/>
         <w:ind/>
@@ -3516,15 +3775,11 @@
           <w:bCs/>
         </w:rPr>
       </w:r>
-      <w:r>
-        <w:rPr>
-          <w:bCs/>
-        </w:rPr>
-      </w:r>
+      <w:r/>
     </w:p>
     <w:p>
       <w:pPr>
-        <w:pStyle w:val="939"/>
+        <w:pStyle w:val="945"/>
         <w:pBdr/>
         <w:spacing w:after="0" w:line="360" w:lineRule="auto"/>
         <w:ind/>
@@ -3560,7 +3815,7 @@
     </w:p>
     <w:p>
       <w:pPr>
-        <w:pStyle w:val="871"/>
+        <w:pStyle w:val="877"/>
         <w:numPr>
           <w:ilvl w:val="0"/>
           <w:numId w:val="6"/>
@@ -3589,9 +3844,7 @@
         </w:rPr>
         <w:t xml:space="preserve">INTRODUÇÃO</w:t>
       </w:r>
-      <w:r/>
       <w:bookmarkEnd w:id="1"/>
-      <w:r/>
       <w:r>
         <w:rPr>
           <w:b/>
@@ -3599,6 +3852,17 @@
           <w:color w:val="000000" w:themeColor="text1"/>
           <w:sz w:val="24"/>
           <w:szCs w:val="24"/>
+          <w14:ligatures w14:val="none"/>
+        </w:rPr>
+      </w:r>
+      <w:r>
+        <w:rPr>
+          <w:b/>
+          <w:bCs/>
+          <w:color w:val="000000" w:themeColor="text1"/>
+          <w:sz w:val="24"/>
+          <w:szCs w:val="24"/>
+          <w14:ligatures w14:val="none"/>
         </w:rPr>
       </w:r>
     </w:p>
@@ -3634,7 +3898,13 @@
         <w:t xml:space="preserve">A depressão é uma doença mental</w:t>
       </w:r>
       <w:r>
-        <w:t xml:space="preserve"> consideravelmente comum atualmente, podendo ser ou não hereditária, e é apontada como a principal causa relacionada ao suicídio (Ministério da Saúde, 2026). Uma pesquisa feita pela OMS mostra que, em 2021, tentativas bem-sucedidas de suicídio foram a 3ª maior causa de morte de jovens na faixa etária de 15 à 29 anos, com uma tendência ao aumento do número de mortes nos próximos anos</w:t>
+        <w:t xml:space="preserve"> altamente prevalente na população geral nos dias de hoje, muitas vezes tendendo a ser crônica, podendo prevalecer ao longo de toda a vida dos afetados </w:t>
+      </w:r>
+      <w:r>
+        <w:t xml:space="preserve">(Ministério da Saúde, 2026). Ademais, ela também é o antecedente patológico mais presente dentre pessoas que apresentam comportamento suicida, sendo considerada o principal fator de risco nas tendências à prática </w:t>
+      </w:r>
+      <w:r>
+        <w:t xml:space="preserve">de suicídio (FURTADO, 2021). Uma pesquisa feita pela OMS mostra que, em 2021, tentativas bem-sucedidas de suicídio foram a 3ª maior causa de morte de jovens na faixa etária de 15 à 29 anos, com uma tendência ao aumento do número de mortes nos próximos anos</w:t>
       </w:r>
       <w:r/>
     </w:p>
@@ -3643,29 +3913,362 @@
         <w:pBdr/>
         <w:spacing w:line="360" w:lineRule="auto"/>
         <w:ind w:firstLine="708"/>
-        <w:rPr/>
+        <w:rPr>
+          <w:highlight w:val="none"/>
+        </w:rPr>
       </w:pPr>
       <w:r>
-        <w:t xml:space="preserve">Entretanto, esse crescente problema não é encarada com a devida seriedade merecida. Inserir citação do maluco lá </w:t>
+        <w:t xml:space="preserve">Entretanto, pode-se notar um despreparo por parte de algumas pessoas quando se trata de ajudar pessoas com essa doença. Isso se dá pois, até meados da década de 1970, acreditava-se que era quase ou mesmo impossível crianças e adolescentes terem depressão, fato esse que hoje sabe-se que é falso, com a adolescência sendo uma das fases mais aflingidas por esse transtorno psicológico. Essa crença só foi mudada em 1975, quando o Insituto Nacional de Saúde Mental dos EUA (NIMH) reconheceu de forma oficial a existência da depressão nessa faixa etária e os primeiros estudos acerca do assunto começaram a surgir (BAHLS, 2003)</w:t>
       </w:r>
       <w:r/>
-      <w:r/>
+    </w:p>
+    <w:p>
+      <w:pPr>
+        <w:pBdr/>
+        <w:spacing w:line="360" w:lineRule="auto"/>
+        <w:ind w:firstLine="708"/>
+        <w:rPr>
+          <w:highlight w:val="none"/>
+        </w:rPr>
+      </w:pPr>
+      <w:r>
+        <w:rPr>
+          <w:highlight w:val="none"/>
+        </w:rPr>
+        <w:t xml:space="preserve">Além disso, há uma certa banalização do assunto por parte dos pais</w:t>
+      </w:r>
+      <w:r>
+        <w:rPr>
+          <w:highlight w:val="none"/>
+        </w:rPr>
+        <w:t xml:space="preserve">, como explica Wesley Santos (2023):</w:t>
+      </w:r>
+      <w:r>
+        <w:rPr>
+          <w:highlight w:val="none"/>
+        </w:rPr>
+      </w:r>
+    </w:p>
+    <w:p>
+      <w:pPr>
+        <w:pBdr/>
+        <w:spacing w:line="360" w:lineRule="auto"/>
+        <w:ind w:firstLine="708"/>
+        <w:rPr>
+          <w:highlight w:val="none"/>
+        </w:rPr>
+      </w:pPr>
+      <w:r>
+        <w:rPr>
+          <w:highlight w:val="none"/>
+        </w:rPr>
+      </w:r>
+      <w:r>
+        <w:rPr>
+          <w:highlight w:val="none"/>
+        </w:rPr>
+      </w:r>
+    </w:p>
+    <w:p>
+      <w:pPr>
+        <w:pBdr/>
+        <w:spacing w:line="240" w:lineRule="auto"/>
+        <w:ind w:right="0" w:firstLine="0" w:left="2160"/>
+        <w:rPr>
+          <w:sz w:val="24"/>
+          <w:szCs w:val="24"/>
+          <w:highlight w:val="none"/>
+        </w:rPr>
+      </w:pPr>
+      <w:r>
+        <w:rPr>
+          <w:sz w:val="20"/>
+          <w:szCs w:val="20"/>
+        </w:rPr>
+        <w:t xml:space="preserve">Para a maioria dos pais, o cuidado com a saúde mental/emocional de seus filhos adolescentes, não é algo tão complexo e sério, seja por comparação às suas próprias experiências, o que nem sempre se aplica, pois estamos tratando de gerações diferentes, ou si</w:t>
+      </w:r>
+      <w:r>
+        <w:rPr>
+          <w:sz w:val="20"/>
+          <w:szCs w:val="20"/>
+        </w:rPr>
+        <w:t xml:space="preserve">mplesmente por dificuldade em estabelecer um relacionamento de confiança e diálogo sadio, o que acarreta em consequências mais graves [...]</w:t>
+      </w:r>
+      <w:r>
+        <w:rPr>
+          <w:sz w:val="20"/>
+          <w:szCs w:val="20"/>
+          <w:highlight w:val="none"/>
+        </w:rPr>
+        <w:t xml:space="preserve"> (SANTOS, 2023, p. 7)</w:t>
+      </w:r>
+      <w:r>
+        <w:rPr>
+          <w:sz w:val="24"/>
+          <w:szCs w:val="24"/>
+          <w:highlight w:val="none"/>
+        </w:rPr>
+      </w:r>
+      <w:r>
+        <w:rPr>
+          <w:sz w:val="24"/>
+          <w:szCs w:val="24"/>
+          <w:highlight w:val="none"/>
+        </w:rPr>
+      </w:r>
+    </w:p>
+    <w:p>
+      <w:pPr>
+        <w:pBdr/>
+        <w:spacing w:line="360" w:lineRule="auto"/>
+        <w:ind w:right="0" w:firstLine="0" w:left="2160"/>
+        <w:rPr>
+          <w:sz w:val="24"/>
+          <w:szCs w:val="24"/>
+          <w:highlight w:val="none"/>
+        </w:rPr>
+      </w:pPr>
+      <w:r>
+        <w:rPr>
+          <w:sz w:val="24"/>
+          <w:szCs w:val="24"/>
+          <w:highlight w:val="none"/>
+        </w:rPr>
+      </w:r>
+      <w:r>
+        <w:rPr>
+          <w:sz w:val="24"/>
+          <w:szCs w:val="24"/>
+          <w:highlight w:val="none"/>
+        </w:rPr>
+      </w:r>
+    </w:p>
+    <w:p>
+      <w:pPr>
+        <w:pBdr/>
+        <w:spacing w:line="360" w:lineRule="auto"/>
+        <w:ind w:right="0" w:firstLine="0" w:left="0"/>
+        <w:rPr>
+          <w:sz w:val="24"/>
+          <w:szCs w:val="24"/>
+          <w:highlight w:val="none"/>
+        </w:rPr>
+      </w:pPr>
+      <w:r>
+        <w:rPr>
+          <w:sz w:val="24"/>
+          <w:szCs w:val="24"/>
+          <w:highlight w:val="none"/>
+        </w:rPr>
+        <w:tab/>
+        <w:t xml:space="preserve">Entretanto, a banalização não se dá somente por conta dos pais. Com a popularização da internet e das mídias de entretenimento, assuntos pessoais ou pouco falados anteriormente, como a depressão, acabaram por se tornar conteúdo para filmes, vídeos, etc (SANTOS, 2023)</w:t>
+      </w:r>
+      <w:r>
+        <w:rPr>
+          <w:sz w:val="24"/>
+          <w:szCs w:val="24"/>
+          <w:highlight w:val="none"/>
+        </w:rPr>
+      </w:r>
+    </w:p>
+    <w:p>
+      <w:pPr>
+        <w:pBdr/>
+        <w:spacing w:line="360" w:lineRule="auto"/>
+        <w:ind w:right="0" w:firstLine="0" w:left="2160"/>
+        <w:rPr>
+          <w:sz w:val="24"/>
+          <w:szCs w:val="24"/>
+          <w:highlight w:val="none"/>
+        </w:rPr>
+      </w:pPr>
+      <w:r>
+        <w:rPr>
+          <w:sz w:val="24"/>
+          <w:szCs w:val="24"/>
+          <w:highlight w:val="none"/>
+        </w:rPr>
+      </w:r>
+      <w:r>
+        <w:rPr>
+          <w:sz w:val="24"/>
+          <w:szCs w:val="24"/>
+          <w:highlight w:val="none"/>
+        </w:rPr>
+      </w:r>
+    </w:p>
+    <w:p>
+      <w:pPr>
+        <w:pBdr/>
+        <w:spacing w:line="240" w:lineRule="auto"/>
+        <w:ind w:right="0" w:firstLine="0" w:left="2160"/>
+        <w:rPr/>
+      </w:pPr>
+      <w:r>
+        <w:rPr>
+          <w:sz w:val="20"/>
+          <w:szCs w:val="20"/>
+          <w:highlight w:val="none"/>
+        </w:rPr>
+      </w:r>
+      <w:r>
+        <w:rPr>
+          <w:sz w:val="20"/>
+          <w:szCs w:val="20"/>
+        </w:rPr>
+        <w:t xml:space="preserve">Com o advento de conteúdos voltados a glamourização das disfunções emocionais e transtornos de identidade reprimida, seja na música mais melancólica, livros de tragédias românticas, vampiros e outras ficções fantásticas voltando a ter relevância à cultura </w:t>
+      </w:r>
+      <w:r>
+        <w:rPr>
+          <w:sz w:val="20"/>
+          <w:szCs w:val="20"/>
+        </w:rPr>
+        <w:t xml:space="preserve">pop [...] </w:t>
+      </w:r>
+      <w:r>
+        <w:rPr>
+          <w:sz w:val="20"/>
+          <w:szCs w:val="20"/>
+        </w:rPr>
+        <w:t xml:space="preserve">Assim outra modalidade de postagem vem ganhando fama, relacionada ao </w:t>
+      </w:r>
+      <w:r>
+        <w:rPr>
+          <w:sz w:val="20"/>
+          <w:szCs w:val="20"/>
+        </w:rPr>
+        <w:t xml:space="preserve">vislumbre da tragédia humana, aliada a um pessimismo em relação a vida, um flerte com</w:t>
+      </w:r>
+      <w:r>
+        <w:rPr>
+          <w:sz w:val="20"/>
+          <w:szCs w:val="20"/>
+        </w:rPr>
+        <w:t xml:space="preserve"> </w:t>
+      </w:r>
+      <w:r>
+        <w:rPr>
+          <w:sz w:val="20"/>
+          <w:szCs w:val="20"/>
+        </w:rPr>
+        <w:t xml:space="preserve">o existencialismo e a desesperança na vida, algo que atrai os olhares e as visualizações,</w:t>
+      </w:r>
+      <w:r>
+        <w:rPr>
+          <w:sz w:val="20"/>
+          <w:szCs w:val="20"/>
+        </w:rPr>
+        <w:t xml:space="preserve"> </w:t>
+      </w:r>
+      <w:r>
+        <w:rPr>
+          <w:sz w:val="20"/>
+          <w:szCs w:val="20"/>
+        </w:rPr>
+        <w:t xml:space="preserve">principalmente dos jovens, na internet, sabemos que se tal conteúdo atraí visualização,</w:t>
+      </w:r>
+      <w:r>
+        <w:rPr>
+          <w:sz w:val="20"/>
+          <w:szCs w:val="20"/>
+        </w:rPr>
+        <w:t xml:space="preserve"> </w:t>
+      </w:r>
+      <w:r>
+        <w:rPr>
+          <w:sz w:val="20"/>
+          <w:szCs w:val="20"/>
+        </w:rPr>
+        <w:t xml:space="preserve">este se torna demanda</w:t>
+      </w:r>
+      <w:r>
+        <w:rPr>
+          <w:sz w:val="20"/>
+          <w:szCs w:val="20"/>
+          <w:highlight w:val="none"/>
+        </w:rPr>
+        <w:t xml:space="preserve"> (SANTOS, 2023, p. 8)</w:t>
+      </w:r>
+      <w:r>
+        <w:rPr>
+          <w:sz w:val="20"/>
+          <w:szCs w:val="20"/>
+        </w:rPr>
+      </w:r>
+      <w:r>
+        <w:rPr>
+          <w:sz w:val="20"/>
+          <w:szCs w:val="20"/>
+        </w:rPr>
+      </w:r>
+    </w:p>
+    <w:p>
+      <w:pPr>
+        <w:pBdr/>
+        <w:spacing w:line="240" w:lineRule="auto"/>
+        <w:ind w:right="0" w:firstLine="672" w:left="2160"/>
+        <w:rPr>
+          <w:sz w:val="24"/>
+          <w:szCs w:val="24"/>
+          <w:highlight w:val="none"/>
+        </w:rPr>
+      </w:pPr>
+      <w:r>
+        <w:rPr>
+          <w:sz w:val="24"/>
+          <w:szCs w:val="24"/>
+          <w:highlight w:val="none"/>
+        </w:rPr>
+      </w:r>
+      <w:r>
+        <w:rPr>
+          <w:sz w:val="24"/>
+          <w:szCs w:val="24"/>
+          <w:highlight w:val="none"/>
+        </w:rPr>
+      </w:r>
+    </w:p>
+    <w:p>
+      <w:pPr>
+        <w:pBdr/>
+        <w:spacing w:line="360" w:lineRule="auto"/>
+        <w:ind w:right="0" w:firstLine="0" w:left="0"/>
+        <w:rPr>
+          <w:sz w:val="24"/>
+          <w:szCs w:val="24"/>
+          <w:highlight w:val="none"/>
+        </w:rPr>
+      </w:pPr>
+      <w:r>
+        <w:rPr>
+          <w:sz w:val="24"/>
+          <w:szCs w:val="24"/>
+          <w:highlight w:val="none"/>
+        </w:rPr>
+        <w:tab/>
+        <w:t xml:space="preserve">asdasdasdasd</w:t>
+      </w:r>
+      <w:r>
+        <w:rPr>
+          <w:sz w:val="24"/>
+          <w:szCs w:val="24"/>
+          <w:highlight w:val="none"/>
+        </w:rPr>
+      </w:r>
+    </w:p>
+    <w:p>
+      <w:pPr>
+        <w:pBdr/>
+        <w:spacing w:line="360" w:lineRule="auto"/>
+        <w:ind/>
+        <w:rPr/>
+      </w:pPr>
       <w:r/>
       <w:r/>
     </w:p>
     <w:p>
       <w:pPr>
-        <w:pBdr/>
-        <w:spacing w:line="360" w:lineRule="auto"/>
-        <w:ind/>
-        <w:rPr/>
-      </w:pPr>
-      <w:r/>
-      <w:r/>
-    </w:p>
-    <w:p>
-      <w:pPr>
-        <w:pStyle w:val="872"/>
+        <w:pStyle w:val="878"/>
         <w:numPr>
           <w:ilvl w:val="1"/>
           <w:numId w:val="6"/>
@@ -3700,9 +4303,15 @@
         </w:rPr>
         <w:t xml:space="preserve">roblema</w:t>
       </w:r>
-      <w:r/>
       <w:bookmarkEnd w:id="2"/>
-      <w:r/>
+      <w:r>
+        <w:rPr>
+          <w:b/>
+          <w:color w:val="000000" w:themeColor="text1"/>
+          <w:sz w:val="24"/>
+          <w:szCs w:val="24"/>
+        </w:rPr>
+      </w:r>
       <w:r>
         <w:rPr>
           <w:b/>
@@ -3715,6 +4324,19 @@
     <w:p>
       <w:pPr>
         <w:pBdr/>
+        <w:spacing/>
+        <w:ind/>
+        <w:rPr/>
+      </w:pPr>
+      <w:r>
+        <w:tab/>
+        <w:t xml:space="preserve">‘Como conscientizar e ajudar pessoas aflingidas com essa doença?’</w:t>
+      </w:r>
+      <w:r/>
+    </w:p>
+    <w:p>
+      <w:pPr>
+        <w:pBdr/>
         <w:spacing w:line="360" w:lineRule="auto"/>
         <w:ind/>
         <w:rPr/>
@@ -3724,7 +4346,7 @@
     </w:p>
     <w:p>
       <w:pPr>
-        <w:pStyle w:val="872"/>
+        <w:pStyle w:val="878"/>
         <w:numPr>
           <w:ilvl w:val="1"/>
           <w:numId w:val="6"/>
@@ -3759,9 +4381,15 @@
         </w:rPr>
         <w:t xml:space="preserve">ipóteses</w:t>
       </w:r>
-      <w:r/>
       <w:bookmarkEnd w:id="3"/>
-      <w:r/>
+      <w:r>
+        <w:rPr>
+          <w:b/>
+          <w:color w:val="000000" w:themeColor="text1"/>
+          <w:sz w:val="24"/>
+          <w:szCs w:val="24"/>
+        </w:rPr>
+      </w:r>
       <w:r>
         <w:rPr>
           <w:b/>
@@ -3783,7 +4411,7 @@
     </w:p>
     <w:p>
       <w:pPr>
-        <w:pStyle w:val="872"/>
+        <w:pStyle w:val="878"/>
         <w:numPr>
           <w:ilvl w:val="1"/>
           <w:numId w:val="6"/>
@@ -3809,9 +4437,15 @@
         </w:rPr>
         <w:t xml:space="preserve">Justificativa</w:t>
       </w:r>
-      <w:r/>
       <w:bookmarkEnd w:id="4"/>
-      <w:r/>
+      <w:r>
+        <w:rPr>
+          <w:b/>
+          <w:color w:val="000000" w:themeColor="text1"/>
+          <w:sz w:val="24"/>
+          <w:szCs w:val="24"/>
+        </w:rPr>
+      </w:r>
       <w:r>
         <w:rPr>
           <w:b/>
@@ -3833,7 +4467,7 @@
     </w:p>
     <w:p>
       <w:pPr>
-        <w:pStyle w:val="872"/>
+        <w:pStyle w:val="878"/>
         <w:numPr>
           <w:ilvl w:val="1"/>
           <w:numId w:val="6"/>
@@ -3868,9 +4502,15 @@
         </w:rPr>
         <w:t xml:space="preserve">bjetivos</w:t>
       </w:r>
-      <w:r/>
       <w:bookmarkEnd w:id="5"/>
-      <w:r/>
+      <w:r>
+        <w:rPr>
+          <w:b/>
+          <w:color w:val="000000" w:themeColor="text1"/>
+          <w:sz w:val="24"/>
+          <w:szCs w:val="24"/>
+        </w:rPr>
+      </w:r>
       <w:r>
         <w:rPr>
           <w:b/>
@@ -3892,7 +4532,7 @@
     </w:p>
     <w:p>
       <w:pPr>
-        <w:pStyle w:val="872"/>
+        <w:pStyle w:val="878"/>
         <w:numPr>
           <w:ilvl w:val="1"/>
           <w:numId w:val="6"/>
@@ -3927,9 +4567,15 @@
         </w:rPr>
         <w:t xml:space="preserve">eral</w:t>
       </w:r>
-      <w:r/>
       <w:bookmarkEnd w:id="6"/>
-      <w:r/>
+      <w:r>
+        <w:rPr>
+          <w:b/>
+          <w:color w:val="000000" w:themeColor="text1"/>
+          <w:sz w:val="24"/>
+          <w:szCs w:val="24"/>
+        </w:rPr>
+      </w:r>
       <w:r>
         <w:rPr>
           <w:b/>
@@ -3951,7 +4597,7 @@
     </w:p>
     <w:p>
       <w:pPr>
-        <w:pStyle w:val="872"/>
+        <w:pStyle w:val="878"/>
         <w:numPr>
           <w:ilvl w:val="1"/>
           <w:numId w:val="6"/>
@@ -3995,7 +4641,14 @@
         </w:rPr>
       </w:r>
       <w:bookmarkEnd w:id="7"/>
-      <w:r/>
+      <w:r>
+        <w:rPr>
+          <w:b/>
+          <w:color w:val="000000" w:themeColor="text1"/>
+          <w:sz w:val="24"/>
+          <w:szCs w:val="24"/>
+        </w:rPr>
+      </w:r>
       <w:r>
         <w:rPr>
           <w:b/>
@@ -4017,7 +4670,7 @@
     </w:p>
     <w:p>
       <w:pPr>
-        <w:pStyle w:val="872"/>
+        <w:pStyle w:val="878"/>
         <w:numPr>
           <w:ilvl w:val="1"/>
           <w:numId w:val="6"/>
@@ -4053,7 +4706,15 @@
         </w:rPr>
       </w:r>
       <w:bookmarkEnd w:id="8"/>
-      <w:r/>
+      <w:r>
+        <w:rPr>
+          <w:b/>
+          <w:bCs/>
+          <w:color w:val="000000" w:themeColor="text1"/>
+          <w:sz w:val="24"/>
+          <w:szCs w:val="24"/>
+        </w:rPr>
+      </w:r>
       <w:r>
         <w:rPr>
           <w:b/>
@@ -4066,7 +4727,7 @@
     </w:p>
     <w:p>
       <w:pPr>
-        <w:pStyle w:val="939"/>
+        <w:pStyle w:val="945"/>
         <w:pBdr/>
         <w:spacing w:after="0" w:line="360" w:lineRule="auto"/>
         <w:ind/>
@@ -4093,7 +4754,7 @@
     </w:p>
     <w:p>
       <w:pPr>
-        <w:pStyle w:val="939"/>
+        <w:pStyle w:val="945"/>
         <w:pBdr/>
         <w:spacing w:after="0" w:line="360" w:lineRule="auto"/>
         <w:ind/>
@@ -4120,7 +4781,7 @@
     </w:p>
     <w:p>
       <w:pPr>
-        <w:pStyle w:val="939"/>
+        <w:pStyle w:val="945"/>
         <w:pBdr/>
         <w:spacing w:after="0" w:line="360" w:lineRule="auto"/>
         <w:ind/>
@@ -4147,7 +4808,7 @@
     </w:p>
     <w:p>
       <w:pPr>
-        <w:pStyle w:val="939"/>
+        <w:pStyle w:val="945"/>
         <w:pBdr/>
         <w:spacing w:after="0" w:line="360" w:lineRule="auto"/>
         <w:ind/>
@@ -4174,7 +4835,7 @@
     </w:p>
     <w:p>
       <w:pPr>
-        <w:pStyle w:val="939"/>
+        <w:pStyle w:val="945"/>
         <w:pBdr/>
         <w:spacing w:after="0" w:line="360" w:lineRule="auto"/>
         <w:ind/>
@@ -4186,7 +4847,7 @@
     </w:p>
     <w:p>
       <w:pPr>
-        <w:pStyle w:val="939"/>
+        <w:pStyle w:val="945"/>
         <w:pBdr/>
         <w:spacing w:after="0" w:line="360" w:lineRule="auto"/>
         <w:ind/>
@@ -4198,7 +4859,7 @@
     </w:p>
     <w:p>
       <w:pPr>
-        <w:pStyle w:val="939"/>
+        <w:pStyle w:val="945"/>
         <w:pBdr/>
         <w:spacing w:after="0" w:line="360" w:lineRule="auto"/>
         <w:ind/>
@@ -4210,7 +4871,7 @@
     </w:p>
     <w:p>
       <w:pPr>
-        <w:pStyle w:val="939"/>
+        <w:pStyle w:val="945"/>
         <w:pBdr/>
         <w:spacing w:after="0" w:line="360" w:lineRule="auto"/>
         <w:ind/>
@@ -4222,7 +4883,7 @@
     </w:p>
     <w:p>
       <w:pPr>
-        <w:pStyle w:val="939"/>
+        <w:pStyle w:val="945"/>
         <w:pBdr/>
         <w:spacing w:after="0" w:line="360" w:lineRule="auto"/>
         <w:ind/>
@@ -4234,7 +4895,7 @@
     </w:p>
     <w:p>
       <w:pPr>
-        <w:pStyle w:val="939"/>
+        <w:pStyle w:val="945"/>
         <w:pBdr/>
         <w:spacing w:after="0" w:line="360" w:lineRule="auto"/>
         <w:ind/>
@@ -4246,7 +4907,7 @@
     </w:p>
     <w:p>
       <w:pPr>
-        <w:pStyle w:val="939"/>
+        <w:pStyle w:val="945"/>
         <w:pBdr/>
         <w:spacing w:after="0" w:line="360" w:lineRule="auto"/>
         <w:ind/>
@@ -4258,7 +4919,7 @@
     </w:p>
     <w:p>
       <w:pPr>
-        <w:pStyle w:val="939"/>
+        <w:pStyle w:val="945"/>
         <w:pBdr/>
         <w:spacing w:after="0" w:line="360" w:lineRule="auto"/>
         <w:ind/>
@@ -4270,7 +4931,7 @@
     </w:p>
     <w:p>
       <w:pPr>
-        <w:pStyle w:val="939"/>
+        <w:pStyle w:val="945"/>
         <w:pBdr/>
         <w:spacing w:after="0" w:line="360" w:lineRule="auto"/>
         <w:ind/>
@@ -4282,7 +4943,7 @@
     </w:p>
     <w:p>
       <w:pPr>
-        <w:pStyle w:val="939"/>
+        <w:pStyle w:val="945"/>
         <w:pBdr/>
         <w:spacing w:after="0" w:line="360" w:lineRule="auto"/>
         <w:ind/>
@@ -4299,15 +4960,11 @@
           <w:bCs/>
         </w:rPr>
       </w:r>
-      <w:r>
-        <w:rPr>
-          <w:bCs/>
-        </w:rPr>
-      </w:r>
+      <w:r/>
     </w:p>
     <w:p>
       <w:pPr>
-        <w:pStyle w:val="871"/>
+        <w:pStyle w:val="877"/>
         <w:numPr>
           <w:ilvl w:val="0"/>
           <w:numId w:val="6"/>
@@ -4342,7 +4999,14 @@
         </w:rPr>
       </w:r>
       <w:bookmarkEnd w:id="9"/>
-      <w:r/>
+      <w:r>
+        <w:rPr>
+          <w:b/>
+          <w:color w:val="000000" w:themeColor="text1"/>
+          <w:sz w:val="24"/>
+          <w:szCs w:val="24"/>
+        </w:rPr>
+      </w:r>
       <w:r>
         <w:rPr>
           <w:b/>
@@ -4354,7 +5018,7 @@
     </w:p>
     <w:p>
       <w:pPr>
-        <w:pStyle w:val="939"/>
+        <w:pStyle w:val="945"/>
         <w:pBdr/>
         <w:spacing w:after="0" w:line="360" w:lineRule="auto"/>
         <w:ind/>
@@ -4380,7 +5044,7 @@
     </w:p>
     <w:p>
       <w:pPr>
-        <w:pStyle w:val="939"/>
+        <w:pStyle w:val="945"/>
         <w:pBdr/>
         <w:spacing w:after="0" w:line="360" w:lineRule="auto"/>
         <w:ind/>
@@ -4406,19 +5070,18 @@
     </w:p>
     <w:p>
       <w:pPr>
-        <w:pStyle w:val="939"/>
+        <w:pStyle w:val="945"/>
         <w:pBdr/>
         <w:spacing w:after="0" w:line="360" w:lineRule="auto"/>
         <w:ind/>
         <w:rPr/>
       </w:pPr>
-      <w:r/>
       <w:r/>
       <w:r/>
     </w:p>
     <w:p>
       <w:pPr>
-        <w:pStyle w:val="939"/>
+        <w:pStyle w:val="945"/>
         <w:pBdr/>
         <w:spacing w:after="0" w:line="360" w:lineRule="auto"/>
         <w:ind/>
@@ -4428,11 +5091,10 @@
         <w:br w:type="page" w:clear="all"/>
       </w:r>
       <w:r/>
-      <w:r/>
     </w:p>
     <w:p>
       <w:pPr>
-        <w:pStyle w:val="871"/>
+        <w:pStyle w:val="877"/>
         <w:numPr>
           <w:ilvl w:val="0"/>
           <w:numId w:val="6"/>
@@ -4467,7 +5129,15 @@
         </w:rPr>
       </w:r>
       <w:bookmarkEnd w:id="10"/>
-      <w:r/>
+      <w:r>
+        <w:rPr>
+          <w:b/>
+          <w:bCs/>
+          <w:color w:val="000000" w:themeColor="text1"/>
+          <w:sz w:val="24"/>
+          <w:szCs w:val="24"/>
+        </w:rPr>
+      </w:r>
       <w:r>
         <w:rPr>
           <w:b/>
@@ -4480,7 +5150,7 @@
     </w:p>
     <w:p>
       <w:pPr>
-        <w:pStyle w:val="939"/>
+        <w:pStyle w:val="945"/>
         <w:pBdr/>
         <w:spacing w:after="0" w:line="360" w:lineRule="auto"/>
         <w:ind/>
@@ -4506,7 +5176,7 @@
     </w:p>
     <w:p>
       <w:pPr>
-        <w:pStyle w:val="939"/>
+        <w:pStyle w:val="945"/>
         <w:pBdr/>
         <w:spacing w:after="0" w:line="360" w:lineRule="auto"/>
         <w:ind/>
@@ -4532,7 +5202,7 @@
     </w:p>
     <w:p>
       <w:pPr>
-        <w:pStyle w:val="939"/>
+        <w:pStyle w:val="945"/>
         <w:pBdr/>
         <w:spacing w:after="0" w:line="360" w:lineRule="auto"/>
         <w:ind/>
@@ -4558,7 +5228,7 @@
     </w:p>
     <w:p>
       <w:pPr>
-        <w:pStyle w:val="939"/>
+        <w:pStyle w:val="945"/>
         <w:pBdr/>
         <w:spacing w:after="0" w:line="360" w:lineRule="auto"/>
         <w:ind/>
@@ -4584,7 +5254,7 @@
     </w:p>
     <w:p>
       <w:pPr>
-        <w:pStyle w:val="939"/>
+        <w:pStyle w:val="945"/>
         <w:pBdr/>
         <w:spacing w:after="0" w:line="360" w:lineRule="auto"/>
         <w:ind/>
@@ -4610,7 +5280,7 @@
     </w:p>
     <w:p>
       <w:pPr>
-        <w:pStyle w:val="939"/>
+        <w:pStyle w:val="945"/>
         <w:pBdr/>
         <w:spacing w:after="0" w:line="360" w:lineRule="auto"/>
         <w:ind/>
@@ -4636,7 +5306,7 @@
     </w:p>
     <w:p>
       <w:pPr>
-        <w:pStyle w:val="939"/>
+        <w:pStyle w:val="945"/>
         <w:pBdr/>
         <w:spacing w:after="0" w:line="360" w:lineRule="auto"/>
         <w:ind/>
@@ -4662,7 +5332,7 @@
     </w:p>
     <w:p>
       <w:pPr>
-        <w:pStyle w:val="939"/>
+        <w:pStyle w:val="945"/>
         <w:pBdr/>
         <w:spacing w:after="0" w:line="360" w:lineRule="auto"/>
         <w:ind/>
@@ -4688,7 +5358,7 @@
     </w:p>
     <w:p>
       <w:pPr>
-        <w:pStyle w:val="939"/>
+        <w:pStyle w:val="945"/>
         <w:pBdr/>
         <w:spacing w:after="0" w:line="360" w:lineRule="auto"/>
         <w:ind/>
@@ -4714,7 +5384,7 @@
     </w:p>
     <w:p>
       <w:pPr>
-        <w:pStyle w:val="939"/>
+        <w:pStyle w:val="945"/>
         <w:pBdr/>
         <w:spacing w:after="0" w:line="360" w:lineRule="auto"/>
         <w:ind/>
@@ -4740,7 +5410,7 @@
     </w:p>
     <w:p>
       <w:pPr>
-        <w:pStyle w:val="939"/>
+        <w:pStyle w:val="945"/>
         <w:pBdr/>
         <w:spacing w:after="0" w:line="360" w:lineRule="auto"/>
         <w:ind/>
@@ -4766,7 +5436,7 @@
     </w:p>
     <w:p>
       <w:pPr>
-        <w:pStyle w:val="939"/>
+        <w:pStyle w:val="945"/>
         <w:pBdr/>
         <w:spacing w:after="0" w:line="360" w:lineRule="auto"/>
         <w:ind/>
@@ -4792,7 +5462,7 @@
     </w:p>
     <w:p>
       <w:pPr>
-        <w:pStyle w:val="939"/>
+        <w:pStyle w:val="945"/>
         <w:pBdr/>
         <w:spacing w:after="0" w:line="360" w:lineRule="auto"/>
         <w:ind/>
@@ -4805,11 +5475,10 @@
         <w:br w:type="page" w:clear="all"/>
       </w:r>
       <w:r/>
-      <w:r/>
     </w:p>
     <w:p>
       <w:pPr>
-        <w:pStyle w:val="871"/>
+        <w:pStyle w:val="877"/>
         <w:pBdr/>
         <w:spacing/>
         <w:ind/>
@@ -4840,7 +5509,14 @@
         </w:rPr>
       </w:r>
       <w:bookmarkEnd w:id="11"/>
-      <w:r/>
+      <w:r>
+        <w:rPr>
+          <w:b/>
+          <w:color w:val="000000" w:themeColor="text1"/>
+          <w:sz w:val="24"/>
+          <w:szCs w:val="24"/>
+        </w:rPr>
+      </w:r>
       <w:r>
         <w:rPr>
           <w:b/>
@@ -4852,7 +5528,7 @@
     </w:p>
     <w:p>
       <w:pPr>
-        <w:pStyle w:val="939"/>
+        <w:pStyle w:val="945"/>
         <w:pBdr/>
         <w:spacing w:after="0" w:line="360" w:lineRule="auto"/>
         <w:ind/>
@@ -4879,7 +5555,7 @@
     </w:p>
     <w:p>
       <w:pPr>
-        <w:pStyle w:val="939"/>
+        <w:pStyle w:val="945"/>
         <w:pBdr/>
         <w:spacing w:after="0" w:line="360" w:lineRule="auto"/>
         <w:ind/>
@@ -4906,7 +5582,7 @@
     </w:p>
     <w:p>
       <w:pPr>
-        <w:pStyle w:val="942"/>
+        <w:pStyle w:val="948"/>
         <w:pBdr/>
         <w:spacing w:after="0" w:line="360" w:lineRule="auto"/>
         <w:ind/>
@@ -4969,27 +5645,6 @@
       </w:r>
       <w:r>
         <w:rPr>
-          <w:sz w:val="22"/>
-          <w:szCs w:val="22"/>
-          <w:highlight w:val="none"/>
-        </w:rPr>
-      </w:r>
-    </w:p>
-    <w:p>
-      <w:pPr>
-        <w:pStyle w:val="942"/>
-        <w:pBdr/>
-        <w:spacing w:after="0" w:line="360" w:lineRule="auto"/>
-        <w:ind/>
-        <w:jc w:val="left"/>
-        <w:rPr>
-          <w:sz w:val="22"/>
-          <w:szCs w:val="22"/>
-          <w:highlight w:val="none"/>
-        </w:rPr>
-      </w:pPr>
-      <w:r>
-        <w:rPr>
           <w:b/>
           <w:bCs/>
           <w:sz w:val="22"/>
@@ -5009,7 +5664,44 @@
     </w:p>
     <w:p>
       <w:pPr>
-        <w:pStyle w:val="942"/>
+        <w:pStyle w:val="948"/>
+        <w:pBdr/>
+        <w:spacing w:after="0" w:line="360" w:lineRule="auto"/>
+        <w:ind/>
+        <w:jc w:val="left"/>
+        <w:rPr>
+          <w:sz w:val="22"/>
+          <w:szCs w:val="22"/>
+          <w:highlight w:val="none"/>
+        </w:rPr>
+      </w:pPr>
+      <w:r>
+        <w:rPr>
+          <w:b/>
+          <w:bCs/>
+          <w:sz w:val="22"/>
+          <w:szCs w:val="22"/>
+          <w:highlight w:val="none"/>
+        </w:rPr>
+      </w:r>
+      <w:r>
+        <w:rPr>
+          <w:sz w:val="22"/>
+          <w:szCs w:val="22"/>
+          <w:highlight w:val="none"/>
+        </w:rPr>
+      </w:r>
+      <w:r>
+        <w:rPr>
+          <w:sz w:val="22"/>
+          <w:szCs w:val="22"/>
+          <w:highlight w:val="none"/>
+        </w:rPr>
+      </w:r>
+    </w:p>
+    <w:p>
+      <w:pPr>
+        <w:pStyle w:val="948"/>
         <w:pBdr/>
         <w:spacing w:after="0" w:line="360" w:lineRule="auto"/>
         <w:ind/>
@@ -5061,18 +5753,20 @@
         <w:rPr>
           <w:sz w:val="22"/>
           <w:szCs w:val="22"/>
+          <w:highlight w:val="none"/>
         </w:rPr>
       </w:r>
       <w:r>
         <w:rPr>
           <w:sz w:val="22"/>
           <w:szCs w:val="22"/>
+          <w:highlight w:val="none"/>
         </w:rPr>
       </w:r>
     </w:p>
     <w:p>
       <w:pPr>
-        <w:pStyle w:val="942"/>
+        <w:pStyle w:val="948"/>
         <w:pBdr/>
         <w:spacing w:after="0" w:line="360" w:lineRule="auto"/>
         <w:ind/>
@@ -5151,12 +5845,22 @@
           <w:bCs/>
           <w:sz w:val="22"/>
           <w:szCs w:val="22"/>
+          <w:highlight w:val="none"/>
+        </w:rPr>
+      </w:r>
+      <w:r>
+        <w:rPr>
+          <w:b/>
+          <w:bCs/>
+          <w:sz w:val="22"/>
+          <w:szCs w:val="22"/>
+          <w:highlight w:val="none"/>
         </w:rPr>
       </w:r>
     </w:p>
     <w:p>
       <w:pPr>
-        <w:pStyle w:val="942"/>
+        <w:pStyle w:val="948"/>
         <w:pBdr/>
         <w:spacing w:after="0" w:line="360" w:lineRule="auto"/>
         <w:ind/>
@@ -5228,7 +5932,7 @@
     </w:p>
     <w:p>
       <w:pPr>
-        <w:pStyle w:val="942"/>
+        <w:pStyle w:val="948"/>
         <w:pBdr/>
         <w:spacing w:after="0" w:line="360" w:lineRule="auto"/>
         <w:ind/>
@@ -5305,10 +6009,19 @@
           <w:highlight w:val="none"/>
         </w:rPr>
       </w:r>
+      <w:r>
+        <w:rPr>
+          <w:b w:val="0"/>
+          <w:bCs w:val="0"/>
+          <w:sz w:val="22"/>
+          <w:szCs w:val="22"/>
+          <w:highlight w:val="none"/>
+        </w:rPr>
+      </w:r>
     </w:p>
     <w:p>
       <w:pPr>
-        <w:pStyle w:val="942"/>
+        <w:pStyle w:val="948"/>
         <w:pBdr/>
         <w:spacing w:after="0" w:line="360" w:lineRule="auto"/>
         <w:ind/>
@@ -5369,10 +6082,19 @@
           <w:highlight w:val="none"/>
         </w:rPr>
       </w:r>
+      <w:r>
+        <w:rPr>
+          <w:b w:val="0"/>
+          <w:bCs w:val="0"/>
+          <w:sz w:val="22"/>
+          <w:szCs w:val="22"/>
+          <w:highlight w:val="none"/>
+        </w:rPr>
+      </w:r>
     </w:p>
     <w:p>
       <w:pPr>
-        <w:pStyle w:val="942"/>
+        <w:pStyle w:val="948"/>
         <w:pBdr/>
         <w:spacing w:after="0" w:line="360" w:lineRule="auto"/>
         <w:ind/>
@@ -5443,10 +6165,19 @@
           <w:highlight w:val="none"/>
         </w:rPr>
       </w:r>
+      <w:r>
+        <w:rPr>
+          <w:b w:val="0"/>
+          <w:bCs w:val="0"/>
+          <w:sz w:val="22"/>
+          <w:szCs w:val="22"/>
+          <w:highlight w:val="none"/>
+        </w:rPr>
+      </w:r>
     </w:p>
     <w:p>
       <w:pPr>
-        <w:pStyle w:val="942"/>
+        <w:pStyle w:val="948"/>
         <w:pBdr/>
         <w:spacing w:after="0" w:line="360" w:lineRule="auto"/>
         <w:ind/>
@@ -5520,8 +6251,8 @@
       </w:r>
       <w:r>
         <w:rPr>
-          <w:b/>
-          <w:bCs/>
+          <w:b w:val="0"/>
+          <w:bCs w:val="0"/>
           <w:sz w:val="22"/>
           <w:szCs w:val="22"/>
           <w:highlight w:val="none"/>
@@ -5539,7 +6270,7 @@
     </w:p>
     <w:p>
       <w:pPr>
-        <w:pStyle w:val="942"/>
+        <w:pStyle w:val="948"/>
         <w:pBdr/>
         <w:spacing w:after="0" w:line="360" w:lineRule="auto"/>
         <w:ind/>
@@ -5600,10 +6331,19 @@
           <w:highlight w:val="none"/>
         </w:rPr>
       </w:r>
+      <w:r>
+        <w:rPr>
+          <w:b w:val="0"/>
+          <w:bCs w:val="0"/>
+          <w:sz w:val="22"/>
+          <w:szCs w:val="22"/>
+          <w:highlight w:val="none"/>
+        </w:rPr>
+      </w:r>
     </w:p>
     <w:p>
       <w:pPr>
-        <w:pStyle w:val="942"/>
+        <w:pStyle w:val="948"/>
         <w:pBdr/>
         <w:spacing w:after="0" w:line="360" w:lineRule="auto"/>
         <w:ind/>
@@ -5655,10 +6395,19 @@
           <w:highlight w:val="none"/>
         </w:rPr>
       </w:r>
+      <w:r>
+        <w:rPr>
+          <w:b w:val="0"/>
+          <w:bCs w:val="0"/>
+          <w:sz w:val="22"/>
+          <w:szCs w:val="22"/>
+          <w:highlight w:val="none"/>
+        </w:rPr>
+      </w:r>
     </w:p>
     <w:p>
       <w:pPr>
-        <w:pStyle w:val="942"/>
+        <w:pStyle w:val="948"/>
         <w:pBdr/>
         <w:spacing w:after="0" w:line="360" w:lineRule="auto"/>
         <w:ind/>
@@ -5671,6 +6420,15 @@
           <w:highlight w:val="none"/>
         </w:rPr>
       </w:pPr>
+      <w:r>
+        <w:rPr>
+          <w:b w:val="0"/>
+          <w:bCs w:val="0"/>
+          <w:sz w:val="22"/>
+          <w:szCs w:val="22"/>
+          <w:highlight w:val="none"/>
+        </w:rPr>
+      </w:r>
       <w:r>
         <w:rPr>
           <w:b w:val="0"/>
@@ -5692,7 +6450,7 @@
     </w:p>
     <w:p>
       <w:pPr>
-        <w:pStyle w:val="942"/>
+        <w:pStyle w:val="948"/>
         <w:pBdr/>
         <w:spacing w:after="0" w:line="360" w:lineRule="auto"/>
         <w:ind/>
@@ -5705,6 +6463,15 @@
           <w:highlight w:val="none"/>
         </w:rPr>
       </w:pPr>
+      <w:r>
+        <w:rPr>
+          <w:b w:val="0"/>
+          <w:bCs w:val="0"/>
+          <w:sz w:val="22"/>
+          <w:szCs w:val="22"/>
+          <w:highlight w:val="none"/>
+        </w:rPr>
+      </w:r>
       <w:r>
         <w:rPr>
           <w:b w:val="0"/>
@@ -5726,7 +6493,7 @@
     </w:p>
     <w:p>
       <w:pPr>
-        <w:pStyle w:val="942"/>
+        <w:pStyle w:val="948"/>
         <w:pBdr/>
         <w:spacing w:after="0" w:line="360" w:lineRule="auto"/>
         <w:ind/>
@@ -5753,13 +6520,20 @@
           <w:bCs/>
           <w:sz w:val="22"/>
           <w:szCs w:val="22"/>
-          <w:highlight w:val="none"/>
+        </w:rPr>
+      </w:r>
+      <w:r>
+        <w:rPr>
+          <w:b/>
+          <w:bCs/>
+          <w:sz w:val="22"/>
+          <w:szCs w:val="22"/>
         </w:rPr>
       </w:r>
     </w:p>
     <w:p>
       <w:pPr>
-        <w:pStyle w:val="942"/>
+        <w:pStyle w:val="948"/>
         <w:pBdr/>
         <w:spacing w:after="0" w:line="360" w:lineRule="auto"/>
         <w:ind/>
@@ -5769,40 +6543,6 @@
           <w:szCs w:val="22"/>
         </w:rPr>
       </w:pPr>
-      <w:r>
-        <w:rPr>
-          <w:sz w:val="22"/>
-          <w:szCs w:val="22"/>
-          <w:highlight w:val="none"/>
-        </w:rPr>
-      </w:r>
-      <w:r>
-        <w:rPr>
-          <w:sz w:val="22"/>
-          <w:szCs w:val="22"/>
-          <w:highlight w:val="none"/>
-        </w:rPr>
-      </w:r>
-    </w:p>
-    <w:p>
-      <w:pPr>
-        <w:pStyle w:val="942"/>
-        <w:pBdr/>
-        <w:spacing w:after="0" w:line="360" w:lineRule="auto"/>
-        <w:ind/>
-        <w:jc w:val="left"/>
-        <w:rPr>
-          <w:sz w:val="22"/>
-          <w:szCs w:val="22"/>
-        </w:rPr>
-      </w:pPr>
-      <w:r>
-        <w:rPr>
-          <w:sz w:val="22"/>
-          <w:szCs w:val="22"/>
-          <w:highlight w:val="none"/>
-        </w:rPr>
-      </w:r>
       <w:r>
         <w:rPr>
           <w:sz w:val="22"/>
@@ -5816,10 +6556,48 @@
           <w:szCs w:val="22"/>
         </w:rPr>
       </w:r>
+      <w:r>
+        <w:rPr>
+          <w:sz w:val="22"/>
+          <w:szCs w:val="22"/>
+        </w:rPr>
+      </w:r>
     </w:p>
     <w:p>
       <w:pPr>
-        <w:pStyle w:val="942"/>
+        <w:pStyle w:val="948"/>
+        <w:pBdr/>
+        <w:spacing w:after="0" w:line="360" w:lineRule="auto"/>
+        <w:ind/>
+        <w:jc w:val="left"/>
+        <w:rPr>
+          <w:sz w:val="22"/>
+          <w:szCs w:val="22"/>
+        </w:rPr>
+      </w:pPr>
+      <w:r>
+        <w:rPr>
+          <w:sz w:val="22"/>
+          <w:szCs w:val="22"/>
+          <w:highlight w:val="none"/>
+        </w:rPr>
+      </w:r>
+      <w:r>
+        <w:rPr>
+          <w:sz w:val="22"/>
+          <w:szCs w:val="22"/>
+        </w:rPr>
+      </w:r>
+      <w:r>
+        <w:rPr>
+          <w:sz w:val="22"/>
+          <w:szCs w:val="22"/>
+        </w:rPr>
+      </w:r>
+    </w:p>
+    <w:p>
+      <w:pPr>
+        <w:pStyle w:val="948"/>
         <w:pBdr/>
         <w:spacing w:after="0" w:line="360" w:lineRule="auto"/>
         <w:ind/>
@@ -5850,7 +6628,7 @@
     </w:p>
     <w:p>
       <w:pPr>
-        <w:pStyle w:val="939"/>
+        <w:pStyle w:val="945"/>
         <w:pBdr/>
         <w:spacing w:after="0" w:line="360" w:lineRule="auto"/>
         <w:ind/>
@@ -5972,7 +6750,7 @@
 <w:ftr xmlns:wpc="http://schemas.microsoft.com/office/word/2010/wordprocessingCanvas" xmlns:mc="http://schemas.openxmlformats.org/markup-compatibility/2006" xmlns:o="urn:schemas-microsoft-com:office:office" xmlns:r="http://schemas.openxmlformats.org/officeDocument/2006/relationships" xmlns:m="http://schemas.openxmlformats.org/officeDocument/2006/math" xmlns:v="urn:schemas-microsoft-com:vml" xmlns:wp14="http://schemas.microsoft.com/office/word/2010/wordprocessingDrawing" xmlns:wp="http://schemas.openxmlformats.org/drawingml/2006/wordprocessingDrawing" xmlns:w10="urn:schemas-microsoft-com:office:word" xmlns:w="http://schemas.openxmlformats.org/wordprocessingml/2006/main" xmlns:w14="http://schemas.microsoft.com/office/word/2010/wordml" xmlns:w15="http://schemas.microsoft.com/office/word/2012/wordml" xmlns:wpg="http://schemas.microsoft.com/office/word/2010/wordprocessingGroup" xmlns:wpi="http://schemas.microsoft.com/office/word/2010/wordprocessingInk" xmlns:wne="http://schemas.microsoft.com/office/word/2006/wordml" xmlns:a="http://schemas.openxmlformats.org/drawingml/2006/main" xmlns:wps="http://schemas.microsoft.com/office/word/2010/wordprocessingShape" mc:Ignorable="w14 w15 wp14">
   <w:p>
     <w:pPr>
-      <w:pStyle w:val="932"/>
+      <w:pStyle w:val="938"/>
       <w:pBdr/>
       <w:spacing/>
       <w:ind/>
@@ -5989,7 +6767,7 @@
   </w:p>
   <w:p>
     <w:pPr>
-      <w:pStyle w:val="932"/>
+      <w:pStyle w:val="938"/>
       <w:pBdr/>
       <w:spacing/>
       <w:ind/>
@@ -6038,7 +6816,7 @@
 <w:hdr xmlns:wpc="http://schemas.microsoft.com/office/word/2010/wordprocessingCanvas" xmlns:mc="http://schemas.openxmlformats.org/markup-compatibility/2006" xmlns:o="urn:schemas-microsoft-com:office:office" xmlns:r="http://schemas.openxmlformats.org/officeDocument/2006/relationships" xmlns:m="http://schemas.openxmlformats.org/officeDocument/2006/math" xmlns:v="urn:schemas-microsoft-com:vml" xmlns:wp14="http://schemas.microsoft.com/office/word/2010/wordprocessingDrawing" xmlns:wp="http://schemas.openxmlformats.org/drawingml/2006/wordprocessingDrawing" xmlns:w10="urn:schemas-microsoft-com:office:word" xmlns:w="http://schemas.openxmlformats.org/wordprocessingml/2006/main" xmlns:w14="http://schemas.microsoft.com/office/word/2010/wordml" xmlns:w15="http://schemas.microsoft.com/office/word/2012/wordml" xmlns:wpg="http://schemas.microsoft.com/office/word/2010/wordprocessingGroup" xmlns:wpi="http://schemas.microsoft.com/office/word/2010/wordprocessingInk" xmlns:wne="http://schemas.microsoft.com/office/word/2006/wordml" xmlns:a="http://schemas.openxmlformats.org/drawingml/2006/main" xmlns:wps="http://schemas.microsoft.com/office/word/2010/wordprocessingShape" mc:Ignorable="w14 w15 wp14">
   <w:p>
     <w:pPr>
-      <w:pStyle w:val="930"/>
+      <w:pStyle w:val="936"/>
       <w:pBdr/>
       <w:spacing/>
       <w:ind/>
@@ -6055,7 +6833,7 @@
 <w:hdr xmlns:wpc="http://schemas.microsoft.com/office/word/2010/wordprocessingCanvas" xmlns:mc="http://schemas.openxmlformats.org/markup-compatibility/2006" xmlns:o="urn:schemas-microsoft-com:office:office" xmlns:r="http://schemas.openxmlformats.org/officeDocument/2006/relationships" xmlns:m="http://schemas.openxmlformats.org/officeDocument/2006/math" xmlns:v="urn:schemas-microsoft-com:vml" xmlns:wp14="http://schemas.microsoft.com/office/word/2010/wordprocessingDrawing" xmlns:wp="http://schemas.openxmlformats.org/drawingml/2006/wordprocessingDrawing" xmlns:w10="urn:schemas-microsoft-com:office:word" xmlns:w="http://schemas.openxmlformats.org/wordprocessingml/2006/main" xmlns:w14="http://schemas.microsoft.com/office/word/2010/wordml" xmlns:w15="http://schemas.microsoft.com/office/word/2012/wordml" xmlns:wpg="http://schemas.microsoft.com/office/word/2010/wordprocessingGroup" xmlns:wpi="http://schemas.microsoft.com/office/word/2010/wordprocessingInk" xmlns:wne="http://schemas.microsoft.com/office/word/2006/wordml" xmlns:a="http://schemas.openxmlformats.org/drawingml/2006/main" xmlns:wps="http://schemas.microsoft.com/office/word/2010/wordprocessingShape" mc:Ignorable="w14 w15 wp14">
   <w:p>
     <w:pPr>
-      <w:pStyle w:val="930"/>
+      <w:pStyle w:val="936"/>
       <w:pBdr/>
       <w:spacing/>
       <w:ind/>
@@ -6072,7 +6850,7 @@
   </w:p>
   <w:p>
     <w:pPr>
-      <w:pStyle w:val="930"/>
+      <w:pStyle w:val="936"/>
       <w:pBdr/>
       <w:spacing/>
       <w:ind/>
@@ -7071,9 +7849,9 @@
     <w:lsdException w:name="Bibliography" w:uiPriority="37"/>
     <w:lsdException w:name="TOC Heading" w:uiPriority="39" w:qFormat="1"/>
   </w:latentStyles>
-  <w:style w:type="table" w:styleId="745">
+  <w:style w:type="table" w:styleId="751">
     <w:name w:val="Table Grid"/>
-    <w:basedOn w:val="928"/>
+    <w:basedOn w:val="934"/>
     <w:uiPriority w:val="59"/>
     <w:pPr>
       <w:pBdr/>
@@ -7270,9 +8048,9 @@
       </w:tcPr>
     </w:tblStylePr>
   </w:style>
-  <w:style w:type="table" w:styleId="746">
+  <w:style w:type="table" w:styleId="752">
     <w:name w:val="Table Grid Light"/>
-    <w:basedOn w:val="928"/>
+    <w:basedOn w:val="934"/>
     <w:uiPriority w:val="59"/>
     <w:pPr>
       <w:pBdr/>
@@ -7469,9 +8247,9 @@
       </w:tcPr>
     </w:tblStylePr>
   </w:style>
-  <w:style w:type="table" w:styleId="747">
+  <w:style w:type="table" w:styleId="753">
     <w:name w:val="Plain Table 1"/>
-    <w:basedOn w:val="928"/>
+    <w:basedOn w:val="934"/>
     <w:uiPriority w:val="59"/>
     <w:pPr>
       <w:pBdr/>
@@ -7694,9 +8472,9 @@
       </w:tcPr>
     </w:tblStylePr>
   </w:style>
-  <w:style w:type="table" w:styleId="748">
+  <w:style w:type="table" w:styleId="754">
     <w:name w:val="Plain Table 2"/>
-    <w:basedOn w:val="928"/>
+    <w:basedOn w:val="934"/>
     <w:uiPriority w:val="59"/>
     <w:pPr>
       <w:pBdr/>
@@ -7927,9 +8705,9 @@
       </w:tcPr>
     </w:tblStylePr>
   </w:style>
-  <w:style w:type="table" w:styleId="749">
+  <w:style w:type="table" w:styleId="755">
     <w:name w:val="Plain Table 3"/>
-    <w:basedOn w:val="928"/>
+    <w:basedOn w:val="934"/>
     <w:uiPriority w:val="99"/>
     <w:pPr>
       <w:pBdr/>
@@ -8157,9 +8935,9 @@
       </w:tcPr>
     </w:tblStylePr>
   </w:style>
-  <w:style w:type="table" w:styleId="750">
+  <w:style w:type="table" w:styleId="756">
     <w:name w:val="Plain Table 4"/>
-    <w:basedOn w:val="928"/>
+    <w:basedOn w:val="934"/>
     <w:uiPriority w:val="99"/>
     <w:pPr>
       <w:pBdr/>
@@ -8373,9 +9151,9 @@
       </w:tcPr>
     </w:tblStylePr>
   </w:style>
-  <w:style w:type="table" w:styleId="751">
+  <w:style w:type="table" w:styleId="757">
     <w:name w:val="Plain Table 5"/>
-    <w:basedOn w:val="928"/>
+    <w:basedOn w:val="934"/>
     <w:uiPriority w:val="99"/>
     <w:pPr>
       <w:pBdr/>
@@ -8606,9 +9384,9 @@
       </w:tcPr>
     </w:tblStylePr>
   </w:style>
-  <w:style w:type="table" w:styleId="752">
+  <w:style w:type="table" w:styleId="758">
     <w:name w:val="Grid Table 1 Light"/>
-    <w:basedOn w:val="928"/>
+    <w:basedOn w:val="934"/>
     <w:uiPriority w:val="99"/>
     <w:pPr>
       <w:pBdr/>
@@ -8829,9 +9607,9 @@
       </w:tcPr>
     </w:tblStylePr>
   </w:style>
-  <w:style w:type="table" w:styleId="753">
+  <w:style w:type="table" w:styleId="759">
     <w:name w:val="Grid Table 1 Light - Accent 1"/>
-    <w:basedOn w:val="928"/>
+    <w:basedOn w:val="934"/>
     <w:uiPriority w:val="99"/>
     <w:pPr>
       <w:pBdr/>
@@ -9052,9 +9830,9 @@
       </w:tcPr>
     </w:tblStylePr>
   </w:style>
-  <w:style w:type="table" w:styleId="754">
+  <w:style w:type="table" w:styleId="760">
     <w:name w:val="Grid Table 1 Light - Accent 2"/>
-    <w:basedOn w:val="928"/>
+    <w:basedOn w:val="934"/>
     <w:uiPriority w:val="99"/>
     <w:pPr>
       <w:pBdr/>
@@ -9275,9 +10053,9 @@
       </w:tcPr>
     </w:tblStylePr>
   </w:style>
-  <w:style w:type="table" w:styleId="755">
+  <w:style w:type="table" w:styleId="761">
     <w:name w:val="Grid Table 1 Light - Accent 3"/>
-    <w:basedOn w:val="928"/>
+    <w:basedOn w:val="934"/>
     <w:uiPriority w:val="99"/>
     <w:pPr>
       <w:pBdr/>
@@ -9498,9 +10276,9 @@
       </w:tcPr>
     </w:tblStylePr>
   </w:style>
-  <w:style w:type="table" w:styleId="756">
+  <w:style w:type="table" w:styleId="762">
     <w:name w:val="Grid Table 1 Light - Accent 4"/>
-    <w:basedOn w:val="928"/>
+    <w:basedOn w:val="934"/>
     <w:uiPriority w:val="99"/>
     <w:pPr>
       <w:pBdr/>
@@ -9721,9 +10499,9 @@
       </w:tcPr>
     </w:tblStylePr>
   </w:style>
-  <w:style w:type="table" w:styleId="757">
+  <w:style w:type="table" w:styleId="763">
     <w:name w:val="Grid Table 1 Light - Accent 5"/>
-    <w:basedOn w:val="928"/>
+    <w:basedOn w:val="934"/>
     <w:uiPriority w:val="99"/>
     <w:pPr>
       <w:pBdr/>
@@ -9944,9 +10722,9 @@
       </w:tcPr>
     </w:tblStylePr>
   </w:style>
-  <w:style w:type="table" w:styleId="758">
+  <w:style w:type="table" w:styleId="764">
     <w:name w:val="Grid Table 1 Light - Accent 6"/>
-    <w:basedOn w:val="928"/>
+    <w:basedOn w:val="934"/>
     <w:uiPriority w:val="99"/>
     <w:pPr>
       <w:pBdr/>
@@ -10167,9 +10945,9 @@
       </w:tcPr>
     </w:tblStylePr>
   </w:style>
-  <w:style w:type="table" w:styleId="759">
+  <w:style w:type="table" w:styleId="765">
     <w:name w:val="Grid Table 2"/>
-    <w:basedOn w:val="928"/>
+    <w:basedOn w:val="934"/>
     <w:uiPriority w:val="99"/>
     <w:pPr>
       <w:pBdr/>
@@ -10399,9 +11177,9 @@
       </w:tcPr>
     </w:tblStylePr>
   </w:style>
-  <w:style w:type="table" w:styleId="760">
+  <w:style w:type="table" w:styleId="766">
     <w:name w:val="Grid Table 2 - Accent 1"/>
-    <w:basedOn w:val="928"/>
+    <w:basedOn w:val="934"/>
     <w:uiPriority w:val="99"/>
     <w:pPr>
       <w:pBdr/>
@@ -10631,9 +11409,9 @@
       </w:tcPr>
     </w:tblStylePr>
   </w:style>
-  <w:style w:type="table" w:styleId="761">
+  <w:style w:type="table" w:styleId="767">
     <w:name w:val="Grid Table 2 - Accent 2"/>
-    <w:basedOn w:val="928"/>
+    <w:basedOn w:val="934"/>
     <w:uiPriority w:val="99"/>
     <w:pPr>
       <w:pBdr/>
@@ -10863,9 +11641,9 @@
       </w:tcPr>
     </w:tblStylePr>
   </w:style>
-  <w:style w:type="table" w:styleId="762">
+  <w:style w:type="table" w:styleId="768">
     <w:name w:val="Grid Table 2 - Accent 3"/>
-    <w:basedOn w:val="928"/>
+    <w:basedOn w:val="934"/>
     <w:uiPriority w:val="99"/>
     <w:pPr>
       <w:pBdr/>
@@ -11095,9 +11873,9 @@
       </w:tcPr>
     </w:tblStylePr>
   </w:style>
-  <w:style w:type="table" w:styleId="763">
+  <w:style w:type="table" w:styleId="769">
     <w:name w:val="Grid Table 2 - Accent 4"/>
-    <w:basedOn w:val="928"/>
+    <w:basedOn w:val="934"/>
     <w:uiPriority w:val="99"/>
     <w:pPr>
       <w:pBdr/>
@@ -11327,9 +12105,9 @@
       </w:tcPr>
     </w:tblStylePr>
   </w:style>
-  <w:style w:type="table" w:styleId="764">
+  <w:style w:type="table" w:styleId="770">
     <w:name w:val="Grid Table 2 - Accent 5"/>
-    <w:basedOn w:val="928"/>
+    <w:basedOn w:val="934"/>
     <w:uiPriority w:val="99"/>
     <w:pPr>
       <w:pBdr/>
@@ -11559,9 +12337,9 @@
       </w:tcPr>
     </w:tblStylePr>
   </w:style>
-  <w:style w:type="table" w:styleId="765">
+  <w:style w:type="table" w:styleId="771">
     <w:name w:val="Grid Table 2 - Accent 6"/>
-    <w:basedOn w:val="928"/>
+    <w:basedOn w:val="934"/>
     <w:uiPriority w:val="99"/>
     <w:pPr>
       <w:pBdr/>
@@ -11791,9 +12569,9 @@
       </w:tcPr>
     </w:tblStylePr>
   </w:style>
-  <w:style w:type="table" w:styleId="766">
+  <w:style w:type="table" w:styleId="772">
     <w:name w:val="Grid Table 3"/>
-    <w:basedOn w:val="928"/>
+    <w:basedOn w:val="934"/>
     <w:uiPriority w:val="99"/>
     <w:pPr>
       <w:pBdr/>
@@ -12036,9 +12814,9 @@
       </w:tcPr>
     </w:tblStylePr>
   </w:style>
-  <w:style w:type="table" w:styleId="767">
+  <w:style w:type="table" w:styleId="773">
     <w:name w:val="Grid Table 3 - Accent 1"/>
-    <w:basedOn w:val="928"/>
+    <w:basedOn w:val="934"/>
     <w:uiPriority w:val="99"/>
     <w:pPr>
       <w:pBdr/>
@@ -12281,9 +13059,9 @@
       </w:tcPr>
     </w:tblStylePr>
   </w:style>
-  <w:style w:type="table" w:styleId="768">
+  <w:style w:type="table" w:styleId="774">
     <w:name w:val="Grid Table 3 - Accent 2"/>
-    <w:basedOn w:val="928"/>
+    <w:basedOn w:val="934"/>
     <w:uiPriority w:val="99"/>
     <w:pPr>
       <w:pBdr/>
@@ -12526,9 +13304,9 @@
       </w:tcPr>
     </w:tblStylePr>
   </w:style>
-  <w:style w:type="table" w:styleId="769">
+  <w:style w:type="table" w:styleId="775">
     <w:name w:val="Grid Table 3 - Accent 3"/>
-    <w:basedOn w:val="928"/>
+    <w:basedOn w:val="934"/>
     <w:uiPriority w:val="99"/>
     <w:pPr>
       <w:pBdr/>
@@ -12771,9 +13549,9 @@
       </w:tcPr>
     </w:tblStylePr>
   </w:style>
-  <w:style w:type="table" w:styleId="770">
+  <w:style w:type="table" w:styleId="776">
     <w:name w:val="Grid Table 3 - Accent 4"/>
-    <w:basedOn w:val="928"/>
+    <w:basedOn w:val="934"/>
     <w:uiPriority w:val="99"/>
     <w:pPr>
       <w:pBdr/>
@@ -13016,9 +13794,9 @@
       </w:tcPr>
     </w:tblStylePr>
   </w:style>
-  <w:style w:type="table" w:styleId="771">
+  <w:style w:type="table" w:styleId="777">
     <w:name w:val="Grid Table 3 - Accent 5"/>
-    <w:basedOn w:val="928"/>
+    <w:basedOn w:val="934"/>
     <w:uiPriority w:val="99"/>
     <w:pPr>
       <w:pBdr/>
@@ -13261,9 +14039,9 @@
       </w:tcPr>
     </w:tblStylePr>
   </w:style>
-  <w:style w:type="table" w:styleId="772">
+  <w:style w:type="table" w:styleId="778">
     <w:name w:val="Grid Table 3 - Accent 6"/>
-    <w:basedOn w:val="928"/>
+    <w:basedOn w:val="934"/>
     <w:uiPriority w:val="99"/>
     <w:pPr>
       <w:pBdr/>
@@ -13506,9 +14284,9 @@
       </w:tcPr>
     </w:tblStylePr>
   </w:style>
-  <w:style w:type="table" w:styleId="773">
+  <w:style w:type="table" w:styleId="779">
     <w:name w:val="Grid Table 4"/>
-    <w:basedOn w:val="928"/>
+    <w:basedOn w:val="934"/>
     <w:uiPriority w:val="59"/>
     <w:pPr>
       <w:pBdr/>
@@ -13739,9 +14517,9 @@
       </w:tcPr>
     </w:tblStylePr>
   </w:style>
-  <w:style w:type="table" w:styleId="774">
+  <w:style w:type="table" w:styleId="780">
     <w:name w:val="Grid Table 4 - Accent 1"/>
-    <w:basedOn w:val="928"/>
+    <w:basedOn w:val="934"/>
     <w:uiPriority w:val="59"/>
     <w:pPr>
       <w:pBdr/>
@@ -13972,9 +14750,9 @@
       </w:tcPr>
     </w:tblStylePr>
   </w:style>
-  <w:style w:type="table" w:styleId="775">
+  <w:style w:type="table" w:styleId="781">
     <w:name w:val="Grid Table 4 - Accent 2"/>
-    <w:basedOn w:val="928"/>
+    <w:basedOn w:val="934"/>
     <w:uiPriority w:val="59"/>
     <w:pPr>
       <w:pBdr/>
@@ -14205,9 +14983,9 @@
       </w:tcPr>
     </w:tblStylePr>
   </w:style>
-  <w:style w:type="table" w:styleId="776">
+  <w:style w:type="table" w:styleId="782">
     <w:name w:val="Grid Table 4 - Accent 3"/>
-    <w:basedOn w:val="928"/>
+    <w:basedOn w:val="934"/>
     <w:uiPriority w:val="59"/>
     <w:pPr>
       <w:pBdr/>
@@ -14438,9 +15216,9 @@
       </w:tcPr>
     </w:tblStylePr>
   </w:style>
-  <w:style w:type="table" w:styleId="777">
+  <w:style w:type="table" w:styleId="783">
     <w:name w:val="Grid Table 4 - Accent 4"/>
-    <w:basedOn w:val="928"/>
+    <w:basedOn w:val="934"/>
     <w:uiPriority w:val="59"/>
     <w:pPr>
       <w:pBdr/>
@@ -14671,9 +15449,9 @@
       </w:tcPr>
     </w:tblStylePr>
   </w:style>
-  <w:style w:type="table" w:styleId="778">
+  <w:style w:type="table" w:styleId="784">
     <w:name w:val="Grid Table 4 - Accent 5"/>
-    <w:basedOn w:val="928"/>
+    <w:basedOn w:val="934"/>
     <w:uiPriority w:val="59"/>
     <w:pPr>
       <w:pBdr/>
@@ -14904,9 +15682,9 @@
       </w:tcPr>
     </w:tblStylePr>
   </w:style>
-  <w:style w:type="table" w:styleId="779">
+  <w:style w:type="table" w:styleId="785">
     <w:name w:val="Grid Table 4 - Accent 6"/>
-    <w:basedOn w:val="928"/>
+    <w:basedOn w:val="934"/>
     <w:uiPriority w:val="59"/>
     <w:pPr>
       <w:pBdr/>
@@ -15137,9 +15915,9 @@
       </w:tcPr>
     </w:tblStylePr>
   </w:style>
-  <w:style w:type="table" w:styleId="780">
+  <w:style w:type="table" w:styleId="786">
     <w:name w:val="Grid Table 5 Dark"/>
-    <w:basedOn w:val="928"/>
+    <w:basedOn w:val="934"/>
     <w:uiPriority w:val="99"/>
     <w:pPr>
       <w:pBdr/>
@@ -15365,9 +16143,9 @@
       </w:tcPr>
     </w:tblStylePr>
   </w:style>
-  <w:style w:type="table" w:styleId="781">
+  <w:style w:type="table" w:styleId="787">
     <w:name w:val="Grid Table 5 Dark- Accent 1"/>
-    <w:basedOn w:val="928"/>
+    <w:basedOn w:val="934"/>
     <w:uiPriority w:val="99"/>
     <w:pPr>
       <w:pBdr/>
@@ -15593,9 +16371,9 @@
       </w:tcPr>
     </w:tblStylePr>
   </w:style>
-  <w:style w:type="table" w:styleId="782">
+  <w:style w:type="table" w:styleId="788">
     <w:name w:val="Grid Table 5 Dark - Accent 2"/>
-    <w:basedOn w:val="928"/>
+    <w:basedOn w:val="934"/>
     <w:uiPriority w:val="99"/>
     <w:pPr>
       <w:pBdr/>
@@ -15821,9 +16599,9 @@
       </w:tcPr>
     </w:tblStylePr>
   </w:style>
-  <w:style w:type="table" w:styleId="783">
+  <w:style w:type="table" w:styleId="789">
     <w:name w:val="Grid Table 5 Dark - Accent 3"/>
-    <w:basedOn w:val="928"/>
+    <w:basedOn w:val="934"/>
     <w:uiPriority w:val="99"/>
     <w:pPr>
       <w:pBdr/>
@@ -16049,9 +16827,9 @@
       </w:tcPr>
     </w:tblStylePr>
   </w:style>
-  <w:style w:type="table" w:styleId="784">
+  <w:style w:type="table" w:styleId="790">
     <w:name w:val="Grid Table 5 Dark- Accent 4"/>
-    <w:basedOn w:val="928"/>
+    <w:basedOn w:val="934"/>
     <w:uiPriority w:val="99"/>
     <w:pPr>
       <w:pBdr/>
@@ -16277,9 +17055,9 @@
       </w:tcPr>
     </w:tblStylePr>
   </w:style>
-  <w:style w:type="table" w:styleId="785">
+  <w:style w:type="table" w:styleId="791">
     <w:name w:val="Grid Table 5 Dark - Accent 5"/>
-    <w:basedOn w:val="928"/>
+    <w:basedOn w:val="934"/>
     <w:uiPriority w:val="99"/>
     <w:pPr>
       <w:pBdr/>
@@ -16505,9 +17283,9 @@
       </w:tcPr>
     </w:tblStylePr>
   </w:style>
-  <w:style w:type="table" w:styleId="786">
+  <w:style w:type="table" w:styleId="792">
     <w:name w:val="Grid Table 5 Dark - Accent 6"/>
-    <w:basedOn w:val="928"/>
+    <w:basedOn w:val="934"/>
     <w:uiPriority w:val="99"/>
     <w:pPr>
       <w:pBdr/>
@@ -16733,9 +17511,9 @@
       </w:tcPr>
     </w:tblStylePr>
   </w:style>
-  <w:style w:type="table" w:styleId="787">
+  <w:style w:type="table" w:styleId="793">
     <w:name w:val="Grid Table 6 Colorful"/>
-    <w:basedOn w:val="928"/>
+    <w:basedOn w:val="934"/>
     <w:uiPriority w:val="99"/>
     <w:pPr>
       <w:pBdr/>
@@ -16963,9 +17741,9 @@
       </w:tcPr>
     </w:tblStylePr>
   </w:style>
-  <w:style w:type="table" w:styleId="788">
+  <w:style w:type="table" w:styleId="794">
     <w:name w:val="Grid Table 6 Colorful - Accent 1"/>
-    <w:basedOn w:val="928"/>
+    <w:basedOn w:val="934"/>
     <w:uiPriority w:val="99"/>
     <w:pPr>
       <w:pBdr/>
@@ -17193,9 +17971,9 @@
       </w:tcPr>
     </w:tblStylePr>
   </w:style>
-  <w:style w:type="table" w:styleId="789">
+  <w:style w:type="table" w:styleId="795">
     <w:name w:val="Grid Table 6 Colorful - Accent 2"/>
-    <w:basedOn w:val="928"/>
+    <w:basedOn w:val="934"/>
     <w:uiPriority w:val="99"/>
     <w:pPr>
       <w:pBdr/>
@@ -17423,9 +18201,9 @@
       </w:tcPr>
     </w:tblStylePr>
   </w:style>
-  <w:style w:type="table" w:styleId="790">
+  <w:style w:type="table" w:styleId="796">
     <w:name w:val="Grid Table 6 Colorful - Accent 3"/>
-    <w:basedOn w:val="928"/>
+    <w:basedOn w:val="934"/>
     <w:uiPriority w:val="99"/>
     <w:pPr>
       <w:pBdr/>
@@ -17653,9 +18431,9 @@
       </w:tcPr>
     </w:tblStylePr>
   </w:style>
-  <w:style w:type="table" w:styleId="791">
+  <w:style w:type="table" w:styleId="797">
     <w:name w:val="Grid Table 6 Colorful - Accent 4"/>
-    <w:basedOn w:val="928"/>
+    <w:basedOn w:val="934"/>
     <w:uiPriority w:val="99"/>
     <w:pPr>
       <w:pBdr/>
@@ -17883,9 +18661,9 @@
       </w:tcPr>
     </w:tblStylePr>
   </w:style>
-  <w:style w:type="table" w:styleId="792">
+  <w:style w:type="table" w:styleId="798">
     <w:name w:val="Grid Table 6 Colorful - Accent 5"/>
-    <w:basedOn w:val="928"/>
+    <w:basedOn w:val="934"/>
     <w:uiPriority w:val="99"/>
     <w:pPr>
       <w:pBdr/>
@@ -18113,9 +18891,9 @@
       </w:tcPr>
     </w:tblStylePr>
   </w:style>
-  <w:style w:type="table" w:styleId="793">
+  <w:style w:type="table" w:styleId="799">
     <w:name w:val="Grid Table 6 Colorful - Accent 6"/>
-    <w:basedOn w:val="928"/>
+    <w:basedOn w:val="934"/>
     <w:uiPriority w:val="99"/>
     <w:pPr>
       <w:pBdr/>
@@ -18343,9 +19121,9 @@
       </w:tcPr>
     </w:tblStylePr>
   </w:style>
-  <w:style w:type="table" w:styleId="794">
+  <w:style w:type="table" w:styleId="800">
     <w:name w:val="Grid Table 7 Colorful"/>
-    <w:basedOn w:val="928"/>
+    <w:basedOn w:val="934"/>
     <w:uiPriority w:val="99"/>
     <w:pPr>
       <w:pBdr/>
@@ -18597,9 +19375,9 @@
       </w:tcPr>
     </w:tblStylePr>
   </w:style>
-  <w:style w:type="table" w:styleId="795">
+  <w:style w:type="table" w:styleId="801">
     <w:name w:val="Grid Table 7 Colorful - Accent 1"/>
-    <w:basedOn w:val="928"/>
+    <w:basedOn w:val="934"/>
     <w:uiPriority w:val="99"/>
     <w:pPr>
       <w:pBdr/>
@@ -18851,9 +19629,9 @@
       </w:tcPr>
     </w:tblStylePr>
   </w:style>
-  <w:style w:type="table" w:styleId="796">
+  <w:style w:type="table" w:styleId="802">
     <w:name w:val="Grid Table 7 Colorful - Accent 2"/>
-    <w:basedOn w:val="928"/>
+    <w:basedOn w:val="934"/>
     <w:uiPriority w:val="99"/>
     <w:pPr>
       <w:pBdr/>
@@ -19105,9 +19883,9 @@
       </w:tcPr>
     </w:tblStylePr>
   </w:style>
-  <w:style w:type="table" w:styleId="797">
+  <w:style w:type="table" w:styleId="803">
     <w:name w:val="Grid Table 7 Colorful - Accent 3"/>
-    <w:basedOn w:val="928"/>
+    <w:basedOn w:val="934"/>
     <w:uiPriority w:val="99"/>
     <w:pPr>
       <w:pBdr/>
@@ -19359,9 +20137,9 @@
       </w:tcPr>
     </w:tblStylePr>
   </w:style>
-  <w:style w:type="table" w:styleId="798">
+  <w:style w:type="table" w:styleId="804">
     <w:name w:val="Grid Table 7 Colorful - Accent 4"/>
-    <w:basedOn w:val="928"/>
+    <w:basedOn w:val="934"/>
     <w:uiPriority w:val="99"/>
     <w:pPr>
       <w:pBdr/>
@@ -19613,9 +20391,9 @@
       </w:tcPr>
     </w:tblStylePr>
   </w:style>
-  <w:style w:type="table" w:styleId="799">
+  <w:style w:type="table" w:styleId="805">
     <w:name w:val="Grid Table 7 Colorful - Accent 5"/>
-    <w:basedOn w:val="928"/>
+    <w:basedOn w:val="934"/>
     <w:uiPriority w:val="99"/>
     <w:pPr>
       <w:pBdr/>
@@ -19867,9 +20645,9 @@
       </w:tcPr>
     </w:tblStylePr>
   </w:style>
-  <w:style w:type="table" w:styleId="800">
+  <w:style w:type="table" w:styleId="806">
     <w:name w:val="Grid Table 7 Colorful - Accent 6"/>
-    <w:basedOn w:val="928"/>
+    <w:basedOn w:val="934"/>
     <w:uiPriority w:val="99"/>
     <w:pPr>
       <w:pBdr/>
@@ -20121,9 +20899,9 @@
       </w:tcPr>
     </w:tblStylePr>
   </w:style>
-  <w:style w:type="table" w:styleId="801">
+  <w:style w:type="table" w:styleId="807">
     <w:name w:val="List Table 1 Light"/>
-    <w:basedOn w:val="928"/>
+    <w:basedOn w:val="934"/>
     <w:uiPriority w:val="99"/>
     <w:pPr>
       <w:pBdr/>
@@ -20337,9 +21115,9 @@
       </w:tcPr>
     </w:tblStylePr>
   </w:style>
-  <w:style w:type="table" w:styleId="802">
+  <w:style w:type="table" w:styleId="808">
     <w:name w:val="List Table 1 Light - Accent 1"/>
-    <w:basedOn w:val="928"/>
+    <w:basedOn w:val="934"/>
     <w:uiPriority w:val="99"/>
     <w:pPr>
       <w:pBdr/>
@@ -20553,9 +21331,9 @@
       </w:tcPr>
     </w:tblStylePr>
   </w:style>
-  <w:style w:type="table" w:styleId="803">
+  <w:style w:type="table" w:styleId="809">
     <w:name w:val="List Table 1 Light - Accent 2"/>
-    <w:basedOn w:val="928"/>
+    <w:basedOn w:val="934"/>
     <w:uiPriority w:val="99"/>
     <w:pPr>
       <w:pBdr/>
@@ -20769,9 +21547,9 @@
       </w:tcPr>
     </w:tblStylePr>
   </w:style>
-  <w:style w:type="table" w:styleId="804">
+  <w:style w:type="table" w:styleId="810">
     <w:name w:val="List Table 1 Light - Accent 3"/>
-    <w:basedOn w:val="928"/>
+    <w:basedOn w:val="934"/>
     <w:uiPriority w:val="99"/>
     <w:pPr>
       <w:pBdr/>
@@ -20985,9 +21763,9 @@
       </w:tcPr>
     </w:tblStylePr>
   </w:style>
-  <w:style w:type="table" w:styleId="805">
+  <w:style w:type="table" w:styleId="811">
     <w:name w:val="List Table 1 Light - Accent 4"/>
-    <w:basedOn w:val="928"/>
+    <w:basedOn w:val="934"/>
     <w:uiPriority w:val="99"/>
     <w:pPr>
       <w:pBdr/>
@@ -21201,9 +21979,9 @@
       </w:tcPr>
     </w:tblStylePr>
   </w:style>
-  <w:style w:type="table" w:styleId="806">
+  <w:style w:type="table" w:styleId="812">
     <w:name w:val="List Table 1 Light - Accent 5"/>
-    <w:basedOn w:val="928"/>
+    <w:basedOn w:val="934"/>
     <w:uiPriority w:val="99"/>
     <w:pPr>
       <w:pBdr/>
@@ -21417,9 +22195,9 @@
       </w:tcPr>
     </w:tblStylePr>
   </w:style>
-  <w:style w:type="table" w:styleId="807">
+  <w:style w:type="table" w:styleId="813">
     <w:name w:val="List Table 1 Light - Accent 6"/>
-    <w:basedOn w:val="928"/>
+    <w:basedOn w:val="934"/>
     <w:uiPriority w:val="99"/>
     <w:pPr>
       <w:pBdr/>
@@ -21633,9 +22411,9 @@
       </w:tcPr>
     </w:tblStylePr>
   </w:style>
-  <w:style w:type="table" w:styleId="808">
+  <w:style w:type="table" w:styleId="814">
     <w:name w:val="List Table 2"/>
-    <w:basedOn w:val="928"/>
+    <w:basedOn w:val="934"/>
     <w:uiPriority w:val="99"/>
     <w:pPr>
       <w:pBdr/>
@@ -21871,9 +22649,9 @@
       </w:tcPr>
     </w:tblStylePr>
   </w:style>
-  <w:style w:type="table" w:styleId="809">
+  <w:style w:type="table" w:styleId="815">
     <w:name w:val="List Table 2 - Accent 1"/>
-    <w:basedOn w:val="928"/>
+    <w:basedOn w:val="934"/>
     <w:uiPriority w:val="99"/>
     <w:pPr>
       <w:pBdr/>
@@ -22109,9 +22887,9 @@
       </w:tcPr>
     </w:tblStylePr>
   </w:style>
-  <w:style w:type="table" w:styleId="810">
+  <w:style w:type="table" w:styleId="816">
     <w:name w:val="List Table 2 - Accent 2"/>
-    <w:basedOn w:val="928"/>
+    <w:basedOn w:val="934"/>
     <w:uiPriority w:val="99"/>
     <w:pPr>
       <w:pBdr/>
@@ -22347,9 +23125,9 @@
       </w:tcPr>
     </w:tblStylePr>
   </w:style>
-  <w:style w:type="table" w:styleId="811">
+  <w:style w:type="table" w:styleId="817">
     <w:name w:val="List Table 2 - Accent 3"/>
-    <w:basedOn w:val="928"/>
+    <w:basedOn w:val="934"/>
     <w:uiPriority w:val="99"/>
     <w:pPr>
       <w:pBdr/>
@@ -22585,9 +23363,9 @@
       </w:tcPr>
     </w:tblStylePr>
   </w:style>
-  <w:style w:type="table" w:styleId="812">
+  <w:style w:type="table" w:styleId="818">
     <w:name w:val="List Table 2 - Accent 4"/>
-    <w:basedOn w:val="928"/>
+    <w:basedOn w:val="934"/>
     <w:uiPriority w:val="99"/>
     <w:pPr>
       <w:pBdr/>
@@ -22823,9 +23601,9 @@
       </w:tcPr>
     </w:tblStylePr>
   </w:style>
-  <w:style w:type="table" w:styleId="813">
+  <w:style w:type="table" w:styleId="819">
     <w:name w:val="List Table 2 - Accent 5"/>
-    <w:basedOn w:val="928"/>
+    <w:basedOn w:val="934"/>
     <w:uiPriority w:val="99"/>
     <w:pPr>
       <w:pBdr/>
@@ -23061,9 +23839,9 @@
       </w:tcPr>
     </w:tblStylePr>
   </w:style>
-  <w:style w:type="table" w:styleId="814">
+  <w:style w:type="table" w:styleId="820">
     <w:name w:val="List Table 2 - Accent 6"/>
-    <w:basedOn w:val="928"/>
+    <w:basedOn w:val="934"/>
     <w:uiPriority w:val="99"/>
     <w:pPr>
       <w:pBdr/>
@@ -23299,9 +24077,9 @@
       </w:tcPr>
     </w:tblStylePr>
   </w:style>
-  <w:style w:type="table" w:styleId="815">
+  <w:style w:type="table" w:styleId="821">
     <w:name w:val="List Table 3"/>
-    <w:basedOn w:val="928"/>
+    <w:basedOn w:val="934"/>
     <w:uiPriority w:val="99"/>
     <w:pPr>
       <w:pBdr/>
@@ -23527,9 +24305,9 @@
       </w:tcPr>
     </w:tblStylePr>
   </w:style>
-  <w:style w:type="table" w:styleId="816">
+  <w:style w:type="table" w:styleId="822">
     <w:name w:val="List Table 3 - Accent 1"/>
-    <w:basedOn w:val="928"/>
+    <w:basedOn w:val="934"/>
     <w:uiPriority w:val="99"/>
     <w:pPr>
       <w:pBdr/>
@@ -23755,9 +24533,9 @@
       </w:tcPr>
     </w:tblStylePr>
   </w:style>
-  <w:style w:type="table" w:styleId="817">
+  <w:style w:type="table" w:styleId="823">
     <w:name w:val="List Table 3 - Accent 2"/>
-    <w:basedOn w:val="928"/>
+    <w:basedOn w:val="934"/>
     <w:uiPriority w:val="99"/>
     <w:pPr>
       <w:pBdr/>
@@ -23983,9 +24761,9 @@
       </w:tcPr>
     </w:tblStylePr>
   </w:style>
-  <w:style w:type="table" w:styleId="818">
+  <w:style w:type="table" w:styleId="824">
     <w:name w:val="List Table 3 - Accent 3"/>
-    <w:basedOn w:val="928"/>
+    <w:basedOn w:val="934"/>
     <w:uiPriority w:val="99"/>
     <w:pPr>
       <w:pBdr/>
@@ -24211,9 +24989,9 @@
       </w:tcPr>
     </w:tblStylePr>
   </w:style>
-  <w:style w:type="table" w:styleId="819">
+  <w:style w:type="table" w:styleId="825">
     <w:name w:val="List Table 3 - Accent 4"/>
-    <w:basedOn w:val="928"/>
+    <w:basedOn w:val="934"/>
     <w:uiPriority w:val="99"/>
     <w:pPr>
       <w:pBdr/>
@@ -24439,9 +25217,9 @@
       </w:tcPr>
     </w:tblStylePr>
   </w:style>
-  <w:style w:type="table" w:styleId="820">
+  <w:style w:type="table" w:styleId="826">
     <w:name w:val="List Table 3 - Accent 5"/>
-    <w:basedOn w:val="928"/>
+    <w:basedOn w:val="934"/>
     <w:uiPriority w:val="99"/>
     <w:pPr>
       <w:pBdr/>
@@ -24667,9 +25445,9 @@
       </w:tcPr>
     </w:tblStylePr>
   </w:style>
-  <w:style w:type="table" w:styleId="821">
+  <w:style w:type="table" w:styleId="827">
     <w:name w:val="List Table 3 - Accent 6"/>
-    <w:basedOn w:val="928"/>
+    <w:basedOn w:val="934"/>
     <w:uiPriority w:val="99"/>
     <w:pPr>
       <w:pBdr/>
@@ -24895,9 +25673,9 @@
       </w:tcPr>
     </w:tblStylePr>
   </w:style>
-  <w:style w:type="table" w:styleId="822">
+  <w:style w:type="table" w:styleId="828">
     <w:name w:val="List Table 4"/>
-    <w:basedOn w:val="928"/>
+    <w:basedOn w:val="934"/>
     <w:uiPriority w:val="99"/>
     <w:pPr>
       <w:pBdr/>
@@ -25120,9 +25898,9 @@
       </w:tcPr>
     </w:tblStylePr>
   </w:style>
-  <w:style w:type="table" w:styleId="823">
+  <w:style w:type="table" w:styleId="829">
     <w:name w:val="List Table 4 - Accent 1"/>
-    <w:basedOn w:val="928"/>
+    <w:basedOn w:val="934"/>
     <w:uiPriority w:val="99"/>
     <w:pPr>
       <w:pBdr/>
@@ -25345,9 +26123,9 @@
       </w:tcPr>
     </w:tblStylePr>
   </w:style>
-  <w:style w:type="table" w:styleId="824">
+  <w:style w:type="table" w:styleId="830">
     <w:name w:val="List Table 4 - Accent 2"/>
-    <w:basedOn w:val="928"/>
+    <w:basedOn w:val="934"/>
     <w:uiPriority w:val="99"/>
     <w:pPr>
       <w:pBdr/>
@@ -25570,9 +26348,9 @@
       </w:tcPr>
     </w:tblStylePr>
   </w:style>
-  <w:style w:type="table" w:styleId="825">
+  <w:style w:type="table" w:styleId="831">
     <w:name w:val="List Table 4 - Accent 3"/>
-    <w:basedOn w:val="928"/>
+    <w:basedOn w:val="934"/>
     <w:uiPriority w:val="99"/>
     <w:pPr>
       <w:pBdr/>
@@ -25795,9 +26573,9 @@
       </w:tcPr>
     </w:tblStylePr>
   </w:style>
-  <w:style w:type="table" w:styleId="826">
+  <w:style w:type="table" w:styleId="832">
     <w:name w:val="List Table 4 - Accent 4"/>
-    <w:basedOn w:val="928"/>
+    <w:basedOn w:val="934"/>
     <w:uiPriority w:val="99"/>
     <w:pPr>
       <w:pBdr/>
@@ -26020,9 +26798,9 @@
       </w:tcPr>
     </w:tblStylePr>
   </w:style>
-  <w:style w:type="table" w:styleId="827">
+  <w:style w:type="table" w:styleId="833">
     <w:name w:val="List Table 4 - Accent 5"/>
-    <w:basedOn w:val="928"/>
+    <w:basedOn w:val="934"/>
     <w:uiPriority w:val="99"/>
     <w:pPr>
       <w:pBdr/>
@@ -26245,9 +27023,9 @@
       </w:tcPr>
     </w:tblStylePr>
   </w:style>
-  <w:style w:type="table" w:styleId="828">
+  <w:style w:type="table" w:styleId="834">
     <w:name w:val="List Table 4 - Accent 6"/>
-    <w:basedOn w:val="928"/>
+    <w:basedOn w:val="934"/>
     <w:uiPriority w:val="99"/>
     <w:pPr>
       <w:pBdr/>
@@ -26470,9 +27248,9 @@
       </w:tcPr>
     </w:tblStylePr>
   </w:style>
-  <w:style w:type="table" w:styleId="829">
+  <w:style w:type="table" w:styleId="835">
     <w:name w:val="List Table 5 Dark"/>
-    <w:basedOn w:val="928"/>
+    <w:basedOn w:val="934"/>
     <w:uiPriority w:val="99"/>
     <w:pPr>
       <w:pBdr/>
@@ -26712,9 +27490,9 @@
       </w:tcPr>
     </w:tblStylePr>
   </w:style>
-  <w:style w:type="table" w:styleId="830">
+  <w:style w:type="table" w:styleId="836">
     <w:name w:val="List Table 5 Dark - Accent 1"/>
-    <w:basedOn w:val="928"/>
+    <w:basedOn w:val="934"/>
     <w:uiPriority w:val="99"/>
     <w:pPr>
       <w:pBdr/>
@@ -26954,9 +27732,9 @@
       </w:tcPr>
     </w:tblStylePr>
   </w:style>
-  <w:style w:type="table" w:styleId="831">
+  <w:style w:type="table" w:styleId="837">
     <w:name w:val="List Table 5 Dark - Accent 2"/>
-    <w:basedOn w:val="928"/>
+    <w:basedOn w:val="934"/>
     <w:uiPriority w:val="99"/>
     <w:pPr>
       <w:pBdr/>
@@ -27196,9 +27974,9 @@
       </w:tcPr>
     </w:tblStylePr>
   </w:style>
-  <w:style w:type="table" w:styleId="832">
+  <w:style w:type="table" w:styleId="838">
     <w:name w:val="List Table 5 Dark - Accent 3"/>
-    <w:basedOn w:val="928"/>
+    <w:basedOn w:val="934"/>
     <w:uiPriority w:val="99"/>
     <w:pPr>
       <w:pBdr/>
@@ -27438,9 +28216,9 @@
       </w:tcPr>
     </w:tblStylePr>
   </w:style>
-  <w:style w:type="table" w:styleId="833">
+  <w:style w:type="table" w:styleId="839">
     <w:name w:val="List Table 5 Dark - Accent 4"/>
-    <w:basedOn w:val="928"/>
+    <w:basedOn w:val="934"/>
     <w:uiPriority w:val="99"/>
     <w:pPr>
       <w:pBdr/>
@@ -27680,9 +28458,9 @@
       </w:tcPr>
     </w:tblStylePr>
   </w:style>
-  <w:style w:type="table" w:styleId="834">
+  <w:style w:type="table" w:styleId="840">
     <w:name w:val="List Table 5 Dark - Accent 5"/>
-    <w:basedOn w:val="928"/>
+    <w:basedOn w:val="934"/>
     <w:uiPriority w:val="99"/>
     <w:pPr>
       <w:pBdr/>
@@ -27922,9 +28700,9 @@
       </w:tcPr>
     </w:tblStylePr>
   </w:style>
-  <w:style w:type="table" w:styleId="835">
+  <w:style w:type="table" w:styleId="841">
     <w:name w:val="List Table 5 Dark - Accent 6"/>
-    <w:basedOn w:val="928"/>
+    <w:basedOn w:val="934"/>
     <w:uiPriority w:val="99"/>
     <w:pPr>
       <w:pBdr/>
@@ -28164,9 +28942,9 @@
       </w:tcPr>
     </w:tblStylePr>
   </w:style>
-  <w:style w:type="table" w:styleId="836">
+  <w:style w:type="table" w:styleId="842">
     <w:name w:val="List Table 6 Colorful"/>
-    <w:basedOn w:val="928"/>
+    <w:basedOn w:val="934"/>
     <w:uiPriority w:val="99"/>
     <w:pPr>
       <w:pBdr/>
@@ -28387,9 +29165,9 @@
       </w:tcPr>
     </w:tblStylePr>
   </w:style>
-  <w:style w:type="table" w:styleId="837">
+  <w:style w:type="table" w:styleId="843">
     <w:name w:val="List Table 6 Colorful - Accent 1"/>
-    <w:basedOn w:val="928"/>
+    <w:basedOn w:val="934"/>
     <w:uiPriority w:val="99"/>
     <w:pPr>
       <w:pBdr/>
@@ -28610,9 +29388,9 @@
       </w:tcPr>
     </w:tblStylePr>
   </w:style>
-  <w:style w:type="table" w:styleId="838">
+  <w:style w:type="table" w:styleId="844">
     <w:name w:val="List Table 6 Colorful - Accent 2"/>
-    <w:basedOn w:val="928"/>
+    <w:basedOn w:val="934"/>
     <w:uiPriority w:val="99"/>
     <w:pPr>
       <w:pBdr/>
@@ -28833,9 +29611,9 @@
       </w:tcPr>
     </w:tblStylePr>
   </w:style>
-  <w:style w:type="table" w:styleId="839">
+  <w:style w:type="table" w:styleId="845">
     <w:name w:val="List Table 6 Colorful - Accent 3"/>
-    <w:basedOn w:val="928"/>
+    <w:basedOn w:val="934"/>
     <w:uiPriority w:val="99"/>
     <w:pPr>
       <w:pBdr/>
@@ -29056,9 +29834,9 @@
       </w:tcPr>
     </w:tblStylePr>
   </w:style>
-  <w:style w:type="table" w:styleId="840">
+  <w:style w:type="table" w:styleId="846">
     <w:name w:val="List Table 6 Colorful - Accent 4"/>
-    <w:basedOn w:val="928"/>
+    <w:basedOn w:val="934"/>
     <w:uiPriority w:val="99"/>
     <w:pPr>
       <w:pBdr/>
@@ -29279,9 +30057,9 @@
       </w:tcPr>
     </w:tblStylePr>
   </w:style>
-  <w:style w:type="table" w:styleId="841">
+  <w:style w:type="table" w:styleId="847">
     <w:name w:val="List Table 6 Colorful - Accent 5"/>
-    <w:basedOn w:val="928"/>
+    <w:basedOn w:val="934"/>
     <w:uiPriority w:val="99"/>
     <w:pPr>
       <w:pBdr/>
@@ -29502,9 +30280,9 @@
       </w:tcPr>
     </w:tblStylePr>
   </w:style>
-  <w:style w:type="table" w:styleId="842">
+  <w:style w:type="table" w:styleId="848">
     <w:name w:val="List Table 6 Colorful - Accent 6"/>
-    <w:basedOn w:val="928"/>
+    <w:basedOn w:val="934"/>
     <w:uiPriority w:val="99"/>
     <w:pPr>
       <w:pBdr/>
@@ -29725,9 +30503,9 @@
       </w:tcPr>
     </w:tblStylePr>
   </w:style>
-  <w:style w:type="table" w:styleId="843">
+  <w:style w:type="table" w:styleId="849">
     <w:name w:val="List Table 7 Colorful"/>
-    <w:basedOn w:val="928"/>
+    <w:basedOn w:val="934"/>
     <w:uiPriority w:val="99"/>
     <w:pPr>
       <w:pBdr/>
@@ -29981,9 +30759,9 @@
       </w:tcPr>
     </w:tblStylePr>
   </w:style>
-  <w:style w:type="table" w:styleId="844">
+  <w:style w:type="table" w:styleId="850">
     <w:name w:val="List Table 7 Colorful - Accent 1"/>
-    <w:basedOn w:val="928"/>
+    <w:basedOn w:val="934"/>
     <w:uiPriority w:val="99"/>
     <w:pPr>
       <w:pBdr/>
@@ -30237,9 +31015,9 @@
       </w:tcPr>
     </w:tblStylePr>
   </w:style>
-  <w:style w:type="table" w:styleId="845">
+  <w:style w:type="table" w:styleId="851">
     <w:name w:val="List Table 7 Colorful - Accent 2"/>
-    <w:basedOn w:val="928"/>
+    <w:basedOn w:val="934"/>
     <w:uiPriority w:val="99"/>
     <w:pPr>
       <w:pBdr/>
@@ -30493,9 +31271,9 @@
       </w:tcPr>
     </w:tblStylePr>
   </w:style>
-  <w:style w:type="table" w:styleId="846">
+  <w:style w:type="table" w:styleId="852">
     <w:name w:val="List Table 7 Colorful - Accent 3"/>
-    <w:basedOn w:val="928"/>
+    <w:basedOn w:val="934"/>
     <w:uiPriority w:val="99"/>
     <w:pPr>
       <w:pBdr/>
@@ -30749,9 +31527,9 @@
       </w:tcPr>
     </w:tblStylePr>
   </w:style>
-  <w:style w:type="table" w:styleId="847">
+  <w:style w:type="table" w:styleId="853">
     <w:name w:val="List Table 7 Colorful - Accent 4"/>
-    <w:basedOn w:val="928"/>
+    <w:basedOn w:val="934"/>
     <w:uiPriority w:val="99"/>
     <w:pPr>
       <w:pBdr/>
@@ -31005,9 +31783,9 @@
       </w:tcPr>
     </w:tblStylePr>
   </w:style>
-  <w:style w:type="table" w:styleId="848">
+  <w:style w:type="table" w:styleId="854">
     <w:name w:val="List Table 7 Colorful - Accent 5"/>
-    <w:basedOn w:val="928"/>
+    <w:basedOn w:val="934"/>
     <w:uiPriority w:val="99"/>
     <w:pPr>
       <w:pBdr/>
@@ -31261,9 +32039,9 @@
       </w:tcPr>
     </w:tblStylePr>
   </w:style>
-  <w:style w:type="table" w:styleId="849">
+  <w:style w:type="table" w:styleId="855">
     <w:name w:val="List Table 7 Colorful - Accent 6"/>
-    <w:basedOn w:val="928"/>
+    <w:basedOn w:val="934"/>
     <w:uiPriority w:val="99"/>
     <w:pPr>
       <w:pBdr/>
@@ -31517,9 +32295,9 @@
       </w:tcPr>
     </w:tblStylePr>
   </w:style>
-  <w:style w:type="table" w:styleId="850">
+  <w:style w:type="table" w:styleId="856">
     <w:name w:val="Lined - Accent"/>
-    <w:basedOn w:val="928"/>
+    <w:basedOn w:val="934"/>
     <w:uiPriority w:val="99"/>
     <w:pPr>
       <w:pBdr/>
@@ -31754,9 +32532,9 @@
       </w:tcPr>
     </w:tblStylePr>
   </w:style>
-  <w:style w:type="table" w:styleId="851">
+  <w:style w:type="table" w:styleId="857">
     <w:name w:val="Lined - Accent 1"/>
-    <w:basedOn w:val="928"/>
+    <w:basedOn w:val="934"/>
     <w:uiPriority w:val="99"/>
     <w:pPr>
       <w:pBdr/>
@@ -31991,9 +32769,9 @@
       </w:tcPr>
     </w:tblStylePr>
   </w:style>
-  <w:style w:type="table" w:styleId="852">
+  <w:style w:type="table" w:styleId="858">
     <w:name w:val="Lined - Accent 2"/>
-    <w:basedOn w:val="928"/>
+    <w:basedOn w:val="934"/>
     <w:uiPriority w:val="99"/>
     <w:pPr>
       <w:pBdr/>
@@ -32228,9 +33006,9 @@
       </w:tcPr>
     </w:tblStylePr>
   </w:style>
-  <w:style w:type="table" w:styleId="853">
+  <w:style w:type="table" w:styleId="859">
     <w:name w:val="Lined - Accent 3"/>
-    <w:basedOn w:val="928"/>
+    <w:basedOn w:val="934"/>
     <w:uiPriority w:val="99"/>
     <w:pPr>
       <w:pBdr/>
@@ -32465,9 +33243,9 @@
       </w:tcPr>
     </w:tblStylePr>
   </w:style>
-  <w:style w:type="table" w:styleId="854">
+  <w:style w:type="table" w:styleId="860">
     <w:name w:val="Lined - Accent 4"/>
-    <w:basedOn w:val="928"/>
+    <w:basedOn w:val="934"/>
     <w:uiPriority w:val="99"/>
     <w:pPr>
       <w:pBdr/>
@@ -32702,9 +33480,9 @@
       </w:tcPr>
     </w:tblStylePr>
   </w:style>
-  <w:style w:type="table" w:styleId="855">
+  <w:style w:type="table" w:styleId="861">
     <w:name w:val="Lined - Accent 5"/>
-    <w:basedOn w:val="928"/>
+    <w:basedOn w:val="934"/>
     <w:uiPriority w:val="99"/>
     <w:pPr>
       <w:pBdr/>
@@ -32939,9 +33717,9 @@
       </w:tcPr>
     </w:tblStylePr>
   </w:style>
-  <w:style w:type="table" w:styleId="856">
+  <w:style w:type="table" w:styleId="862">
     <w:name w:val="Lined - Accent 6"/>
-    <w:basedOn w:val="928"/>
+    <w:basedOn w:val="934"/>
     <w:uiPriority w:val="99"/>
     <w:pPr>
       <w:pBdr/>
@@ -33176,9 +33954,9 @@
       </w:tcPr>
     </w:tblStylePr>
   </w:style>
-  <w:style w:type="table" w:styleId="857">
+  <w:style w:type="table" w:styleId="863">
     <w:name w:val="Bordered &amp; Lined - Accent"/>
-    <w:basedOn w:val="928"/>
+    <w:basedOn w:val="934"/>
     <w:uiPriority w:val="99"/>
     <w:pPr>
       <w:pBdr/>
@@ -33420,9 +34198,9 @@
       </w:tcPr>
     </w:tblStylePr>
   </w:style>
-  <w:style w:type="table" w:styleId="858">
+  <w:style w:type="table" w:styleId="864">
     <w:name w:val="Bordered &amp; Lined - Accent 1"/>
-    <w:basedOn w:val="928"/>
+    <w:basedOn w:val="934"/>
     <w:uiPriority w:val="99"/>
     <w:pPr>
       <w:pBdr/>
@@ -33664,9 +34442,9 @@
       </w:tcPr>
     </w:tblStylePr>
   </w:style>
-  <w:style w:type="table" w:styleId="859">
+  <w:style w:type="table" w:styleId="865">
     <w:name w:val="Bordered &amp; Lined - Accent 2"/>
-    <w:basedOn w:val="928"/>
+    <w:basedOn w:val="934"/>
     <w:uiPriority w:val="99"/>
     <w:pPr>
       <w:pBdr/>
@@ -33908,9 +34686,9 @@
       </w:tcPr>
     </w:tblStylePr>
   </w:style>
-  <w:style w:type="table" w:styleId="860">
+  <w:style w:type="table" w:styleId="866">
     <w:name w:val="Bordered &amp; Lined - Accent 3"/>
-    <w:basedOn w:val="928"/>
+    <w:basedOn w:val="934"/>
     <w:uiPriority w:val="99"/>
     <w:pPr>
       <w:pBdr/>
@@ -34152,9 +34930,9 @@
       </w:tcPr>
     </w:tblStylePr>
   </w:style>
-  <w:style w:type="table" w:styleId="861">
+  <w:style w:type="table" w:styleId="867">
     <w:name w:val="Bordered &amp; Lined - Accent 4"/>
-    <w:basedOn w:val="928"/>
+    <w:basedOn w:val="934"/>
     <w:uiPriority w:val="99"/>
     <w:pPr>
       <w:pBdr/>
@@ -34396,9 +35174,9 @@
       </w:tcPr>
     </w:tblStylePr>
   </w:style>
-  <w:style w:type="table" w:styleId="862">
+  <w:style w:type="table" w:styleId="868">
     <w:name w:val="Bordered &amp; Lined - Accent 5"/>
-    <w:basedOn w:val="928"/>
+    <w:basedOn w:val="934"/>
     <w:uiPriority w:val="99"/>
     <w:pPr>
       <w:pBdr/>
@@ -34640,9 +35418,9 @@
       </w:tcPr>
     </w:tblStylePr>
   </w:style>
-  <w:style w:type="table" w:styleId="863">
+  <w:style w:type="table" w:styleId="869">
     <w:name w:val="Bordered &amp; Lined - Accent 6"/>
-    <w:basedOn w:val="928"/>
+    <w:basedOn w:val="934"/>
     <w:uiPriority w:val="99"/>
     <w:pPr>
       <w:pBdr/>
@@ -34884,9 +35662,9 @@
       </w:tcPr>
     </w:tblStylePr>
   </w:style>
-  <w:style w:type="table" w:styleId="864">
+  <w:style w:type="table" w:styleId="870">
     <w:name w:val="Bordered"/>
-    <w:basedOn w:val="928"/>
+    <w:basedOn w:val="934"/>
     <w:uiPriority w:val="99"/>
     <w:pPr>
       <w:pBdr/>
@@ -35115,9 +35893,9 @@
       </w:tcPr>
     </w:tblStylePr>
   </w:style>
-  <w:style w:type="table" w:styleId="865">
+  <w:style w:type="table" w:styleId="871">
     <w:name w:val="Bordered - Accent 1"/>
-    <w:basedOn w:val="928"/>
+    <w:basedOn w:val="934"/>
     <w:uiPriority w:val="99"/>
     <w:pPr>
       <w:pBdr/>
@@ -35346,9 +36124,9 @@
       </w:tcPr>
     </w:tblStylePr>
   </w:style>
-  <w:style w:type="table" w:styleId="866">
+  <w:style w:type="table" w:styleId="872">
     <w:name w:val="Bordered - Accent 2"/>
-    <w:basedOn w:val="928"/>
+    <w:basedOn w:val="934"/>
     <w:uiPriority w:val="99"/>
     <w:pPr>
       <w:pBdr/>
@@ -35577,9 +36355,9 @@
       </w:tcPr>
     </w:tblStylePr>
   </w:style>
-  <w:style w:type="table" w:styleId="867">
+  <w:style w:type="table" w:styleId="873">
     <w:name w:val="Bordered - Accent 3"/>
-    <w:basedOn w:val="928"/>
+    <w:basedOn w:val="934"/>
     <w:uiPriority w:val="99"/>
     <w:pPr>
       <w:pBdr/>
@@ -35808,9 +36586,9 @@
       </w:tcPr>
     </w:tblStylePr>
   </w:style>
-  <w:style w:type="table" w:styleId="868">
+  <w:style w:type="table" w:styleId="874">
     <w:name w:val="Bordered - Accent 4"/>
-    <w:basedOn w:val="928"/>
+    <w:basedOn w:val="934"/>
     <w:uiPriority w:val="99"/>
     <w:pPr>
       <w:pBdr/>
@@ -36039,9 +36817,9 @@
       </w:tcPr>
     </w:tblStylePr>
   </w:style>
-  <w:style w:type="table" w:styleId="869">
+  <w:style w:type="table" w:styleId="875">
     <w:name w:val="Bordered - Accent 5"/>
-    <w:basedOn w:val="928"/>
+    <w:basedOn w:val="934"/>
     <w:uiPriority w:val="99"/>
     <w:pPr>
       <w:pBdr/>
@@ -36270,9 +37048,9 @@
       </w:tcPr>
     </w:tblStylePr>
   </w:style>
-  <w:style w:type="table" w:styleId="870">
+  <w:style w:type="table" w:styleId="876">
     <w:name w:val="Bordered - Accent 6"/>
-    <w:basedOn w:val="928"/>
+    <w:basedOn w:val="934"/>
     <w:uiPriority w:val="99"/>
     <w:pPr>
       <w:pBdr/>
@@ -36501,11 +37279,11 @@
       </w:tcPr>
     </w:tblStylePr>
   </w:style>
-  <w:style w:type="paragraph" w:styleId="871">
+  <w:style w:type="paragraph" w:styleId="877">
     <w:name w:val="Heading 1"/>
-    <w:basedOn w:val="926"/>
-    <w:next w:val="926"/>
-    <w:link w:val="880"/>
+    <w:basedOn w:val="932"/>
+    <w:next w:val="932"/>
+    <w:link w:val="886"/>
     <w:uiPriority w:val="9"/>
     <w:qFormat/>
     <w:pPr>
@@ -36523,11 +37301,11 @@
       <w:szCs w:val="40"/>
     </w:rPr>
   </w:style>
-  <w:style w:type="paragraph" w:styleId="872">
+  <w:style w:type="paragraph" w:styleId="878">
     <w:name w:val="Heading 2"/>
-    <w:basedOn w:val="926"/>
-    <w:next w:val="926"/>
-    <w:link w:val="881"/>
+    <w:basedOn w:val="932"/>
+    <w:next w:val="932"/>
+    <w:link w:val="887"/>
     <w:uiPriority w:val="9"/>
     <w:unhideWhenUsed/>
     <w:qFormat/>
@@ -36546,11 +37324,11 @@
       <w:szCs w:val="32"/>
     </w:rPr>
   </w:style>
-  <w:style w:type="paragraph" w:styleId="873">
+  <w:style w:type="paragraph" w:styleId="879">
     <w:name w:val="Heading 3"/>
-    <w:basedOn w:val="926"/>
-    <w:next w:val="926"/>
-    <w:link w:val="882"/>
+    <w:basedOn w:val="932"/>
+    <w:next w:val="932"/>
+    <w:link w:val="888"/>
     <w:uiPriority w:val="9"/>
     <w:unhideWhenUsed/>
     <w:qFormat/>
@@ -36569,11 +37347,11 @@
       <w:szCs w:val="28"/>
     </w:rPr>
   </w:style>
-  <w:style w:type="paragraph" w:styleId="874">
+  <w:style w:type="paragraph" w:styleId="880">
     <w:name w:val="Heading 4"/>
-    <w:basedOn w:val="926"/>
-    <w:next w:val="926"/>
-    <w:link w:val="883"/>
+    <w:basedOn w:val="932"/>
+    <w:next w:val="932"/>
+    <w:link w:val="889"/>
     <w:uiPriority w:val="9"/>
     <w:unhideWhenUsed/>
     <w:qFormat/>
@@ -36592,11 +37370,11 @@
       <w:color w:val="0f4761" w:themeColor="accent1" w:themeShade="BF"/>
     </w:rPr>
   </w:style>
-  <w:style w:type="paragraph" w:styleId="875">
+  <w:style w:type="paragraph" w:styleId="881">
     <w:name w:val="Heading 5"/>
-    <w:basedOn w:val="926"/>
-    <w:next w:val="926"/>
-    <w:link w:val="884"/>
+    <w:basedOn w:val="932"/>
+    <w:next w:val="932"/>
+    <w:link w:val="890"/>
     <w:uiPriority w:val="9"/>
     <w:unhideWhenUsed/>
     <w:qFormat/>
@@ -36613,11 +37391,11 @@
       <w:color w:val="0f4761" w:themeColor="accent1" w:themeShade="BF"/>
     </w:rPr>
   </w:style>
-  <w:style w:type="paragraph" w:styleId="876">
+  <w:style w:type="paragraph" w:styleId="882">
     <w:name w:val="Heading 6"/>
-    <w:basedOn w:val="926"/>
-    <w:next w:val="926"/>
-    <w:link w:val="885"/>
+    <w:basedOn w:val="932"/>
+    <w:next w:val="932"/>
+    <w:link w:val="891"/>
     <w:uiPriority w:val="9"/>
     <w:unhideWhenUsed/>
     <w:qFormat/>
@@ -36636,11 +37414,11 @@
       <w:color w:val="595959" w:themeColor="text1" w:themeTint="A6"/>
     </w:rPr>
   </w:style>
-  <w:style w:type="paragraph" w:styleId="877">
+  <w:style w:type="paragraph" w:styleId="883">
     <w:name w:val="Heading 7"/>
-    <w:basedOn w:val="926"/>
-    <w:next w:val="926"/>
-    <w:link w:val="886"/>
+    <w:basedOn w:val="932"/>
+    <w:next w:val="932"/>
+    <w:link w:val="892"/>
     <w:uiPriority w:val="9"/>
     <w:unhideWhenUsed/>
     <w:qFormat/>
@@ -36657,11 +37435,11 @@
       <w:color w:val="595959" w:themeColor="text1" w:themeTint="A6"/>
     </w:rPr>
   </w:style>
-  <w:style w:type="paragraph" w:styleId="878">
+  <w:style w:type="paragraph" w:styleId="884">
     <w:name w:val="Heading 8"/>
-    <w:basedOn w:val="926"/>
-    <w:next w:val="926"/>
-    <w:link w:val="887"/>
+    <w:basedOn w:val="932"/>
+    <w:next w:val="932"/>
+    <w:link w:val="893"/>
     <w:uiPriority w:val="9"/>
     <w:unhideWhenUsed/>
     <w:qFormat/>
@@ -36680,11 +37458,11 @@
       <w:color w:val="272727" w:themeColor="text1" w:themeTint="D8"/>
     </w:rPr>
   </w:style>
-  <w:style w:type="paragraph" w:styleId="879">
+  <w:style w:type="paragraph" w:styleId="885">
     <w:name w:val="Heading 9"/>
-    <w:basedOn w:val="926"/>
-    <w:next w:val="926"/>
-    <w:link w:val="888"/>
+    <w:basedOn w:val="932"/>
+    <w:next w:val="932"/>
+    <w:link w:val="894"/>
     <w:uiPriority w:val="9"/>
     <w:unhideWhenUsed/>
     <w:qFormat/>
@@ -36703,10 +37481,10 @@
       <w:color w:val="272727" w:themeColor="text1" w:themeTint="D8"/>
     </w:rPr>
   </w:style>
-  <w:style w:type="character" w:styleId="880">
+  <w:style w:type="character" w:styleId="886">
     <w:name w:val="Heading 1 Char"/>
-    <w:basedOn w:val="927"/>
-    <w:link w:val="871"/>
+    <w:basedOn w:val="933"/>
+    <w:link w:val="877"/>
     <w:uiPriority w:val="9"/>
     <w:pPr>
       <w:pBdr/>
@@ -36720,10 +37498,10 @@
       <w:szCs w:val="40"/>
     </w:rPr>
   </w:style>
-  <w:style w:type="character" w:styleId="881">
+  <w:style w:type="character" w:styleId="887">
     <w:name w:val="Heading 2 Char"/>
-    <w:basedOn w:val="927"/>
-    <w:link w:val="872"/>
+    <w:basedOn w:val="933"/>
+    <w:link w:val="878"/>
     <w:uiPriority w:val="9"/>
     <w:pPr>
       <w:pBdr/>
@@ -36737,10 +37515,10 @@
       <w:szCs w:val="32"/>
     </w:rPr>
   </w:style>
-  <w:style w:type="character" w:styleId="882">
+  <w:style w:type="character" w:styleId="888">
     <w:name w:val="Heading 3 Char"/>
-    <w:basedOn w:val="927"/>
-    <w:link w:val="873"/>
+    <w:basedOn w:val="933"/>
+    <w:link w:val="879"/>
     <w:uiPriority w:val="9"/>
     <w:pPr>
       <w:pBdr/>
@@ -36754,10 +37532,10 @@
       <w:szCs w:val="28"/>
     </w:rPr>
   </w:style>
-  <w:style w:type="character" w:styleId="883">
+  <w:style w:type="character" w:styleId="889">
     <w:name w:val="Heading 4 Char"/>
-    <w:basedOn w:val="927"/>
-    <w:link w:val="874"/>
+    <w:basedOn w:val="933"/>
+    <w:link w:val="880"/>
     <w:uiPriority w:val="9"/>
     <w:pPr>
       <w:pBdr/>
@@ -36771,10 +37549,10 @@
       <w:color w:val="0f4761" w:themeColor="accent1" w:themeShade="BF"/>
     </w:rPr>
   </w:style>
-  <w:style w:type="character" w:styleId="884">
+  <w:style w:type="character" w:styleId="890">
     <w:name w:val="Heading 5 Char"/>
-    <w:basedOn w:val="927"/>
-    <w:link w:val="875"/>
+    <w:basedOn w:val="933"/>
+    <w:link w:val="881"/>
     <w:uiPriority w:val="9"/>
     <w:pPr>
       <w:pBdr/>
@@ -36786,10 +37564,10 @@
       <w:color w:val="0f4761" w:themeColor="accent1" w:themeShade="BF"/>
     </w:rPr>
   </w:style>
-  <w:style w:type="character" w:styleId="885">
+  <w:style w:type="character" w:styleId="891">
     <w:name w:val="Heading 6 Char"/>
-    <w:basedOn w:val="927"/>
-    <w:link w:val="876"/>
+    <w:basedOn w:val="933"/>
+    <w:link w:val="882"/>
     <w:uiPriority w:val="9"/>
     <w:pPr>
       <w:pBdr/>
@@ -36803,10 +37581,10 @@
       <w:color w:val="595959" w:themeColor="text1" w:themeTint="A6"/>
     </w:rPr>
   </w:style>
-  <w:style w:type="character" w:styleId="886">
+  <w:style w:type="character" w:styleId="892">
     <w:name w:val="Heading 7 Char"/>
-    <w:basedOn w:val="927"/>
-    <w:link w:val="877"/>
+    <w:basedOn w:val="933"/>
+    <w:link w:val="883"/>
     <w:uiPriority w:val="9"/>
     <w:pPr>
       <w:pBdr/>
@@ -36818,10 +37596,10 @@
       <w:color w:val="595959" w:themeColor="text1" w:themeTint="A6"/>
     </w:rPr>
   </w:style>
-  <w:style w:type="character" w:styleId="887">
+  <w:style w:type="character" w:styleId="893">
     <w:name w:val="Heading 8 Char"/>
-    <w:basedOn w:val="927"/>
-    <w:link w:val="878"/>
+    <w:basedOn w:val="933"/>
+    <w:link w:val="884"/>
     <w:uiPriority w:val="9"/>
     <w:pPr>
       <w:pBdr/>
@@ -36835,10 +37613,10 @@
       <w:color w:val="272727" w:themeColor="text1" w:themeTint="D8"/>
     </w:rPr>
   </w:style>
-  <w:style w:type="character" w:styleId="888">
+  <w:style w:type="character" w:styleId="894">
     <w:name w:val="Heading 9 Char"/>
-    <w:basedOn w:val="927"/>
-    <w:link w:val="879"/>
+    <w:basedOn w:val="933"/>
+    <w:link w:val="885"/>
     <w:uiPriority w:val="9"/>
     <w:pPr>
       <w:pBdr/>
@@ -36852,11 +37630,11 @@
       <w:color w:val="272727" w:themeColor="text1" w:themeTint="D8"/>
     </w:rPr>
   </w:style>
-  <w:style w:type="paragraph" w:styleId="889">
+  <w:style w:type="paragraph" w:styleId="895">
     <w:name w:val="Title"/>
-    <w:basedOn w:val="926"/>
-    <w:next w:val="926"/>
-    <w:link w:val="890"/>
+    <w:basedOn w:val="932"/>
+    <w:next w:val="932"/>
+    <w:link w:val="896"/>
     <w:uiPriority w:val="10"/>
     <w:qFormat/>
     <w:pPr>
@@ -36872,10 +37650,10 @@
       <w:szCs w:val="56"/>
     </w:rPr>
   </w:style>
-  <w:style w:type="character" w:styleId="890">
+  <w:style w:type="character" w:styleId="896">
     <w:name w:val="Title Char"/>
-    <w:basedOn w:val="927"/>
-    <w:link w:val="889"/>
+    <w:basedOn w:val="933"/>
+    <w:link w:val="895"/>
     <w:uiPriority w:val="10"/>
     <w:pPr>
       <w:pBdr/>
@@ -36889,11 +37667,11 @@
       <w:szCs w:val="56"/>
     </w:rPr>
   </w:style>
-  <w:style w:type="paragraph" w:styleId="891">
+  <w:style w:type="paragraph" w:styleId="897">
     <w:name w:val="Subtitle"/>
-    <w:basedOn w:val="926"/>
-    <w:next w:val="926"/>
-    <w:link w:val="892"/>
+    <w:basedOn w:val="932"/>
+    <w:next w:val="932"/>
+    <w:link w:val="898"/>
     <w:uiPriority w:val="11"/>
     <w:qFormat/>
     <w:pPr>
@@ -36911,10 +37689,10 @@
       <w:szCs w:val="28"/>
     </w:rPr>
   </w:style>
-  <w:style w:type="character" w:styleId="892">
+  <w:style w:type="character" w:styleId="898">
     <w:name w:val="Subtitle Char"/>
-    <w:basedOn w:val="927"/>
-    <w:link w:val="891"/>
+    <w:basedOn w:val="933"/>
+    <w:link w:val="897"/>
     <w:uiPriority w:val="11"/>
     <w:pPr>
       <w:pBdr/>
@@ -36928,11 +37706,11 @@
       <w:szCs w:val="28"/>
     </w:rPr>
   </w:style>
-  <w:style w:type="paragraph" w:styleId="893">
+  <w:style w:type="paragraph" w:styleId="899">
     <w:name w:val="Quote"/>
-    <w:basedOn w:val="926"/>
-    <w:next w:val="926"/>
-    <w:link w:val="894"/>
+    <w:basedOn w:val="932"/>
+    <w:next w:val="932"/>
+    <w:link w:val="900"/>
     <w:uiPriority w:val="29"/>
     <w:qFormat/>
     <w:pPr>
@@ -36947,10 +37725,10 @@
       <w:color w:val="404040" w:themeColor="text1" w:themeTint="BF"/>
     </w:rPr>
   </w:style>
-  <w:style w:type="character" w:styleId="894">
+  <w:style w:type="character" w:styleId="900">
     <w:name w:val="Quote Char"/>
-    <w:basedOn w:val="927"/>
-    <w:link w:val="893"/>
+    <w:basedOn w:val="933"/>
+    <w:link w:val="899"/>
     <w:uiPriority w:val="29"/>
     <w:pPr>
       <w:pBdr/>
@@ -36963,9 +37741,9 @@
       <w:color w:val="404040" w:themeColor="text1" w:themeTint="BF"/>
     </w:rPr>
   </w:style>
-  <w:style w:type="character" w:styleId="895">
+  <w:style w:type="character" w:styleId="901">
     <w:name w:val="Intense Emphasis"/>
-    <w:basedOn w:val="927"/>
+    <w:basedOn w:val="933"/>
     <w:uiPriority w:val="21"/>
     <w:qFormat/>
     <w:pPr>
@@ -36979,11 +37757,11 @@
       <w:color w:val="0f4761" w:themeColor="accent1" w:themeShade="BF"/>
     </w:rPr>
   </w:style>
-  <w:style w:type="paragraph" w:styleId="896">
+  <w:style w:type="paragraph" w:styleId="902">
     <w:name w:val="Intense Quote"/>
-    <w:basedOn w:val="926"/>
-    <w:next w:val="926"/>
-    <w:link w:val="897"/>
+    <w:basedOn w:val="932"/>
+    <w:next w:val="932"/>
+    <w:link w:val="903"/>
     <w:uiPriority w:val="30"/>
     <w:qFormat/>
     <w:pPr>
@@ -37001,10 +37779,10 @@
       <w:color w:val="0f4761" w:themeColor="accent1" w:themeShade="BF"/>
     </w:rPr>
   </w:style>
-  <w:style w:type="character" w:styleId="897">
+  <w:style w:type="character" w:styleId="903">
     <w:name w:val="Intense Quote Char"/>
-    <w:basedOn w:val="927"/>
-    <w:link w:val="896"/>
+    <w:basedOn w:val="933"/>
+    <w:link w:val="902"/>
     <w:uiPriority w:val="30"/>
     <w:pPr>
       <w:pBdr/>
@@ -37017,9 +37795,9 @@
       <w:color w:val="0f4761" w:themeColor="accent1" w:themeShade="BF"/>
     </w:rPr>
   </w:style>
-  <w:style w:type="character" w:styleId="898">
+  <w:style w:type="character" w:styleId="904">
     <w:name w:val="Intense Reference"/>
-    <w:basedOn w:val="927"/>
+    <w:basedOn w:val="933"/>
     <w:uiPriority w:val="32"/>
     <w:qFormat/>
     <w:pPr>
@@ -37035,9 +37813,9 @@
       <w:spacing w:val="5"/>
     </w:rPr>
   </w:style>
-  <w:style w:type="paragraph" w:styleId="899">
+  <w:style w:type="paragraph" w:styleId="905">
     <w:name w:val="No Spacing"/>
-    <w:basedOn w:val="926"/>
+    <w:basedOn w:val="932"/>
     <w:uiPriority w:val="1"/>
     <w:qFormat/>
     <w:pPr>
@@ -37046,9 +37824,9 @@
       <w:ind/>
     </w:pPr>
   </w:style>
-  <w:style w:type="character" w:styleId="900">
+  <w:style w:type="character" w:styleId="906">
     <w:name w:val="Subtle Emphasis"/>
-    <w:basedOn w:val="927"/>
+    <w:basedOn w:val="933"/>
     <w:uiPriority w:val="19"/>
     <w:qFormat/>
     <w:pPr>
@@ -37062,9 +37840,9 @@
       <w:color w:val="404040" w:themeColor="text1" w:themeTint="BF"/>
     </w:rPr>
   </w:style>
-  <w:style w:type="character" w:styleId="901">
+  <w:style w:type="character" w:styleId="907">
     <w:name w:val="Emphasis"/>
-    <w:basedOn w:val="927"/>
+    <w:basedOn w:val="933"/>
     <w:uiPriority w:val="20"/>
     <w:qFormat/>
     <w:pPr>
@@ -37077,9 +37855,9 @@
       <w:iCs/>
     </w:rPr>
   </w:style>
-  <w:style w:type="character" w:styleId="902">
+  <w:style w:type="character" w:styleId="908">
     <w:name w:val="Strong"/>
-    <w:basedOn w:val="927"/>
+    <w:basedOn w:val="933"/>
     <w:uiPriority w:val="22"/>
     <w:qFormat/>
     <w:pPr>
@@ -37092,9 +37870,9 @@
       <w:bCs/>
     </w:rPr>
   </w:style>
-  <w:style w:type="character" w:styleId="903">
+  <w:style w:type="character" w:styleId="909">
     <w:name w:val="Subtle Reference"/>
-    <w:basedOn w:val="927"/>
+    <w:basedOn w:val="933"/>
     <w:uiPriority w:val="31"/>
     <w:qFormat/>
     <w:pPr>
@@ -37107,9 +37885,9 @@
       <w:color w:val="5a5a5a" w:themeColor="text1" w:themeTint="A5"/>
     </w:rPr>
   </w:style>
-  <w:style w:type="character" w:styleId="904">
+  <w:style w:type="character" w:styleId="910">
     <w:name w:val="Book Title"/>
-    <w:basedOn w:val="927"/>
+    <w:basedOn w:val="933"/>
     <w:uiPriority w:val="33"/>
     <w:qFormat/>
     <w:pPr>
@@ -37125,10 +37903,10 @@
       <w:spacing w:val="5"/>
     </w:rPr>
   </w:style>
-  <w:style w:type="character" w:styleId="905">
+  <w:style w:type="character" w:styleId="911">
     <w:name w:val="Header Char"/>
-    <w:basedOn w:val="927"/>
-    <w:link w:val="930"/>
+    <w:basedOn w:val="933"/>
+    <w:link w:val="936"/>
     <w:uiPriority w:val="99"/>
     <w:pPr>
       <w:pBdr/>
@@ -37136,10 +37914,10 @@
       <w:ind/>
     </w:pPr>
   </w:style>
-  <w:style w:type="character" w:styleId="906">
+  <w:style w:type="character" w:styleId="912">
     <w:name w:val="Footer Char"/>
-    <w:basedOn w:val="927"/>
-    <w:link w:val="932"/>
+    <w:basedOn w:val="933"/>
+    <w:link w:val="938"/>
     <w:uiPriority w:val="99"/>
     <w:pPr>
       <w:pBdr/>
@@ -37147,10 +37925,10 @@
       <w:ind/>
     </w:pPr>
   </w:style>
-  <w:style w:type="paragraph" w:styleId="907">
+  <w:style w:type="paragraph" w:styleId="913">
     <w:name w:val="Caption"/>
-    <w:basedOn w:val="926"/>
-    <w:next w:val="926"/>
+    <w:basedOn w:val="932"/>
+    <w:next w:val="932"/>
     <w:uiPriority w:val="35"/>
     <w:unhideWhenUsed/>
     <w:qFormat/>
@@ -37167,10 +37945,10 @@
       <w:szCs w:val="18"/>
     </w:rPr>
   </w:style>
-  <w:style w:type="paragraph" w:styleId="908">
+  <w:style w:type="paragraph" w:styleId="914">
     <w:name w:val="footnote text"/>
-    <w:basedOn w:val="926"/>
-    <w:link w:val="909"/>
+    <w:basedOn w:val="932"/>
+    <w:link w:val="915"/>
     <w:uiPriority w:val="99"/>
     <w:semiHidden/>
     <w:unhideWhenUsed/>
@@ -37184,10 +37962,10 @@
       <w:szCs w:val="20"/>
     </w:rPr>
   </w:style>
-  <w:style w:type="character" w:styleId="909">
+  <w:style w:type="character" w:styleId="915">
     <w:name w:val="Footnote Text Char"/>
-    <w:basedOn w:val="927"/>
-    <w:link w:val="908"/>
+    <w:basedOn w:val="933"/>
+    <w:link w:val="914"/>
     <w:uiPriority w:val="99"/>
     <w:semiHidden/>
     <w:pPr>
@@ -37200,9 +37978,9 @@
       <w:szCs w:val="20"/>
     </w:rPr>
   </w:style>
-  <w:style w:type="character" w:styleId="910">
+  <w:style w:type="character" w:styleId="916">
     <w:name w:val="footnote reference"/>
-    <w:basedOn w:val="927"/>
+    <w:basedOn w:val="933"/>
     <w:uiPriority w:val="99"/>
     <w:semiHidden/>
     <w:unhideWhenUsed/>
@@ -37215,10 +37993,10 @@
       <w:vertAlign w:val="superscript"/>
     </w:rPr>
   </w:style>
-  <w:style w:type="paragraph" w:styleId="911">
+  <w:style w:type="paragraph" w:styleId="917">
     <w:name w:val="endnote text"/>
-    <w:basedOn w:val="926"/>
-    <w:link w:val="912"/>
+    <w:basedOn w:val="932"/>
+    <w:link w:val="918"/>
     <w:uiPriority w:val="99"/>
     <w:semiHidden/>
     <w:unhideWhenUsed/>
@@ -37232,10 +38010,10 @@
       <w:szCs w:val="20"/>
     </w:rPr>
   </w:style>
-  <w:style w:type="character" w:styleId="912">
+  <w:style w:type="character" w:styleId="918">
     <w:name w:val="Endnote Text Char"/>
-    <w:basedOn w:val="927"/>
-    <w:link w:val="911"/>
+    <w:basedOn w:val="933"/>
+    <w:link w:val="917"/>
     <w:uiPriority w:val="99"/>
     <w:semiHidden/>
     <w:pPr>
@@ -37248,9 +38026,9 @@
       <w:szCs w:val="20"/>
     </w:rPr>
   </w:style>
-  <w:style w:type="character" w:styleId="913">
+  <w:style w:type="character" w:styleId="919">
     <w:name w:val="endnote reference"/>
-    <w:basedOn w:val="927"/>
+    <w:basedOn w:val="933"/>
     <w:uiPriority w:val="99"/>
     <w:semiHidden/>
     <w:unhideWhenUsed/>
@@ -37263,9 +38041,9 @@
       <w:vertAlign w:val="superscript"/>
     </w:rPr>
   </w:style>
-  <w:style w:type="character" w:styleId="914">
+  <w:style w:type="character" w:styleId="920">
     <w:name w:val="Hyperlink"/>
-    <w:basedOn w:val="927"/>
+    <w:basedOn w:val="933"/>
     <w:uiPriority w:val="99"/>
     <w:unhideWhenUsed/>
     <w:pPr>
@@ -37278,9 +38056,9 @@
       <w:u w:val="single"/>
     </w:rPr>
   </w:style>
-  <w:style w:type="character" w:styleId="915">
+  <w:style w:type="character" w:styleId="921">
     <w:name w:val="FollowedHyperlink"/>
-    <w:basedOn w:val="927"/>
+    <w:basedOn w:val="933"/>
     <w:uiPriority w:val="99"/>
     <w:semiHidden/>
     <w:unhideWhenUsed/>
@@ -37294,10 +38072,10 @@
       <w:u w:val="single"/>
     </w:rPr>
   </w:style>
-  <w:style w:type="paragraph" w:styleId="916">
+  <w:style w:type="paragraph" w:styleId="922">
     <w:name w:val="toc 2"/>
-    <w:basedOn w:val="926"/>
-    <w:next w:val="926"/>
+    <w:basedOn w:val="932"/>
+    <w:next w:val="932"/>
     <w:uiPriority w:val="39"/>
     <w:unhideWhenUsed/>
     <w:pPr>
@@ -37306,10 +38084,10 @@
       <w:ind w:left="220"/>
     </w:pPr>
   </w:style>
-  <w:style w:type="paragraph" w:styleId="917">
+  <w:style w:type="paragraph" w:styleId="923">
     <w:name w:val="toc 3"/>
-    <w:basedOn w:val="926"/>
-    <w:next w:val="926"/>
+    <w:basedOn w:val="932"/>
+    <w:next w:val="932"/>
     <w:uiPriority w:val="39"/>
     <w:unhideWhenUsed/>
     <w:pPr>
@@ -37318,10 +38096,10 @@
       <w:ind w:left="440"/>
     </w:pPr>
   </w:style>
-  <w:style w:type="paragraph" w:styleId="918">
+  <w:style w:type="paragraph" w:styleId="924">
     <w:name w:val="toc 4"/>
-    <w:basedOn w:val="926"/>
-    <w:next w:val="926"/>
+    <w:basedOn w:val="932"/>
+    <w:next w:val="932"/>
     <w:uiPriority w:val="39"/>
     <w:unhideWhenUsed/>
     <w:pPr>
@@ -37330,10 +38108,10 @@
       <w:ind w:left="660"/>
     </w:pPr>
   </w:style>
-  <w:style w:type="paragraph" w:styleId="919">
+  <w:style w:type="paragraph" w:styleId="925">
     <w:name w:val="toc 5"/>
-    <w:basedOn w:val="926"/>
-    <w:next w:val="926"/>
+    <w:basedOn w:val="932"/>
+    <w:next w:val="932"/>
     <w:uiPriority w:val="39"/>
     <w:unhideWhenUsed/>
     <w:pPr>
@@ -37342,10 +38120,10 @@
       <w:ind w:left="880"/>
     </w:pPr>
   </w:style>
-  <w:style w:type="paragraph" w:styleId="920">
+  <w:style w:type="paragraph" w:styleId="926">
     <w:name w:val="toc 6"/>
-    <w:basedOn w:val="926"/>
-    <w:next w:val="926"/>
+    <w:basedOn w:val="932"/>
+    <w:next w:val="932"/>
     <w:uiPriority w:val="39"/>
     <w:unhideWhenUsed/>
     <w:pPr>
@@ -37354,10 +38132,10 @@
       <w:ind w:left="1100"/>
     </w:pPr>
   </w:style>
-  <w:style w:type="paragraph" w:styleId="921">
+  <w:style w:type="paragraph" w:styleId="927">
     <w:name w:val="toc 7"/>
-    <w:basedOn w:val="926"/>
-    <w:next w:val="926"/>
+    <w:basedOn w:val="932"/>
+    <w:next w:val="932"/>
     <w:uiPriority w:val="39"/>
     <w:unhideWhenUsed/>
     <w:pPr>
@@ -37366,10 +38144,10 @@
       <w:ind w:left="1320"/>
     </w:pPr>
   </w:style>
-  <w:style w:type="paragraph" w:styleId="922">
+  <w:style w:type="paragraph" w:styleId="928">
     <w:name w:val="toc 8"/>
-    <w:basedOn w:val="926"/>
-    <w:next w:val="926"/>
+    <w:basedOn w:val="932"/>
+    <w:next w:val="932"/>
     <w:uiPriority w:val="39"/>
     <w:unhideWhenUsed/>
     <w:pPr>
@@ -37378,10 +38156,10 @@
       <w:ind w:left="1540"/>
     </w:pPr>
   </w:style>
-  <w:style w:type="paragraph" w:styleId="923">
+  <w:style w:type="paragraph" w:styleId="929">
     <w:name w:val="toc 9"/>
-    <w:basedOn w:val="926"/>
-    <w:next w:val="926"/>
+    <w:basedOn w:val="932"/>
+    <w:next w:val="932"/>
     <w:uiPriority w:val="39"/>
     <w:unhideWhenUsed/>
     <w:pPr>
@@ -37390,7 +38168,7 @@
       <w:ind w:left="1760"/>
     </w:pPr>
   </w:style>
-  <w:style w:type="paragraph" w:styleId="924">
+  <w:style w:type="paragraph" w:styleId="930">
     <w:name w:val="TOC Heading"/>
     <w:uiPriority w:val="39"/>
     <w:unhideWhenUsed/>
@@ -37400,10 +38178,10 @@
       <w:ind/>
     </w:pPr>
   </w:style>
-  <w:style w:type="paragraph" w:styleId="925">
+  <w:style w:type="paragraph" w:styleId="931">
     <w:name w:val="table of figures"/>
-    <w:basedOn w:val="926"/>
-    <w:next w:val="926"/>
+    <w:basedOn w:val="932"/>
+    <w:next w:val="932"/>
     <w:uiPriority w:val="99"/>
     <w:unhideWhenUsed/>
     <w:pPr>
@@ -37412,7 +38190,7 @@
       <w:ind/>
     </w:pPr>
   </w:style>
-  <w:style w:type="paragraph" w:styleId="926" w:default="1">
+  <w:style w:type="paragraph" w:styleId="932" w:default="1">
     <w:name w:val="Normal"/>
     <w:qFormat/>
     <w:pPr>
@@ -37429,7 +38207,7 @@
       <w:lang w:eastAsia="pt-BR"/>
     </w:rPr>
   </w:style>
-  <w:style w:type="character" w:styleId="927" w:default="1">
+  <w:style w:type="character" w:styleId="933" w:default="1">
     <w:name w:val="Default Paragraph Font"/>
     <w:uiPriority w:val="1"/>
     <w:semiHidden/>
@@ -37440,7 +38218,7 @@
       <w:ind/>
     </w:pPr>
   </w:style>
-  <w:style w:type="table" w:styleId="928" w:default="1">
+  <w:style w:type="table" w:styleId="934" w:default="1">
     <w:name w:val="Normal Table"/>
     <w:uiPriority w:val="99"/>
     <w:semiHidden/>
@@ -37633,7 +38411,7 @@
       </w:tcPr>
     </w:tblStylePr>
   </w:style>
-  <w:style w:type="numbering" w:styleId="929" w:default="1">
+  <w:style w:type="numbering" w:styleId="935" w:default="1">
     <w:name w:val="No List"/>
     <w:uiPriority w:val="99"/>
     <w:semiHidden/>
@@ -37644,10 +38422,10 @@
       <w:ind/>
     </w:pPr>
   </w:style>
-  <w:style w:type="paragraph" w:styleId="930">
+  <w:style w:type="paragraph" w:styleId="936">
     <w:name w:val="Header"/>
-    <w:basedOn w:val="926"/>
-    <w:link w:val="931"/>
+    <w:basedOn w:val="932"/>
+    <w:link w:val="937"/>
     <w:uiPriority w:val="99"/>
     <w:unhideWhenUsed/>
     <w:pPr>
@@ -37660,10 +38438,10 @@
       <w:ind/>
     </w:pPr>
   </w:style>
-  <w:style w:type="character" w:styleId="931" w:customStyle="1">
+  <w:style w:type="character" w:styleId="937" w:customStyle="1">
     <w:name w:val="Cabeçalho Char"/>
-    <w:basedOn w:val="927"/>
-    <w:link w:val="930"/>
+    <w:basedOn w:val="933"/>
+    <w:link w:val="936"/>
     <w:uiPriority w:val="99"/>
     <w:pPr>
       <w:pBdr/>
@@ -37671,10 +38449,10 @@
       <w:ind/>
     </w:pPr>
   </w:style>
-  <w:style w:type="paragraph" w:styleId="932">
+  <w:style w:type="paragraph" w:styleId="938">
     <w:name w:val="Footer"/>
-    <w:basedOn w:val="926"/>
-    <w:link w:val="933"/>
+    <w:basedOn w:val="932"/>
+    <w:link w:val="939"/>
     <w:uiPriority w:val="99"/>
     <w:unhideWhenUsed/>
     <w:pPr>
@@ -37687,10 +38465,10 @@
       <w:ind/>
     </w:pPr>
   </w:style>
-  <w:style w:type="character" w:styleId="933" w:customStyle="1">
+  <w:style w:type="character" w:styleId="939" w:customStyle="1">
     <w:name w:val="Rodapé Char"/>
-    <w:basedOn w:val="927"/>
-    <w:link w:val="932"/>
+    <w:basedOn w:val="933"/>
+    <w:link w:val="938"/>
     <w:uiPriority w:val="99"/>
     <w:pPr>
       <w:pBdr/>
@@ -37698,9 +38476,9 @@
       <w:ind/>
     </w:pPr>
   </w:style>
-  <w:style w:type="paragraph" w:styleId="934">
+  <w:style w:type="paragraph" w:styleId="940">
     <w:name w:val="List Paragraph"/>
-    <w:basedOn w:val="926"/>
+    <w:basedOn w:val="932"/>
     <w:uiPriority w:val="34"/>
     <w:qFormat/>
     <w:pPr>
@@ -37710,10 +38488,10 @@
       <w:contextualSpacing w:val="true"/>
     </w:pPr>
   </w:style>
-  <w:style w:type="paragraph" w:styleId="935">
+  <w:style w:type="paragraph" w:styleId="941">
     <w:name w:val="toc 1"/>
-    <w:basedOn w:val="926"/>
-    <w:next w:val="926"/>
+    <w:basedOn w:val="932"/>
+    <w:next w:val="932"/>
     <w:semiHidden/>
     <w:pPr>
       <w:pBdr/>
@@ -37729,10 +38507,10 @@
       <w:szCs w:val="28"/>
     </w:rPr>
   </w:style>
-  <w:style w:type="paragraph" w:styleId="936" w:customStyle="1">
+  <w:style w:type="paragraph" w:styleId="942" w:customStyle="1">
     <w:name w:val="Título do Trabalho"/>
-    <w:basedOn w:val="926"/>
-    <w:next w:val="937"/>
+    <w:basedOn w:val="932"/>
+    <w:next w:val="943"/>
     <w:pPr>
       <w:pBdr/>
       <w:spacing/>
@@ -37745,10 +38523,10 @@
       <w:sz w:val="32"/>
     </w:rPr>
   </w:style>
-  <w:style w:type="paragraph" w:styleId="937" w:customStyle="1">
+  <w:style w:type="paragraph" w:styleId="943" w:customStyle="1">
     <w:name w:val="Subtítulo do Trabalho"/>
-    <w:basedOn w:val="926"/>
-    <w:next w:val="926"/>
+    <w:basedOn w:val="932"/>
+    <w:next w:val="932"/>
     <w:pPr>
       <w:pBdr/>
       <w:spacing/>
@@ -37760,9 +38538,9 @@
       <w:szCs w:val="28"/>
     </w:rPr>
   </w:style>
-  <w:style w:type="paragraph" w:styleId="938" w:customStyle="1">
+  <w:style w:type="paragraph" w:styleId="944" w:customStyle="1">
     <w:name w:val="Natureza do Trabalho"/>
-    <w:basedOn w:val="926"/>
+    <w:basedOn w:val="932"/>
     <w:pPr>
       <w:pBdr/>
       <w:spacing/>
@@ -37773,27 +38551,27 @@
       <w:szCs w:val="22"/>
     </w:rPr>
   </w:style>
-  <w:style w:type="paragraph" w:styleId="939" w:customStyle="1">
+  <w:style w:type="paragraph" w:styleId="945" w:customStyle="1">
     <w:name w:val="Texto - Resumo"/>
-    <w:basedOn w:val="926"/>
+    <w:basedOn w:val="932"/>
     <w:pPr>
       <w:pBdr/>
       <w:spacing w:after="480"/>
       <w:ind/>
     </w:pPr>
   </w:style>
-  <w:style w:type="paragraph" w:styleId="940" w:customStyle="1">
+  <w:style w:type="paragraph" w:styleId="946" w:customStyle="1">
     <w:name w:val="Resumo - Texto"/>
-    <w:basedOn w:val="926"/>
+    <w:basedOn w:val="932"/>
     <w:pPr>
       <w:pBdr/>
       <w:spacing w:after="480"/>
       <w:ind/>
     </w:pPr>
   </w:style>
-  <w:style w:type="paragraph" w:styleId="941" w:customStyle="1">
+  <w:style w:type="paragraph" w:styleId="947" w:customStyle="1">
     <w:name w:val="Resumo - Título"/>
-    <w:basedOn w:val="926"/>
+    <w:basedOn w:val="932"/>
     <w:pPr>
       <w:pBdr/>
       <w:spacing w:after="960" w:before="360"/>
@@ -37806,9 +38584,9 @@
       <w:szCs w:val="24"/>
     </w:rPr>
   </w:style>
-  <w:style w:type="paragraph" w:styleId="942" w:customStyle="1">
+  <w:style w:type="paragraph" w:styleId="948" w:customStyle="1">
     <w:name w:val="Referências"/>
-    <w:basedOn w:val="926"/>
+    <w:basedOn w:val="932"/>
     <w:pPr>
       <w:widowControl w:val="true"/>
       <w:pBdr/>
@@ -37859,6 +38637,39 @@
 </w:glossaryDocument>
 </file>
 
+<file path=word/glossary/endnotes.xml><?xml version="1.0" encoding="utf-8"?>
+<w:endnotes xmlns:wpc="http://schemas.microsoft.com/office/word/2010/wordprocessingCanvas" xmlns:mc="http://schemas.openxmlformats.org/markup-compatibility/2006" xmlns:o="urn:schemas-microsoft-com:office:office" xmlns:r="http://schemas.openxmlformats.org/officeDocument/2006/relationships" xmlns:m="http://schemas.openxmlformats.org/officeDocument/2006/math" xmlns:v="urn:schemas-microsoft-com:vml" xmlns:wp14="http://schemas.microsoft.com/office/word/2010/wordprocessingDrawing" xmlns:wp="http://schemas.openxmlformats.org/drawingml/2006/wordprocessingDrawing" xmlns:w10="urn:schemas-microsoft-com:office:word" xmlns:w="http://schemas.openxmlformats.org/wordprocessingml/2006/main" xmlns:w14="http://schemas.microsoft.com/office/word/2010/wordml" xmlns:w15="http://schemas.microsoft.com/office/word/2012/wordml" xmlns:wpg="http://schemas.microsoft.com/office/word/2010/wordprocessingGroup" xmlns:wpi="http://schemas.microsoft.com/office/word/2010/wordprocessingInk" xmlns:wne="http://schemas.microsoft.com/office/word/2006/wordml" xmlns:a="http://schemas.openxmlformats.org/drawingml/2006/main" xmlns:wps="http://schemas.microsoft.com/office/word/2010/wordprocessingShape" mc:Ignorable="w14 w15 wp14">
+  <w:endnote w:type="separator" w:id="-1">
+    <w:p>
+      <w:pPr>
+        <w:pBdr/>
+        <w:spacing w:after="0" w:line="240" w:lineRule="auto"/>
+        <w:ind/>
+        <w:rPr/>
+      </w:pPr>
+      <w:r>
+        <w:separator/>
+      </w:r>
+      <w:r/>
+    </w:p>
+  </w:endnote>
+  <w:endnote w:type="continuationSeparator" w:id="0">
+    <w:p>
+      <w:pPr>
+        <w:pBdr/>
+        <w:spacing w:after="0" w:line="240" w:lineRule="auto"/>
+        <w:ind/>
+        <w:rPr/>
+      </w:pPr>
+      <w:r>
+        <w:continuationSeparator/>
+      </w:r>
+      <w:r/>
+    </w:p>
+  </w:endnote>
+</w:endnotes>
+</file>
+
 <file path=word/glossary/fontTable.xml><?xml version="1.0" encoding="utf-8"?>
 <w:fonts xmlns:mc="http://schemas.openxmlformats.org/markup-compatibility/2006" xmlns:r="http://schemas.openxmlformats.org/officeDocument/2006/relationships" xmlns:w="http://schemas.openxmlformats.org/wordprocessingml/2006/main" xmlns:w14="http://schemas.microsoft.com/office/word/2010/wordml" xmlns:w15="http://schemas.microsoft.com/office/word/2012/wordml" mc:Ignorable="w14 w15">
   <w:font w:name="Arial">
@@ -37876,6 +38687,39 @@
 </w:fonts>
 </file>
 
+<file path=word/glossary/footnotes.xml><?xml version="1.0" encoding="utf-8"?>
+<w:footnotes xmlns:wpc="http://schemas.microsoft.com/office/word/2010/wordprocessingCanvas" xmlns:mc="http://schemas.openxmlformats.org/markup-compatibility/2006" xmlns:o="urn:schemas-microsoft-com:office:office" xmlns:r="http://schemas.openxmlformats.org/officeDocument/2006/relationships" xmlns:m="http://schemas.openxmlformats.org/officeDocument/2006/math" xmlns:v="urn:schemas-microsoft-com:vml" xmlns:wp14="http://schemas.microsoft.com/office/word/2010/wordprocessingDrawing" xmlns:wp="http://schemas.openxmlformats.org/drawingml/2006/wordprocessingDrawing" xmlns:w10="urn:schemas-microsoft-com:office:word" xmlns:w="http://schemas.openxmlformats.org/wordprocessingml/2006/main" xmlns:w14="http://schemas.microsoft.com/office/word/2010/wordml" xmlns:w15="http://schemas.microsoft.com/office/word/2012/wordml" xmlns:wpg="http://schemas.microsoft.com/office/word/2010/wordprocessingGroup" xmlns:wpi="http://schemas.microsoft.com/office/word/2010/wordprocessingInk" xmlns:wne="http://schemas.microsoft.com/office/word/2006/wordml" xmlns:a="http://schemas.openxmlformats.org/drawingml/2006/main" xmlns:wps="http://schemas.microsoft.com/office/word/2010/wordprocessingShape" mc:Ignorable="w14 w15 wp14">
+  <w:footnote w:type="separator" w:id="-1">
+    <w:p>
+      <w:pPr>
+        <w:pBdr/>
+        <w:spacing w:after="0" w:line="240" w:lineRule="auto"/>
+        <w:ind/>
+        <w:rPr/>
+      </w:pPr>
+      <w:r>
+        <w:separator/>
+      </w:r>
+      <w:r/>
+    </w:p>
+  </w:footnote>
+  <w:footnote w:type="continuationSeparator" w:id="0">
+    <w:p>
+      <w:pPr>
+        <w:pBdr/>
+        <w:spacing w:after="0" w:line="240" w:lineRule="auto"/>
+        <w:ind/>
+        <w:rPr/>
+      </w:pPr>
+      <w:r>
+        <w:continuationSeparator/>
+      </w:r>
+      <w:r/>
+    </w:p>
+  </w:footnote>
+</w:footnotes>
+</file>
+
 <file path=word/glossary/settings.xml><?xml version="1.0" encoding="utf-8"?>
 <w:settings xmlns:mc="http://schemas.openxmlformats.org/markup-compatibility/2006" xmlns:o="urn:schemas-microsoft-com:office:office" xmlns:r="http://schemas.openxmlformats.org/officeDocument/2006/relationships" xmlns:m="http://schemas.openxmlformats.org/officeDocument/2006/math" xmlns:v="urn:schemas-microsoft-com:vml" xmlns:w10="urn:schemas-microsoft-com:office:word" xmlns:w="http://schemas.openxmlformats.org/wordprocessingml/2006/main" xmlns:w14="http://schemas.microsoft.com/office/word/2010/wordml" xmlns:w15="http://schemas.microsoft.com/office/word/2012/wordml" xmlns:sl="http://schemas.openxmlformats.org/schemaLibrary/2006/main" mc:Ignorable="w14 w15">
   <w:zoom w:percent="100"/>
@@ -37888,12 +38732,16 @@
     <w:numFmt w:val="decimal"/>
     <w:numStart w:val="1"/>
     <w:numRestart w:val="continuous"/>
+    <w:footnote w:id="-1"/>
+    <w:footnote w:id="0"/>
   </w:footnotePr>
   <w:endnotePr>
     <w:pos w:val="docEnd"/>
     <w:numFmt w:val="lowerRoman"/>
     <w:numStart w:val="1"/>
     <w:numRestart w:val="continuous"/>
+    <w:endnote w:id="-1"/>
+    <w:endnote w:id="0"/>
   </w:endnotePr>
   <w:compat>
     <w:compatSetting w:name="compatibilityMode" w:uri="http://schemas.microsoft.com/office/word" w:val="12"/>
@@ -38070,7 +38918,7 @@
     <w:lsdException w:name="Bibliography" w:uiPriority="37"/>
     <w:lsdException w:name="TOC Heading" w:uiPriority="39" w:qFormat="1"/>
   </w:latentStyles>
-  <w:style w:type="table" w:styleId="267" w:default="1">
+  <w:style w:type="table" w:styleId="1449" w:default="1">
     <w:name w:val="Normal Table"/>
     <w:uiPriority w:val="99"/>
     <w:semiHidden/>
@@ -38263,9 +39111,9 @@
       </w:tcPr>
     </w:tblStylePr>
   </w:style>
-  <w:style w:type="table" w:styleId="268">
+  <w:style w:type="table" w:styleId="1450">
     <w:name w:val="Table Grid"/>
-    <w:basedOn w:val="267"/>
+    <w:basedOn w:val="1449"/>
     <w:uiPriority w:val="59"/>
     <w:pPr>
       <w:pBdr/>
@@ -38462,9 +39310,9 @@
       </w:tcPr>
     </w:tblStylePr>
   </w:style>
-  <w:style w:type="table" w:styleId="269">
+  <w:style w:type="table" w:styleId="1451">
     <w:name w:val="Table Grid Light"/>
-    <w:basedOn w:val="267"/>
+    <w:basedOn w:val="1449"/>
     <w:uiPriority w:val="59"/>
     <w:pPr>
       <w:pBdr/>
@@ -38661,9 +39509,9 @@
       </w:tcPr>
     </w:tblStylePr>
   </w:style>
-  <w:style w:type="table" w:styleId="270">
+  <w:style w:type="table" w:styleId="1452">
     <w:name w:val="Plain Table 1"/>
-    <w:basedOn w:val="267"/>
+    <w:basedOn w:val="1449"/>
     <w:uiPriority w:val="59"/>
     <w:pPr>
       <w:pBdr/>
@@ -38886,9 +39734,9 @@
       </w:tcPr>
     </w:tblStylePr>
   </w:style>
-  <w:style w:type="table" w:styleId="271">
+  <w:style w:type="table" w:styleId="1453">
     <w:name w:val="Plain Table 2"/>
-    <w:basedOn w:val="267"/>
+    <w:basedOn w:val="1449"/>
     <w:uiPriority w:val="59"/>
     <w:pPr>
       <w:pBdr/>
@@ -39119,9 +39967,9 @@
       </w:tcPr>
     </w:tblStylePr>
   </w:style>
-  <w:style w:type="table" w:styleId="272">
+  <w:style w:type="table" w:styleId="1454">
     <w:name w:val="Plain Table 3"/>
-    <w:basedOn w:val="267"/>
+    <w:basedOn w:val="1449"/>
     <w:uiPriority w:val="99"/>
     <w:pPr>
       <w:pBdr/>
@@ -39349,9 +40197,9 @@
       </w:tcPr>
     </w:tblStylePr>
   </w:style>
-  <w:style w:type="table" w:styleId="273">
+  <w:style w:type="table" w:styleId="1455">
     <w:name w:val="Plain Table 4"/>
-    <w:basedOn w:val="267"/>
+    <w:basedOn w:val="1449"/>
     <w:uiPriority w:val="99"/>
     <w:pPr>
       <w:pBdr/>
@@ -39565,9 +40413,9 @@
       </w:tcPr>
     </w:tblStylePr>
   </w:style>
-  <w:style w:type="table" w:styleId="274">
+  <w:style w:type="table" w:styleId="1456">
     <w:name w:val="Plain Table 5"/>
-    <w:basedOn w:val="267"/>
+    <w:basedOn w:val="1449"/>
     <w:uiPriority w:val="99"/>
     <w:pPr>
       <w:pBdr/>
@@ -39798,9 +40646,9 @@
       </w:tcPr>
     </w:tblStylePr>
   </w:style>
-  <w:style w:type="table" w:styleId="275">
+  <w:style w:type="table" w:styleId="1457">
     <w:name w:val="Grid Table 1 Light"/>
-    <w:basedOn w:val="267"/>
+    <w:basedOn w:val="1449"/>
     <w:uiPriority w:val="99"/>
     <w:pPr>
       <w:pBdr/>
@@ -40021,9 +40869,9 @@
       </w:tcPr>
     </w:tblStylePr>
   </w:style>
-  <w:style w:type="table" w:styleId="276">
+  <w:style w:type="table" w:styleId="1458">
     <w:name w:val="Grid Table 1 Light - Accent 1"/>
-    <w:basedOn w:val="267"/>
+    <w:basedOn w:val="1449"/>
     <w:uiPriority w:val="99"/>
     <w:pPr>
       <w:pBdr/>
@@ -40244,9 +41092,9 @@
       </w:tcPr>
     </w:tblStylePr>
   </w:style>
-  <w:style w:type="table" w:styleId="277">
+  <w:style w:type="table" w:styleId="1459">
     <w:name w:val="Grid Table 1 Light - Accent 2"/>
-    <w:basedOn w:val="267"/>
+    <w:basedOn w:val="1449"/>
     <w:uiPriority w:val="99"/>
     <w:pPr>
       <w:pBdr/>
@@ -40467,9 +41315,9 @@
       </w:tcPr>
     </w:tblStylePr>
   </w:style>
-  <w:style w:type="table" w:styleId="278">
+  <w:style w:type="table" w:styleId="1460">
     <w:name w:val="Grid Table 1 Light - Accent 3"/>
-    <w:basedOn w:val="267"/>
+    <w:basedOn w:val="1449"/>
     <w:uiPriority w:val="99"/>
     <w:pPr>
       <w:pBdr/>
@@ -40690,9 +41538,9 @@
       </w:tcPr>
     </w:tblStylePr>
   </w:style>
-  <w:style w:type="table" w:styleId="279">
+  <w:style w:type="table" w:styleId="1461">
     <w:name w:val="Grid Table 1 Light - Accent 4"/>
-    <w:basedOn w:val="267"/>
+    <w:basedOn w:val="1449"/>
     <w:uiPriority w:val="99"/>
     <w:pPr>
       <w:pBdr/>
@@ -40913,9 +41761,9 @@
       </w:tcPr>
     </w:tblStylePr>
   </w:style>
-  <w:style w:type="table" w:styleId="280">
+  <w:style w:type="table" w:styleId="1462">
     <w:name w:val="Grid Table 1 Light - Accent 5"/>
-    <w:basedOn w:val="267"/>
+    <w:basedOn w:val="1449"/>
     <w:uiPriority w:val="99"/>
     <w:pPr>
       <w:pBdr/>
@@ -41136,9 +41984,9 @@
       </w:tcPr>
     </w:tblStylePr>
   </w:style>
-  <w:style w:type="table" w:styleId="281">
+  <w:style w:type="table" w:styleId="1463">
     <w:name w:val="Grid Table 1 Light - Accent 6"/>
-    <w:basedOn w:val="267"/>
+    <w:basedOn w:val="1449"/>
     <w:uiPriority w:val="99"/>
     <w:pPr>
       <w:pBdr/>
@@ -41359,9 +42207,9 @@
       </w:tcPr>
     </w:tblStylePr>
   </w:style>
-  <w:style w:type="table" w:styleId="282">
+  <w:style w:type="table" w:styleId="1464">
     <w:name w:val="Grid Table 2"/>
-    <w:basedOn w:val="267"/>
+    <w:basedOn w:val="1449"/>
     <w:uiPriority w:val="99"/>
     <w:pPr>
       <w:pBdr/>
@@ -41591,9 +42439,9 @@
       </w:tcPr>
     </w:tblStylePr>
   </w:style>
-  <w:style w:type="table" w:styleId="283">
+  <w:style w:type="table" w:styleId="1465">
     <w:name w:val="Grid Table 2 - Accent 1"/>
-    <w:basedOn w:val="267"/>
+    <w:basedOn w:val="1449"/>
     <w:uiPriority w:val="99"/>
     <w:pPr>
       <w:pBdr/>
@@ -41823,9 +42671,9 @@
       </w:tcPr>
     </w:tblStylePr>
   </w:style>
-  <w:style w:type="table" w:styleId="284">
+  <w:style w:type="table" w:styleId="1466">
     <w:name w:val="Grid Table 2 - Accent 2"/>
-    <w:basedOn w:val="267"/>
+    <w:basedOn w:val="1449"/>
     <w:uiPriority w:val="99"/>
     <w:pPr>
       <w:pBdr/>
@@ -42055,9 +42903,9 @@
       </w:tcPr>
     </w:tblStylePr>
   </w:style>
-  <w:style w:type="table" w:styleId="285">
+  <w:style w:type="table" w:styleId="1467">
     <w:name w:val="Grid Table 2 - Accent 3"/>
-    <w:basedOn w:val="267"/>
+    <w:basedOn w:val="1449"/>
     <w:uiPriority w:val="99"/>
     <w:pPr>
       <w:pBdr/>
@@ -42287,9 +43135,9 @@
       </w:tcPr>
     </w:tblStylePr>
   </w:style>
-  <w:style w:type="table" w:styleId="286">
+  <w:style w:type="table" w:styleId="1468">
     <w:name w:val="Grid Table 2 - Accent 4"/>
-    <w:basedOn w:val="267"/>
+    <w:basedOn w:val="1449"/>
     <w:uiPriority w:val="99"/>
     <w:pPr>
       <w:pBdr/>
@@ -42519,9 +43367,9 @@
       </w:tcPr>
     </w:tblStylePr>
   </w:style>
-  <w:style w:type="table" w:styleId="287">
+  <w:style w:type="table" w:styleId="1469">
     <w:name w:val="Grid Table 2 - Accent 5"/>
-    <w:basedOn w:val="267"/>
+    <w:basedOn w:val="1449"/>
     <w:uiPriority w:val="99"/>
     <w:pPr>
       <w:pBdr/>
@@ -42751,9 +43599,9 @@
       </w:tcPr>
     </w:tblStylePr>
   </w:style>
-  <w:style w:type="table" w:styleId="288">
+  <w:style w:type="table" w:styleId="1470">
     <w:name w:val="Grid Table 2 - Accent 6"/>
-    <w:basedOn w:val="267"/>
+    <w:basedOn w:val="1449"/>
     <w:uiPriority w:val="99"/>
     <w:pPr>
       <w:pBdr/>
@@ -42983,9 +43831,9 @@
       </w:tcPr>
     </w:tblStylePr>
   </w:style>
-  <w:style w:type="table" w:styleId="289">
+  <w:style w:type="table" w:styleId="1471">
     <w:name w:val="Grid Table 3"/>
-    <w:basedOn w:val="267"/>
+    <w:basedOn w:val="1449"/>
     <w:uiPriority w:val="99"/>
     <w:pPr>
       <w:pBdr/>
@@ -43084,29 +43932,6 @@
         <w:tblBorders/>
       </w:tblPr>
       <w:tcPr>
-        <w:shd w:color="ffffff"/>
-        <w:tcBorders>
-          <w:top w:val="none" w:color="000000" w:sz="4" w:space="0"/>
-          <w:left w:val="none" w:color="000000" w:sz="4" w:space="0"/>
-          <w:bottom w:val="none" w:color="000000" w:sz="4" w:space="0"/>
-          <w:right w:val="none" w:color="000000" w:sz="4" w:space="0"/>
-        </w:tcBorders>
-      </w:tcPr>
-    </w:tblStylePr>
-    <w:tblStylePr w:type="firstRow">
-      <w:rPr>
-        <w:b/>
-        <w:color w:val="404040"/>
-      </w:rPr>
-      <w:pPr>
-        <w:pBdr/>
-        <w:spacing/>
-        <w:ind/>
-      </w:pPr>
-      <w:tblPr>
-        <w:tblBorders/>
-      </w:tblPr>
-      <w:tcPr>
         <w:shd w:val="clear" w:color="ffffff"/>
         <w:tcBorders>
           <w:top w:val="none" w:color="000000" w:sz="4" w:space="0"/>
@@ -43116,30 +43941,7 @@
         </w:tcBorders>
       </w:tcPr>
     </w:tblStylePr>
-    <w:tblStylePr w:type="lastCol">
-      <w:rPr>
-        <w:i/>
-        <w:color w:val="404040"/>
-      </w:rPr>
-      <w:pPr>
-        <w:pBdr/>
-        <w:spacing/>
-        <w:ind/>
-      </w:pPr>
-      <w:tblPr>
-        <w:tblBorders/>
-      </w:tblPr>
-      <w:tcPr>
-        <w:shd w:color="ffffff"/>
-        <w:tcBorders>
-          <w:top w:val="none" w:color="000000" w:sz="4" w:space="0"/>
-          <w:left w:val="none" w:color="000000" w:sz="4" w:space="0"/>
-          <w:bottom w:val="none" w:color="000000" w:sz="4" w:space="0"/>
-          <w:right w:val="none" w:color="000000" w:sz="4" w:space="0"/>
-        </w:tcBorders>
-      </w:tcPr>
-    </w:tblStylePr>
-    <w:tblStylePr w:type="lastRow">
+    <w:tblStylePr w:type="firstRow">
       <w:rPr>
         <w:b/>
         <w:color w:val="404040"/>
@@ -43162,6 +43964,52 @@
         </w:tcBorders>
       </w:tcPr>
     </w:tblStylePr>
+    <w:tblStylePr w:type="lastCol">
+      <w:rPr>
+        <w:i/>
+        <w:color w:val="404040"/>
+      </w:rPr>
+      <w:pPr>
+        <w:pBdr/>
+        <w:spacing/>
+        <w:ind/>
+      </w:pPr>
+      <w:tblPr>
+        <w:tblBorders/>
+      </w:tblPr>
+      <w:tcPr>
+        <w:shd w:val="clear" w:color="ffffff"/>
+        <w:tcBorders>
+          <w:top w:val="none" w:color="000000" w:sz="4" w:space="0"/>
+          <w:left w:val="none" w:color="000000" w:sz="4" w:space="0"/>
+          <w:bottom w:val="none" w:color="000000" w:sz="4" w:space="0"/>
+          <w:right w:val="none" w:color="000000" w:sz="4" w:space="0"/>
+        </w:tcBorders>
+      </w:tcPr>
+    </w:tblStylePr>
+    <w:tblStylePr w:type="lastRow">
+      <w:rPr>
+        <w:b/>
+        <w:color w:val="404040"/>
+      </w:rPr>
+      <w:pPr>
+        <w:pBdr/>
+        <w:spacing/>
+        <w:ind/>
+      </w:pPr>
+      <w:tblPr>
+        <w:tblBorders/>
+      </w:tblPr>
+      <w:tcPr>
+        <w:shd w:val="clear" w:color="ffffff"/>
+        <w:tcBorders>
+          <w:top w:val="none" w:color="000000" w:sz="4" w:space="0"/>
+          <w:left w:val="none" w:color="000000" w:sz="4" w:space="0"/>
+          <w:bottom w:val="none" w:color="000000" w:sz="4" w:space="0"/>
+          <w:right w:val="none" w:color="000000" w:sz="4" w:space="0"/>
+        </w:tcBorders>
+      </w:tcPr>
+    </w:tblStylePr>
     <w:tblStylePr w:type="nwCell">
       <w:pPr>
         <w:pBdr/>
@@ -43228,9 +44076,9 @@
       </w:tcPr>
     </w:tblStylePr>
   </w:style>
-  <w:style w:type="table" w:styleId="290">
+  <w:style w:type="table" w:styleId="1472">
     <w:name w:val="Grid Table 3 - Accent 1"/>
-    <w:basedOn w:val="267"/>
+    <w:basedOn w:val="1449"/>
     <w:uiPriority w:val="99"/>
     <w:pPr>
       <w:pBdr/>
@@ -43329,29 +44177,6 @@
         <w:tblBorders/>
       </w:tblPr>
       <w:tcPr>
-        <w:shd w:color="ffffff"/>
-        <w:tcBorders>
-          <w:top w:val="none" w:color="000000" w:sz="4" w:space="0"/>
-          <w:left w:val="none" w:color="000000" w:sz="4" w:space="0"/>
-          <w:bottom w:val="none" w:color="000000" w:sz="4" w:space="0"/>
-          <w:right w:val="none" w:color="000000" w:sz="4" w:space="0"/>
-        </w:tcBorders>
-      </w:tcPr>
-    </w:tblStylePr>
-    <w:tblStylePr w:type="firstRow">
-      <w:rPr>
-        <w:b/>
-        <w:color w:val="404040"/>
-      </w:rPr>
-      <w:pPr>
-        <w:pBdr/>
-        <w:spacing/>
-        <w:ind/>
-      </w:pPr>
-      <w:tblPr>
-        <w:tblBorders/>
-      </w:tblPr>
-      <w:tcPr>
         <w:shd w:val="clear" w:color="ffffff"/>
         <w:tcBorders>
           <w:top w:val="none" w:color="000000" w:sz="4" w:space="0"/>
@@ -43361,30 +44186,7 @@
         </w:tcBorders>
       </w:tcPr>
     </w:tblStylePr>
-    <w:tblStylePr w:type="lastCol">
-      <w:rPr>
-        <w:i/>
-        <w:color w:val="404040"/>
-      </w:rPr>
-      <w:pPr>
-        <w:pBdr/>
-        <w:spacing/>
-        <w:ind/>
-      </w:pPr>
-      <w:tblPr>
-        <w:tblBorders/>
-      </w:tblPr>
-      <w:tcPr>
-        <w:shd w:color="ffffff"/>
-        <w:tcBorders>
-          <w:top w:val="none" w:color="000000" w:sz="4" w:space="0"/>
-          <w:left w:val="none" w:color="000000" w:sz="4" w:space="0"/>
-          <w:bottom w:val="none" w:color="000000" w:sz="4" w:space="0"/>
-          <w:right w:val="none" w:color="000000" w:sz="4" w:space="0"/>
-        </w:tcBorders>
-      </w:tcPr>
-    </w:tblStylePr>
-    <w:tblStylePr w:type="lastRow">
+    <w:tblStylePr w:type="firstRow">
       <w:rPr>
         <w:b/>
         <w:color w:val="404040"/>
@@ -43407,6 +44209,52 @@
         </w:tcBorders>
       </w:tcPr>
     </w:tblStylePr>
+    <w:tblStylePr w:type="lastCol">
+      <w:rPr>
+        <w:i/>
+        <w:color w:val="404040"/>
+      </w:rPr>
+      <w:pPr>
+        <w:pBdr/>
+        <w:spacing/>
+        <w:ind/>
+      </w:pPr>
+      <w:tblPr>
+        <w:tblBorders/>
+      </w:tblPr>
+      <w:tcPr>
+        <w:shd w:val="clear" w:color="ffffff"/>
+        <w:tcBorders>
+          <w:top w:val="none" w:color="000000" w:sz="4" w:space="0"/>
+          <w:left w:val="none" w:color="000000" w:sz="4" w:space="0"/>
+          <w:bottom w:val="none" w:color="000000" w:sz="4" w:space="0"/>
+          <w:right w:val="none" w:color="000000" w:sz="4" w:space="0"/>
+        </w:tcBorders>
+      </w:tcPr>
+    </w:tblStylePr>
+    <w:tblStylePr w:type="lastRow">
+      <w:rPr>
+        <w:b/>
+        <w:color w:val="404040"/>
+      </w:rPr>
+      <w:pPr>
+        <w:pBdr/>
+        <w:spacing/>
+        <w:ind/>
+      </w:pPr>
+      <w:tblPr>
+        <w:tblBorders/>
+      </w:tblPr>
+      <w:tcPr>
+        <w:shd w:val="clear" w:color="ffffff"/>
+        <w:tcBorders>
+          <w:top w:val="none" w:color="000000" w:sz="4" w:space="0"/>
+          <w:left w:val="none" w:color="000000" w:sz="4" w:space="0"/>
+          <w:bottom w:val="none" w:color="000000" w:sz="4" w:space="0"/>
+          <w:right w:val="none" w:color="000000" w:sz="4" w:space="0"/>
+        </w:tcBorders>
+      </w:tcPr>
+    </w:tblStylePr>
     <w:tblStylePr w:type="nwCell">
       <w:pPr>
         <w:pBdr/>
@@ -43473,9 +44321,9 @@
       </w:tcPr>
     </w:tblStylePr>
   </w:style>
-  <w:style w:type="table" w:styleId="291">
+  <w:style w:type="table" w:styleId="1473">
     <w:name w:val="Grid Table 3 - Accent 2"/>
-    <w:basedOn w:val="267"/>
+    <w:basedOn w:val="1449"/>
     <w:uiPriority w:val="99"/>
     <w:pPr>
       <w:pBdr/>
@@ -43574,29 +44422,6 @@
         <w:tblBorders/>
       </w:tblPr>
       <w:tcPr>
-        <w:shd w:color="ffffff"/>
-        <w:tcBorders>
-          <w:top w:val="none" w:color="000000" w:sz="4" w:space="0"/>
-          <w:left w:val="none" w:color="000000" w:sz="4" w:space="0"/>
-          <w:bottom w:val="none" w:color="000000" w:sz="4" w:space="0"/>
-          <w:right w:val="none" w:color="000000" w:sz="4" w:space="0"/>
-        </w:tcBorders>
-      </w:tcPr>
-    </w:tblStylePr>
-    <w:tblStylePr w:type="firstRow">
-      <w:rPr>
-        <w:b/>
-        <w:color w:val="404040"/>
-      </w:rPr>
-      <w:pPr>
-        <w:pBdr/>
-        <w:spacing/>
-        <w:ind/>
-      </w:pPr>
-      <w:tblPr>
-        <w:tblBorders/>
-      </w:tblPr>
-      <w:tcPr>
         <w:shd w:val="clear" w:color="ffffff"/>
         <w:tcBorders>
           <w:top w:val="none" w:color="000000" w:sz="4" w:space="0"/>
@@ -43606,30 +44431,7 @@
         </w:tcBorders>
       </w:tcPr>
     </w:tblStylePr>
-    <w:tblStylePr w:type="lastCol">
-      <w:rPr>
-        <w:i/>
-        <w:color w:val="404040"/>
-      </w:rPr>
-      <w:pPr>
-        <w:pBdr/>
-        <w:spacing/>
-        <w:ind/>
-      </w:pPr>
-      <w:tblPr>
-        <w:tblBorders/>
-      </w:tblPr>
-      <w:tcPr>
-        <w:shd w:color="ffffff"/>
-        <w:tcBorders>
-          <w:top w:val="none" w:color="000000" w:sz="4" w:space="0"/>
-          <w:left w:val="none" w:color="000000" w:sz="4" w:space="0"/>
-          <w:bottom w:val="none" w:color="000000" w:sz="4" w:space="0"/>
-          <w:right w:val="none" w:color="000000" w:sz="4" w:space="0"/>
-        </w:tcBorders>
-      </w:tcPr>
-    </w:tblStylePr>
-    <w:tblStylePr w:type="lastRow">
+    <w:tblStylePr w:type="firstRow">
       <w:rPr>
         <w:b/>
         <w:color w:val="404040"/>
@@ -43652,6 +44454,52 @@
         </w:tcBorders>
       </w:tcPr>
     </w:tblStylePr>
+    <w:tblStylePr w:type="lastCol">
+      <w:rPr>
+        <w:i/>
+        <w:color w:val="404040"/>
+      </w:rPr>
+      <w:pPr>
+        <w:pBdr/>
+        <w:spacing/>
+        <w:ind/>
+      </w:pPr>
+      <w:tblPr>
+        <w:tblBorders/>
+      </w:tblPr>
+      <w:tcPr>
+        <w:shd w:val="clear" w:color="ffffff"/>
+        <w:tcBorders>
+          <w:top w:val="none" w:color="000000" w:sz="4" w:space="0"/>
+          <w:left w:val="none" w:color="000000" w:sz="4" w:space="0"/>
+          <w:bottom w:val="none" w:color="000000" w:sz="4" w:space="0"/>
+          <w:right w:val="none" w:color="000000" w:sz="4" w:space="0"/>
+        </w:tcBorders>
+      </w:tcPr>
+    </w:tblStylePr>
+    <w:tblStylePr w:type="lastRow">
+      <w:rPr>
+        <w:b/>
+        <w:color w:val="404040"/>
+      </w:rPr>
+      <w:pPr>
+        <w:pBdr/>
+        <w:spacing/>
+        <w:ind/>
+      </w:pPr>
+      <w:tblPr>
+        <w:tblBorders/>
+      </w:tblPr>
+      <w:tcPr>
+        <w:shd w:val="clear" w:color="ffffff"/>
+        <w:tcBorders>
+          <w:top w:val="none" w:color="000000" w:sz="4" w:space="0"/>
+          <w:left w:val="none" w:color="000000" w:sz="4" w:space="0"/>
+          <w:bottom w:val="none" w:color="000000" w:sz="4" w:space="0"/>
+          <w:right w:val="none" w:color="000000" w:sz="4" w:space="0"/>
+        </w:tcBorders>
+      </w:tcPr>
+    </w:tblStylePr>
     <w:tblStylePr w:type="nwCell">
       <w:pPr>
         <w:pBdr/>
@@ -43718,9 +44566,9 @@
       </w:tcPr>
     </w:tblStylePr>
   </w:style>
-  <w:style w:type="table" w:styleId="292">
+  <w:style w:type="table" w:styleId="1474">
     <w:name w:val="Grid Table 3 - Accent 3"/>
-    <w:basedOn w:val="267"/>
+    <w:basedOn w:val="1449"/>
     <w:uiPriority w:val="99"/>
     <w:pPr>
       <w:pBdr/>
@@ -43819,29 +44667,6 @@
         <w:tblBorders/>
       </w:tblPr>
       <w:tcPr>
-        <w:shd w:color="ffffff"/>
-        <w:tcBorders>
-          <w:top w:val="none" w:color="000000" w:sz="4" w:space="0"/>
-          <w:left w:val="none" w:color="000000" w:sz="4" w:space="0"/>
-          <w:bottom w:val="none" w:color="000000" w:sz="4" w:space="0"/>
-          <w:right w:val="none" w:color="000000" w:sz="4" w:space="0"/>
-        </w:tcBorders>
-      </w:tcPr>
-    </w:tblStylePr>
-    <w:tblStylePr w:type="firstRow">
-      <w:rPr>
-        <w:b/>
-        <w:color w:val="404040"/>
-      </w:rPr>
-      <w:pPr>
-        <w:pBdr/>
-        <w:spacing/>
-        <w:ind/>
-      </w:pPr>
-      <w:tblPr>
-        <w:tblBorders/>
-      </w:tblPr>
-      <w:tcPr>
         <w:shd w:val="clear" w:color="ffffff"/>
         <w:tcBorders>
           <w:top w:val="none" w:color="000000" w:sz="4" w:space="0"/>
@@ -43851,30 +44676,7 @@
         </w:tcBorders>
       </w:tcPr>
     </w:tblStylePr>
-    <w:tblStylePr w:type="lastCol">
-      <w:rPr>
-        <w:i/>
-        <w:color w:val="404040"/>
-      </w:rPr>
-      <w:pPr>
-        <w:pBdr/>
-        <w:spacing/>
-        <w:ind/>
-      </w:pPr>
-      <w:tblPr>
-        <w:tblBorders/>
-      </w:tblPr>
-      <w:tcPr>
-        <w:shd w:color="ffffff"/>
-        <w:tcBorders>
-          <w:top w:val="none" w:color="000000" w:sz="4" w:space="0"/>
-          <w:left w:val="none" w:color="000000" w:sz="4" w:space="0"/>
-          <w:bottom w:val="none" w:color="000000" w:sz="4" w:space="0"/>
-          <w:right w:val="none" w:color="000000" w:sz="4" w:space="0"/>
-        </w:tcBorders>
-      </w:tcPr>
-    </w:tblStylePr>
-    <w:tblStylePr w:type="lastRow">
+    <w:tblStylePr w:type="firstRow">
       <w:rPr>
         <w:b/>
         <w:color w:val="404040"/>
@@ -43897,6 +44699,52 @@
         </w:tcBorders>
       </w:tcPr>
     </w:tblStylePr>
+    <w:tblStylePr w:type="lastCol">
+      <w:rPr>
+        <w:i/>
+        <w:color w:val="404040"/>
+      </w:rPr>
+      <w:pPr>
+        <w:pBdr/>
+        <w:spacing/>
+        <w:ind/>
+      </w:pPr>
+      <w:tblPr>
+        <w:tblBorders/>
+      </w:tblPr>
+      <w:tcPr>
+        <w:shd w:val="clear" w:color="ffffff"/>
+        <w:tcBorders>
+          <w:top w:val="none" w:color="000000" w:sz="4" w:space="0"/>
+          <w:left w:val="none" w:color="000000" w:sz="4" w:space="0"/>
+          <w:bottom w:val="none" w:color="000000" w:sz="4" w:space="0"/>
+          <w:right w:val="none" w:color="000000" w:sz="4" w:space="0"/>
+        </w:tcBorders>
+      </w:tcPr>
+    </w:tblStylePr>
+    <w:tblStylePr w:type="lastRow">
+      <w:rPr>
+        <w:b/>
+        <w:color w:val="404040"/>
+      </w:rPr>
+      <w:pPr>
+        <w:pBdr/>
+        <w:spacing/>
+        <w:ind/>
+      </w:pPr>
+      <w:tblPr>
+        <w:tblBorders/>
+      </w:tblPr>
+      <w:tcPr>
+        <w:shd w:val="clear" w:color="ffffff"/>
+        <w:tcBorders>
+          <w:top w:val="none" w:color="000000" w:sz="4" w:space="0"/>
+          <w:left w:val="none" w:color="000000" w:sz="4" w:space="0"/>
+          <w:bottom w:val="none" w:color="000000" w:sz="4" w:space="0"/>
+          <w:right w:val="none" w:color="000000" w:sz="4" w:space="0"/>
+        </w:tcBorders>
+      </w:tcPr>
+    </w:tblStylePr>
     <w:tblStylePr w:type="nwCell">
       <w:pPr>
         <w:pBdr/>
@@ -43963,9 +44811,9 @@
       </w:tcPr>
     </w:tblStylePr>
   </w:style>
-  <w:style w:type="table" w:styleId="293">
+  <w:style w:type="table" w:styleId="1475">
     <w:name w:val="Grid Table 3 - Accent 4"/>
-    <w:basedOn w:val="267"/>
+    <w:basedOn w:val="1449"/>
     <w:uiPriority w:val="99"/>
     <w:pPr>
       <w:pBdr/>
@@ -44064,29 +44912,6 @@
         <w:tblBorders/>
       </w:tblPr>
       <w:tcPr>
-        <w:shd w:color="ffffff"/>
-        <w:tcBorders>
-          <w:top w:val="none" w:color="000000" w:sz="4" w:space="0"/>
-          <w:left w:val="none" w:color="000000" w:sz="4" w:space="0"/>
-          <w:bottom w:val="none" w:color="000000" w:sz="4" w:space="0"/>
-          <w:right w:val="none" w:color="000000" w:sz="4" w:space="0"/>
-        </w:tcBorders>
-      </w:tcPr>
-    </w:tblStylePr>
-    <w:tblStylePr w:type="firstRow">
-      <w:rPr>
-        <w:b/>
-        <w:color w:val="404040"/>
-      </w:rPr>
-      <w:pPr>
-        <w:pBdr/>
-        <w:spacing/>
-        <w:ind/>
-      </w:pPr>
-      <w:tblPr>
-        <w:tblBorders/>
-      </w:tblPr>
-      <w:tcPr>
         <w:shd w:val="clear" w:color="ffffff"/>
         <w:tcBorders>
           <w:top w:val="none" w:color="000000" w:sz="4" w:space="0"/>
@@ -44096,30 +44921,7 @@
         </w:tcBorders>
       </w:tcPr>
     </w:tblStylePr>
-    <w:tblStylePr w:type="lastCol">
-      <w:rPr>
-        <w:i/>
-        <w:color w:val="404040"/>
-      </w:rPr>
-      <w:pPr>
-        <w:pBdr/>
-        <w:spacing/>
-        <w:ind/>
-      </w:pPr>
-      <w:tblPr>
-        <w:tblBorders/>
-      </w:tblPr>
-      <w:tcPr>
-        <w:shd w:color="ffffff"/>
-        <w:tcBorders>
-          <w:top w:val="none" w:color="000000" w:sz="4" w:space="0"/>
-          <w:left w:val="none" w:color="000000" w:sz="4" w:space="0"/>
-          <w:bottom w:val="none" w:color="000000" w:sz="4" w:space="0"/>
-          <w:right w:val="none" w:color="000000" w:sz="4" w:space="0"/>
-        </w:tcBorders>
-      </w:tcPr>
-    </w:tblStylePr>
-    <w:tblStylePr w:type="lastRow">
+    <w:tblStylePr w:type="firstRow">
       <w:rPr>
         <w:b/>
         <w:color w:val="404040"/>
@@ -44142,6 +44944,52 @@
         </w:tcBorders>
       </w:tcPr>
     </w:tblStylePr>
+    <w:tblStylePr w:type="lastCol">
+      <w:rPr>
+        <w:i/>
+        <w:color w:val="404040"/>
+      </w:rPr>
+      <w:pPr>
+        <w:pBdr/>
+        <w:spacing/>
+        <w:ind/>
+      </w:pPr>
+      <w:tblPr>
+        <w:tblBorders/>
+      </w:tblPr>
+      <w:tcPr>
+        <w:shd w:val="clear" w:color="ffffff"/>
+        <w:tcBorders>
+          <w:top w:val="none" w:color="000000" w:sz="4" w:space="0"/>
+          <w:left w:val="none" w:color="000000" w:sz="4" w:space="0"/>
+          <w:bottom w:val="none" w:color="000000" w:sz="4" w:space="0"/>
+          <w:right w:val="none" w:color="000000" w:sz="4" w:space="0"/>
+        </w:tcBorders>
+      </w:tcPr>
+    </w:tblStylePr>
+    <w:tblStylePr w:type="lastRow">
+      <w:rPr>
+        <w:b/>
+        <w:color w:val="404040"/>
+      </w:rPr>
+      <w:pPr>
+        <w:pBdr/>
+        <w:spacing/>
+        <w:ind/>
+      </w:pPr>
+      <w:tblPr>
+        <w:tblBorders/>
+      </w:tblPr>
+      <w:tcPr>
+        <w:shd w:val="clear" w:color="ffffff"/>
+        <w:tcBorders>
+          <w:top w:val="none" w:color="000000" w:sz="4" w:space="0"/>
+          <w:left w:val="none" w:color="000000" w:sz="4" w:space="0"/>
+          <w:bottom w:val="none" w:color="000000" w:sz="4" w:space="0"/>
+          <w:right w:val="none" w:color="000000" w:sz="4" w:space="0"/>
+        </w:tcBorders>
+      </w:tcPr>
+    </w:tblStylePr>
     <w:tblStylePr w:type="nwCell">
       <w:pPr>
         <w:pBdr/>
@@ -44208,9 +45056,9 @@
       </w:tcPr>
     </w:tblStylePr>
   </w:style>
-  <w:style w:type="table" w:styleId="294">
+  <w:style w:type="table" w:styleId="1476">
     <w:name w:val="Grid Table 3 - Accent 5"/>
-    <w:basedOn w:val="267"/>
+    <w:basedOn w:val="1449"/>
     <w:uiPriority w:val="99"/>
     <w:pPr>
       <w:pBdr/>
@@ -44309,29 +45157,6 @@
         <w:tblBorders/>
       </w:tblPr>
       <w:tcPr>
-        <w:shd w:color="ffffff"/>
-        <w:tcBorders>
-          <w:top w:val="none" w:color="000000" w:sz="4" w:space="0"/>
-          <w:left w:val="none" w:color="000000" w:sz="4" w:space="0"/>
-          <w:bottom w:val="none" w:color="000000" w:sz="4" w:space="0"/>
-          <w:right w:val="none" w:color="000000" w:sz="4" w:space="0"/>
-        </w:tcBorders>
-      </w:tcPr>
-    </w:tblStylePr>
-    <w:tblStylePr w:type="firstRow">
-      <w:rPr>
-        <w:b/>
-        <w:color w:val="404040"/>
-      </w:rPr>
-      <w:pPr>
-        <w:pBdr/>
-        <w:spacing/>
-        <w:ind/>
-      </w:pPr>
-      <w:tblPr>
-        <w:tblBorders/>
-      </w:tblPr>
-      <w:tcPr>
         <w:shd w:val="clear" w:color="ffffff"/>
         <w:tcBorders>
           <w:top w:val="none" w:color="000000" w:sz="4" w:space="0"/>
@@ -44341,30 +45166,7 @@
         </w:tcBorders>
       </w:tcPr>
     </w:tblStylePr>
-    <w:tblStylePr w:type="lastCol">
-      <w:rPr>
-        <w:i/>
-        <w:color w:val="404040"/>
-      </w:rPr>
-      <w:pPr>
-        <w:pBdr/>
-        <w:spacing/>
-        <w:ind/>
-      </w:pPr>
-      <w:tblPr>
-        <w:tblBorders/>
-      </w:tblPr>
-      <w:tcPr>
-        <w:shd w:color="ffffff"/>
-        <w:tcBorders>
-          <w:top w:val="none" w:color="000000" w:sz="4" w:space="0"/>
-          <w:left w:val="none" w:color="000000" w:sz="4" w:space="0"/>
-          <w:bottom w:val="none" w:color="000000" w:sz="4" w:space="0"/>
-          <w:right w:val="none" w:color="000000" w:sz="4" w:space="0"/>
-        </w:tcBorders>
-      </w:tcPr>
-    </w:tblStylePr>
-    <w:tblStylePr w:type="lastRow">
+    <w:tblStylePr w:type="firstRow">
       <w:rPr>
         <w:b/>
         <w:color w:val="404040"/>
@@ -44387,6 +45189,52 @@
         </w:tcBorders>
       </w:tcPr>
     </w:tblStylePr>
+    <w:tblStylePr w:type="lastCol">
+      <w:rPr>
+        <w:i/>
+        <w:color w:val="404040"/>
+      </w:rPr>
+      <w:pPr>
+        <w:pBdr/>
+        <w:spacing/>
+        <w:ind/>
+      </w:pPr>
+      <w:tblPr>
+        <w:tblBorders/>
+      </w:tblPr>
+      <w:tcPr>
+        <w:shd w:val="clear" w:color="ffffff"/>
+        <w:tcBorders>
+          <w:top w:val="none" w:color="000000" w:sz="4" w:space="0"/>
+          <w:left w:val="none" w:color="000000" w:sz="4" w:space="0"/>
+          <w:bottom w:val="none" w:color="000000" w:sz="4" w:space="0"/>
+          <w:right w:val="none" w:color="000000" w:sz="4" w:space="0"/>
+        </w:tcBorders>
+      </w:tcPr>
+    </w:tblStylePr>
+    <w:tblStylePr w:type="lastRow">
+      <w:rPr>
+        <w:b/>
+        <w:color w:val="404040"/>
+      </w:rPr>
+      <w:pPr>
+        <w:pBdr/>
+        <w:spacing/>
+        <w:ind/>
+      </w:pPr>
+      <w:tblPr>
+        <w:tblBorders/>
+      </w:tblPr>
+      <w:tcPr>
+        <w:shd w:val="clear" w:color="ffffff"/>
+        <w:tcBorders>
+          <w:top w:val="none" w:color="000000" w:sz="4" w:space="0"/>
+          <w:left w:val="none" w:color="000000" w:sz="4" w:space="0"/>
+          <w:bottom w:val="none" w:color="000000" w:sz="4" w:space="0"/>
+          <w:right w:val="none" w:color="000000" w:sz="4" w:space="0"/>
+        </w:tcBorders>
+      </w:tcPr>
+    </w:tblStylePr>
     <w:tblStylePr w:type="nwCell">
       <w:pPr>
         <w:pBdr/>
@@ -44453,9 +45301,9 @@
       </w:tcPr>
     </w:tblStylePr>
   </w:style>
-  <w:style w:type="table" w:styleId="295">
+  <w:style w:type="table" w:styleId="1477">
     <w:name w:val="Grid Table 3 - Accent 6"/>
-    <w:basedOn w:val="267"/>
+    <w:basedOn w:val="1449"/>
     <w:uiPriority w:val="99"/>
     <w:pPr>
       <w:pBdr/>
@@ -44554,29 +45402,6 @@
         <w:tblBorders/>
       </w:tblPr>
       <w:tcPr>
-        <w:shd w:color="ffffff"/>
-        <w:tcBorders>
-          <w:top w:val="none" w:color="000000" w:sz="4" w:space="0"/>
-          <w:left w:val="none" w:color="000000" w:sz="4" w:space="0"/>
-          <w:bottom w:val="none" w:color="000000" w:sz="4" w:space="0"/>
-          <w:right w:val="none" w:color="000000" w:sz="4" w:space="0"/>
-        </w:tcBorders>
-      </w:tcPr>
-    </w:tblStylePr>
-    <w:tblStylePr w:type="firstRow">
-      <w:rPr>
-        <w:b/>
-        <w:color w:val="404040"/>
-      </w:rPr>
-      <w:pPr>
-        <w:pBdr/>
-        <w:spacing/>
-        <w:ind/>
-      </w:pPr>
-      <w:tblPr>
-        <w:tblBorders/>
-      </w:tblPr>
-      <w:tcPr>
         <w:shd w:val="clear" w:color="ffffff"/>
         <w:tcBorders>
           <w:top w:val="none" w:color="000000" w:sz="4" w:space="0"/>
@@ -44586,30 +45411,7 @@
         </w:tcBorders>
       </w:tcPr>
     </w:tblStylePr>
-    <w:tblStylePr w:type="lastCol">
-      <w:rPr>
-        <w:i/>
-        <w:color w:val="404040"/>
-      </w:rPr>
-      <w:pPr>
-        <w:pBdr/>
-        <w:spacing/>
-        <w:ind/>
-      </w:pPr>
-      <w:tblPr>
-        <w:tblBorders/>
-      </w:tblPr>
-      <w:tcPr>
-        <w:shd w:color="ffffff"/>
-        <w:tcBorders>
-          <w:top w:val="none" w:color="000000" w:sz="4" w:space="0"/>
-          <w:left w:val="none" w:color="000000" w:sz="4" w:space="0"/>
-          <w:bottom w:val="none" w:color="000000" w:sz="4" w:space="0"/>
-          <w:right w:val="none" w:color="000000" w:sz="4" w:space="0"/>
-        </w:tcBorders>
-      </w:tcPr>
-    </w:tblStylePr>
-    <w:tblStylePr w:type="lastRow">
+    <w:tblStylePr w:type="firstRow">
       <w:rPr>
         <w:b/>
         <w:color w:val="404040"/>
@@ -44632,6 +45434,52 @@
         </w:tcBorders>
       </w:tcPr>
     </w:tblStylePr>
+    <w:tblStylePr w:type="lastCol">
+      <w:rPr>
+        <w:i/>
+        <w:color w:val="404040"/>
+      </w:rPr>
+      <w:pPr>
+        <w:pBdr/>
+        <w:spacing/>
+        <w:ind/>
+      </w:pPr>
+      <w:tblPr>
+        <w:tblBorders/>
+      </w:tblPr>
+      <w:tcPr>
+        <w:shd w:val="clear" w:color="ffffff"/>
+        <w:tcBorders>
+          <w:top w:val="none" w:color="000000" w:sz="4" w:space="0"/>
+          <w:left w:val="none" w:color="000000" w:sz="4" w:space="0"/>
+          <w:bottom w:val="none" w:color="000000" w:sz="4" w:space="0"/>
+          <w:right w:val="none" w:color="000000" w:sz="4" w:space="0"/>
+        </w:tcBorders>
+      </w:tcPr>
+    </w:tblStylePr>
+    <w:tblStylePr w:type="lastRow">
+      <w:rPr>
+        <w:b/>
+        <w:color w:val="404040"/>
+      </w:rPr>
+      <w:pPr>
+        <w:pBdr/>
+        <w:spacing/>
+        <w:ind/>
+      </w:pPr>
+      <w:tblPr>
+        <w:tblBorders/>
+      </w:tblPr>
+      <w:tcPr>
+        <w:shd w:val="clear" w:color="ffffff"/>
+        <w:tcBorders>
+          <w:top w:val="none" w:color="000000" w:sz="4" w:space="0"/>
+          <w:left w:val="none" w:color="000000" w:sz="4" w:space="0"/>
+          <w:bottom w:val="none" w:color="000000" w:sz="4" w:space="0"/>
+          <w:right w:val="none" w:color="000000" w:sz="4" w:space="0"/>
+        </w:tcBorders>
+      </w:tcPr>
+    </w:tblStylePr>
     <w:tblStylePr w:type="nwCell">
       <w:pPr>
         <w:pBdr/>
@@ -44698,9 +45546,9 @@
       </w:tcPr>
     </w:tblStylePr>
   </w:style>
-  <w:style w:type="table" w:styleId="296">
+  <w:style w:type="table" w:styleId="1478">
     <w:name w:val="Grid Table 4"/>
-    <w:basedOn w:val="267"/>
+    <w:basedOn w:val="1449"/>
     <w:uiPriority w:val="59"/>
     <w:pPr>
       <w:pBdr/>
@@ -44931,9 +45779,9 @@
       </w:tcPr>
     </w:tblStylePr>
   </w:style>
-  <w:style w:type="table" w:styleId="297">
+  <w:style w:type="table" w:styleId="1479">
     <w:name w:val="Grid Table 4 - Accent 1"/>
-    <w:basedOn w:val="267"/>
+    <w:basedOn w:val="1449"/>
     <w:uiPriority w:val="59"/>
     <w:pPr>
       <w:pBdr/>
@@ -45164,9 +46012,9 @@
       </w:tcPr>
     </w:tblStylePr>
   </w:style>
-  <w:style w:type="table" w:styleId="298">
+  <w:style w:type="table" w:styleId="1480">
     <w:name w:val="Grid Table 4 - Accent 2"/>
-    <w:basedOn w:val="267"/>
+    <w:basedOn w:val="1449"/>
     <w:uiPriority w:val="59"/>
     <w:pPr>
       <w:pBdr/>
@@ -45397,9 +46245,9 @@
       </w:tcPr>
     </w:tblStylePr>
   </w:style>
-  <w:style w:type="table" w:styleId="299">
+  <w:style w:type="table" w:styleId="1481">
     <w:name w:val="Grid Table 4 - Accent 3"/>
-    <w:basedOn w:val="267"/>
+    <w:basedOn w:val="1449"/>
     <w:uiPriority w:val="59"/>
     <w:pPr>
       <w:pBdr/>
@@ -45630,9 +46478,9 @@
       </w:tcPr>
     </w:tblStylePr>
   </w:style>
-  <w:style w:type="table" w:styleId="300">
+  <w:style w:type="table" w:styleId="1482">
     <w:name w:val="Grid Table 4 - Accent 4"/>
-    <w:basedOn w:val="267"/>
+    <w:basedOn w:val="1449"/>
     <w:uiPriority w:val="59"/>
     <w:pPr>
       <w:pBdr/>
@@ -45863,9 +46711,9 @@
       </w:tcPr>
     </w:tblStylePr>
   </w:style>
-  <w:style w:type="table" w:styleId="301">
+  <w:style w:type="table" w:styleId="1483">
     <w:name w:val="Grid Table 4 - Accent 5"/>
-    <w:basedOn w:val="267"/>
+    <w:basedOn w:val="1449"/>
     <w:uiPriority w:val="59"/>
     <w:pPr>
       <w:pBdr/>
@@ -46096,9 +46944,9 @@
       </w:tcPr>
     </w:tblStylePr>
   </w:style>
-  <w:style w:type="table" w:styleId="302">
+  <w:style w:type="table" w:styleId="1484">
     <w:name w:val="Grid Table 4 - Accent 6"/>
-    <w:basedOn w:val="267"/>
+    <w:basedOn w:val="1449"/>
     <w:uiPriority w:val="59"/>
     <w:pPr>
       <w:pBdr/>
@@ -46329,9 +47177,9 @@
       </w:tcPr>
     </w:tblStylePr>
   </w:style>
-  <w:style w:type="table" w:styleId="303">
+  <w:style w:type="table" w:styleId="1485">
     <w:name w:val="Grid Table 5 Dark"/>
-    <w:basedOn w:val="267"/>
+    <w:basedOn w:val="1449"/>
     <w:uiPriority w:val="99"/>
     <w:pPr>
       <w:pBdr/>
@@ -46557,9 +47405,9 @@
       </w:tcPr>
     </w:tblStylePr>
   </w:style>
-  <w:style w:type="table" w:styleId="304">
+  <w:style w:type="table" w:styleId="1486">
     <w:name w:val="Grid Table 5 Dark- Accent 1"/>
-    <w:basedOn w:val="267"/>
+    <w:basedOn w:val="1449"/>
     <w:uiPriority w:val="99"/>
     <w:pPr>
       <w:pBdr/>
@@ -46785,9 +47633,9 @@
       </w:tcPr>
     </w:tblStylePr>
   </w:style>
-  <w:style w:type="table" w:styleId="305">
+  <w:style w:type="table" w:styleId="1487">
     <w:name w:val="Grid Table 5 Dark - Accent 2"/>
-    <w:basedOn w:val="267"/>
+    <w:basedOn w:val="1449"/>
     <w:uiPriority w:val="99"/>
     <w:pPr>
       <w:pBdr/>
@@ -47013,9 +47861,9 @@
       </w:tcPr>
     </w:tblStylePr>
   </w:style>
-  <w:style w:type="table" w:styleId="306">
+  <w:style w:type="table" w:styleId="1488">
     <w:name w:val="Grid Table 5 Dark - Accent 3"/>
-    <w:basedOn w:val="267"/>
+    <w:basedOn w:val="1449"/>
     <w:uiPriority w:val="99"/>
     <w:pPr>
       <w:pBdr/>
@@ -47241,9 +48089,9 @@
       </w:tcPr>
     </w:tblStylePr>
   </w:style>
-  <w:style w:type="table" w:styleId="307">
+  <w:style w:type="table" w:styleId="1489">
     <w:name w:val="Grid Table 5 Dark- Accent 4"/>
-    <w:basedOn w:val="267"/>
+    <w:basedOn w:val="1449"/>
     <w:uiPriority w:val="99"/>
     <w:pPr>
       <w:pBdr/>
@@ -47469,9 +48317,9 @@
       </w:tcPr>
     </w:tblStylePr>
   </w:style>
-  <w:style w:type="table" w:styleId="308">
+  <w:style w:type="table" w:styleId="1490">
     <w:name w:val="Grid Table 5 Dark - Accent 5"/>
-    <w:basedOn w:val="267"/>
+    <w:basedOn w:val="1449"/>
     <w:uiPriority w:val="99"/>
     <w:pPr>
       <w:pBdr/>
@@ -47697,9 +48545,9 @@
       </w:tcPr>
     </w:tblStylePr>
   </w:style>
-  <w:style w:type="table" w:styleId="309">
+  <w:style w:type="table" w:styleId="1491">
     <w:name w:val="Grid Table 5 Dark - Accent 6"/>
-    <w:basedOn w:val="267"/>
+    <w:basedOn w:val="1449"/>
     <w:uiPriority w:val="99"/>
     <w:pPr>
       <w:pBdr/>
@@ -47925,9 +48773,9 @@
       </w:tcPr>
     </w:tblStylePr>
   </w:style>
-  <w:style w:type="table" w:styleId="310">
+  <w:style w:type="table" w:styleId="1492">
     <w:name w:val="Grid Table 6 Colorful"/>
-    <w:basedOn w:val="267"/>
+    <w:basedOn w:val="1449"/>
     <w:uiPriority w:val="99"/>
     <w:pPr>
       <w:pBdr/>
@@ -48155,9 +49003,9 @@
       </w:tcPr>
     </w:tblStylePr>
   </w:style>
-  <w:style w:type="table" w:styleId="311">
+  <w:style w:type="table" w:styleId="1493">
     <w:name w:val="Grid Table 6 Colorful - Accent 1"/>
-    <w:basedOn w:val="267"/>
+    <w:basedOn w:val="1449"/>
     <w:uiPriority w:val="99"/>
     <w:pPr>
       <w:pBdr/>
@@ -48385,9 +49233,9 @@
       </w:tcPr>
     </w:tblStylePr>
   </w:style>
-  <w:style w:type="table" w:styleId="312">
+  <w:style w:type="table" w:styleId="1494">
     <w:name w:val="Grid Table 6 Colorful - Accent 2"/>
-    <w:basedOn w:val="267"/>
+    <w:basedOn w:val="1449"/>
     <w:uiPriority w:val="99"/>
     <w:pPr>
       <w:pBdr/>
@@ -48615,9 +49463,9 @@
       </w:tcPr>
     </w:tblStylePr>
   </w:style>
-  <w:style w:type="table" w:styleId="313">
+  <w:style w:type="table" w:styleId="1495">
     <w:name w:val="Grid Table 6 Colorful - Accent 3"/>
-    <w:basedOn w:val="267"/>
+    <w:basedOn w:val="1449"/>
     <w:uiPriority w:val="99"/>
     <w:pPr>
       <w:pBdr/>
@@ -48845,9 +49693,9 @@
       </w:tcPr>
     </w:tblStylePr>
   </w:style>
-  <w:style w:type="table" w:styleId="314">
+  <w:style w:type="table" w:styleId="1496">
     <w:name w:val="Grid Table 6 Colorful - Accent 4"/>
-    <w:basedOn w:val="267"/>
+    <w:basedOn w:val="1449"/>
     <w:uiPriority w:val="99"/>
     <w:pPr>
       <w:pBdr/>
@@ -49075,9 +49923,9 @@
       </w:tcPr>
     </w:tblStylePr>
   </w:style>
-  <w:style w:type="table" w:styleId="315">
+  <w:style w:type="table" w:styleId="1497">
     <w:name w:val="Grid Table 6 Colorful - Accent 5"/>
-    <w:basedOn w:val="267"/>
+    <w:basedOn w:val="1449"/>
     <w:uiPriority w:val="99"/>
     <w:pPr>
       <w:pBdr/>
@@ -49305,9 +50153,9 @@
       </w:tcPr>
     </w:tblStylePr>
   </w:style>
-  <w:style w:type="table" w:styleId="316">
+  <w:style w:type="table" w:styleId="1498">
     <w:name w:val="Grid Table 6 Colorful - Accent 6"/>
-    <w:basedOn w:val="267"/>
+    <w:basedOn w:val="1449"/>
     <w:uiPriority w:val="99"/>
     <w:pPr>
       <w:pBdr/>
@@ -49535,9 +50383,9 @@
       </w:tcPr>
     </w:tblStylePr>
   </w:style>
-  <w:style w:type="table" w:styleId="317">
+  <w:style w:type="table" w:styleId="1499">
     <w:name w:val="Grid Table 7 Colorful"/>
-    <w:basedOn w:val="267"/>
+    <w:basedOn w:val="1449"/>
     <w:uiPriority w:val="99"/>
     <w:pPr>
       <w:pBdr/>
@@ -49639,11 +50487,11 @@
         <w:tblBorders/>
       </w:tblPr>
       <w:tcPr>
-        <w:shd w:color="ffffff"/>
+        <w:shd w:val="clear" w:color="ffffff"/>
         <w:tcBorders>
-          <w:top w:val="none"/>
-          <w:left w:val="none"/>
-          <w:bottom w:val="none"/>
+          <w:top w:val="none" w:color="000000" w:sz="4" w:space="0"/>
+          <w:left w:val="none" w:color="000000" w:sz="4" w:space="0"/>
+          <w:bottom w:val="none" w:color="000000" w:sz="4" w:space="0"/>
           <w:right w:val="single" w:color="000000" w:themeColor="text1" w:themeTint="80" w:sz="4" w:space="0"/>
         </w:tcBorders>
       </w:tcPr>
@@ -49666,10 +50514,10 @@
       <w:tcPr>
         <w:shd w:val="clear" w:color="ffffff" w:themeColor="light1" w:fill="ffffff" w:themeFill="light1"/>
         <w:tcBorders>
-          <w:top w:val="none"/>
-          <w:left w:val="none"/>
+          <w:top w:val="none" w:color="000000" w:sz="4" w:space="0"/>
+          <w:left w:val="none" w:color="000000" w:sz="4" w:space="0"/>
           <w:bottom w:val="single" w:color="000000" w:themeColor="text1" w:themeTint="80" w:sz="4" w:space="0"/>
-          <w:right w:val="none"/>
+          <w:right w:val="none" w:color="000000" w:sz="4" w:space="0"/>
         </w:tcBorders>
       </w:tcPr>
     </w:tblStylePr>
@@ -49689,12 +50537,12 @@
         <w:tblBorders/>
       </w:tblPr>
       <w:tcPr>
-        <w:shd w:color="ffffff"/>
+        <w:shd w:val="clear" w:color="ffffff"/>
         <w:tcBorders>
-          <w:top w:val="none"/>
+          <w:top w:val="none" w:color="000000" w:sz="4" w:space="0"/>
           <w:left w:val="single" w:color="000000" w:themeColor="text1" w:themeTint="80" w:sz="4" w:space="0"/>
-          <w:bottom w:val="none"/>
-          <w:right w:val="none"/>
+          <w:bottom w:val="none" w:color="000000" w:sz="4" w:space="0"/>
+          <w:right w:val="none" w:color="000000" w:sz="4" w:space="0"/>
         </w:tcBorders>
       </w:tcPr>
     </w:tblStylePr>
@@ -49717,9 +50565,9 @@
         <w:shd w:val="clear" w:color="ffffff" w:themeColor="light1" w:fill="ffffff" w:themeFill="light1"/>
         <w:tcBorders>
           <w:top w:val="single" w:color="000000" w:themeColor="text1" w:themeTint="80" w:sz="4" w:space="0"/>
-          <w:left w:val="none"/>
-          <w:bottom w:val="none"/>
-          <w:right w:val="none"/>
+          <w:left w:val="none" w:color="000000" w:sz="4" w:space="0"/>
+          <w:bottom w:val="none" w:color="000000" w:sz="4" w:space="0"/>
+          <w:right w:val="none" w:color="000000" w:sz="4" w:space="0"/>
         </w:tcBorders>
       </w:tcPr>
     </w:tblStylePr>
@@ -49789,9 +50637,9 @@
       </w:tcPr>
     </w:tblStylePr>
   </w:style>
-  <w:style w:type="table" w:styleId="318">
+  <w:style w:type="table" w:styleId="1500">
     <w:name w:val="Grid Table 7 Colorful - Accent 1"/>
-    <w:basedOn w:val="267"/>
+    <w:basedOn w:val="1449"/>
     <w:uiPriority w:val="99"/>
     <w:pPr>
       <w:pBdr/>
@@ -49893,11 +50741,11 @@
         <w:tblBorders/>
       </w:tblPr>
       <w:tcPr>
-        <w:shd w:color="ffffff"/>
+        <w:shd w:val="clear" w:color="ffffff"/>
         <w:tcBorders>
-          <w:top w:val="none"/>
-          <w:left w:val="none"/>
-          <w:bottom w:val="none"/>
+          <w:top w:val="none" w:color="000000" w:sz="4" w:space="0"/>
+          <w:left w:val="none" w:color="000000" w:sz="4" w:space="0"/>
+          <w:bottom w:val="none" w:color="000000" w:sz="4" w:space="0"/>
           <w:right w:val="single" w:color="000000" w:themeColor="accent1" w:themeTint="80" w:sz="4" w:space="0"/>
         </w:tcBorders>
       </w:tcPr>
@@ -49920,10 +50768,10 @@
       <w:tcPr>
         <w:shd w:val="clear" w:color="ffffff" w:themeColor="light1" w:fill="ffffff" w:themeFill="light1"/>
         <w:tcBorders>
-          <w:top w:val="none"/>
-          <w:left w:val="none"/>
+          <w:top w:val="none" w:color="000000" w:sz="4" w:space="0"/>
+          <w:left w:val="none" w:color="000000" w:sz="4" w:space="0"/>
           <w:bottom w:val="single" w:color="000000" w:themeColor="accent1" w:themeTint="80" w:sz="4" w:space="0"/>
-          <w:right w:val="none"/>
+          <w:right w:val="none" w:color="000000" w:sz="4" w:space="0"/>
         </w:tcBorders>
       </w:tcPr>
     </w:tblStylePr>
@@ -49943,12 +50791,12 @@
         <w:tblBorders/>
       </w:tblPr>
       <w:tcPr>
-        <w:shd w:color="ffffff"/>
+        <w:shd w:val="clear" w:color="ffffff"/>
         <w:tcBorders>
-          <w:top w:val="none"/>
+          <w:top w:val="none" w:color="000000" w:sz="4" w:space="0"/>
           <w:left w:val="single" w:color="000000" w:themeColor="accent1" w:themeTint="80" w:sz="4" w:space="0"/>
-          <w:bottom w:val="none"/>
-          <w:right w:val="none"/>
+          <w:bottom w:val="none" w:color="000000" w:sz="4" w:space="0"/>
+          <w:right w:val="none" w:color="000000" w:sz="4" w:space="0"/>
         </w:tcBorders>
       </w:tcPr>
     </w:tblStylePr>
@@ -49971,9 +50819,9 @@
         <w:shd w:val="clear" w:color="ffffff" w:themeColor="light1" w:fill="ffffff" w:themeFill="light1"/>
         <w:tcBorders>
           <w:top w:val="single" w:color="000000" w:themeColor="accent1" w:themeTint="80" w:sz="4" w:space="0"/>
-          <w:left w:val="none"/>
-          <w:bottom w:val="none"/>
-          <w:right w:val="none"/>
+          <w:left w:val="none" w:color="000000" w:sz="4" w:space="0"/>
+          <w:bottom w:val="none" w:color="000000" w:sz="4" w:space="0"/>
+          <w:right w:val="none" w:color="000000" w:sz="4" w:space="0"/>
         </w:tcBorders>
       </w:tcPr>
     </w:tblStylePr>
@@ -50043,9 +50891,9 @@
       </w:tcPr>
     </w:tblStylePr>
   </w:style>
-  <w:style w:type="table" w:styleId="319">
+  <w:style w:type="table" w:styleId="1501">
     <w:name w:val="Grid Table 7 Colorful - Accent 2"/>
-    <w:basedOn w:val="267"/>
+    <w:basedOn w:val="1449"/>
     <w:uiPriority w:val="99"/>
     <w:pPr>
       <w:pBdr/>
@@ -50147,11 +50995,11 @@
         <w:tblBorders/>
       </w:tblPr>
       <w:tcPr>
-        <w:shd w:color="ffffff"/>
+        <w:shd w:val="clear" w:color="ffffff"/>
         <w:tcBorders>
-          <w:top w:val="none"/>
-          <w:left w:val="none"/>
-          <w:bottom w:val="none"/>
+          <w:top w:val="none" w:color="000000" w:sz="4" w:space="0"/>
+          <w:left w:val="none" w:color="000000" w:sz="4" w:space="0"/>
+          <w:bottom w:val="none" w:color="000000" w:sz="4" w:space="0"/>
           <w:right w:val="single" w:color="000000" w:themeColor="accent2" w:themeTint="97" w:sz="4" w:space="0"/>
         </w:tcBorders>
       </w:tcPr>
@@ -50174,10 +51022,10 @@
       <w:tcPr>
         <w:shd w:val="clear" w:color="ffffff" w:themeColor="light1" w:fill="ffffff" w:themeFill="light1"/>
         <w:tcBorders>
-          <w:top w:val="none"/>
-          <w:left w:val="none"/>
+          <w:top w:val="none" w:color="000000" w:sz="4" w:space="0"/>
+          <w:left w:val="none" w:color="000000" w:sz="4" w:space="0"/>
           <w:bottom w:val="single" w:color="000000" w:themeColor="accent2" w:themeTint="97" w:sz="4" w:space="0"/>
-          <w:right w:val="none"/>
+          <w:right w:val="none" w:color="000000" w:sz="4" w:space="0"/>
         </w:tcBorders>
       </w:tcPr>
     </w:tblStylePr>
@@ -50197,12 +51045,12 @@
         <w:tblBorders/>
       </w:tblPr>
       <w:tcPr>
-        <w:shd w:color="ffffff"/>
+        <w:shd w:val="clear" w:color="ffffff"/>
         <w:tcBorders>
-          <w:top w:val="none"/>
+          <w:top w:val="none" w:color="000000" w:sz="4" w:space="0"/>
           <w:left w:val="single" w:color="000000" w:themeColor="accent2" w:themeTint="97" w:sz="4" w:space="0"/>
-          <w:bottom w:val="none"/>
-          <w:right w:val="none"/>
+          <w:bottom w:val="none" w:color="000000" w:sz="4" w:space="0"/>
+          <w:right w:val="none" w:color="000000" w:sz="4" w:space="0"/>
         </w:tcBorders>
       </w:tcPr>
     </w:tblStylePr>
@@ -50225,9 +51073,9 @@
         <w:shd w:val="clear" w:color="ffffff" w:themeColor="light1" w:fill="ffffff" w:themeFill="light1"/>
         <w:tcBorders>
           <w:top w:val="single" w:color="000000" w:themeColor="accent2" w:themeTint="97" w:sz="4" w:space="0"/>
-          <w:left w:val="none"/>
-          <w:bottom w:val="none"/>
-          <w:right w:val="none"/>
+          <w:left w:val="none" w:color="000000" w:sz="4" w:space="0"/>
+          <w:bottom w:val="none" w:color="000000" w:sz="4" w:space="0"/>
+          <w:right w:val="none" w:color="000000" w:sz="4" w:space="0"/>
         </w:tcBorders>
       </w:tcPr>
     </w:tblStylePr>
@@ -50297,9 +51145,9 @@
       </w:tcPr>
     </w:tblStylePr>
   </w:style>
-  <w:style w:type="table" w:styleId="320">
+  <w:style w:type="table" w:styleId="1502">
     <w:name w:val="Grid Table 7 Colorful - Accent 3"/>
-    <w:basedOn w:val="267"/>
+    <w:basedOn w:val="1449"/>
     <w:uiPriority w:val="99"/>
     <w:pPr>
       <w:pBdr/>
@@ -50401,11 +51249,11 @@
         <w:tblBorders/>
       </w:tblPr>
       <w:tcPr>
-        <w:shd w:color="ffffff"/>
+        <w:shd w:val="clear" w:color="ffffff"/>
         <w:tcBorders>
-          <w:top w:val="none"/>
-          <w:left w:val="none"/>
-          <w:bottom w:val="none"/>
+          <w:top w:val="none" w:color="000000" w:sz="4" w:space="0"/>
+          <w:left w:val="none" w:color="000000" w:sz="4" w:space="0"/>
+          <w:bottom w:val="none" w:color="000000" w:sz="4" w:space="0"/>
           <w:right w:val="single" w:color="000000" w:themeColor="accent3" w:themeTint="FE" w:sz="4" w:space="0"/>
         </w:tcBorders>
       </w:tcPr>
@@ -50428,10 +51276,10 @@
       <w:tcPr>
         <w:shd w:val="clear" w:color="ffffff" w:themeColor="light1" w:fill="ffffff" w:themeFill="light1"/>
         <w:tcBorders>
-          <w:top w:val="none"/>
-          <w:left w:val="none"/>
+          <w:top w:val="none" w:color="000000" w:sz="4" w:space="0"/>
+          <w:left w:val="none" w:color="000000" w:sz="4" w:space="0"/>
           <w:bottom w:val="single" w:color="000000" w:themeColor="accent3" w:themeTint="FE" w:sz="4" w:space="0"/>
-          <w:right w:val="none"/>
+          <w:right w:val="none" w:color="000000" w:sz="4" w:space="0"/>
         </w:tcBorders>
       </w:tcPr>
     </w:tblStylePr>
@@ -50451,12 +51299,12 @@
         <w:tblBorders/>
       </w:tblPr>
       <w:tcPr>
-        <w:shd w:color="ffffff"/>
+        <w:shd w:val="clear" w:color="ffffff"/>
         <w:tcBorders>
-          <w:top w:val="none"/>
+          <w:top w:val="none" w:color="000000" w:sz="4" w:space="0"/>
           <w:left w:val="single" w:color="000000" w:themeColor="accent3" w:themeTint="FE" w:sz="4" w:space="0"/>
-          <w:bottom w:val="none"/>
-          <w:right w:val="none"/>
+          <w:bottom w:val="none" w:color="000000" w:sz="4" w:space="0"/>
+          <w:right w:val="none" w:color="000000" w:sz="4" w:space="0"/>
         </w:tcBorders>
       </w:tcPr>
     </w:tblStylePr>
@@ -50479,9 +51327,9 @@
         <w:shd w:val="clear" w:color="ffffff" w:themeColor="light1" w:fill="ffffff" w:themeFill="light1"/>
         <w:tcBorders>
           <w:top w:val="single" w:color="000000" w:themeColor="accent3" w:themeTint="FE" w:sz="4" w:space="0"/>
-          <w:left w:val="none"/>
-          <w:bottom w:val="none"/>
-          <w:right w:val="none"/>
+          <w:left w:val="none" w:color="000000" w:sz="4" w:space="0"/>
+          <w:bottom w:val="none" w:color="000000" w:sz="4" w:space="0"/>
+          <w:right w:val="none" w:color="000000" w:sz="4" w:space="0"/>
         </w:tcBorders>
       </w:tcPr>
     </w:tblStylePr>
@@ -50551,9 +51399,9 @@
       </w:tcPr>
     </w:tblStylePr>
   </w:style>
-  <w:style w:type="table" w:styleId="321">
+  <w:style w:type="table" w:styleId="1503">
     <w:name w:val="Grid Table 7 Colorful - Accent 4"/>
-    <w:basedOn w:val="267"/>
+    <w:basedOn w:val="1449"/>
     <w:uiPriority w:val="99"/>
     <w:pPr>
       <w:pBdr/>
@@ -50655,11 +51503,11 @@
         <w:tblBorders/>
       </w:tblPr>
       <w:tcPr>
-        <w:shd w:color="ffffff"/>
+        <w:shd w:val="clear" w:color="ffffff"/>
         <w:tcBorders>
-          <w:top w:val="none"/>
-          <w:left w:val="none"/>
-          <w:bottom w:val="none"/>
+          <w:top w:val="none" w:color="000000" w:sz="4" w:space="0"/>
+          <w:left w:val="none" w:color="000000" w:sz="4" w:space="0"/>
+          <w:bottom w:val="none" w:color="000000" w:sz="4" w:space="0"/>
           <w:right w:val="single" w:color="000000" w:themeColor="accent4" w:themeTint="9A" w:sz="4" w:space="0"/>
         </w:tcBorders>
       </w:tcPr>
@@ -50682,10 +51530,10 @@
       <w:tcPr>
         <w:shd w:val="clear" w:color="ffffff" w:themeColor="light1" w:fill="ffffff" w:themeFill="light1"/>
         <w:tcBorders>
-          <w:top w:val="none"/>
-          <w:left w:val="none"/>
+          <w:top w:val="none" w:color="000000" w:sz="4" w:space="0"/>
+          <w:left w:val="none" w:color="000000" w:sz="4" w:space="0"/>
           <w:bottom w:val="single" w:color="000000" w:themeColor="accent4" w:themeTint="9A" w:sz="4" w:space="0"/>
-          <w:right w:val="none"/>
+          <w:right w:val="none" w:color="000000" w:sz="4" w:space="0"/>
         </w:tcBorders>
       </w:tcPr>
     </w:tblStylePr>
@@ -50705,12 +51553,12 @@
         <w:tblBorders/>
       </w:tblPr>
       <w:tcPr>
-        <w:shd w:color="ffffff"/>
+        <w:shd w:val="clear" w:color="ffffff"/>
         <w:tcBorders>
-          <w:top w:val="none"/>
+          <w:top w:val="none" w:color="000000" w:sz="4" w:space="0"/>
           <w:left w:val="single" w:color="000000" w:themeColor="accent4" w:themeTint="9A" w:sz="4" w:space="0"/>
-          <w:bottom w:val="none"/>
-          <w:right w:val="none"/>
+          <w:bottom w:val="none" w:color="000000" w:sz="4" w:space="0"/>
+          <w:right w:val="none" w:color="000000" w:sz="4" w:space="0"/>
         </w:tcBorders>
       </w:tcPr>
     </w:tblStylePr>
@@ -50733,9 +51581,9 @@
         <w:shd w:val="clear" w:color="ffffff" w:themeColor="light1" w:fill="ffffff" w:themeFill="light1"/>
         <w:tcBorders>
           <w:top w:val="single" w:color="000000" w:themeColor="accent4" w:themeTint="9A" w:sz="4" w:space="0"/>
-          <w:left w:val="none"/>
-          <w:bottom w:val="none"/>
-          <w:right w:val="none"/>
+          <w:left w:val="none" w:color="000000" w:sz="4" w:space="0"/>
+          <w:bottom w:val="none" w:color="000000" w:sz="4" w:space="0"/>
+          <w:right w:val="none" w:color="000000" w:sz="4" w:space="0"/>
         </w:tcBorders>
       </w:tcPr>
     </w:tblStylePr>
@@ -50805,9 +51653,9 @@
       </w:tcPr>
     </w:tblStylePr>
   </w:style>
-  <w:style w:type="table" w:styleId="322">
+  <w:style w:type="table" w:styleId="1504">
     <w:name w:val="Grid Table 7 Colorful - Accent 5"/>
-    <w:basedOn w:val="267"/>
+    <w:basedOn w:val="1449"/>
     <w:uiPriority w:val="99"/>
     <w:pPr>
       <w:pBdr/>
@@ -50909,11 +51757,11 @@
         <w:tblBorders/>
       </w:tblPr>
       <w:tcPr>
-        <w:shd w:color="ffffff"/>
+        <w:shd w:val="clear" w:color="ffffff"/>
         <w:tcBorders>
-          <w:top w:val="none"/>
-          <w:left w:val="none"/>
-          <w:bottom w:val="none"/>
+          <w:top w:val="none" w:color="000000" w:sz="4" w:space="0"/>
+          <w:left w:val="none" w:color="000000" w:sz="4" w:space="0"/>
+          <w:bottom w:val="none" w:color="000000" w:sz="4" w:space="0"/>
           <w:right w:val="single" w:color="000000" w:themeColor="accent5" w:themeTint="90" w:sz="4" w:space="0"/>
         </w:tcBorders>
       </w:tcPr>
@@ -50936,10 +51784,10 @@
       <w:tcPr>
         <w:shd w:val="clear" w:color="ffffff" w:themeColor="light1" w:fill="ffffff" w:themeFill="light1"/>
         <w:tcBorders>
-          <w:top w:val="none"/>
-          <w:left w:val="none"/>
+          <w:top w:val="none" w:color="000000" w:sz="4" w:space="0"/>
+          <w:left w:val="none" w:color="000000" w:sz="4" w:space="0"/>
           <w:bottom w:val="single" w:color="000000" w:themeColor="accent5" w:themeTint="90" w:sz="4" w:space="0"/>
-          <w:right w:val="none"/>
+          <w:right w:val="none" w:color="000000" w:sz="4" w:space="0"/>
         </w:tcBorders>
       </w:tcPr>
     </w:tblStylePr>
@@ -50959,12 +51807,12 @@
         <w:tblBorders/>
       </w:tblPr>
       <w:tcPr>
-        <w:shd w:color="ffffff"/>
+        <w:shd w:val="clear" w:color="ffffff"/>
         <w:tcBorders>
-          <w:top w:val="none"/>
+          <w:top w:val="none" w:color="000000" w:sz="4" w:space="0"/>
           <w:left w:val="single" w:color="000000" w:themeColor="accent5" w:themeTint="90" w:sz="4" w:space="0"/>
-          <w:bottom w:val="none"/>
-          <w:right w:val="none"/>
+          <w:bottom w:val="none" w:color="000000" w:sz="4" w:space="0"/>
+          <w:right w:val="none" w:color="000000" w:sz="4" w:space="0"/>
         </w:tcBorders>
       </w:tcPr>
     </w:tblStylePr>
@@ -50987,9 +51835,9 @@
         <w:shd w:val="clear" w:color="ffffff" w:themeColor="light1" w:fill="ffffff" w:themeFill="light1"/>
         <w:tcBorders>
           <w:top w:val="single" w:color="000000" w:themeColor="accent5" w:themeTint="90" w:sz="4" w:space="0"/>
-          <w:left w:val="none"/>
-          <w:bottom w:val="none"/>
-          <w:right w:val="none"/>
+          <w:left w:val="none" w:color="000000" w:sz="4" w:space="0"/>
+          <w:bottom w:val="none" w:color="000000" w:sz="4" w:space="0"/>
+          <w:right w:val="none" w:color="000000" w:sz="4" w:space="0"/>
         </w:tcBorders>
       </w:tcPr>
     </w:tblStylePr>
@@ -51059,9 +51907,9 @@
       </w:tcPr>
     </w:tblStylePr>
   </w:style>
-  <w:style w:type="table" w:styleId="323">
+  <w:style w:type="table" w:styleId="1505">
     <w:name w:val="Grid Table 7 Colorful - Accent 6"/>
-    <w:basedOn w:val="267"/>
+    <w:basedOn w:val="1449"/>
     <w:uiPriority w:val="99"/>
     <w:pPr>
       <w:pBdr/>
@@ -51163,11 +52011,11 @@
         <w:tblBorders/>
       </w:tblPr>
       <w:tcPr>
-        <w:shd w:color="ffffff"/>
+        <w:shd w:val="clear" w:color="ffffff"/>
         <w:tcBorders>
-          <w:top w:val="none"/>
-          <w:left w:val="none"/>
-          <w:bottom w:val="none"/>
+          <w:top w:val="none" w:color="000000" w:sz="4" w:space="0"/>
+          <w:left w:val="none" w:color="000000" w:sz="4" w:space="0"/>
+          <w:bottom w:val="none" w:color="000000" w:sz="4" w:space="0"/>
           <w:right w:val="single" w:color="000000" w:themeColor="accent6" w:themeTint="90" w:sz="4" w:space="0"/>
         </w:tcBorders>
       </w:tcPr>
@@ -51190,10 +52038,10 @@
       <w:tcPr>
         <w:shd w:val="clear" w:color="ffffff" w:themeColor="light1" w:fill="ffffff" w:themeFill="light1"/>
         <w:tcBorders>
-          <w:top w:val="none"/>
-          <w:left w:val="none"/>
+          <w:top w:val="none" w:color="000000" w:sz="4" w:space="0"/>
+          <w:left w:val="none" w:color="000000" w:sz="4" w:space="0"/>
           <w:bottom w:val="single" w:color="000000" w:themeColor="accent6" w:themeTint="90" w:sz="4" w:space="0"/>
-          <w:right w:val="none"/>
+          <w:right w:val="none" w:color="000000" w:sz="4" w:space="0"/>
         </w:tcBorders>
       </w:tcPr>
     </w:tblStylePr>
@@ -51213,12 +52061,12 @@
         <w:tblBorders/>
       </w:tblPr>
       <w:tcPr>
-        <w:shd w:color="ffffff"/>
+        <w:shd w:val="clear" w:color="ffffff"/>
         <w:tcBorders>
-          <w:top w:val="none"/>
+          <w:top w:val="none" w:color="000000" w:sz="4" w:space="0"/>
           <w:left w:val="single" w:color="000000" w:themeColor="accent6" w:themeTint="90" w:sz="4" w:space="0"/>
-          <w:bottom w:val="none"/>
-          <w:right w:val="none"/>
+          <w:bottom w:val="none" w:color="000000" w:sz="4" w:space="0"/>
+          <w:right w:val="none" w:color="000000" w:sz="4" w:space="0"/>
         </w:tcBorders>
       </w:tcPr>
     </w:tblStylePr>
@@ -51241,9 +52089,9 @@
         <w:shd w:val="clear" w:color="ffffff" w:themeColor="light1" w:fill="ffffff" w:themeFill="light1"/>
         <w:tcBorders>
           <w:top w:val="single" w:color="000000" w:themeColor="accent6" w:themeTint="90" w:sz="4" w:space="0"/>
-          <w:left w:val="none"/>
-          <w:bottom w:val="none"/>
-          <w:right w:val="none"/>
+          <w:left w:val="none" w:color="000000" w:sz="4" w:space="0"/>
+          <w:bottom w:val="none" w:color="000000" w:sz="4" w:space="0"/>
+          <w:right w:val="none" w:color="000000" w:sz="4" w:space="0"/>
         </w:tcBorders>
       </w:tcPr>
     </w:tblStylePr>
@@ -51313,9 +52161,9 @@
       </w:tcPr>
     </w:tblStylePr>
   </w:style>
-  <w:style w:type="table" w:styleId="324">
+  <w:style w:type="table" w:styleId="1506">
     <w:name w:val="List Table 1 Light"/>
-    <w:basedOn w:val="267"/>
+    <w:basedOn w:val="1449"/>
     <w:uiPriority w:val="99"/>
     <w:pPr>
       <w:pBdr/>
@@ -51529,9 +52377,9 @@
       </w:tcPr>
     </w:tblStylePr>
   </w:style>
-  <w:style w:type="table" w:styleId="325">
+  <w:style w:type="table" w:styleId="1507">
     <w:name w:val="List Table 1 Light - Accent 1"/>
-    <w:basedOn w:val="267"/>
+    <w:basedOn w:val="1449"/>
     <w:uiPriority w:val="99"/>
     <w:pPr>
       <w:pBdr/>
@@ -51745,9 +52593,9 @@
       </w:tcPr>
     </w:tblStylePr>
   </w:style>
-  <w:style w:type="table" w:styleId="326">
+  <w:style w:type="table" w:styleId="1508">
     <w:name w:val="List Table 1 Light - Accent 2"/>
-    <w:basedOn w:val="267"/>
+    <w:basedOn w:val="1449"/>
     <w:uiPriority w:val="99"/>
     <w:pPr>
       <w:pBdr/>
@@ -51961,9 +52809,9 @@
       </w:tcPr>
     </w:tblStylePr>
   </w:style>
-  <w:style w:type="table" w:styleId="327">
+  <w:style w:type="table" w:styleId="1509">
     <w:name w:val="List Table 1 Light - Accent 3"/>
-    <w:basedOn w:val="267"/>
+    <w:basedOn w:val="1449"/>
     <w:uiPriority w:val="99"/>
     <w:pPr>
       <w:pBdr/>
@@ -52177,9 +53025,9 @@
       </w:tcPr>
     </w:tblStylePr>
   </w:style>
-  <w:style w:type="table" w:styleId="328">
+  <w:style w:type="table" w:styleId="1510">
     <w:name w:val="List Table 1 Light - Accent 4"/>
-    <w:basedOn w:val="267"/>
+    <w:basedOn w:val="1449"/>
     <w:uiPriority w:val="99"/>
     <w:pPr>
       <w:pBdr/>
@@ -52393,9 +53241,9 @@
       </w:tcPr>
     </w:tblStylePr>
   </w:style>
-  <w:style w:type="table" w:styleId="329">
+  <w:style w:type="table" w:styleId="1511">
     <w:name w:val="List Table 1 Light - Accent 5"/>
-    <w:basedOn w:val="267"/>
+    <w:basedOn w:val="1449"/>
     <w:uiPriority w:val="99"/>
     <w:pPr>
       <w:pBdr/>
@@ -52609,9 +53457,9 @@
       </w:tcPr>
     </w:tblStylePr>
   </w:style>
-  <w:style w:type="table" w:styleId="330">
+  <w:style w:type="table" w:styleId="1512">
     <w:name w:val="List Table 1 Light - Accent 6"/>
-    <w:basedOn w:val="267"/>
+    <w:basedOn w:val="1449"/>
     <w:uiPriority w:val="99"/>
     <w:pPr>
       <w:pBdr/>
@@ -52825,9 +53673,9 @@
       </w:tcPr>
     </w:tblStylePr>
   </w:style>
-  <w:style w:type="table" w:styleId="331">
+  <w:style w:type="table" w:styleId="1513">
     <w:name w:val="List Table 2"/>
-    <w:basedOn w:val="267"/>
+    <w:basedOn w:val="1449"/>
     <w:uiPriority w:val="99"/>
     <w:pPr>
       <w:pBdr/>
@@ -53063,9 +53911,9 @@
       </w:tcPr>
     </w:tblStylePr>
   </w:style>
-  <w:style w:type="table" w:styleId="332">
+  <w:style w:type="table" w:styleId="1514">
     <w:name w:val="List Table 2 - Accent 1"/>
-    <w:basedOn w:val="267"/>
+    <w:basedOn w:val="1449"/>
     <w:uiPriority w:val="99"/>
     <w:pPr>
       <w:pBdr/>
@@ -53301,9 +54149,9 @@
       </w:tcPr>
     </w:tblStylePr>
   </w:style>
-  <w:style w:type="table" w:styleId="333">
+  <w:style w:type="table" w:styleId="1515">
     <w:name w:val="List Table 2 - Accent 2"/>
-    <w:basedOn w:val="267"/>
+    <w:basedOn w:val="1449"/>
     <w:uiPriority w:val="99"/>
     <w:pPr>
       <w:pBdr/>
@@ -53539,9 +54387,9 @@
       </w:tcPr>
     </w:tblStylePr>
   </w:style>
-  <w:style w:type="table" w:styleId="334">
+  <w:style w:type="table" w:styleId="1516">
     <w:name w:val="List Table 2 - Accent 3"/>
-    <w:basedOn w:val="267"/>
+    <w:basedOn w:val="1449"/>
     <w:uiPriority w:val="99"/>
     <w:pPr>
       <w:pBdr/>
@@ -53777,9 +54625,9 @@
       </w:tcPr>
     </w:tblStylePr>
   </w:style>
-  <w:style w:type="table" w:styleId="335">
+  <w:style w:type="table" w:styleId="1517">
     <w:name w:val="List Table 2 - Accent 4"/>
-    <w:basedOn w:val="267"/>
+    <w:basedOn w:val="1449"/>
     <w:uiPriority w:val="99"/>
     <w:pPr>
       <w:pBdr/>
@@ -54015,9 +54863,9 @@
       </w:tcPr>
     </w:tblStylePr>
   </w:style>
-  <w:style w:type="table" w:styleId="336">
+  <w:style w:type="table" w:styleId="1518">
     <w:name w:val="List Table 2 - Accent 5"/>
-    <w:basedOn w:val="267"/>
+    <w:basedOn w:val="1449"/>
     <w:uiPriority w:val="99"/>
     <w:pPr>
       <w:pBdr/>
@@ -54253,9 +55101,9 @@
       </w:tcPr>
     </w:tblStylePr>
   </w:style>
-  <w:style w:type="table" w:styleId="337">
+  <w:style w:type="table" w:styleId="1519">
     <w:name w:val="List Table 2 - Accent 6"/>
-    <w:basedOn w:val="267"/>
+    <w:basedOn w:val="1449"/>
     <w:uiPriority w:val="99"/>
     <w:pPr>
       <w:pBdr/>
@@ -54491,9 +55339,9 @@
       </w:tcPr>
     </w:tblStylePr>
   </w:style>
-  <w:style w:type="table" w:styleId="338">
+  <w:style w:type="table" w:styleId="1520">
     <w:name w:val="List Table 3"/>
-    <w:basedOn w:val="267"/>
+    <w:basedOn w:val="1449"/>
     <w:uiPriority w:val="99"/>
     <w:pPr>
       <w:pBdr/>
@@ -54719,9 +55567,9 @@
       </w:tcPr>
     </w:tblStylePr>
   </w:style>
-  <w:style w:type="table" w:styleId="339">
+  <w:style w:type="table" w:styleId="1521">
     <w:name w:val="List Table 3 - Accent 1"/>
-    <w:basedOn w:val="267"/>
+    <w:basedOn w:val="1449"/>
     <w:uiPriority w:val="99"/>
     <w:pPr>
       <w:pBdr/>
@@ -54947,9 +55795,9 @@
       </w:tcPr>
     </w:tblStylePr>
   </w:style>
-  <w:style w:type="table" w:styleId="340">
+  <w:style w:type="table" w:styleId="1522">
     <w:name w:val="List Table 3 - Accent 2"/>
-    <w:basedOn w:val="267"/>
+    <w:basedOn w:val="1449"/>
     <w:uiPriority w:val="99"/>
     <w:pPr>
       <w:pBdr/>
@@ -55175,9 +56023,9 @@
       </w:tcPr>
     </w:tblStylePr>
   </w:style>
-  <w:style w:type="table" w:styleId="341">
+  <w:style w:type="table" w:styleId="1523">
     <w:name w:val="List Table 3 - Accent 3"/>
-    <w:basedOn w:val="267"/>
+    <w:basedOn w:val="1449"/>
     <w:uiPriority w:val="99"/>
     <w:pPr>
       <w:pBdr/>
@@ -55403,9 +56251,9 @@
       </w:tcPr>
     </w:tblStylePr>
   </w:style>
-  <w:style w:type="table" w:styleId="342">
+  <w:style w:type="table" w:styleId="1524">
     <w:name w:val="List Table 3 - Accent 4"/>
-    <w:basedOn w:val="267"/>
+    <w:basedOn w:val="1449"/>
     <w:uiPriority w:val="99"/>
     <w:pPr>
       <w:pBdr/>
@@ -55631,9 +56479,9 @@
       </w:tcPr>
     </w:tblStylePr>
   </w:style>
-  <w:style w:type="table" w:styleId="343">
+  <w:style w:type="table" w:styleId="1525">
     <w:name w:val="List Table 3 - Accent 5"/>
-    <w:basedOn w:val="267"/>
+    <w:basedOn w:val="1449"/>
     <w:uiPriority w:val="99"/>
     <w:pPr>
       <w:pBdr/>
@@ -55859,9 +56707,9 @@
       </w:tcPr>
     </w:tblStylePr>
   </w:style>
-  <w:style w:type="table" w:styleId="344">
+  <w:style w:type="table" w:styleId="1526">
     <w:name w:val="List Table 3 - Accent 6"/>
-    <w:basedOn w:val="267"/>
+    <w:basedOn w:val="1449"/>
     <w:uiPriority w:val="99"/>
     <w:pPr>
       <w:pBdr/>
@@ -56087,9 +56935,9 @@
       </w:tcPr>
     </w:tblStylePr>
   </w:style>
-  <w:style w:type="table" w:styleId="345">
+  <w:style w:type="table" w:styleId="1527">
     <w:name w:val="List Table 4"/>
-    <w:basedOn w:val="267"/>
+    <w:basedOn w:val="1449"/>
     <w:uiPriority w:val="99"/>
     <w:pPr>
       <w:pBdr/>
@@ -56312,9 +57160,9 @@
       </w:tcPr>
     </w:tblStylePr>
   </w:style>
-  <w:style w:type="table" w:styleId="346">
+  <w:style w:type="table" w:styleId="1528">
     <w:name w:val="List Table 4 - Accent 1"/>
-    <w:basedOn w:val="267"/>
+    <w:basedOn w:val="1449"/>
     <w:uiPriority w:val="99"/>
     <w:pPr>
       <w:pBdr/>
@@ -56537,9 +57385,9 @@
       </w:tcPr>
     </w:tblStylePr>
   </w:style>
-  <w:style w:type="table" w:styleId="347">
+  <w:style w:type="table" w:styleId="1529">
     <w:name w:val="List Table 4 - Accent 2"/>
-    <w:basedOn w:val="267"/>
+    <w:basedOn w:val="1449"/>
     <w:uiPriority w:val="99"/>
     <w:pPr>
       <w:pBdr/>
@@ -56762,9 +57610,9 @@
       </w:tcPr>
     </w:tblStylePr>
   </w:style>
-  <w:style w:type="table" w:styleId="348">
+  <w:style w:type="table" w:styleId="1530">
     <w:name w:val="List Table 4 - Accent 3"/>
-    <w:basedOn w:val="267"/>
+    <w:basedOn w:val="1449"/>
     <w:uiPriority w:val="99"/>
     <w:pPr>
       <w:pBdr/>
@@ -56987,9 +57835,9 @@
       </w:tcPr>
     </w:tblStylePr>
   </w:style>
-  <w:style w:type="table" w:styleId="349">
+  <w:style w:type="table" w:styleId="1531">
     <w:name w:val="List Table 4 - Accent 4"/>
-    <w:basedOn w:val="267"/>
+    <w:basedOn w:val="1449"/>
     <w:uiPriority w:val="99"/>
     <w:pPr>
       <w:pBdr/>
@@ -57212,9 +58060,9 @@
       </w:tcPr>
     </w:tblStylePr>
   </w:style>
-  <w:style w:type="table" w:styleId="350">
+  <w:style w:type="table" w:styleId="1532">
     <w:name w:val="List Table 4 - Accent 5"/>
-    <w:basedOn w:val="267"/>
+    <w:basedOn w:val="1449"/>
     <w:uiPriority w:val="99"/>
     <w:pPr>
       <w:pBdr/>
@@ -57437,9 +58285,9 @@
       </w:tcPr>
     </w:tblStylePr>
   </w:style>
-  <w:style w:type="table" w:styleId="351">
+  <w:style w:type="table" w:styleId="1533">
     <w:name w:val="List Table 4 - Accent 6"/>
-    <w:basedOn w:val="267"/>
+    <w:basedOn w:val="1449"/>
     <w:uiPriority w:val="99"/>
     <w:pPr>
       <w:pBdr/>
@@ -57662,9 +58510,9 @@
       </w:tcPr>
     </w:tblStylePr>
   </w:style>
-  <w:style w:type="table" w:styleId="352">
+  <w:style w:type="table" w:styleId="1534">
     <w:name w:val="List Table 5 Dark"/>
-    <w:basedOn w:val="267"/>
+    <w:basedOn w:val="1449"/>
     <w:uiPriority w:val="99"/>
     <w:pPr>
       <w:pBdr/>
@@ -57904,9 +58752,9 @@
       </w:tcPr>
     </w:tblStylePr>
   </w:style>
-  <w:style w:type="table" w:styleId="353">
+  <w:style w:type="table" w:styleId="1535">
     <w:name w:val="List Table 5 Dark - Accent 1"/>
-    <w:basedOn w:val="267"/>
+    <w:basedOn w:val="1449"/>
     <w:uiPriority w:val="99"/>
     <w:pPr>
       <w:pBdr/>
@@ -58146,9 +58994,9 @@
       </w:tcPr>
     </w:tblStylePr>
   </w:style>
-  <w:style w:type="table" w:styleId="354">
+  <w:style w:type="table" w:styleId="1536">
     <w:name w:val="List Table 5 Dark - Accent 2"/>
-    <w:basedOn w:val="267"/>
+    <w:basedOn w:val="1449"/>
     <w:uiPriority w:val="99"/>
     <w:pPr>
       <w:pBdr/>
@@ -58388,9 +59236,9 @@
       </w:tcPr>
     </w:tblStylePr>
   </w:style>
-  <w:style w:type="table" w:styleId="355">
+  <w:style w:type="table" w:styleId="1537">
     <w:name w:val="List Table 5 Dark - Accent 3"/>
-    <w:basedOn w:val="267"/>
+    <w:basedOn w:val="1449"/>
     <w:uiPriority w:val="99"/>
     <w:pPr>
       <w:pBdr/>
@@ -58630,9 +59478,9 @@
       </w:tcPr>
     </w:tblStylePr>
   </w:style>
-  <w:style w:type="table" w:styleId="356">
+  <w:style w:type="table" w:styleId="1538">
     <w:name w:val="List Table 5 Dark - Accent 4"/>
-    <w:basedOn w:val="267"/>
+    <w:basedOn w:val="1449"/>
     <w:uiPriority w:val="99"/>
     <w:pPr>
       <w:pBdr/>
@@ -58872,9 +59720,9 @@
       </w:tcPr>
     </w:tblStylePr>
   </w:style>
-  <w:style w:type="table" w:styleId="357">
+  <w:style w:type="table" w:styleId="1539">
     <w:name w:val="List Table 5 Dark - Accent 5"/>
-    <w:basedOn w:val="267"/>
+    <w:basedOn w:val="1449"/>
     <w:uiPriority w:val="99"/>
     <w:pPr>
       <w:pBdr/>
@@ -59114,9 +59962,9 @@
       </w:tcPr>
     </w:tblStylePr>
   </w:style>
-  <w:style w:type="table" w:styleId="358">
+  <w:style w:type="table" w:styleId="1540">
     <w:name w:val="List Table 5 Dark - Accent 6"/>
-    <w:basedOn w:val="267"/>
+    <w:basedOn w:val="1449"/>
     <w:uiPriority w:val="99"/>
     <w:pPr>
       <w:pBdr/>
@@ -59356,9 +60204,9 @@
       </w:tcPr>
     </w:tblStylePr>
   </w:style>
-  <w:style w:type="table" w:styleId="359">
+  <w:style w:type="table" w:styleId="1541">
     <w:name w:val="List Table 6 Colorful"/>
-    <w:basedOn w:val="267"/>
+    <w:basedOn w:val="1449"/>
     <w:uiPriority w:val="99"/>
     <w:pPr>
       <w:pBdr/>
@@ -59579,9 +60427,9 @@
       </w:tcPr>
     </w:tblStylePr>
   </w:style>
-  <w:style w:type="table" w:styleId="360">
+  <w:style w:type="table" w:styleId="1542">
     <w:name w:val="List Table 6 Colorful - Accent 1"/>
-    <w:basedOn w:val="267"/>
+    <w:basedOn w:val="1449"/>
     <w:uiPriority w:val="99"/>
     <w:pPr>
       <w:pBdr/>
@@ -59802,9 +60650,9 @@
       </w:tcPr>
     </w:tblStylePr>
   </w:style>
-  <w:style w:type="table" w:styleId="361">
+  <w:style w:type="table" w:styleId="1543">
     <w:name w:val="List Table 6 Colorful - Accent 2"/>
-    <w:basedOn w:val="267"/>
+    <w:basedOn w:val="1449"/>
     <w:uiPriority w:val="99"/>
     <w:pPr>
       <w:pBdr/>
@@ -60025,9 +60873,9 @@
       </w:tcPr>
     </w:tblStylePr>
   </w:style>
-  <w:style w:type="table" w:styleId="362">
+  <w:style w:type="table" w:styleId="1544">
     <w:name w:val="List Table 6 Colorful - Accent 3"/>
-    <w:basedOn w:val="267"/>
+    <w:basedOn w:val="1449"/>
     <w:uiPriority w:val="99"/>
     <w:pPr>
       <w:pBdr/>
@@ -60248,9 +61096,9 @@
       </w:tcPr>
     </w:tblStylePr>
   </w:style>
-  <w:style w:type="table" w:styleId="363">
+  <w:style w:type="table" w:styleId="1545">
     <w:name w:val="List Table 6 Colorful - Accent 4"/>
-    <w:basedOn w:val="267"/>
+    <w:basedOn w:val="1449"/>
     <w:uiPriority w:val="99"/>
     <w:pPr>
       <w:pBdr/>
@@ -60471,9 +61319,9 @@
       </w:tcPr>
     </w:tblStylePr>
   </w:style>
-  <w:style w:type="table" w:styleId="364">
+  <w:style w:type="table" w:styleId="1546">
     <w:name w:val="List Table 6 Colorful - Accent 5"/>
-    <w:basedOn w:val="267"/>
+    <w:basedOn w:val="1449"/>
     <w:uiPriority w:val="99"/>
     <w:pPr>
       <w:pBdr/>
@@ -60694,9 +61542,9 @@
       </w:tcPr>
     </w:tblStylePr>
   </w:style>
-  <w:style w:type="table" w:styleId="365">
+  <w:style w:type="table" w:styleId="1547">
     <w:name w:val="List Table 6 Colorful - Accent 6"/>
-    <w:basedOn w:val="267"/>
+    <w:basedOn w:val="1449"/>
     <w:uiPriority w:val="99"/>
     <w:pPr>
       <w:pBdr/>
@@ -60917,9 +61765,9 @@
       </w:tcPr>
     </w:tblStylePr>
   </w:style>
-  <w:style w:type="table" w:styleId="366">
+  <w:style w:type="table" w:styleId="1548">
     <w:name w:val="List Table 7 Colorful"/>
-    <w:basedOn w:val="267"/>
+    <w:basedOn w:val="1449"/>
     <w:uiPriority w:val="99"/>
     <w:pPr>
       <w:pBdr/>
@@ -61018,11 +61866,11 @@
         <w:tblBorders/>
       </w:tblPr>
       <w:tcPr>
-        <w:shd w:color="ffffff"/>
+        <w:shd w:val="clear" w:color="ffffff"/>
         <w:tcBorders>
-          <w:top w:val="none"/>
-          <w:left w:val="none"/>
-          <w:bottom w:val="none"/>
+          <w:top w:val="none" w:color="000000" w:sz="4" w:space="0"/>
+          <w:left w:val="none" w:color="000000" w:sz="4" w:space="0"/>
+          <w:bottom w:val="none" w:color="000000" w:sz="4" w:space="0"/>
           <w:right w:val="single" w:color="000000" w:themeColor="text1" w:themeTint="80" w:sz="4" w:space="0"/>
         </w:tcBorders>
       </w:tcPr>
@@ -61045,10 +61893,10 @@
       <w:tcPr>
         <w:shd w:val="clear" w:color="ffffff" w:themeColor="light1" w:fill="ffffff" w:themeFill="light1"/>
         <w:tcBorders>
-          <w:top w:val="none"/>
-          <w:left w:val="none"/>
+          <w:top w:val="none" w:color="000000" w:sz="4" w:space="0"/>
+          <w:left w:val="none" w:color="000000" w:sz="4" w:space="0"/>
           <w:bottom w:val="single" w:color="000000" w:themeColor="text1" w:themeTint="80" w:sz="4" w:space="0"/>
-          <w:right w:val="none"/>
+          <w:right w:val="none" w:color="000000" w:sz="4" w:space="0"/>
         </w:tcBorders>
       </w:tcPr>
     </w:tblStylePr>
@@ -61068,12 +61916,12 @@
         <w:tblBorders/>
       </w:tblPr>
       <w:tcPr>
-        <w:shd w:color="ffffff"/>
+        <w:shd w:val="clear" w:color="ffffff"/>
         <w:tcBorders>
-          <w:top w:val="none"/>
+          <w:top w:val="none" w:color="000000" w:sz="4" w:space="0"/>
           <w:left w:val="single" w:color="000000" w:themeColor="text1" w:themeTint="80" w:sz="4" w:space="0"/>
-          <w:bottom w:val="none"/>
-          <w:right w:val="none"/>
+          <w:bottom w:val="none" w:color="000000" w:sz="4" w:space="0"/>
+          <w:right w:val="none" w:color="000000" w:sz="4" w:space="0"/>
         </w:tcBorders>
       </w:tcPr>
     </w:tblStylePr>
@@ -61096,9 +61944,9 @@
         <w:shd w:val="clear" w:color="ffffff" w:themeColor="light1" w:fill="ffffff" w:themeFill="light1"/>
         <w:tcBorders>
           <w:top w:val="single" w:color="000000" w:themeColor="text1" w:themeTint="80" w:sz="4" w:space="0"/>
-          <w:left w:val="none"/>
-          <w:bottom w:val="none"/>
-          <w:right w:val="none"/>
+          <w:left w:val="none" w:color="000000" w:sz="4" w:space="0"/>
+          <w:bottom w:val="none" w:color="000000" w:sz="4" w:space="0"/>
+          <w:right w:val="none" w:color="000000" w:sz="4" w:space="0"/>
         </w:tcBorders>
       </w:tcPr>
     </w:tblStylePr>
@@ -61173,9 +62021,9 @@
       </w:tcPr>
     </w:tblStylePr>
   </w:style>
-  <w:style w:type="table" w:styleId="367">
+  <w:style w:type="table" w:styleId="1549">
     <w:name w:val="List Table 7 Colorful - Accent 1"/>
-    <w:basedOn w:val="267"/>
+    <w:basedOn w:val="1449"/>
     <w:uiPriority w:val="99"/>
     <w:pPr>
       <w:pBdr/>
@@ -61274,11 +62122,11 @@
         <w:tblBorders/>
       </w:tblPr>
       <w:tcPr>
-        <w:shd w:color="ffffff"/>
+        <w:shd w:val="clear" w:color="ffffff"/>
         <w:tcBorders>
-          <w:top w:val="none"/>
-          <w:left w:val="none"/>
-          <w:bottom w:val="none"/>
+          <w:top w:val="none" w:color="000000" w:sz="4" w:space="0"/>
+          <w:left w:val="none" w:color="000000" w:sz="4" w:space="0"/>
+          <w:bottom w:val="none" w:color="000000" w:sz="4" w:space="0"/>
           <w:right w:val="single" w:color="000000" w:themeColor="accent1" w:sz="4" w:space="0"/>
         </w:tcBorders>
       </w:tcPr>
@@ -61301,10 +62149,10 @@
       <w:tcPr>
         <w:shd w:val="clear" w:color="ffffff" w:themeColor="light1" w:fill="ffffff" w:themeFill="light1"/>
         <w:tcBorders>
-          <w:top w:val="none"/>
-          <w:left w:val="none"/>
+          <w:top w:val="none" w:color="000000" w:sz="4" w:space="0"/>
+          <w:left w:val="none" w:color="000000" w:sz="4" w:space="0"/>
           <w:bottom w:val="single" w:color="000000" w:themeColor="accent1" w:sz="4" w:space="0"/>
-          <w:right w:val="none"/>
+          <w:right w:val="none" w:color="000000" w:sz="4" w:space="0"/>
         </w:tcBorders>
       </w:tcPr>
     </w:tblStylePr>
@@ -61324,12 +62172,12 @@
         <w:tblBorders/>
       </w:tblPr>
       <w:tcPr>
-        <w:shd w:color="ffffff"/>
+        <w:shd w:val="clear" w:color="ffffff"/>
         <w:tcBorders>
-          <w:top w:val="none"/>
+          <w:top w:val="none" w:color="000000" w:sz="4" w:space="0"/>
           <w:left w:val="single" w:color="000000" w:themeColor="accent1" w:sz="4" w:space="0"/>
-          <w:bottom w:val="none"/>
-          <w:right w:val="none"/>
+          <w:bottom w:val="none" w:color="000000" w:sz="4" w:space="0"/>
+          <w:right w:val="none" w:color="000000" w:sz="4" w:space="0"/>
         </w:tcBorders>
       </w:tcPr>
     </w:tblStylePr>
@@ -61352,9 +62200,9 @@
         <w:shd w:val="clear" w:color="ffffff" w:themeColor="light1" w:fill="ffffff" w:themeFill="light1"/>
         <w:tcBorders>
           <w:top w:val="single" w:color="000000" w:themeColor="accent1" w:sz="4" w:space="0"/>
-          <w:left w:val="none"/>
-          <w:bottom w:val="none"/>
-          <w:right w:val="none"/>
+          <w:left w:val="none" w:color="000000" w:sz="4" w:space="0"/>
+          <w:bottom w:val="none" w:color="000000" w:sz="4" w:space="0"/>
+          <w:right w:val="none" w:color="000000" w:sz="4" w:space="0"/>
         </w:tcBorders>
       </w:tcPr>
     </w:tblStylePr>
@@ -61429,9 +62277,9 @@
       </w:tcPr>
     </w:tblStylePr>
   </w:style>
-  <w:style w:type="table" w:styleId="368">
+  <w:style w:type="table" w:styleId="1550">
     <w:name w:val="List Table 7 Colorful - Accent 2"/>
-    <w:basedOn w:val="267"/>
+    <w:basedOn w:val="1449"/>
     <w:uiPriority w:val="99"/>
     <w:pPr>
       <w:pBdr/>
@@ -61530,11 +62378,11 @@
         <w:tblBorders/>
       </w:tblPr>
       <w:tcPr>
-        <w:shd w:color="ffffff"/>
+        <w:shd w:val="clear" w:color="ffffff"/>
         <w:tcBorders>
-          <w:top w:val="none"/>
-          <w:left w:val="none"/>
-          <w:bottom w:val="none"/>
+          <w:top w:val="none" w:color="000000" w:sz="4" w:space="0"/>
+          <w:left w:val="none" w:color="000000" w:sz="4" w:space="0"/>
+          <w:bottom w:val="none" w:color="000000" w:sz="4" w:space="0"/>
           <w:right w:val="single" w:color="000000" w:themeColor="accent2" w:themeTint="97" w:sz="4" w:space="0"/>
         </w:tcBorders>
       </w:tcPr>
@@ -61557,10 +62405,10 @@
       <w:tcPr>
         <w:shd w:val="clear" w:color="ffffff" w:themeColor="light1" w:fill="ffffff" w:themeFill="light1"/>
         <w:tcBorders>
-          <w:top w:val="none"/>
-          <w:left w:val="none"/>
+          <w:top w:val="none" w:color="000000" w:sz="4" w:space="0"/>
+          <w:left w:val="none" w:color="000000" w:sz="4" w:space="0"/>
           <w:bottom w:val="single" w:color="000000" w:themeColor="accent2" w:themeTint="97" w:sz="4" w:space="0"/>
-          <w:right w:val="none"/>
+          <w:right w:val="none" w:color="000000" w:sz="4" w:space="0"/>
         </w:tcBorders>
       </w:tcPr>
     </w:tblStylePr>
@@ -61580,12 +62428,12 @@
         <w:tblBorders/>
       </w:tblPr>
       <w:tcPr>
-        <w:shd w:color="ffffff"/>
+        <w:shd w:val="clear" w:color="ffffff"/>
         <w:tcBorders>
-          <w:top w:val="none"/>
+          <w:top w:val="none" w:color="000000" w:sz="4" w:space="0"/>
           <w:left w:val="single" w:color="000000" w:themeColor="accent2" w:themeTint="97" w:sz="4" w:space="0"/>
-          <w:bottom w:val="none"/>
-          <w:right w:val="none"/>
+          <w:bottom w:val="none" w:color="000000" w:sz="4" w:space="0"/>
+          <w:right w:val="none" w:color="000000" w:sz="4" w:space="0"/>
         </w:tcBorders>
       </w:tcPr>
     </w:tblStylePr>
@@ -61608,9 +62456,9 @@
         <w:shd w:val="clear" w:color="ffffff" w:themeColor="light1" w:fill="ffffff" w:themeFill="light1"/>
         <w:tcBorders>
           <w:top w:val="single" w:color="000000" w:themeColor="accent2" w:themeTint="97" w:sz="4" w:space="0"/>
-          <w:left w:val="none"/>
-          <w:bottom w:val="none"/>
-          <w:right w:val="none"/>
+          <w:left w:val="none" w:color="000000" w:sz="4" w:space="0"/>
+          <w:bottom w:val="none" w:color="000000" w:sz="4" w:space="0"/>
+          <w:right w:val="none" w:color="000000" w:sz="4" w:space="0"/>
         </w:tcBorders>
       </w:tcPr>
     </w:tblStylePr>
@@ -61685,9 +62533,9 @@
       </w:tcPr>
     </w:tblStylePr>
   </w:style>
-  <w:style w:type="table" w:styleId="369">
+  <w:style w:type="table" w:styleId="1551">
     <w:name w:val="List Table 7 Colorful - Accent 3"/>
-    <w:basedOn w:val="267"/>
+    <w:basedOn w:val="1449"/>
     <w:uiPriority w:val="99"/>
     <w:pPr>
       <w:pBdr/>
@@ -61786,11 +62634,11 @@
         <w:tblBorders/>
       </w:tblPr>
       <w:tcPr>
-        <w:shd w:color="ffffff"/>
+        <w:shd w:val="clear" w:color="ffffff"/>
         <w:tcBorders>
-          <w:top w:val="none"/>
-          <w:left w:val="none"/>
-          <w:bottom w:val="none"/>
+          <w:top w:val="none" w:color="000000" w:sz="4" w:space="0"/>
+          <w:left w:val="none" w:color="000000" w:sz="4" w:space="0"/>
+          <w:bottom w:val="none" w:color="000000" w:sz="4" w:space="0"/>
           <w:right w:val="single" w:color="000000" w:themeColor="accent3" w:themeTint="98" w:sz="4" w:space="0"/>
         </w:tcBorders>
       </w:tcPr>
@@ -61813,10 +62661,10 @@
       <w:tcPr>
         <w:shd w:val="clear" w:color="ffffff" w:themeColor="light1" w:fill="ffffff" w:themeFill="light1"/>
         <w:tcBorders>
-          <w:top w:val="none"/>
-          <w:left w:val="none"/>
+          <w:top w:val="none" w:color="000000" w:sz="4" w:space="0"/>
+          <w:left w:val="none" w:color="000000" w:sz="4" w:space="0"/>
           <w:bottom w:val="single" w:color="000000" w:themeColor="accent3" w:themeTint="98" w:sz="4" w:space="0"/>
-          <w:right w:val="none"/>
+          <w:right w:val="none" w:color="000000" w:sz="4" w:space="0"/>
         </w:tcBorders>
       </w:tcPr>
     </w:tblStylePr>
@@ -61836,12 +62684,12 @@
         <w:tblBorders/>
       </w:tblPr>
       <w:tcPr>
-        <w:shd w:color="ffffff"/>
+        <w:shd w:val="clear" w:color="ffffff"/>
         <w:tcBorders>
-          <w:top w:val="none"/>
+          <w:top w:val="none" w:color="000000" w:sz="4" w:space="0"/>
           <w:left w:val="single" w:color="000000" w:themeColor="accent3" w:themeTint="98" w:sz="4" w:space="0"/>
-          <w:bottom w:val="none"/>
-          <w:right w:val="none"/>
+          <w:bottom w:val="none" w:color="000000" w:sz="4" w:space="0"/>
+          <w:right w:val="none" w:color="000000" w:sz="4" w:space="0"/>
         </w:tcBorders>
       </w:tcPr>
     </w:tblStylePr>
@@ -61864,9 +62712,9 @@
         <w:shd w:val="clear" w:color="ffffff" w:themeColor="light1" w:fill="ffffff" w:themeFill="light1"/>
         <w:tcBorders>
           <w:top w:val="single" w:color="000000" w:themeColor="accent3" w:themeTint="98" w:sz="4" w:space="0"/>
-          <w:left w:val="none"/>
-          <w:bottom w:val="none"/>
-          <w:right w:val="none"/>
+          <w:left w:val="none" w:color="000000" w:sz="4" w:space="0"/>
+          <w:bottom w:val="none" w:color="000000" w:sz="4" w:space="0"/>
+          <w:right w:val="none" w:color="000000" w:sz="4" w:space="0"/>
         </w:tcBorders>
       </w:tcPr>
     </w:tblStylePr>
@@ -61941,9 +62789,9 @@
       </w:tcPr>
     </w:tblStylePr>
   </w:style>
-  <w:style w:type="table" w:styleId="370">
+  <w:style w:type="table" w:styleId="1552">
     <w:name w:val="List Table 7 Colorful - Accent 4"/>
-    <w:basedOn w:val="267"/>
+    <w:basedOn w:val="1449"/>
     <w:uiPriority w:val="99"/>
     <w:pPr>
       <w:pBdr/>
@@ -62042,11 +62890,11 @@
         <w:tblBorders/>
       </w:tblPr>
       <w:tcPr>
-        <w:shd w:color="ffffff"/>
+        <w:shd w:val="clear" w:color="ffffff"/>
         <w:tcBorders>
-          <w:top w:val="none"/>
-          <w:left w:val="none"/>
-          <w:bottom w:val="none"/>
+          <w:top w:val="none" w:color="000000" w:sz="4" w:space="0"/>
+          <w:left w:val="none" w:color="000000" w:sz="4" w:space="0"/>
+          <w:bottom w:val="none" w:color="000000" w:sz="4" w:space="0"/>
           <w:right w:val="single" w:color="000000" w:themeColor="accent4" w:themeTint="9A" w:sz="4" w:space="0"/>
         </w:tcBorders>
       </w:tcPr>
@@ -62069,10 +62917,10 @@
       <w:tcPr>
         <w:shd w:val="clear" w:color="ffffff" w:themeColor="light1" w:fill="ffffff" w:themeFill="light1"/>
         <w:tcBorders>
-          <w:top w:val="none"/>
-          <w:left w:val="none"/>
+          <w:top w:val="none" w:color="000000" w:sz="4" w:space="0"/>
+          <w:left w:val="none" w:color="000000" w:sz="4" w:space="0"/>
           <w:bottom w:val="single" w:color="000000" w:themeColor="accent4" w:themeTint="9A" w:sz="4" w:space="0"/>
-          <w:right w:val="none"/>
+          <w:right w:val="none" w:color="000000" w:sz="4" w:space="0"/>
         </w:tcBorders>
       </w:tcPr>
     </w:tblStylePr>
@@ -62092,12 +62940,12 @@
         <w:tblBorders/>
       </w:tblPr>
       <w:tcPr>
-        <w:shd w:color="ffffff"/>
+        <w:shd w:val="clear" w:color="ffffff"/>
         <w:tcBorders>
-          <w:top w:val="none"/>
+          <w:top w:val="none" w:color="000000" w:sz="4" w:space="0"/>
           <w:left w:val="single" w:color="000000" w:themeColor="accent4" w:themeTint="9A" w:sz="4" w:space="0"/>
-          <w:bottom w:val="none"/>
-          <w:right w:val="none"/>
+          <w:bottom w:val="none" w:color="000000" w:sz="4" w:space="0"/>
+          <w:right w:val="none" w:color="000000" w:sz="4" w:space="0"/>
         </w:tcBorders>
       </w:tcPr>
     </w:tblStylePr>
@@ -62120,9 +62968,9 @@
         <w:shd w:val="clear" w:color="ffffff" w:themeColor="light1" w:fill="ffffff" w:themeFill="light1"/>
         <w:tcBorders>
           <w:top w:val="single" w:color="000000" w:themeColor="accent4" w:themeTint="9A" w:sz="4" w:space="0"/>
-          <w:left w:val="none"/>
-          <w:bottom w:val="none"/>
-          <w:right w:val="none"/>
+          <w:left w:val="none" w:color="000000" w:sz="4" w:space="0"/>
+          <w:bottom w:val="none" w:color="000000" w:sz="4" w:space="0"/>
+          <w:right w:val="none" w:color="000000" w:sz="4" w:space="0"/>
         </w:tcBorders>
       </w:tcPr>
     </w:tblStylePr>
@@ -62197,9 +63045,9 @@
       </w:tcPr>
     </w:tblStylePr>
   </w:style>
-  <w:style w:type="table" w:styleId="371">
+  <w:style w:type="table" w:styleId="1553">
     <w:name w:val="List Table 7 Colorful - Accent 5"/>
-    <w:basedOn w:val="267"/>
+    <w:basedOn w:val="1449"/>
     <w:uiPriority w:val="99"/>
     <w:pPr>
       <w:pBdr/>
@@ -62298,11 +63146,11 @@
         <w:tblBorders/>
       </w:tblPr>
       <w:tcPr>
-        <w:shd w:color="ffffff"/>
+        <w:shd w:val="clear" w:color="ffffff"/>
         <w:tcBorders>
-          <w:top w:val="none"/>
-          <w:left w:val="none"/>
-          <w:bottom w:val="none"/>
+          <w:top w:val="none" w:color="000000" w:sz="4" w:space="0"/>
+          <w:left w:val="none" w:color="000000" w:sz="4" w:space="0"/>
+          <w:bottom w:val="none" w:color="000000" w:sz="4" w:space="0"/>
           <w:right w:val="single" w:color="000000" w:themeColor="accent5" w:themeTint="9A" w:sz="4" w:space="0"/>
         </w:tcBorders>
       </w:tcPr>
@@ -62325,10 +63173,10 @@
       <w:tcPr>
         <w:shd w:val="clear" w:color="ffffff" w:themeColor="light1" w:fill="ffffff" w:themeFill="light1"/>
         <w:tcBorders>
-          <w:top w:val="none"/>
-          <w:left w:val="none"/>
+          <w:top w:val="none" w:color="000000" w:sz="4" w:space="0"/>
+          <w:left w:val="none" w:color="000000" w:sz="4" w:space="0"/>
           <w:bottom w:val="single" w:color="000000" w:themeColor="accent5" w:themeTint="9A" w:sz="4" w:space="0"/>
-          <w:right w:val="none"/>
+          <w:right w:val="none" w:color="000000" w:sz="4" w:space="0"/>
         </w:tcBorders>
       </w:tcPr>
     </w:tblStylePr>
@@ -62348,12 +63196,12 @@
         <w:tblBorders/>
       </w:tblPr>
       <w:tcPr>
-        <w:shd w:color="ffffff"/>
+        <w:shd w:val="clear" w:color="ffffff"/>
         <w:tcBorders>
-          <w:top w:val="none"/>
+          <w:top w:val="none" w:color="000000" w:sz="4" w:space="0"/>
           <w:left w:val="single" w:color="000000" w:themeColor="accent5" w:themeTint="9A" w:sz="4" w:space="0"/>
-          <w:bottom w:val="none"/>
-          <w:right w:val="none"/>
+          <w:bottom w:val="none" w:color="000000" w:sz="4" w:space="0"/>
+          <w:right w:val="none" w:color="000000" w:sz="4" w:space="0"/>
         </w:tcBorders>
       </w:tcPr>
     </w:tblStylePr>
@@ -62376,9 +63224,9 @@
         <w:shd w:val="clear" w:color="ffffff" w:themeColor="light1" w:fill="ffffff" w:themeFill="light1"/>
         <w:tcBorders>
           <w:top w:val="single" w:color="000000" w:themeColor="accent5" w:themeTint="9A" w:sz="4" w:space="0"/>
-          <w:left w:val="none"/>
-          <w:bottom w:val="none"/>
-          <w:right w:val="none"/>
+          <w:left w:val="none" w:color="000000" w:sz="4" w:space="0"/>
+          <w:bottom w:val="none" w:color="000000" w:sz="4" w:space="0"/>
+          <w:right w:val="none" w:color="000000" w:sz="4" w:space="0"/>
         </w:tcBorders>
       </w:tcPr>
     </w:tblStylePr>
@@ -62453,9 +63301,9 @@
       </w:tcPr>
     </w:tblStylePr>
   </w:style>
-  <w:style w:type="table" w:styleId="372">
+  <w:style w:type="table" w:styleId="1554">
     <w:name w:val="List Table 7 Colorful - Accent 6"/>
-    <w:basedOn w:val="267"/>
+    <w:basedOn w:val="1449"/>
     <w:uiPriority w:val="99"/>
     <w:pPr>
       <w:pBdr/>
@@ -62554,11 +63402,11 @@
         <w:tblBorders/>
       </w:tblPr>
       <w:tcPr>
-        <w:shd w:color="ffffff"/>
+        <w:shd w:val="clear" w:color="ffffff"/>
         <w:tcBorders>
-          <w:top w:val="none"/>
-          <w:left w:val="none"/>
-          <w:bottom w:val="none"/>
+          <w:top w:val="none" w:color="000000" w:sz="4" w:space="0"/>
+          <w:left w:val="none" w:color="000000" w:sz="4" w:space="0"/>
+          <w:bottom w:val="none" w:color="000000" w:sz="4" w:space="0"/>
           <w:right w:val="single" w:color="000000" w:themeColor="accent6" w:themeTint="98" w:sz="4" w:space="0"/>
         </w:tcBorders>
       </w:tcPr>
@@ -62581,10 +63429,10 @@
       <w:tcPr>
         <w:shd w:val="clear" w:color="ffffff" w:themeColor="light1" w:fill="ffffff" w:themeFill="light1"/>
         <w:tcBorders>
-          <w:top w:val="none"/>
-          <w:left w:val="none"/>
+          <w:top w:val="none" w:color="000000" w:sz="4" w:space="0"/>
+          <w:left w:val="none" w:color="000000" w:sz="4" w:space="0"/>
           <w:bottom w:val="single" w:color="000000" w:themeColor="accent6" w:themeTint="98" w:sz="4" w:space="0"/>
-          <w:right w:val="none"/>
+          <w:right w:val="none" w:color="000000" w:sz="4" w:space="0"/>
         </w:tcBorders>
       </w:tcPr>
     </w:tblStylePr>
@@ -62604,12 +63452,12 @@
         <w:tblBorders/>
       </w:tblPr>
       <w:tcPr>
-        <w:shd w:color="ffffff"/>
+        <w:shd w:val="clear" w:color="ffffff"/>
         <w:tcBorders>
-          <w:top w:val="none"/>
+          <w:top w:val="none" w:color="000000" w:sz="4" w:space="0"/>
           <w:left w:val="single" w:color="000000" w:themeColor="accent6" w:themeTint="98" w:sz="4" w:space="0"/>
-          <w:bottom w:val="none"/>
-          <w:right w:val="none"/>
+          <w:bottom w:val="none" w:color="000000" w:sz="4" w:space="0"/>
+          <w:right w:val="none" w:color="000000" w:sz="4" w:space="0"/>
         </w:tcBorders>
       </w:tcPr>
     </w:tblStylePr>
@@ -62632,9 +63480,9 @@
         <w:shd w:val="clear" w:color="ffffff" w:themeColor="light1" w:fill="ffffff" w:themeFill="light1"/>
         <w:tcBorders>
           <w:top w:val="single" w:color="000000" w:themeColor="accent6" w:themeTint="98" w:sz="4" w:space="0"/>
-          <w:left w:val="none"/>
-          <w:bottom w:val="none"/>
-          <w:right w:val="none"/>
+          <w:left w:val="none" w:color="000000" w:sz="4" w:space="0"/>
+          <w:bottom w:val="none" w:color="000000" w:sz="4" w:space="0"/>
+          <w:right w:val="none" w:color="000000" w:sz="4" w:space="0"/>
         </w:tcBorders>
       </w:tcPr>
     </w:tblStylePr>
@@ -62709,9 +63557,9 @@
       </w:tcPr>
     </w:tblStylePr>
   </w:style>
-  <w:style w:type="table" w:styleId="373">
+  <w:style w:type="table" w:styleId="1555">
     <w:name w:val="Lined - Accent"/>
-    <w:basedOn w:val="267"/>
+    <w:basedOn w:val="1449"/>
     <w:uiPriority w:val="99"/>
     <w:pPr>
       <w:pBdr/>
@@ -62946,9 +63794,9 @@
       </w:tcPr>
     </w:tblStylePr>
   </w:style>
-  <w:style w:type="table" w:styleId="374">
+  <w:style w:type="table" w:styleId="1556">
     <w:name w:val="Lined - Accent 1"/>
-    <w:basedOn w:val="267"/>
+    <w:basedOn w:val="1449"/>
     <w:uiPriority w:val="99"/>
     <w:pPr>
       <w:pBdr/>
@@ -63183,9 +64031,9 @@
       </w:tcPr>
     </w:tblStylePr>
   </w:style>
-  <w:style w:type="table" w:styleId="375">
+  <w:style w:type="table" w:styleId="1557">
     <w:name w:val="Lined - Accent 2"/>
-    <w:basedOn w:val="267"/>
+    <w:basedOn w:val="1449"/>
     <w:uiPriority w:val="99"/>
     <w:pPr>
       <w:pBdr/>
@@ -63420,9 +64268,9 @@
       </w:tcPr>
     </w:tblStylePr>
   </w:style>
-  <w:style w:type="table" w:styleId="376">
+  <w:style w:type="table" w:styleId="1558">
     <w:name w:val="Lined - Accent 3"/>
-    <w:basedOn w:val="267"/>
+    <w:basedOn w:val="1449"/>
     <w:uiPriority w:val="99"/>
     <w:pPr>
       <w:pBdr/>
@@ -63657,9 +64505,9 @@
       </w:tcPr>
     </w:tblStylePr>
   </w:style>
-  <w:style w:type="table" w:styleId="377">
+  <w:style w:type="table" w:styleId="1559">
     <w:name w:val="Lined - Accent 4"/>
-    <w:basedOn w:val="267"/>
+    <w:basedOn w:val="1449"/>
     <w:uiPriority w:val="99"/>
     <w:pPr>
       <w:pBdr/>
@@ -63894,9 +64742,9 @@
       </w:tcPr>
     </w:tblStylePr>
   </w:style>
-  <w:style w:type="table" w:styleId="378">
+  <w:style w:type="table" w:styleId="1560">
     <w:name w:val="Lined - Accent 5"/>
-    <w:basedOn w:val="267"/>
+    <w:basedOn w:val="1449"/>
     <w:uiPriority w:val="99"/>
     <w:pPr>
       <w:pBdr/>
@@ -64131,9 +64979,9 @@
       </w:tcPr>
     </w:tblStylePr>
   </w:style>
-  <w:style w:type="table" w:styleId="379">
+  <w:style w:type="table" w:styleId="1561">
     <w:name w:val="Lined - Accent 6"/>
-    <w:basedOn w:val="267"/>
+    <w:basedOn w:val="1449"/>
     <w:uiPriority w:val="99"/>
     <w:pPr>
       <w:pBdr/>
@@ -64368,9 +65216,9 @@
       </w:tcPr>
     </w:tblStylePr>
   </w:style>
-  <w:style w:type="table" w:styleId="380">
+  <w:style w:type="table" w:styleId="1562">
     <w:name w:val="Bordered &amp; Lined - Accent"/>
-    <w:basedOn w:val="267"/>
+    <w:basedOn w:val="1449"/>
     <w:uiPriority w:val="99"/>
     <w:pPr>
       <w:pBdr/>
@@ -64612,9 +65460,9 @@
       </w:tcPr>
     </w:tblStylePr>
   </w:style>
-  <w:style w:type="table" w:styleId="381">
+  <w:style w:type="table" w:styleId="1563">
     <w:name w:val="Bordered &amp; Lined - Accent 1"/>
-    <w:basedOn w:val="267"/>
+    <w:basedOn w:val="1449"/>
     <w:uiPriority w:val="99"/>
     <w:pPr>
       <w:pBdr/>
@@ -64856,9 +65704,9 @@
       </w:tcPr>
     </w:tblStylePr>
   </w:style>
-  <w:style w:type="table" w:styleId="382">
+  <w:style w:type="table" w:styleId="1564">
     <w:name w:val="Bordered &amp; Lined - Accent 2"/>
-    <w:basedOn w:val="267"/>
+    <w:basedOn w:val="1449"/>
     <w:uiPriority w:val="99"/>
     <w:pPr>
       <w:pBdr/>
@@ -65100,9 +65948,9 @@
       </w:tcPr>
     </w:tblStylePr>
   </w:style>
-  <w:style w:type="table" w:styleId="383">
+  <w:style w:type="table" w:styleId="1565">
     <w:name w:val="Bordered &amp; Lined - Accent 3"/>
-    <w:basedOn w:val="267"/>
+    <w:basedOn w:val="1449"/>
     <w:uiPriority w:val="99"/>
     <w:pPr>
       <w:pBdr/>
@@ -65344,9 +66192,9 @@
       </w:tcPr>
     </w:tblStylePr>
   </w:style>
-  <w:style w:type="table" w:styleId="384">
+  <w:style w:type="table" w:styleId="1566">
     <w:name w:val="Bordered &amp; Lined - Accent 4"/>
-    <w:basedOn w:val="267"/>
+    <w:basedOn w:val="1449"/>
     <w:uiPriority w:val="99"/>
     <w:pPr>
       <w:pBdr/>
@@ -65588,9 +66436,9 @@
       </w:tcPr>
     </w:tblStylePr>
   </w:style>
-  <w:style w:type="table" w:styleId="385">
+  <w:style w:type="table" w:styleId="1567">
     <w:name w:val="Bordered &amp; Lined - Accent 5"/>
-    <w:basedOn w:val="267"/>
+    <w:basedOn w:val="1449"/>
     <w:uiPriority w:val="99"/>
     <w:pPr>
       <w:pBdr/>
@@ -65832,9 +66680,9 @@
       </w:tcPr>
     </w:tblStylePr>
   </w:style>
-  <w:style w:type="table" w:styleId="386">
+  <w:style w:type="table" w:styleId="1568">
     <w:name w:val="Bordered &amp; Lined - Accent 6"/>
-    <w:basedOn w:val="267"/>
+    <w:basedOn w:val="1449"/>
     <w:uiPriority w:val="99"/>
     <w:pPr>
       <w:pBdr/>
@@ -66076,9 +66924,9 @@
       </w:tcPr>
     </w:tblStylePr>
   </w:style>
-  <w:style w:type="table" w:styleId="387">
+  <w:style w:type="table" w:styleId="1569">
     <w:name w:val="Bordered"/>
-    <w:basedOn w:val="267"/>
+    <w:basedOn w:val="1449"/>
     <w:uiPriority w:val="99"/>
     <w:pPr>
       <w:pBdr/>
@@ -66307,9 +67155,9 @@
       </w:tcPr>
     </w:tblStylePr>
   </w:style>
-  <w:style w:type="table" w:styleId="388">
+  <w:style w:type="table" w:styleId="1570">
     <w:name w:val="Bordered - Accent 1"/>
-    <w:basedOn w:val="267"/>
+    <w:basedOn w:val="1449"/>
     <w:uiPriority w:val="99"/>
     <w:pPr>
       <w:pBdr/>
@@ -66538,9 +67386,9 @@
       </w:tcPr>
     </w:tblStylePr>
   </w:style>
-  <w:style w:type="table" w:styleId="389">
+  <w:style w:type="table" w:styleId="1571">
     <w:name w:val="Bordered - Accent 2"/>
-    <w:basedOn w:val="267"/>
+    <w:basedOn w:val="1449"/>
     <w:uiPriority w:val="99"/>
     <w:pPr>
       <w:pBdr/>
@@ -66769,9 +67617,9 @@
       </w:tcPr>
     </w:tblStylePr>
   </w:style>
-  <w:style w:type="table" w:styleId="390">
+  <w:style w:type="table" w:styleId="1572">
     <w:name w:val="Bordered - Accent 3"/>
-    <w:basedOn w:val="267"/>
+    <w:basedOn w:val="1449"/>
     <w:uiPriority w:val="99"/>
     <w:pPr>
       <w:pBdr/>
@@ -67000,9 +67848,9 @@
       </w:tcPr>
     </w:tblStylePr>
   </w:style>
-  <w:style w:type="table" w:styleId="391">
+  <w:style w:type="table" w:styleId="1573">
     <w:name w:val="Bordered - Accent 4"/>
-    <w:basedOn w:val="267"/>
+    <w:basedOn w:val="1449"/>
     <w:uiPriority w:val="99"/>
     <w:pPr>
       <w:pBdr/>
@@ -67231,9 +68079,9 @@
       </w:tcPr>
     </w:tblStylePr>
   </w:style>
-  <w:style w:type="table" w:styleId="392">
+  <w:style w:type="table" w:styleId="1574">
     <w:name w:val="Bordered - Accent 5"/>
-    <w:basedOn w:val="267"/>
+    <w:basedOn w:val="1449"/>
     <w:uiPriority w:val="99"/>
     <w:pPr>
       <w:pBdr/>
@@ -67462,9 +68310,9 @@
       </w:tcPr>
     </w:tblStylePr>
   </w:style>
-  <w:style w:type="table" w:styleId="393">
+  <w:style w:type="table" w:styleId="1575">
     <w:name w:val="Bordered - Accent 6"/>
-    <w:basedOn w:val="267"/>
+    <w:basedOn w:val="1449"/>
     <w:uiPriority w:val="99"/>
     <w:pPr>
       <w:pBdr/>
@@ -67693,7 +68541,7 @@
       </w:tcPr>
     </w:tblStylePr>
   </w:style>
-  <w:style w:type="paragraph" w:styleId="394" w:default="1">
+  <w:style w:type="paragraph" w:styleId="1576" w:default="1">
     <w:name w:val="Normal"/>
     <w:qFormat/>
     <w:pPr>
@@ -67702,11 +68550,11 @@
       <w:ind/>
     </w:pPr>
   </w:style>
-  <w:style w:type="paragraph" w:styleId="395">
+  <w:style w:type="paragraph" w:styleId="1577">
     <w:name w:val="Heading 1"/>
-    <w:basedOn w:val="394"/>
-    <w:next w:val="394"/>
-    <w:link w:val="406"/>
+    <w:basedOn w:val="1576"/>
+    <w:next w:val="1576"/>
+    <w:link w:val="1588"/>
     <w:uiPriority w:val="9"/>
     <w:qFormat/>
     <w:pPr>
@@ -67724,11 +68572,11 @@
       <w:szCs w:val="40"/>
     </w:rPr>
   </w:style>
-  <w:style w:type="paragraph" w:styleId="396">
+  <w:style w:type="paragraph" w:styleId="1578">
     <w:name w:val="Heading 2"/>
-    <w:basedOn w:val="394"/>
-    <w:next w:val="394"/>
-    <w:link w:val="407"/>
+    <w:basedOn w:val="1576"/>
+    <w:next w:val="1576"/>
+    <w:link w:val="1589"/>
     <w:uiPriority w:val="9"/>
     <w:unhideWhenUsed/>
     <w:qFormat/>
@@ -67747,11 +68595,11 @@
       <w:szCs w:val="32"/>
     </w:rPr>
   </w:style>
-  <w:style w:type="paragraph" w:styleId="397">
+  <w:style w:type="paragraph" w:styleId="1579">
     <w:name w:val="Heading 3"/>
-    <w:basedOn w:val="394"/>
-    <w:next w:val="394"/>
-    <w:link w:val="408"/>
+    <w:basedOn w:val="1576"/>
+    <w:next w:val="1576"/>
+    <w:link w:val="1590"/>
     <w:uiPriority w:val="9"/>
     <w:unhideWhenUsed/>
     <w:qFormat/>
@@ -67770,11 +68618,11 @@
       <w:szCs w:val="28"/>
     </w:rPr>
   </w:style>
-  <w:style w:type="paragraph" w:styleId="398">
+  <w:style w:type="paragraph" w:styleId="1580">
     <w:name w:val="Heading 4"/>
-    <w:basedOn w:val="394"/>
-    <w:next w:val="394"/>
-    <w:link w:val="409"/>
+    <w:basedOn w:val="1576"/>
+    <w:next w:val="1576"/>
+    <w:link w:val="1591"/>
     <w:uiPriority w:val="9"/>
     <w:unhideWhenUsed/>
     <w:qFormat/>
@@ -67793,11 +68641,11 @@
       <w:color w:val="0f4761" w:themeColor="accent1" w:themeShade="BF"/>
     </w:rPr>
   </w:style>
-  <w:style w:type="paragraph" w:styleId="399">
+  <w:style w:type="paragraph" w:styleId="1581">
     <w:name w:val="Heading 5"/>
-    <w:basedOn w:val="394"/>
-    <w:next w:val="394"/>
-    <w:link w:val="410"/>
+    <w:basedOn w:val="1576"/>
+    <w:next w:val="1576"/>
+    <w:link w:val="1592"/>
     <w:uiPriority w:val="9"/>
     <w:unhideWhenUsed/>
     <w:qFormat/>
@@ -67814,11 +68662,11 @@
       <w:color w:val="0f4761" w:themeColor="accent1" w:themeShade="BF"/>
     </w:rPr>
   </w:style>
-  <w:style w:type="paragraph" w:styleId="400">
+  <w:style w:type="paragraph" w:styleId="1582">
     <w:name w:val="Heading 6"/>
-    <w:basedOn w:val="394"/>
-    <w:next w:val="394"/>
-    <w:link w:val="411"/>
+    <w:basedOn w:val="1576"/>
+    <w:next w:val="1576"/>
+    <w:link w:val="1593"/>
     <w:uiPriority w:val="9"/>
     <w:unhideWhenUsed/>
     <w:qFormat/>
@@ -67837,11 +68685,11 @@
       <w:color w:val="595959" w:themeColor="text1" w:themeTint="A6"/>
     </w:rPr>
   </w:style>
-  <w:style w:type="paragraph" w:styleId="401">
+  <w:style w:type="paragraph" w:styleId="1583">
     <w:name w:val="Heading 7"/>
-    <w:basedOn w:val="394"/>
-    <w:next w:val="394"/>
-    <w:link w:val="412"/>
+    <w:basedOn w:val="1576"/>
+    <w:next w:val="1576"/>
+    <w:link w:val="1594"/>
     <w:uiPriority w:val="9"/>
     <w:unhideWhenUsed/>
     <w:qFormat/>
@@ -67858,11 +68706,11 @@
       <w:color w:val="595959" w:themeColor="text1" w:themeTint="A6"/>
     </w:rPr>
   </w:style>
-  <w:style w:type="paragraph" w:styleId="402">
+  <w:style w:type="paragraph" w:styleId="1584">
     <w:name w:val="Heading 8"/>
-    <w:basedOn w:val="394"/>
-    <w:next w:val="394"/>
-    <w:link w:val="413"/>
+    <w:basedOn w:val="1576"/>
+    <w:next w:val="1576"/>
+    <w:link w:val="1595"/>
     <w:uiPriority w:val="9"/>
     <w:unhideWhenUsed/>
     <w:qFormat/>
@@ -67881,11 +68729,11 @@
       <w:color w:val="272727" w:themeColor="text1" w:themeTint="D8"/>
     </w:rPr>
   </w:style>
-  <w:style w:type="paragraph" w:styleId="403">
+  <w:style w:type="paragraph" w:styleId="1585">
     <w:name w:val="Heading 9"/>
-    <w:basedOn w:val="394"/>
-    <w:next w:val="394"/>
-    <w:link w:val="414"/>
+    <w:basedOn w:val="1576"/>
+    <w:next w:val="1576"/>
+    <w:link w:val="1596"/>
     <w:uiPriority w:val="9"/>
     <w:unhideWhenUsed/>
     <w:qFormat/>
@@ -67904,7 +68752,7 @@
       <w:color w:val="272727" w:themeColor="text1" w:themeTint="D8"/>
     </w:rPr>
   </w:style>
-  <w:style w:type="character" w:styleId="404" w:default="1">
+  <w:style w:type="character" w:styleId="1586" w:default="1">
     <w:name w:val="Default Paragraph Font"/>
     <w:uiPriority w:val="1"/>
     <w:semiHidden/>
@@ -67915,7 +68763,7 @@
       <w:ind/>
     </w:pPr>
   </w:style>
-  <w:style w:type="numbering" w:styleId="405" w:default="1">
+  <w:style w:type="numbering" w:styleId="1587" w:default="1">
     <w:name w:val="No List"/>
     <w:uiPriority w:val="99"/>
     <w:semiHidden/>
@@ -67926,10 +68774,10 @@
       <w:ind/>
     </w:pPr>
   </w:style>
-  <w:style w:type="character" w:styleId="406">
+  <w:style w:type="character" w:styleId="1588">
     <w:name w:val="Heading 1 Char"/>
-    <w:basedOn w:val="404"/>
-    <w:link w:val="395"/>
+    <w:basedOn w:val="1586"/>
+    <w:link w:val="1577"/>
     <w:uiPriority w:val="9"/>
     <w:pPr>
       <w:pBdr/>
@@ -67943,10 +68791,10 @@
       <w:szCs w:val="40"/>
     </w:rPr>
   </w:style>
-  <w:style w:type="character" w:styleId="407">
+  <w:style w:type="character" w:styleId="1589">
     <w:name w:val="Heading 2 Char"/>
-    <w:basedOn w:val="404"/>
-    <w:link w:val="396"/>
+    <w:basedOn w:val="1586"/>
+    <w:link w:val="1578"/>
     <w:uiPriority w:val="9"/>
     <w:pPr>
       <w:pBdr/>
@@ -67960,10 +68808,10 @@
       <w:szCs w:val="32"/>
     </w:rPr>
   </w:style>
-  <w:style w:type="character" w:styleId="408">
+  <w:style w:type="character" w:styleId="1590">
     <w:name w:val="Heading 3 Char"/>
-    <w:basedOn w:val="404"/>
-    <w:link w:val="397"/>
+    <w:basedOn w:val="1586"/>
+    <w:link w:val="1579"/>
     <w:uiPriority w:val="9"/>
     <w:pPr>
       <w:pBdr/>
@@ -67977,10 +68825,10 @@
       <w:szCs w:val="28"/>
     </w:rPr>
   </w:style>
-  <w:style w:type="character" w:styleId="409">
+  <w:style w:type="character" w:styleId="1591">
     <w:name w:val="Heading 4 Char"/>
-    <w:basedOn w:val="404"/>
-    <w:link w:val="398"/>
+    <w:basedOn w:val="1586"/>
+    <w:link w:val="1580"/>
     <w:uiPriority w:val="9"/>
     <w:pPr>
       <w:pBdr/>
@@ -67994,10 +68842,10 @@
       <w:color w:val="0f4761" w:themeColor="accent1" w:themeShade="BF"/>
     </w:rPr>
   </w:style>
-  <w:style w:type="character" w:styleId="410">
+  <w:style w:type="character" w:styleId="1592">
     <w:name w:val="Heading 5 Char"/>
-    <w:basedOn w:val="404"/>
-    <w:link w:val="399"/>
+    <w:basedOn w:val="1586"/>
+    <w:link w:val="1581"/>
     <w:uiPriority w:val="9"/>
     <w:pPr>
       <w:pBdr/>
@@ -68009,10 +68857,10 @@
       <w:color w:val="0f4761" w:themeColor="accent1" w:themeShade="BF"/>
     </w:rPr>
   </w:style>
-  <w:style w:type="character" w:styleId="411">
+  <w:style w:type="character" w:styleId="1593">
     <w:name w:val="Heading 6 Char"/>
-    <w:basedOn w:val="404"/>
-    <w:link w:val="400"/>
+    <w:basedOn w:val="1586"/>
+    <w:link w:val="1582"/>
     <w:uiPriority w:val="9"/>
     <w:pPr>
       <w:pBdr/>
@@ -68026,10 +68874,10 @@
       <w:color w:val="595959" w:themeColor="text1" w:themeTint="A6"/>
     </w:rPr>
   </w:style>
-  <w:style w:type="character" w:styleId="412">
+  <w:style w:type="character" w:styleId="1594">
     <w:name w:val="Heading 7 Char"/>
-    <w:basedOn w:val="404"/>
-    <w:link w:val="401"/>
+    <w:basedOn w:val="1586"/>
+    <w:link w:val="1583"/>
     <w:uiPriority w:val="9"/>
     <w:pPr>
       <w:pBdr/>
@@ -68041,10 +68889,10 @@
       <w:color w:val="595959" w:themeColor="text1" w:themeTint="A6"/>
     </w:rPr>
   </w:style>
-  <w:style w:type="character" w:styleId="413">
+  <w:style w:type="character" w:styleId="1595">
     <w:name w:val="Heading 8 Char"/>
-    <w:basedOn w:val="404"/>
-    <w:link w:val="402"/>
+    <w:basedOn w:val="1586"/>
+    <w:link w:val="1584"/>
     <w:uiPriority w:val="9"/>
     <w:pPr>
       <w:pBdr/>
@@ -68058,10 +68906,10 @@
       <w:color w:val="272727" w:themeColor="text1" w:themeTint="D8"/>
     </w:rPr>
   </w:style>
-  <w:style w:type="character" w:styleId="414">
+  <w:style w:type="character" w:styleId="1596">
     <w:name w:val="Heading 9 Char"/>
-    <w:basedOn w:val="404"/>
-    <w:link w:val="403"/>
+    <w:basedOn w:val="1586"/>
+    <w:link w:val="1585"/>
     <w:uiPriority w:val="9"/>
     <w:pPr>
       <w:pBdr/>
@@ -68075,11 +68923,11 @@
       <w:color w:val="272727" w:themeColor="text1" w:themeTint="D8"/>
     </w:rPr>
   </w:style>
-  <w:style w:type="paragraph" w:styleId="415">
+  <w:style w:type="paragraph" w:styleId="1597">
     <w:name w:val="Title"/>
-    <w:basedOn w:val="394"/>
-    <w:next w:val="394"/>
-    <w:link w:val="416"/>
+    <w:basedOn w:val="1576"/>
+    <w:next w:val="1576"/>
+    <w:link w:val="1598"/>
     <w:uiPriority w:val="10"/>
     <w:qFormat/>
     <w:pPr>
@@ -68095,10 +68943,10 @@
       <w:szCs w:val="56"/>
     </w:rPr>
   </w:style>
-  <w:style w:type="character" w:styleId="416">
+  <w:style w:type="character" w:styleId="1598">
     <w:name w:val="Title Char"/>
-    <w:basedOn w:val="404"/>
-    <w:link w:val="415"/>
+    <w:basedOn w:val="1586"/>
+    <w:link w:val="1597"/>
     <w:uiPriority w:val="10"/>
     <w:pPr>
       <w:pBdr/>
@@ -68112,11 +68960,11 @@
       <w:szCs w:val="56"/>
     </w:rPr>
   </w:style>
-  <w:style w:type="paragraph" w:styleId="417">
+  <w:style w:type="paragraph" w:styleId="1599">
     <w:name w:val="Subtitle"/>
-    <w:basedOn w:val="394"/>
-    <w:next w:val="394"/>
-    <w:link w:val="418"/>
+    <w:basedOn w:val="1576"/>
+    <w:next w:val="1576"/>
+    <w:link w:val="1600"/>
     <w:uiPriority w:val="11"/>
     <w:qFormat/>
     <w:pPr>
@@ -68134,10 +68982,10 @@
       <w:szCs w:val="28"/>
     </w:rPr>
   </w:style>
-  <w:style w:type="character" w:styleId="418">
+  <w:style w:type="character" w:styleId="1600">
     <w:name w:val="Subtitle Char"/>
-    <w:basedOn w:val="404"/>
-    <w:link w:val="417"/>
+    <w:basedOn w:val="1586"/>
+    <w:link w:val="1599"/>
     <w:uiPriority w:val="11"/>
     <w:pPr>
       <w:pBdr/>
@@ -68151,11 +68999,11 @@
       <w:szCs w:val="28"/>
     </w:rPr>
   </w:style>
-  <w:style w:type="paragraph" w:styleId="419">
+  <w:style w:type="paragraph" w:styleId="1601">
     <w:name w:val="Quote"/>
-    <w:basedOn w:val="394"/>
-    <w:next w:val="394"/>
-    <w:link w:val="420"/>
+    <w:basedOn w:val="1576"/>
+    <w:next w:val="1576"/>
+    <w:link w:val="1602"/>
     <w:uiPriority w:val="29"/>
     <w:qFormat/>
     <w:pPr>
@@ -68170,10 +69018,10 @@
       <w:color w:val="404040" w:themeColor="text1" w:themeTint="BF"/>
     </w:rPr>
   </w:style>
-  <w:style w:type="character" w:styleId="420">
+  <w:style w:type="character" w:styleId="1602">
     <w:name w:val="Quote Char"/>
-    <w:basedOn w:val="404"/>
-    <w:link w:val="419"/>
+    <w:basedOn w:val="1586"/>
+    <w:link w:val="1601"/>
     <w:uiPriority w:val="29"/>
     <w:pPr>
       <w:pBdr/>
@@ -68186,9 +69034,9 @@
       <w:color w:val="404040" w:themeColor="text1" w:themeTint="BF"/>
     </w:rPr>
   </w:style>
-  <w:style w:type="paragraph" w:styleId="421">
+  <w:style w:type="paragraph" w:styleId="1603">
     <w:name w:val="List Paragraph"/>
-    <w:basedOn w:val="394"/>
+    <w:basedOn w:val="1576"/>
     <w:uiPriority w:val="34"/>
     <w:qFormat/>
     <w:pPr>
@@ -68198,9 +69046,9 @@
       <w:contextualSpacing w:val="true"/>
     </w:pPr>
   </w:style>
-  <w:style w:type="character" w:styleId="422">
+  <w:style w:type="character" w:styleId="1604">
     <w:name w:val="Intense Emphasis"/>
-    <w:basedOn w:val="404"/>
+    <w:basedOn w:val="1586"/>
     <w:uiPriority w:val="21"/>
     <w:qFormat/>
     <w:pPr>
@@ -68214,11 +69062,11 @@
       <w:color w:val="0f4761" w:themeColor="accent1" w:themeShade="BF"/>
     </w:rPr>
   </w:style>
-  <w:style w:type="paragraph" w:styleId="423">
+  <w:style w:type="paragraph" w:styleId="1605">
     <w:name w:val="Intense Quote"/>
-    <w:basedOn w:val="394"/>
-    <w:next w:val="394"/>
-    <w:link w:val="424"/>
+    <w:basedOn w:val="1576"/>
+    <w:next w:val="1576"/>
+    <w:link w:val="1606"/>
     <w:uiPriority w:val="30"/>
     <w:qFormat/>
     <w:pPr>
@@ -68236,10 +69084,10 @@
       <w:color w:val="0f4761" w:themeColor="accent1" w:themeShade="BF"/>
     </w:rPr>
   </w:style>
-  <w:style w:type="character" w:styleId="424">
+  <w:style w:type="character" w:styleId="1606">
     <w:name w:val="Intense Quote Char"/>
-    <w:basedOn w:val="404"/>
-    <w:link w:val="423"/>
+    <w:basedOn w:val="1586"/>
+    <w:link w:val="1605"/>
     <w:uiPriority w:val="30"/>
     <w:pPr>
       <w:pBdr/>
@@ -68252,9 +69100,9 @@
       <w:color w:val="0f4761" w:themeColor="accent1" w:themeShade="BF"/>
     </w:rPr>
   </w:style>
-  <w:style w:type="character" w:styleId="425">
+  <w:style w:type="character" w:styleId="1607">
     <w:name w:val="Intense Reference"/>
-    <w:basedOn w:val="404"/>
+    <w:basedOn w:val="1586"/>
     <w:uiPriority w:val="32"/>
     <w:qFormat/>
     <w:pPr>
@@ -68270,9 +69118,9 @@
       <w:spacing w:val="5"/>
     </w:rPr>
   </w:style>
-  <w:style w:type="paragraph" w:styleId="426">
+  <w:style w:type="paragraph" w:styleId="1608">
     <w:name w:val="No Spacing"/>
-    <w:basedOn w:val="394"/>
+    <w:basedOn w:val="1576"/>
     <w:uiPriority w:val="1"/>
     <w:qFormat/>
     <w:pPr>
@@ -68281,9 +69129,9 @@
       <w:ind/>
     </w:pPr>
   </w:style>
-  <w:style w:type="character" w:styleId="427">
+  <w:style w:type="character" w:styleId="1609">
     <w:name w:val="Subtle Emphasis"/>
-    <w:basedOn w:val="404"/>
+    <w:basedOn w:val="1586"/>
     <w:uiPriority w:val="19"/>
     <w:qFormat/>
     <w:pPr>
@@ -68297,9 +69145,9 @@
       <w:color w:val="404040" w:themeColor="text1" w:themeTint="BF"/>
     </w:rPr>
   </w:style>
-  <w:style w:type="character" w:styleId="428">
+  <w:style w:type="character" w:styleId="1610">
     <w:name w:val="Emphasis"/>
-    <w:basedOn w:val="404"/>
+    <w:basedOn w:val="1586"/>
     <w:uiPriority w:val="20"/>
     <w:qFormat/>
     <w:pPr>
@@ -68312,9 +69160,9 @@
       <w:iCs/>
     </w:rPr>
   </w:style>
-  <w:style w:type="character" w:styleId="429">
+  <w:style w:type="character" w:styleId="1611">
     <w:name w:val="Strong"/>
-    <w:basedOn w:val="404"/>
+    <w:basedOn w:val="1586"/>
     <w:uiPriority w:val="22"/>
     <w:qFormat/>
     <w:pPr>
@@ -68327,9 +69175,9 @@
       <w:bCs/>
     </w:rPr>
   </w:style>
-  <w:style w:type="character" w:styleId="430">
+  <w:style w:type="character" w:styleId="1612">
     <w:name w:val="Subtle Reference"/>
-    <w:basedOn w:val="404"/>
+    <w:basedOn w:val="1586"/>
     <w:uiPriority w:val="31"/>
     <w:qFormat/>
     <w:pPr>
@@ -68342,9 +69190,9 @@
       <w:color w:val="5a5a5a" w:themeColor="text1" w:themeTint="A5"/>
     </w:rPr>
   </w:style>
-  <w:style w:type="character" w:styleId="431">
+  <w:style w:type="character" w:styleId="1613">
     <w:name w:val="Book Title"/>
-    <w:basedOn w:val="404"/>
+    <w:basedOn w:val="1586"/>
     <w:uiPriority w:val="33"/>
     <w:qFormat/>
     <w:pPr>
@@ -68360,10 +69208,10 @@
       <w:spacing w:val="5"/>
     </w:rPr>
   </w:style>
-  <w:style w:type="paragraph" w:styleId="432">
+  <w:style w:type="paragraph" w:styleId="1614">
     <w:name w:val="Header"/>
-    <w:basedOn w:val="394"/>
-    <w:link w:val="433"/>
+    <w:basedOn w:val="1576"/>
+    <w:link w:val="1615"/>
     <w:uiPriority w:val="99"/>
     <w:unhideWhenUsed/>
     <w:pPr>
@@ -68376,10 +69224,10 @@
       <w:ind/>
     </w:pPr>
   </w:style>
-  <w:style w:type="character" w:styleId="433">
+  <w:style w:type="character" w:styleId="1615">
     <w:name w:val="Header Char"/>
-    <w:basedOn w:val="404"/>
-    <w:link w:val="432"/>
+    <w:basedOn w:val="1586"/>
+    <w:link w:val="1614"/>
     <w:uiPriority w:val="99"/>
     <w:pPr>
       <w:pBdr/>
@@ -68387,10 +69235,10 @@
       <w:ind/>
     </w:pPr>
   </w:style>
-  <w:style w:type="paragraph" w:styleId="434">
+  <w:style w:type="paragraph" w:styleId="1616">
     <w:name w:val="Footer"/>
-    <w:basedOn w:val="394"/>
-    <w:link w:val="435"/>
+    <w:basedOn w:val="1576"/>
+    <w:link w:val="1617"/>
     <w:uiPriority w:val="99"/>
     <w:unhideWhenUsed/>
     <w:pPr>
@@ -68403,10 +69251,10 @@
       <w:ind/>
     </w:pPr>
   </w:style>
-  <w:style w:type="character" w:styleId="435">
+  <w:style w:type="character" w:styleId="1617">
     <w:name w:val="Footer Char"/>
-    <w:basedOn w:val="404"/>
-    <w:link w:val="434"/>
+    <w:basedOn w:val="1586"/>
+    <w:link w:val="1616"/>
     <w:uiPriority w:val="99"/>
     <w:pPr>
       <w:pBdr/>
@@ -68414,10 +69262,10 @@
       <w:ind/>
     </w:pPr>
   </w:style>
-  <w:style w:type="paragraph" w:styleId="436">
+  <w:style w:type="paragraph" w:styleId="1618">
     <w:name w:val="Caption"/>
-    <w:basedOn w:val="394"/>
-    <w:next w:val="394"/>
+    <w:basedOn w:val="1576"/>
+    <w:next w:val="1576"/>
     <w:uiPriority w:val="35"/>
     <w:unhideWhenUsed/>
     <w:qFormat/>
@@ -68434,10 +69282,10 @@
       <w:szCs w:val="18"/>
     </w:rPr>
   </w:style>
-  <w:style w:type="paragraph" w:styleId="437">
+  <w:style w:type="paragraph" w:styleId="1619">
     <w:name w:val="footnote text"/>
-    <w:basedOn w:val="394"/>
-    <w:link w:val="438"/>
+    <w:basedOn w:val="1576"/>
+    <w:link w:val="1620"/>
     <w:uiPriority w:val="99"/>
     <w:semiHidden/>
     <w:unhideWhenUsed/>
@@ -68451,10 +69299,10 @@
       <w:szCs w:val="20"/>
     </w:rPr>
   </w:style>
-  <w:style w:type="character" w:styleId="438">
+  <w:style w:type="character" w:styleId="1620">
     <w:name w:val="Footnote Text Char"/>
-    <w:basedOn w:val="404"/>
-    <w:link w:val="437"/>
+    <w:basedOn w:val="1586"/>
+    <w:link w:val="1619"/>
     <w:uiPriority w:val="99"/>
     <w:semiHidden/>
     <w:pPr>
@@ -68467,9 +69315,9 @@
       <w:szCs w:val="20"/>
     </w:rPr>
   </w:style>
-  <w:style w:type="character" w:styleId="439">
+  <w:style w:type="character" w:styleId="1621">
     <w:name w:val="footnote reference"/>
-    <w:basedOn w:val="404"/>
+    <w:basedOn w:val="1586"/>
     <w:uiPriority w:val="99"/>
     <w:semiHidden/>
     <w:unhideWhenUsed/>
@@ -68482,10 +69330,10 @@
       <w:vertAlign w:val="superscript"/>
     </w:rPr>
   </w:style>
-  <w:style w:type="paragraph" w:styleId="440">
+  <w:style w:type="paragraph" w:styleId="1622">
     <w:name w:val="endnote text"/>
-    <w:basedOn w:val="394"/>
-    <w:link w:val="441"/>
+    <w:basedOn w:val="1576"/>
+    <w:link w:val="1623"/>
     <w:uiPriority w:val="99"/>
     <w:semiHidden/>
     <w:unhideWhenUsed/>
@@ -68499,10 +69347,10 @@
       <w:szCs w:val="20"/>
     </w:rPr>
   </w:style>
-  <w:style w:type="character" w:styleId="441">
+  <w:style w:type="character" w:styleId="1623">
     <w:name w:val="Endnote Text Char"/>
-    <w:basedOn w:val="404"/>
-    <w:link w:val="440"/>
+    <w:basedOn w:val="1586"/>
+    <w:link w:val="1622"/>
     <w:uiPriority w:val="99"/>
     <w:semiHidden/>
     <w:pPr>
@@ -68515,9 +69363,9 @@
       <w:szCs w:val="20"/>
     </w:rPr>
   </w:style>
-  <w:style w:type="character" w:styleId="442">
+  <w:style w:type="character" w:styleId="1624">
     <w:name w:val="endnote reference"/>
-    <w:basedOn w:val="404"/>
+    <w:basedOn w:val="1586"/>
     <w:uiPriority w:val="99"/>
     <w:semiHidden/>
     <w:unhideWhenUsed/>
@@ -68530,9 +69378,9 @@
       <w:vertAlign w:val="superscript"/>
     </w:rPr>
   </w:style>
-  <w:style w:type="character" w:styleId="443">
+  <w:style w:type="character" w:styleId="1625">
     <w:name w:val="Hyperlink"/>
-    <w:basedOn w:val="404"/>
+    <w:basedOn w:val="1586"/>
     <w:uiPriority w:val="99"/>
     <w:unhideWhenUsed/>
     <w:pPr>
@@ -68545,9 +69393,9 @@
       <w:u w:val="single"/>
     </w:rPr>
   </w:style>
-  <w:style w:type="character" w:styleId="444">
+  <w:style w:type="character" w:styleId="1626">
     <w:name w:val="FollowedHyperlink"/>
-    <w:basedOn w:val="404"/>
+    <w:basedOn w:val="1586"/>
     <w:uiPriority w:val="99"/>
     <w:semiHidden/>
     <w:unhideWhenUsed/>
@@ -68561,10 +69409,10 @@
       <w:u w:val="single"/>
     </w:rPr>
   </w:style>
-  <w:style w:type="paragraph" w:styleId="445">
+  <w:style w:type="paragraph" w:styleId="1627">
     <w:name w:val="toc 1"/>
-    <w:basedOn w:val="394"/>
-    <w:next w:val="394"/>
+    <w:basedOn w:val="1576"/>
+    <w:next w:val="1576"/>
     <w:uiPriority w:val="39"/>
     <w:unhideWhenUsed/>
     <w:pPr>
@@ -68573,10 +69421,10 @@
       <w:ind/>
     </w:pPr>
   </w:style>
-  <w:style w:type="paragraph" w:styleId="446">
+  <w:style w:type="paragraph" w:styleId="1628">
     <w:name w:val="toc 2"/>
-    <w:basedOn w:val="394"/>
-    <w:next w:val="394"/>
+    <w:basedOn w:val="1576"/>
+    <w:next w:val="1576"/>
     <w:uiPriority w:val="39"/>
     <w:unhideWhenUsed/>
     <w:pPr>
@@ -68585,10 +69433,10 @@
       <w:ind w:left="220"/>
     </w:pPr>
   </w:style>
-  <w:style w:type="paragraph" w:styleId="447">
+  <w:style w:type="paragraph" w:styleId="1629">
     <w:name w:val="toc 3"/>
-    <w:basedOn w:val="394"/>
-    <w:next w:val="394"/>
+    <w:basedOn w:val="1576"/>
+    <w:next w:val="1576"/>
     <w:uiPriority w:val="39"/>
     <w:unhideWhenUsed/>
     <w:pPr>
@@ -68597,10 +69445,10 @@
       <w:ind w:left="440"/>
     </w:pPr>
   </w:style>
-  <w:style w:type="paragraph" w:styleId="448">
+  <w:style w:type="paragraph" w:styleId="1630">
     <w:name w:val="toc 4"/>
-    <w:basedOn w:val="394"/>
-    <w:next w:val="394"/>
+    <w:basedOn w:val="1576"/>
+    <w:next w:val="1576"/>
     <w:uiPriority w:val="39"/>
     <w:unhideWhenUsed/>
     <w:pPr>
@@ -68609,10 +69457,10 @@
       <w:ind w:left="660"/>
     </w:pPr>
   </w:style>
-  <w:style w:type="paragraph" w:styleId="449">
+  <w:style w:type="paragraph" w:styleId="1631">
     <w:name w:val="toc 5"/>
-    <w:basedOn w:val="394"/>
-    <w:next w:val="394"/>
+    <w:basedOn w:val="1576"/>
+    <w:next w:val="1576"/>
     <w:uiPriority w:val="39"/>
     <w:unhideWhenUsed/>
     <w:pPr>
@@ -68621,10 +69469,10 @@
       <w:ind w:left="880"/>
     </w:pPr>
   </w:style>
-  <w:style w:type="paragraph" w:styleId="450">
+  <w:style w:type="paragraph" w:styleId="1632">
     <w:name w:val="toc 6"/>
-    <w:basedOn w:val="394"/>
-    <w:next w:val="394"/>
+    <w:basedOn w:val="1576"/>
+    <w:next w:val="1576"/>
     <w:uiPriority w:val="39"/>
     <w:unhideWhenUsed/>
     <w:pPr>
@@ -68633,10 +69481,10 @@
       <w:ind w:left="1100"/>
     </w:pPr>
   </w:style>
-  <w:style w:type="paragraph" w:styleId="451">
+  <w:style w:type="paragraph" w:styleId="1633">
     <w:name w:val="toc 7"/>
-    <w:basedOn w:val="394"/>
-    <w:next w:val="394"/>
+    <w:basedOn w:val="1576"/>
+    <w:next w:val="1576"/>
     <w:uiPriority w:val="39"/>
     <w:unhideWhenUsed/>
     <w:pPr>
@@ -68645,10 +69493,10 @@
       <w:ind w:left="1320"/>
     </w:pPr>
   </w:style>
-  <w:style w:type="paragraph" w:styleId="452">
+  <w:style w:type="paragraph" w:styleId="1634">
     <w:name w:val="toc 8"/>
-    <w:basedOn w:val="394"/>
-    <w:next w:val="394"/>
+    <w:basedOn w:val="1576"/>
+    <w:next w:val="1576"/>
     <w:uiPriority w:val="39"/>
     <w:unhideWhenUsed/>
     <w:pPr>
@@ -68657,10 +69505,10 @@
       <w:ind w:left="1540"/>
     </w:pPr>
   </w:style>
-  <w:style w:type="paragraph" w:styleId="453">
+  <w:style w:type="paragraph" w:styleId="1635">
     <w:name w:val="toc 9"/>
-    <w:basedOn w:val="394"/>
-    <w:next w:val="394"/>
+    <w:basedOn w:val="1576"/>
+    <w:next w:val="1576"/>
     <w:uiPriority w:val="39"/>
     <w:unhideWhenUsed/>
     <w:pPr>
@@ -68669,7 +69517,7 @@
       <w:ind w:left="1760"/>
     </w:pPr>
   </w:style>
-  <w:style w:type="paragraph" w:styleId="463">
+  <w:style w:type="paragraph" w:styleId="1636">
     <w:name w:val="TOC Heading"/>
     <w:uiPriority w:val="39"/>
     <w:unhideWhenUsed/>
@@ -68679,10 +69527,10 @@
       <w:ind/>
     </w:pPr>
   </w:style>
-  <w:style w:type="paragraph" w:styleId="464">
+  <w:style w:type="paragraph" w:styleId="1637">
     <w:name w:val="table of figures"/>
-    <w:basedOn w:val="394"/>
-    <w:next w:val="394"/>
+    <w:basedOn w:val="1576"/>
+    <w:next w:val="1576"/>
     <w:uiPriority w:val="99"/>
     <w:unhideWhenUsed/>
     <w:pPr>

--- a/CastawayKendy/MODELO_TCC2025.docx
+++ b/CastawayKendy/MODELO_TCC2025.docx
@@ -3912,14 +3912,75 @@
       <w:pPr>
         <w:pBdr/>
         <w:spacing w:line="360" w:lineRule="auto"/>
-        <w:ind w:firstLine="708"/>
+        <w:ind/>
+        <w:rPr/>
+      </w:pPr>
+      <w:r/>
+      <w:r/>
+    </w:p>
+    <w:p>
+      <w:pPr>
+        <w:pStyle w:val="878"/>
+        <w:numPr>
+          <w:ilvl w:val="1"/>
+          <w:numId w:val="6"/>
+        </w:numPr>
+        <w:pBdr/>
+        <w:spacing w:after="0" w:before="0" w:line="360" w:lineRule="auto"/>
+        <w:ind/>
         <w:rPr>
-          <w:highlight w:val="none"/>
+          <w:b/>
+          <w:color w:val="000000" w:themeColor="text1"/>
+          <w:sz w:val="24"/>
+          <w:szCs w:val="24"/>
         </w:rPr>
       </w:pPr>
+      <w:r/>
+      <w:bookmarkStart w:id="2" w:name="_Toc2"/>
       <w:r>
-        <w:t xml:space="preserve">Entretanto, pode-se notar um despreparo por parte de algumas pessoas quando se trata de ajudar pessoas com essa doença. Isso se dá pois, até meados da década de 1970, acreditava-se que era quase ou mesmo impossível crianças e adolescentes terem depressão, fato esse que hoje sabe-se que é falso, com a adolescência sendo uma das fases mais aflingidas por esse transtorno psicológico. Essa crença só foi mudada em 1975, quando o Insituto Nacional de Saúde Mental dos EUA (NIMH) reconheceu de forma oficial a existência da depressão nessa faixa etária e os primeiros estudos acerca do assunto começaram a surgir (BAHLS, 2003)</w:t>
+        <w:rPr>
+          <w:b/>
+          <w:color w:val="000000" w:themeColor="text1"/>
+          <w:sz w:val="24"/>
+          <w:szCs w:val="24"/>
+        </w:rPr>
+        <w:t xml:space="preserve">P</w:t>
       </w:r>
+      <w:r>
+        <w:rPr>
+          <w:b/>
+          <w:color w:val="000000" w:themeColor="text1"/>
+          <w:sz w:val="24"/>
+          <w:szCs w:val="24"/>
+        </w:rPr>
+        <w:t xml:space="preserve">roblema</w:t>
+      </w:r>
+      <w:bookmarkEnd w:id="2"/>
+      <w:r>
+        <w:rPr>
+          <w:b/>
+          <w:color w:val="000000" w:themeColor="text1"/>
+          <w:sz w:val="24"/>
+          <w:szCs w:val="24"/>
+        </w:rPr>
+      </w:r>
+      <w:r>
+        <w:rPr>
+          <w:b/>
+          <w:color w:val="000000" w:themeColor="text1"/>
+          <w:sz w:val="24"/>
+          <w:szCs w:val="24"/>
+        </w:rPr>
+      </w:r>
+    </w:p>
+    <w:p>
+      <w:pPr>
+        <w:pBdr/>
+        <w:spacing/>
+        <w:ind/>
+        <w:rPr/>
+      </w:pPr>
+      <w:r/>
       <w:r/>
     </w:p>
     <w:p>
@@ -3932,10 +3993,39 @@
         </w:rPr>
       </w:pPr>
       <w:r>
+        <w:t xml:space="preserve">Entretanto, pode-se notar um despreparo por parte de algumas pessoas quando se trata de ajudar pessoas com essa</w:t>
+      </w:r>
+      <w:r>
+        <w:t xml:space="preserve"> doença. Isso se dá pois, até meados da década de 1970, acreditava-se que era quase ou mesmo impossível crianças e adolescentes terem depressão, fato esse que hoje sabe-se que é falso, com a adolescência sendo uma das fases mais afligidas por esse transto</w:t>
+      </w:r>
+      <w:r>
+        <w:t xml:space="preserve">rno psicológico. Essa crença só foi mudada em 1975, quando o Insituto Nacional de Saúde Mental dos EUA (NIMH) reconheceu de forma oficial a existência da depressão nessa faixa etária e os primeiros estudos acerca do assunto começaram a surgir (BAHLS, 2003)</w:t>
+      </w:r>
+      <w:r>
         <w:rPr>
           <w:highlight w:val="none"/>
         </w:rPr>
-        <w:t xml:space="preserve">Além disso, há uma certa banalização do assunto por parte dos pais</w:t>
+      </w:r>
+      <w:r>
+        <w:rPr>
+          <w:highlight w:val="none"/>
+        </w:rPr>
+      </w:r>
+    </w:p>
+    <w:p>
+      <w:pPr>
+        <w:pBdr/>
+        <w:spacing w:line="360" w:lineRule="auto"/>
+        <w:ind w:firstLine="708"/>
+        <w:rPr>
+          <w:highlight w:val="none"/>
+        </w:rPr>
+      </w:pPr>
+      <w:r>
+        <w:rPr>
+          <w:highlight w:val="none"/>
+        </w:rPr>
+        <w:t xml:space="preserve">Além disso, há uma banalização do assunto por parte dos pais</w:t>
       </w:r>
       <w:r>
         <w:rPr>
@@ -3948,6 +4038,11 @@
           <w:highlight w:val="none"/>
         </w:rPr>
       </w:r>
+      <w:r>
+        <w:rPr>
+          <w:highlight w:val="none"/>
+        </w:rPr>
+      </w:r>
     </w:p>
     <w:p>
       <w:pPr>
@@ -3958,6 +4053,11 @@
           <w:highlight w:val="none"/>
         </w:rPr>
       </w:pPr>
+      <w:r>
+        <w:rPr>
+          <w:highlight w:val="none"/>
+        </w:rPr>
+      </w:r>
       <w:r>
         <w:rPr>
           <w:highlight w:val="none"/>
@@ -4042,6 +4142,13 @@
           <w:highlight w:val="none"/>
         </w:rPr>
       </w:r>
+      <w:r>
+        <w:rPr>
+          <w:sz w:val="24"/>
+          <w:szCs w:val="24"/>
+          <w:highlight w:val="none"/>
+        </w:rPr>
+      </w:r>
     </w:p>
     <w:p>
       <w:pPr>
@@ -4061,7 +4168,22 @@
           <w:highlight w:val="none"/>
         </w:rPr>
         <w:tab/>
-        <w:t xml:space="preserve">Entretanto, a banalização não se dá somente por conta dos pais. Com a popularização da internet e das mídias de entretenimento, assuntos pessoais ou pouco falados anteriormente, como a depressão, acabaram por se tornar conteúdo para filmes, vídeos, etc (SANTOS, 2023)</w:t>
+        <w:t xml:space="preserve">Entretanto,</w:t>
+      </w:r>
+      <w:r>
+        <w:rPr>
+          <w:sz w:val="24"/>
+          <w:szCs w:val="24"/>
+          <w:highlight w:val="none"/>
+        </w:rPr>
+        <w:t xml:space="preserve"> a banalização não se dá somente por conta dos pais. Com a popularização da internet e das mídias de entretenimento, assuntos pessoais ou pouco falados anteriormente, como a depressão, acabaram por se tornar conteúdo para filmes, vídeos, etc (SANTOS, 2023)</w:t>
+      </w:r>
+      <w:r>
+        <w:rPr>
+          <w:sz w:val="24"/>
+          <w:szCs w:val="24"/>
+          <w:highlight w:val="none"/>
+        </w:rPr>
       </w:r>
       <w:r>
         <w:rPr>
@@ -4082,6 +4204,13 @@
           <w:highlight w:val="none"/>
         </w:rPr>
       </w:pPr>
+      <w:r>
+        <w:rPr>
+          <w:sz w:val="24"/>
+          <w:szCs w:val="24"/>
+          <w:highlight w:val="none"/>
+        </w:rPr>
+      </w:r>
       <w:r>
         <w:rPr>
           <w:sz w:val="24"/>
@@ -4189,150 +4318,54 @@
         </w:rPr>
         <w:t xml:space="preserve"> (SANTOS, 2023, p. 8)</w:t>
       </w:r>
+      <w:r/>
+    </w:p>
+    <w:p>
+      <w:pPr>
+        <w:pBdr/>
+        <w:spacing/>
+        <w:ind/>
+        <w:rPr/>
+      </w:pPr>
+      <w:r/>
+      <w:r/>
+    </w:p>
+    <w:p>
+      <w:pPr>
+        <w:pBdr/>
+        <w:spacing/>
+        <w:ind/>
+        <w:rPr/>
+      </w:pPr>
       <w:r>
         <w:rPr>
-          <w:sz w:val="20"/>
-          <w:szCs w:val="20"/>
-        </w:rPr>
-      </w:r>
-      <w:r>
-        <w:rPr>
-          <w:sz w:val="20"/>
-          <w:szCs w:val="20"/>
-        </w:rPr>
-      </w:r>
-    </w:p>
-    <w:p>
-      <w:pPr>
-        <w:pBdr/>
-        <w:spacing w:line="240" w:lineRule="auto"/>
-        <w:ind w:right="0" w:firstLine="672" w:left="2160"/>
-        <w:rPr>
-          <w:sz w:val="24"/>
-          <w:szCs w:val="24"/>
-          <w:highlight w:val="none"/>
-        </w:rPr>
-      </w:pPr>
-      <w:r>
-        <w:rPr>
-          <w:sz w:val="24"/>
-          <w:szCs w:val="24"/>
           <w:highlight w:val="none"/>
         </w:rPr>
       </w:r>
       <w:r>
         <w:rPr>
-          <w:sz w:val="24"/>
-          <w:szCs w:val="24"/>
           <w:highlight w:val="none"/>
         </w:rPr>
       </w:r>
+      <w:r/>
     </w:p>
     <w:p>
       <w:pPr>
         <w:pBdr/>
         <w:spacing w:line="360" w:lineRule="auto"/>
-        <w:ind w:right="0" w:firstLine="0" w:left="0"/>
+        <w:ind w:firstLine="708"/>
         <w:rPr>
-          <w:sz w:val="24"/>
-          <w:szCs w:val="24"/>
           <w:highlight w:val="none"/>
         </w:rPr>
       </w:pPr>
       <w:r>
-        <w:rPr>
-          <w:sz w:val="24"/>
-          <w:szCs w:val="24"/>
-          <w:highlight w:val="none"/>
-        </w:rPr>
-        <w:tab/>
-        <w:t xml:space="preserve">asdasdasdasd</w:t>
+        <w:t xml:space="preserve">Nesse contexto, este projeto busca resolver a seguinte questão: de que maneira é possível conscientizar sobre e ajudar o máximo possível de pessoas, sejam elas afligidas por esta patologia ou não?</w:t>
       </w:r>
       <w:r>
         <w:rPr>
-          <w:sz w:val="24"/>
-          <w:szCs w:val="24"/>
           <w:highlight w:val="none"/>
         </w:rPr>
       </w:r>
-    </w:p>
-    <w:p>
-      <w:pPr>
-        <w:pBdr/>
-        <w:spacing w:line="360" w:lineRule="auto"/>
-        <w:ind/>
-        <w:rPr/>
-      </w:pPr>
-      <w:r/>
-      <w:r/>
-    </w:p>
-    <w:p>
-      <w:pPr>
-        <w:pStyle w:val="878"/>
-        <w:numPr>
-          <w:ilvl w:val="1"/>
-          <w:numId w:val="6"/>
-        </w:numPr>
-        <w:pBdr/>
-        <w:spacing w:after="0" w:before="0" w:line="360" w:lineRule="auto"/>
-        <w:ind/>
-        <w:rPr>
-          <w:b/>
-          <w:color w:val="000000" w:themeColor="text1"/>
-          <w:sz w:val="24"/>
-          <w:szCs w:val="24"/>
-        </w:rPr>
-      </w:pPr>
-      <w:r/>
-      <w:bookmarkStart w:id="2" w:name="_Toc2"/>
-      <w:r>
-        <w:rPr>
-          <w:b/>
-          <w:color w:val="000000" w:themeColor="text1"/>
-          <w:sz w:val="24"/>
-          <w:szCs w:val="24"/>
-        </w:rPr>
-        <w:t xml:space="preserve">P</w:t>
-      </w:r>
-      <w:r>
-        <w:rPr>
-          <w:b/>
-          <w:color w:val="000000" w:themeColor="text1"/>
-          <w:sz w:val="24"/>
-          <w:szCs w:val="24"/>
-        </w:rPr>
-        <w:t xml:space="preserve">roblema</w:t>
-      </w:r>
-      <w:bookmarkEnd w:id="2"/>
-      <w:r>
-        <w:rPr>
-          <w:b/>
-          <w:color w:val="000000" w:themeColor="text1"/>
-          <w:sz w:val="24"/>
-          <w:szCs w:val="24"/>
-        </w:rPr>
-      </w:r>
-      <w:r>
-        <w:rPr>
-          <w:b/>
-          <w:color w:val="000000" w:themeColor="text1"/>
-          <w:sz w:val="24"/>
-          <w:szCs w:val="24"/>
-        </w:rPr>
-      </w:r>
-    </w:p>
-    <w:p>
-      <w:pPr>
-        <w:pBdr/>
-        <w:spacing/>
-        <w:ind/>
-        <w:rPr/>
-      </w:pPr>
-      <w:r>
-        <w:tab/>
-        <w:t xml:space="preserve">‘Como conscientizar e ajudar pessoas aflingidas com essa doença?’</w:t>
-      </w:r>
-      <w:r/>
     </w:p>
     <w:p>
       <w:pPr>

--- a/CastawayKendy/MODELO_TCC2025.docx
+++ b/CastawayKendy/MODELO_TCC2025.docx
@@ -2186,6 +2186,7 @@
             <w:rPr>
               <w:b/>
               <w:bCs/>
+              <w14:ligatures w14:val="none"/>
             </w:rPr>
           </w:pPr>
           <w:r>
@@ -2197,27 +2198,25 @@
           <w:r>
             <w:fldChar w:fldCharType="separate"/>
           </w:r>
+          <w:r>
+            <w:rPr>
+              <w:b/>
+              <w:bCs/>
+            </w:rPr>
+          </w:r>
           <w:hyperlink w:tooltip="#_Toc1" w:anchor="_Toc1" w:history="1">
             <w:r>
               <w:rPr>
                 <w:rFonts w:ascii="Arial" w:hAnsi="Arial" w:eastAsia="Arial" w:cs="Arial"/>
-                <w:sz w:val="24"/>
-                <w:szCs w:val="24"/>
               </w:rPr>
               <w:t xml:space="preserve">1.</w:t>
             </w:r>
             <w:r>
-              <w:rPr>
-                <w:sz w:val="24"/>
-                <w:szCs w:val="24"/>
-              </w:rPr>
               <w:tab/>
             </w:r>
             <w:r>
               <w:rPr>
                 <w:rStyle w:val="920"/>
-                <w:sz w:val="22"/>
-                <w:szCs w:val="22"/>
               </w:rPr>
             </w:r>
             <w:r>
@@ -2225,8 +2224,6 @@
                 <w:rStyle w:val="920"/>
                 <w:b/>
                 <w:bCs/>
-                <w:sz w:val="24"/>
-                <w:szCs w:val="24"/>
               </w:rPr>
               <w:t xml:space="preserve">INTRODUÇÃO</w:t>
             </w:r>
@@ -2235,22 +2232,13 @@
                 <w:rStyle w:val="920"/>
                 <w:b/>
                 <w:bCs/>
-                <w:sz w:val="24"/>
-                <w:szCs w:val="24"/>
+                <w14:ligatures w14:val="none"/>
               </w:rPr>
             </w:r>
             <w:r>
-              <w:rPr>
-                <w:sz w:val="24"/>
-                <w:szCs w:val="24"/>
-              </w:rPr>
               <w:tab/>
             </w:r>
             <w:r>
-              <w:rPr>
-                <w:sz w:val="24"/>
-                <w:szCs w:val="24"/>
-              </w:rPr>
               <w:fldChar w:fldCharType="begin"/>
               <w:instrText xml:space="preserve">PAGEREF _Toc1 \h</w:instrText>
               <w:fldChar w:fldCharType="separate"/>
@@ -2262,12 +2250,14 @@
             <w:rPr>
               <w:b/>
               <w:bCs/>
+              <w14:ligatures w14:val="none"/>
             </w:rPr>
           </w:r>
           <w:r>
             <w:rPr>
               <w:b/>
               <w:bCs/>
+              <w14:ligatures w14:val="none"/>
             </w:rPr>
           </w:r>
         </w:p>
@@ -2276,11 +2266,11 @@
             <w:pStyle w:val="922"/>
             <w:pBdr/>
             <w:tabs>
-              <w:tab w:val="left" w:leader="none" w:pos="540"/>
+              <w:tab w:val="left" w:leader="none" w:pos="1134"/>
               <w:tab w:val="right" w:leader="dot" w:pos="9071"/>
             </w:tabs>
             <w:spacing/>
-            <w:ind w:right="0" w:firstLine="0" w:left="0"/>
+            <w:ind/>
             <w:rPr>
               <w:b/>
             </w:rPr>
@@ -2348,11 +2338,11 @@
             <w:pStyle w:val="922"/>
             <w:pBdr/>
             <w:tabs>
-              <w:tab w:val="left" w:leader="none" w:pos="540"/>
+              <w:tab w:val="left" w:leader="none" w:pos="1134"/>
               <w:tab w:val="right" w:leader="dot" w:pos="9071"/>
             </w:tabs>
             <w:spacing/>
-            <w:ind w:right="0" w:firstLine="0" w:left="0"/>
+            <w:ind/>
             <w:rPr>
               <w:b/>
             </w:rPr>
@@ -2364,78 +2354,6 @@
                 <w:rFonts w:ascii="Arial" w:hAnsi="Arial" w:eastAsia="Arial" w:cs="Arial"/>
               </w:rPr>
               <w:t xml:space="preserve">1.2.</w:t>
-            </w:r>
-            <w:r>
-              <w:tab/>
-            </w:r>
-            <w:r>
-              <w:rPr>
-                <w:rStyle w:val="920"/>
-              </w:rPr>
-            </w:r>
-            <w:r>
-              <w:rPr>
-                <w:rStyle w:val="920"/>
-                <w:b/>
-              </w:rPr>
-              <w:t xml:space="preserve">H</w:t>
-            </w:r>
-            <w:r>
-              <w:rPr>
-                <w:rStyle w:val="920"/>
-                <w:b/>
-              </w:rPr>
-              <w:t xml:space="preserve">ipóteses</w:t>
-            </w:r>
-            <w:r>
-              <w:rPr>
-                <w:rStyle w:val="920"/>
-                <w:b/>
-              </w:rPr>
-            </w:r>
-            <w:r>
-              <w:tab/>
-            </w:r>
-            <w:r>
-              <w:fldChar w:fldCharType="begin"/>
-              <w:instrText xml:space="preserve">PAGEREF _Toc3 \h</w:instrText>
-              <w:fldChar w:fldCharType="separate"/>
-              <w:t xml:space="preserve">4</w:t>
-              <w:fldChar w:fldCharType="end"/>
-            </w:r>
-          </w:hyperlink>
-          <w:r>
-            <w:rPr>
-              <w:b/>
-            </w:rPr>
-          </w:r>
-          <w:r>
-            <w:rPr>
-              <w:b/>
-            </w:rPr>
-          </w:r>
-        </w:p>
-        <w:p>
-          <w:pPr>
-            <w:pStyle w:val="922"/>
-            <w:pBdr/>
-            <w:tabs>
-              <w:tab w:val="left" w:leader="none" w:pos="540"/>
-              <w:tab w:val="right" w:leader="dot" w:pos="9071"/>
-            </w:tabs>
-            <w:spacing/>
-            <w:ind w:right="0" w:firstLine="0" w:left="0"/>
-            <w:rPr>
-              <w:b/>
-            </w:rPr>
-          </w:pPr>
-          <w:r/>
-          <w:hyperlink w:tooltip="#_Toc4" w:anchor="_Toc4" w:history="1">
-            <w:r>
-              <w:rPr>
-                <w:rFonts w:ascii="Arial" w:hAnsi="Arial" w:eastAsia="Arial" w:cs="Arial"/>
-              </w:rPr>
-              <w:t xml:space="preserve">1.3.</w:t>
             </w:r>
             <w:r>
               <w:tab/>
@@ -2463,9 +2381,9 @@
             </w:r>
             <w:r>
               <w:fldChar w:fldCharType="begin"/>
-              <w:instrText xml:space="preserve">PAGEREF _Toc4 \h</w:instrText>
+              <w:instrText xml:space="preserve">PAGEREF _Toc3 \h</w:instrText>
               <w:fldChar w:fldCharType="separate"/>
-              <w:t xml:space="preserve">4</w:t>
+              <w:t xml:space="preserve">5</w:t>
               <w:fldChar w:fldCharType="end"/>
             </w:r>
           </w:hyperlink>
@@ -2485,11 +2403,76 @@
             <w:pStyle w:val="922"/>
             <w:pBdr/>
             <w:tabs>
-              <w:tab w:val="left" w:leader="none" w:pos="540"/>
+              <w:tab w:val="left" w:leader="none" w:pos="1134"/>
               <w:tab w:val="right" w:leader="dot" w:pos="9071"/>
             </w:tabs>
             <w:spacing/>
-            <w:ind w:right="0" w:firstLine="0" w:left="0"/>
+            <w:ind/>
+            <w:rPr>
+              <w:b/>
+            </w:rPr>
+          </w:pPr>
+          <w:r/>
+          <w:hyperlink w:tooltip="#_Toc4" w:anchor="_Toc4" w:history="1">
+            <w:r>
+              <w:rPr>
+                <w:rFonts w:ascii="Arial" w:hAnsi="Arial" w:eastAsia="Arial" w:cs="Arial"/>
+              </w:rPr>
+              <w:t xml:space="preserve">1.3.</w:t>
+            </w:r>
+            <w:r>
+              <w:tab/>
+            </w:r>
+            <w:r>
+              <w:rPr>
+                <w:rStyle w:val="920"/>
+              </w:rPr>
+            </w:r>
+            <w:r>
+              <w:rPr>
+                <w:rStyle w:val="920"/>
+                <w:b/>
+              </w:rPr>
+              <w:t xml:space="preserve">Hipóteses</w:t>
+            </w:r>
+            <w:r>
+              <w:rPr>
+                <w:rStyle w:val="920"/>
+                <w:b/>
+              </w:rPr>
+            </w:r>
+            <w:r>
+              <w:tab/>
+            </w:r>
+            <w:r>
+              <w:fldChar w:fldCharType="begin"/>
+              <w:instrText xml:space="preserve">PAGEREF _Toc4 \h</w:instrText>
+              <w:fldChar w:fldCharType="separate"/>
+              <w:t xml:space="preserve">5</w:t>
+              <w:fldChar w:fldCharType="end"/>
+            </w:r>
+          </w:hyperlink>
+          <w:r>
+            <w:rPr>
+              <w:b/>
+            </w:rPr>
+          </w:r>
+          <w:r>
+            <w:rPr>
+              <w:b/>
+            </w:rPr>
+          </w:r>
+        </w:p>
+        <w:p>
+          <w:pPr>
+            <w:pStyle w:val="922"/>
+            <w:pBdr/>
+            <w:tabs>
+              <w:tab w:val="left" w:leader="none" w:pos="1134"/>
+              <w:tab w:val="right" w:leader="dot" w:pos="9071"/>
+            </w:tabs>
+            <w:spacing/>
+            <w:ind/>
             <w:rPr>
               <w:b/>
             </w:rPr>
@@ -2537,7 +2520,7 @@
               <w:fldChar w:fldCharType="begin"/>
               <w:instrText xml:space="preserve">PAGEREF _Toc5 \h</w:instrText>
               <w:fldChar w:fldCharType="separate"/>
-              <w:t xml:space="preserve">4</w:t>
+              <w:t xml:space="preserve">5</w:t>
               <w:fldChar w:fldCharType="end"/>
             </w:r>
           </w:hyperlink>
@@ -2557,11 +2540,11 @@
             <w:pStyle w:val="922"/>
             <w:pBdr/>
             <w:tabs>
-              <w:tab w:val="left" w:leader="none" w:pos="540"/>
+              <w:tab w:val="left" w:leader="none" w:pos="1134"/>
               <w:tab w:val="right" w:leader="dot" w:pos="9071"/>
             </w:tabs>
             <w:spacing/>
-            <w:ind w:right="0" w:firstLine="0" w:left="0"/>
+            <w:ind/>
             <w:rPr>
               <w:b/>
             </w:rPr>
@@ -2572,7 +2555,7 @@
               <w:rPr>
                 <w:rFonts w:ascii="Arial" w:hAnsi="Arial" w:eastAsia="Arial" w:cs="Arial"/>
               </w:rPr>
-              <w:t xml:space="preserve">1.5.</w:t>
+              <w:t xml:space="preserve">1.4.1.</w:t>
             </w:r>
             <w:r>
               <w:tab/>
@@ -2609,7 +2592,7 @@
               <w:fldChar w:fldCharType="begin"/>
               <w:instrText xml:space="preserve">PAGEREF _Toc6 \h</w:instrText>
               <w:fldChar w:fldCharType="separate"/>
-              <w:t xml:space="preserve">4</w:t>
+              <w:t xml:space="preserve">5</w:t>
               <w:fldChar w:fldCharType="end"/>
             </w:r>
           </w:hyperlink>
@@ -2629,11 +2612,11 @@
             <w:pStyle w:val="922"/>
             <w:pBdr/>
             <w:tabs>
-              <w:tab w:val="left" w:leader="none" w:pos="540"/>
+              <w:tab w:val="left" w:leader="none" w:pos="1134"/>
               <w:tab w:val="right" w:leader="dot" w:pos="9071"/>
             </w:tabs>
             <w:spacing/>
-            <w:ind w:right="0" w:firstLine="0" w:left="0"/>
+            <w:ind/>
             <w:rPr>
               <w:b/>
             </w:rPr>
@@ -2644,7 +2627,7 @@
               <w:rPr>
                 <w:rFonts w:ascii="Arial" w:hAnsi="Arial" w:eastAsia="Arial" w:cs="Arial"/>
               </w:rPr>
-              <w:t xml:space="preserve">1.6.</w:t>
+              <w:t xml:space="preserve">1.4.2.</w:t>
             </w:r>
             <w:r>
               <w:tab/>
@@ -2681,7 +2664,7 @@
               <w:fldChar w:fldCharType="begin"/>
               <w:instrText xml:space="preserve">PAGEREF _Toc7 \h</w:instrText>
               <w:fldChar w:fldCharType="separate"/>
-              <w:t xml:space="preserve">4</w:t>
+              <w:t xml:space="preserve">5</w:t>
               <w:fldChar w:fldCharType="end"/>
             </w:r>
           </w:hyperlink>
@@ -2701,11 +2684,11 @@
             <w:pStyle w:val="922"/>
             <w:pBdr/>
             <w:tabs>
-              <w:tab w:val="left" w:leader="none" w:pos="540"/>
+              <w:tab w:val="left" w:leader="none" w:pos="1134"/>
               <w:tab w:val="right" w:leader="dot" w:pos="9071"/>
             </w:tabs>
             <w:spacing/>
-            <w:ind w:right="0" w:firstLine="0" w:left="0"/>
+            <w:ind/>
             <w:rPr>
               <w:b/>
               <w:bCs/>
@@ -2717,7 +2700,7 @@
               <w:rPr>
                 <w:rFonts w:ascii="Arial" w:hAnsi="Arial" w:eastAsia="Arial" w:cs="Arial"/>
               </w:rPr>
-              <w:t xml:space="preserve">1.7.</w:t>
+              <w:t xml:space="preserve">1.5.</w:t>
             </w:r>
             <w:r>
               <w:tab/>
@@ -2748,7 +2731,7 @@
               <w:fldChar w:fldCharType="begin"/>
               <w:instrText xml:space="preserve">PAGEREF _Toc8 \h</w:instrText>
               <w:fldChar w:fldCharType="separate"/>
-              <w:t xml:space="preserve">4</w:t>
+              <w:t xml:space="preserve">5</w:t>
               <w:fldChar w:fldCharType="end"/>
             </w:r>
           </w:hyperlink>
@@ -2800,10 +2783,6 @@
               <w:rPr>
                 <w:rStyle w:val="920"/>
                 <w:b/>
-                <w:color w:val="000000" w:themeColor="text1"/>
-                <w:sz w:val="24"/>
-                <w:szCs w:val="24"/>
-                <w:u w:val="none"/>
               </w:rPr>
               <w:t xml:space="preserve">DESENVOLVIMENTO</w:t>
             </w:r>
@@ -2811,8 +2790,6 @@
               <w:rPr>
                 <w:rStyle w:val="920"/>
                 <w:b/>
-                <w:color w:val="000000" w:themeColor="text1"/>
-                <w:u w:val="none"/>
               </w:rPr>
             </w:r>
             <w:r>
@@ -2822,7 +2799,7 @@
               <w:fldChar w:fldCharType="begin"/>
               <w:instrText xml:space="preserve">PAGEREF _Toc9 \h</w:instrText>
               <w:fldChar w:fldCharType="separate"/>
-              <w:t xml:space="preserve">5</w:t>
+              <w:t xml:space="preserve">6</w:t>
               <w:fldChar w:fldCharType="end"/>
             </w:r>
           </w:hyperlink>
@@ -2873,10 +2850,6 @@
               <w:rPr>
                 <w:rStyle w:val="920"/>
                 <w:b/>
-                <w:color w:val="000000" w:themeColor="text1"/>
-                <w:sz w:val="24"/>
-                <w:szCs w:val="24"/>
-                <w:u w:val="none"/>
               </w:rPr>
               <w:t xml:space="preserve">CONSIDERAÇÕES FINAIS</w:t>
             </w:r>
@@ -2885,8 +2858,6 @@
                 <w:rStyle w:val="920"/>
                 <w:b/>
                 <w:bCs/>
-                <w:color w:val="000000" w:themeColor="text1"/>
-                <w:u w:val="none"/>
               </w:rPr>
             </w:r>
             <w:r>
@@ -2896,7 +2867,7 @@
               <w:fldChar w:fldCharType="begin"/>
               <w:instrText xml:space="preserve">PAGEREF _Toc10 \h</w:instrText>
               <w:fldChar w:fldCharType="separate"/>
-              <w:t xml:space="preserve">6</w:t>
+              <w:t xml:space="preserve">7</w:t>
               <w:fldChar w:fldCharType="end"/>
             </w:r>
           </w:hyperlink>
@@ -2937,10 +2908,6 @@
               <w:rPr>
                 <w:rStyle w:val="920"/>
                 <w:b/>
-                <w:color w:val="000000" w:themeColor="text1"/>
-                <w:sz w:val="24"/>
-                <w:szCs w:val="24"/>
-                <w:u w:val="none"/>
               </w:rPr>
               <w:t xml:space="preserve">REFERÊNCIAS</w:t>
             </w:r>
@@ -2957,13 +2924,10 @@
               <w:fldChar w:fldCharType="begin"/>
               <w:instrText xml:space="preserve">PAGEREF _Toc11 \h</w:instrText>
               <w:fldChar w:fldCharType="separate"/>
-              <w:t xml:space="preserve">7</w:t>
+              <w:t xml:space="preserve">8</w:t>
               <w:fldChar w:fldCharType="end"/>
             </w:r>
           </w:hyperlink>
-          <w:r>
-            <w:fldChar w:fldCharType="end"/>
-          </w:r>
           <w:r>
             <w:rPr>
               <w:b/>
@@ -2972,6 +2936,43 @@
           <w:r>
             <w:rPr>
               <w:b/>
+            </w:rPr>
+          </w:r>
+        </w:p>
+        <w:p>
+          <w:pPr>
+            <w:pStyle w:val="941"/>
+            <w:pBdr/>
+            <w:tabs>
+              <w:tab w:val="right" w:leader="dot" w:pos="9071"/>
+            </w:tabs>
+            <w:spacing/>
+            <w:ind/>
+            <w:rPr>
+              <w:b/>
+              <w:bCs/>
+            </w:rPr>
+          </w:pPr>
+          <w:r>
+            <w:rPr>
+              <w:b/>
+              <w:bCs/>
+              <w14:ligatures w14:val="none"/>
+            </w:rPr>
+          </w:r>
+          <w:r>
+            <w:fldChar w:fldCharType="end"/>
+          </w:r>
+          <w:r>
+            <w:rPr>
+              <w:b/>
+              <w:bCs/>
+            </w:rPr>
+          </w:r>
+          <w:r>
+            <w:rPr>
+              <w:b/>
+              <w:bCs/>
             </w:rPr>
           </w:r>
         </w:p>
@@ -3843,6 +3844,16 @@
           <w:szCs w:val="24"/>
         </w:rPr>
         <w:t xml:space="preserve">INTRODUÇÃO</w:t>
+      </w:r>
+      <w:r>
+        <w:rPr>
+          <w:b/>
+          <w:bCs/>
+          <w:color w:val="000000" w:themeColor="text1"/>
+          <w:sz w:val="24"/>
+          <w:szCs w:val="24"/>
+          <w14:ligatures w14:val="none"/>
+        </w:rPr>
       </w:r>
       <w:bookmarkEnd w:id="1"/>
       <w:r>
@@ -3954,6 +3965,14 @@
           <w:szCs w:val="24"/>
         </w:rPr>
         <w:t xml:space="preserve">roblema</w:t>
+      </w:r>
+      <w:r>
+        <w:rPr>
+          <w:b/>
+          <w:color w:val="000000" w:themeColor="text1"/>
+          <w:sz w:val="24"/>
+          <w:szCs w:val="24"/>
+        </w:rPr>
       </w:r>
       <w:bookmarkEnd w:id="2"/>
       <w:r>
@@ -4184,6 +4203,14 @@
           <w:szCs w:val="24"/>
           <w:highlight w:val="none"/>
         </w:rPr>
+        <w:t xml:space="preserve"> </w:t>
+      </w:r>
+      <w:r>
+        <w:rPr>
+          <w:sz w:val="24"/>
+          <w:szCs w:val="24"/>
+          <w:highlight w:val="none"/>
+        </w:rPr>
       </w:r>
       <w:r>
         <w:rPr>
@@ -4252,14 +4279,14 @@
           <w:sz w:val="20"/>
           <w:szCs w:val="20"/>
         </w:rPr>
-        <w:t xml:space="preserve">pop [...] </w:t>
+        <w:t xml:space="preserve">pop [...]</w:t>
       </w:r>
       <w:r>
         <w:rPr>
           <w:sz w:val="20"/>
           <w:szCs w:val="20"/>
         </w:rPr>
-        <w:t xml:space="preserve">Assim outra modalidade de postagem vem ganhando fama, relacionada ao </w:t>
+        <w:t xml:space="preserve"> outra modalidade de postagem vem ganhando fama, relacionada ao </w:t>
       </w:r>
       <w:r>
         <w:rPr>
@@ -4359,7 +4386,12 @@
         </w:rPr>
       </w:pPr>
       <w:r>
-        <w:t xml:space="preserve">Nesse contexto, este projeto busca resolver a seguinte questão: de que maneira é possível conscientizar sobre e ajudar o máximo possível de pessoas, sejam elas afligidas por esta patologia ou não?</w:t>
+        <w:t xml:space="preserve">Assim, este projeto busca resolver a seguinte questão: de que maneira é possível conscientizar sobre e ajudar o máximo possível de pessoas, sejam elas afligidas por esta patologia ou não?</w:t>
+      </w:r>
+      <w:r>
+        <w:rPr>
+          <w:highlight w:val="none"/>
+        </w:rPr>
       </w:r>
       <w:r>
         <w:rPr>
@@ -4403,7 +4435,7 @@
           <w:sz w:val="24"/>
           <w:szCs w:val="24"/>
         </w:rPr>
-        <w:t xml:space="preserve">H</w:t>
+        <w:t xml:space="preserve">Justificativa</w:t>
       </w:r>
       <w:r>
         <w:rPr>
@@ -4412,7 +4444,6 @@
           <w:sz w:val="24"/>
           <w:szCs w:val="24"/>
         </w:rPr>
-        <w:t xml:space="preserve">ipóteses</w:t>
       </w:r>
       <w:bookmarkEnd w:id="3"/>
       <w:r>
@@ -4435,6 +4466,92 @@
     <w:p>
       <w:pPr>
         <w:pBdr/>
+        <w:spacing/>
+        <w:ind/>
+        <w:rPr/>
+      </w:pPr>
+      <w:r/>
+      <w:r/>
+    </w:p>
+    <w:p>
+      <w:pPr>
+        <w:pBdr/>
+        <w:spacing w:line="360" w:lineRule="auto"/>
+        <w:ind/>
+        <w:rPr>
+          <w:highlight w:val="none"/>
+        </w:rPr>
+      </w:pPr>
+      <w:r>
+        <w:tab/>
+      </w:r>
+      <w:r>
+        <w:t xml:space="preserve">C</w:t>
+      </w:r>
+      <w:r>
+        <w:t xml:space="preserve">om as crescentes taxas do quadro de depressão e suas consequências na sociedade, esta passa a se tornar um motivo de discussão cada vez mais ocorrente em relação a saúde mental. Entretanto, apesar da maior visibilidade do tema nos últimos anos, como ressal</w:t>
+      </w:r>
+      <w:r>
+        <w:t xml:space="preserve">t</w:t>
+      </w:r>
+      <w:r>
+        <w:t xml:space="preserve">ado anteriormente, ainda há dificuldades relacionadas à conscientização, como a ignorância e a banalização acerca do assunto. Dessa forma, torna-se cada vez mais necessário uma abordagem atrativa, de modo que busque conscientizar e informar as pessoas sobr</w:t>
+      </w:r>
+      <w:r>
+        <w:t xml:space="preserve">e essa doença</w:t>
+      </w:r>
+      <w:r>
+        <w:rPr>
+          <w:highlight w:val="none"/>
+        </w:rPr>
+      </w:r>
+    </w:p>
+    <w:p>
+      <w:pPr>
+        <w:pBdr/>
+        <w:spacing w:line="360" w:lineRule="auto"/>
+        <w:ind/>
+        <w:rPr>
+          <w:highlight w:val="none"/>
+        </w:rPr>
+      </w:pPr>
+      <w:r>
+        <w:rPr>
+          <w:highlight w:val="none"/>
+        </w:rPr>
+        <w:tab/>
+        <w:t xml:space="preserve">Nesse contexto, os jogos eletrônicos surgem como uma alternativa viável. Um estudo realizado pela Pesquisa Game Brasil </w:t>
+      </w:r>
+      <w:r>
+        <w:rPr>
+          <w:highlight w:val="none"/>
+        </w:rPr>
+      </w:r>
+    </w:p>
+    <w:p>
+      <w:pPr>
+        <w:pBdr/>
+        <w:spacing w:line="360" w:lineRule="auto"/>
+        <w:ind/>
+        <w:rPr/>
+      </w:pPr>
+      <w:r>
+        <w:rPr>
+          <w:highlight w:val="none"/>
+        </w:rPr>
+        <w:tab/>
+        <w:t xml:space="preserve">Escrever sobre pq fazer um jogo (relacionar faixa etária q joga com que tem depressão + pq escolher fazer um rpg)</w:t>
+      </w:r>
+      <w:r>
+        <w:rPr>
+          <w:highlight w:val="none"/>
+        </w:rPr>
+      </w:r>
+      <w:r/>
+    </w:p>
+    <w:p>
+      <w:pPr>
+        <w:pBdr/>
         <w:spacing w:line="360" w:lineRule="auto"/>
         <w:ind/>
         <w:rPr/>
@@ -4468,7 +4585,15 @@
           <w:sz w:val="24"/>
           <w:szCs w:val="24"/>
         </w:rPr>
-        <w:t xml:space="preserve">Justificativa</w:t>
+        <w:t xml:space="preserve">Hipóteses</w:t>
+      </w:r>
+      <w:r>
+        <w:rPr>
+          <w:b/>
+          <w:color w:val="000000" w:themeColor="text1"/>
+          <w:sz w:val="24"/>
+          <w:szCs w:val="24"/>
+        </w:rPr>
       </w:r>
       <w:bookmarkEnd w:id="4"/>
       <w:r>
@@ -4491,6 +4616,45 @@
     <w:p>
       <w:pPr>
         <w:pBdr/>
+        <w:spacing/>
+        <w:ind/>
+        <w:rPr>
+          <w:highlight w:val="none"/>
+        </w:rPr>
+      </w:pPr>
+      <w:r>
+        <w:tab/>
+      </w:r>
+      <w:r>
+        <w:rPr>
+          <w:highlight w:val="none"/>
+        </w:rPr>
+      </w:r>
+    </w:p>
+    <w:p>
+      <w:pPr>
+        <w:pBdr/>
+        <w:spacing/>
+        <w:ind/>
+        <w:rPr/>
+      </w:pPr>
+      <w:r>
+        <w:rPr>
+          <w:highlight w:val="none"/>
+        </w:rPr>
+        <w:tab/>
+        <w:t xml:space="preserve">Ao menos conscientizar sobre o assunto, de forma a ressaltar a gravidade dele</w:t>
+      </w:r>
+      <w:r>
+        <w:rPr>
+          <w:highlight w:val="none"/>
+        </w:rPr>
+      </w:r>
+      <w:r/>
+    </w:p>
+    <w:p>
+      <w:pPr>
+        <w:pBdr/>
         <w:spacing w:line="360" w:lineRule="auto"/>
         <w:ind/>
         <w:rPr/>
@@ -4535,6 +4699,14 @@
         </w:rPr>
         <w:t xml:space="preserve">bjetivos</w:t>
       </w:r>
+      <w:r>
+        <w:rPr>
+          <w:b/>
+          <w:color w:val="000000" w:themeColor="text1"/>
+          <w:sz w:val="24"/>
+          <w:szCs w:val="24"/>
+        </w:rPr>
+      </w:r>
       <w:bookmarkEnd w:id="5"/>
       <w:r>
         <w:rPr>
@@ -4567,7 +4739,7 @@
       <w:pPr>
         <w:pStyle w:val="878"/>
         <w:numPr>
-          <w:ilvl w:val="1"/>
+          <w:ilvl w:val="2"/>
           <w:numId w:val="6"/>
         </w:numPr>
         <w:pBdr/>
@@ -4600,6 +4772,14 @@
         </w:rPr>
         <w:t xml:space="preserve">eral</w:t>
       </w:r>
+      <w:r>
+        <w:rPr>
+          <w:b/>
+          <w:color w:val="000000" w:themeColor="text1"/>
+          <w:sz w:val="24"/>
+          <w:szCs w:val="24"/>
+        </w:rPr>
+      </w:r>
       <w:bookmarkEnd w:id="6"/>
       <w:r>
         <w:rPr>
@@ -4630,9 +4810,47 @@
     </w:p>
     <w:p>
       <w:pPr>
+        <w:pBdr/>
+        <w:spacing w:line="360" w:lineRule="auto"/>
+        <w:ind/>
+        <w:rPr>
+          <w:highlight w:val="none"/>
+        </w:rPr>
+      </w:pPr>
+      <w:r>
+        <w:tab/>
+        <w:t xml:space="preserve">Conscientizar, informar, entreter, passar de ano, perguntar pro povo dps</w:t>
+      </w:r>
+      <w:r>
+        <w:rPr>
+          <w:highlight w:val="none"/>
+        </w:rPr>
+      </w:r>
+    </w:p>
+    <w:p>
+      <w:pPr>
+        <w:pBdr/>
+        <w:spacing w:line="360" w:lineRule="auto"/>
+        <w:ind/>
+        <w:rPr/>
+      </w:pPr>
+      <w:r>
+        <w:rPr>
+          <w:highlight w:val="none"/>
+        </w:rPr>
+      </w:r>
+      <w:r>
+        <w:rPr>
+          <w:highlight w:val="none"/>
+        </w:rPr>
+      </w:r>
+      <w:r/>
+    </w:p>
+    <w:p>
+      <w:pPr>
         <w:pStyle w:val="878"/>
         <w:numPr>
-          <w:ilvl w:val="1"/>
+          <w:ilvl w:val="2"/>
           <w:numId w:val="6"/>
         </w:numPr>
         <w:pBdr/>
@@ -4694,6 +4912,19 @@
     <w:p>
       <w:pPr>
         <w:pBdr/>
+        <w:spacing/>
+        <w:ind/>
+        <w:rPr/>
+      </w:pPr>
+      <w:r>
+        <w:tab/>
+        <w:t xml:space="preserve">Perguntar pro povo dps</w:t>
+      </w:r>
+      <w:r/>
+    </w:p>
+    <w:p>
+      <w:pPr>
+        <w:pBdr/>
         <w:spacing w:line="360" w:lineRule="auto"/>
         <w:ind/>
         <w:rPr/>
@@ -4733,6 +4964,7 @@
       <w:r>
         <w:rPr>
           <w:b/>
+          <w:bCs/>
           <w:color w:val="000000" w:themeColor="text1"/>
           <w:sz w:val="24"/>
           <w:szCs w:val="24"/>
@@ -4765,9 +4997,7 @@
         <w:spacing w:after="0" w:line="360" w:lineRule="auto"/>
         <w:ind/>
         <w:jc w:val="left"/>
-        <w:rPr>
-          <w:bCs/>
-        </w:rPr>
+        <w:rPr/>
       </w:pPr>
       <w:r>
         <w:rPr>
@@ -4779,11 +5009,35 @@
           <w:bCs/>
         </w:rPr>
       </w:r>
+      <w:r/>
+    </w:p>
+    <w:p>
+      <w:pPr>
+        <w:pStyle w:val="945"/>
+        <w:pBdr/>
+        <w:spacing w:after="0" w:line="360" w:lineRule="auto"/>
+        <w:ind/>
+        <w:jc w:val="left"/>
+        <w:rPr/>
+      </w:pPr>
       <w:r>
         <w:rPr>
           <w:bCs/>
         </w:rPr>
       </w:r>
+      <w:r>
+        <w:rPr>
+          <w:bCs/>
+        </w:rPr>
+        <w:tab/>
+        <w:t xml:space="preserve">Oq caralhos é metodologia?</w:t>
+      </w:r>
+      <w:r>
+        <w:rPr>
+          <w:bCs/>
+        </w:rPr>
+      </w:r>
+      <w:r/>
     </w:p>
     <w:p>
       <w:pPr>
@@ -5094,6 +5348,13 @@
         <w:rPr>
           <w:bCs/>
         </w:rPr>
+        <w:tab/>
+        <w:t xml:space="preserve">De sistemas</w:t>
+      </w:r>
+      <w:r>
+        <w:rPr>
+          <w:bCs/>
+        </w:rPr>
       </w:r>
       <w:r>
         <w:rPr>
@@ -5156,6 +5417,8 @@
       </w:r>
       <w:r>
         <w:rPr>
+          <w:b/>
+          <w:bCs/>
           <w:color w:val="000000" w:themeColor="text1"/>
           <w:sz w:val="24"/>
           <w:szCs w:val="24"/>
